--- a/relatorio/Relatorio_Projeto_Final.docx
+++ b/relatorio/Relatorio_Projeto_Final.docx
@@ -1,10 +1,10 @@
 
 <file path=word/document.xml><?xml version="1.0" encoding="utf-8"?>
-<w:document xmlns:wpc="http://schemas.microsoft.com/office/word/2010/wordprocessingCanvas" xmlns:mo="http://schemas.microsoft.com/office/mac/office/2008/main" xmlns:mc="http://schemas.openxmlformats.org/markup-compatibility/2006" xmlns:mv="urn:schemas-microsoft-com:mac:vml" xmlns:o="urn:schemas-microsoft-com:office:office" xmlns:r="http://schemas.openxmlformats.org/officeDocument/2006/relationships" xmlns:m="http://schemas.openxmlformats.org/officeDocument/2006/math" xmlns:v="urn:schemas-microsoft-com:vml" xmlns:wp14="http://schemas.microsoft.com/office/word/2010/wordprocessingDrawing" xmlns:wp="http://schemas.openxmlformats.org/drawingml/2006/wordprocessingDrawing" xmlns:w10="urn:schemas-microsoft-com:office:word" xmlns:w="http://schemas.openxmlformats.org/wordprocessingml/2006/main" xmlns:w14="http://schemas.microsoft.com/office/word/2010/wordml" xmlns:wpg="http://schemas.microsoft.com/office/word/2010/wordprocessingGroup" xmlns:wpi="http://schemas.microsoft.com/office/word/2010/wordprocessingInk" xmlns:wne="http://schemas.microsoft.com/office/word/2006/wordml" xmlns:wps="http://schemas.microsoft.com/office/word/2010/wordprocessingShape" mc:Ignorable="w14 wp14">
+<w:document xmlns:wpc="http://schemas.microsoft.com/office/word/2010/wordprocessingCanvas" xmlns:mo="http://schemas.microsoft.com/office/mac/office/2008/main" xmlns:mc="http://schemas.openxmlformats.org/markup-compatibility/2006" xmlns:mv="urn:schemas-microsoft-com:mac:vml" xmlns:o="urn:schemas-microsoft-com:office:office" xmlns:r="http://schemas.openxmlformats.org/officeDocument/2006/relationships" xmlns:m="http://schemas.openxmlformats.org/officeDocument/2006/math" xmlns:v="urn:schemas-microsoft-com:vml" xmlns:wp14="http://schemas.microsoft.com/office/word/2010/wordprocessingDrawing" xmlns:wp="http://schemas.openxmlformats.org/drawingml/2006/wordprocessingDrawing" xmlns:w10="urn:schemas-microsoft-com:office:word" xmlns:w="http://schemas.openxmlformats.org/wordprocessingml/2006/main" xmlns:w14="http://schemas.microsoft.com/office/word/2010/wordml" xmlns:wpg="http://schemas.microsoft.com/office/word/2010/wordprocessingGroup" xmlns:wpi="http://schemas.microsoft.com/office/word/2010/wordprocessingInk" xmlns:wne="http://schemas.microsoft.com/office/word/2006/wordml" xmlns:wps="http://schemas.microsoft.com/office/word/2010/wordprocessingShape" xmlns:a="http://schemas.openxmlformats.org/drawingml/2006/main" xmlns:pic="http://schemas.openxmlformats.org/drawingml/2006/picture" xmlns:a14="http://schemas.microsoft.com/office/drawing/2010/main" mc:Ignorable="w14 wp14">
   <w:body>
-    <w:p/>
-    <w:p/>
-    <w:p>
+    <w:p xmlns:wp14="http://schemas.microsoft.com/office/word/2010/wordml" wp14:textId="77777777"/>
+    <w:p xmlns:wp14="http://schemas.microsoft.com/office/word/2010/wordml" wp14:textId="77777777"/>
+    <w:p xmlns:wp14="http://schemas.microsoft.com/office/word/2010/wordml" wp14:textId="77777777">
       <w:pPr>
         <w:jc w:val="center"/>
       </w:pPr>
@@ -16,7 +16,7 @@
         <w:t>INSTITUTO FEDERAL DE EDUCAÇÃO, CIÊNCIA E TECNOLOGIA - GOIÁS</w:t>
       </w:r>
     </w:p>
-    <w:p>
+    <w:p xmlns:wp14="http://schemas.microsoft.com/office/word/2010/wordml" wp14:textId="77777777">
       <w:pPr>
         <w:jc w:val="center"/>
       </w:pPr>
@@ -27,10 +27,10 @@
         <w:t>Pós-Graduação em Inteligência Artificial Aplicada - Módulo 2</w:t>
       </w:r>
     </w:p>
-    <w:p/>
-    <w:p/>
-    <w:p/>
-    <w:p>
+    <w:p xmlns:wp14="http://schemas.microsoft.com/office/word/2010/wordml" wp14:textId="77777777"/>
+    <w:p xmlns:wp14="http://schemas.microsoft.com/office/word/2010/wordml" wp14:textId="77777777"/>
+    <w:p xmlns:wp14="http://schemas.microsoft.com/office/word/2010/wordml" wp14:textId="77777777"/>
+    <w:p xmlns:wp14="http://schemas.microsoft.com/office/word/2010/wordml" wp14:textId="77777777">
       <w:pPr>
         <w:jc w:val="center"/>
       </w:pPr>
@@ -43,7 +43,7 @@
         <w:t>Pipeline de Dados em Nuvem para Aprendizagem de Máquina</w:t>
       </w:r>
     </w:p>
-    <w:p>
+    <w:p xmlns:wp14="http://schemas.microsoft.com/office/word/2010/wordml" wp14:textId="77777777">
       <w:pPr>
         <w:jc w:val="center"/>
       </w:pPr>
@@ -55,11 +55,11 @@
         <w:t>Previsão de violação de SLA em chamados de suporte técnico para apoio à decisão</w:t>
       </w:r>
     </w:p>
-    <w:p/>
-    <w:p/>
-    <w:p/>
-    <w:p/>
-    <w:p>
+    <w:p xmlns:wp14="http://schemas.microsoft.com/office/word/2010/wordml" wp14:textId="77777777"/>
+    <w:p xmlns:wp14="http://schemas.microsoft.com/office/word/2010/wordml" wp14:textId="77777777"/>
+    <w:p xmlns:wp14="http://schemas.microsoft.com/office/word/2010/wordml" wp14:textId="77777777"/>
+    <w:p xmlns:wp14="http://schemas.microsoft.com/office/word/2010/wordml" wp14:textId="77777777"/>
+    <w:p xmlns:wp14="http://schemas.microsoft.com/office/word/2010/wordml" wp14:textId="77777777">
       <w:pPr>
         <w:jc w:val="center"/>
       </w:pPr>
@@ -71,7 +71,7 @@
         <w:t>Integrantes do grupo:</w:t>
       </w:r>
     </w:p>
-    <w:p>
+    <w:p xmlns:wp14="http://schemas.microsoft.com/office/word/2010/wordml" wp14:textId="77777777">
       <w:pPr>
         <w:jc w:val="center"/>
       </w:pPr>
@@ -82,7 +82,7 @@
         <w:t>João Paulo A. S. Monteiro</w:t>
       </w:r>
     </w:p>
-    <w:p>
+    <w:p xmlns:wp14="http://schemas.microsoft.com/office/word/2010/wordml" wp14:textId="77777777">
       <w:pPr>
         <w:jc w:val="center"/>
       </w:pPr>
@@ -93,7 +93,7 @@
         <w:t>Rogério B. dos Anjos</w:t>
       </w:r>
     </w:p>
-    <w:p>
+    <w:p xmlns:wp14="http://schemas.microsoft.com/office/word/2010/wordml" wp14:textId="77777777">
       <w:pPr>
         <w:jc w:val="center"/>
       </w:pPr>
@@ -104,8 +104,8 @@
         <w:t>Pedro Felipe de Moraes Carrijo</w:t>
       </w:r>
     </w:p>
-    <w:p/>
-    <w:p>
+    <w:p xmlns:wp14="http://schemas.microsoft.com/office/word/2010/wordml" wp14:textId="77777777"/>
+    <w:p xmlns:wp14="http://schemas.microsoft.com/office/word/2010/wordml" wp14:textId="77777777">
       <w:pPr>
         <w:jc w:val="center"/>
       </w:pPr>
@@ -116,7 +116,7 @@
         <w:t>Aprendizagem de Máquina - Prof. Dr. Sirlon Diniz</w:t>
       </w:r>
     </w:p>
-    <w:p>
+    <w:p xmlns:wp14="http://schemas.microsoft.com/office/word/2010/wordml" wp14:textId="77777777">
       <w:pPr>
         <w:jc w:val="center"/>
       </w:pPr>
@@ -127,7 +127,7 @@
         <w:t>Cloud Computing - Prof. Dr. Raphael Gomes</w:t>
       </w:r>
     </w:p>
-    <w:p>
+    <w:p xmlns:wp14="http://schemas.microsoft.com/office/word/2010/wordml" wp14:textId="77777777">
       <w:pPr>
         <w:jc w:val="center"/>
       </w:pPr>
@@ -138,10 +138,10 @@
         <w:t>Modelagem de Dados para IA - Prof. Dr. Otávio Calaça</w:t>
       </w:r>
     </w:p>
-    <w:p/>
-    <w:p/>
-    <w:p/>
-    <w:p>
+    <w:p xmlns:wp14="http://schemas.microsoft.com/office/word/2010/wordml" wp14:textId="77777777"/>
+    <w:p xmlns:wp14="http://schemas.microsoft.com/office/word/2010/wordml" wp14:textId="77777777"/>
+    <w:p xmlns:wp14="http://schemas.microsoft.com/office/word/2010/wordml" wp14:textId="77777777"/>
+    <w:p xmlns:wp14="http://schemas.microsoft.com/office/word/2010/wordml" wp14:textId="77777777">
       <w:pPr>
         <w:jc w:val="center"/>
       </w:pPr>
@@ -152,12 +152,12 @@
         <w:t>Goiânia - GO, junho de 2026</w:t>
       </w:r>
     </w:p>
-    <w:p>
+    <w:p xmlns:wp14="http://schemas.microsoft.com/office/word/2010/wordml" wp14:textId="77777777">
       <w:r>
         <w:br w:type="page"/>
       </w:r>
     </w:p>
-    <w:p>
+    <w:p xmlns:wp14="http://schemas.microsoft.com/office/word/2010/wordml" wp14:textId="77777777">
       <w:pPr>
         <w:pStyle w:val="Heading1"/>
       </w:pPr>
@@ -169,18 +169,592 @@
       </w:r>
     </w:p>
     <w:p>
-      <w:fldSimple w:instr="TOC \o &quot;1-2&quot; \h \z \u">
-        <w:r>
-          <w:t>Sumário automático: clique aqui com o botão direito &gt; Atualizar campo &gt; Atualizar o índice inteiro.</w:t>
-        </w:r>
-      </w:fldSimple>
+      <w:pPr>
+        <w:pStyle w:val="Normal"/>
+      </w:pPr>
+    </w:p>
+    <w:p xmlns:wp14="http://schemas.microsoft.com/office/word/2010/wordml" wp14:textId="4B161D30">
+      <w:pPr>
+        <w:pStyle w:val="TOC1"/>
+        <w:tabs>
+          <w:tab w:val="right" w:leader="dot" w:pos="8640"/>
+        </w:tabs>
+      </w:pPr>
+      <w:r>
+        <w:fldChar w:fldCharType="begin"/>
+      </w:r>
+      <w:r>
+        <w:instrText xml:space="preserve">TOC \o "1-2" \z \u \h</w:instrText>
+      </w:r>
+      <w:r>
+        <w:fldChar w:fldCharType="separate"/>
+      </w:r>
+      <w:r>
+        <w:fldChar w:fldCharType="begin"/>
+      </w:r>
+      <w:r>
+        <w:instrText xml:space="preserve">HYPERLINK  \l  "_Toc845104789" </w:instrText>
+      </w:r>
+      <w:r>
+        <w:fldChar w:fldCharType="separate"/>
+      </w:r>
+      <w:r>
+        <w:rPr/>
+        <w:t>Sumário</w:t>
+      </w:r>
+      <w:r>
+        <w:tab/>
+      </w:r>
+      <w:r>
+        <w:fldChar w:fldCharType="begin"/>
+      </w:r>
+      <w:r>
+        <w:instrText xml:space="preserve">PAGEREF _Toc845104789 \h</w:instrText>
+      </w:r>
+      <w:r>
+        <w:fldChar w:fldCharType="separate"/>
+      </w:r>
+      <w:r>
+        <w:rPr/>
+        <w:t>2</w:t>
+      </w:r>
+      <w:r>
+        <w:fldChar w:fldCharType="end"/>
+      </w:r>
+      <w:r>
+        <w:fldChar w:fldCharType="end"/>
+      </w:r>
     </w:p>
     <w:p>
-      <w:r>
-        <w:br w:type="page"/>
+      <w:pPr>
+        <w:pStyle w:val="TOC1"/>
+        <w:tabs>
+          <w:tab w:val="right" w:leader="dot" w:pos="8640"/>
+        </w:tabs>
+      </w:pPr>
+      <w:r>
+        <w:fldChar w:fldCharType="begin"/>
+      </w:r>
+      <w:r>
+        <w:instrText xml:space="preserve">HYPERLINK  \l  "_Toc1755642093" </w:instrText>
+      </w:r>
+      <w:r>
+        <w:fldChar w:fldCharType="separate"/>
+      </w:r>
+      <w:r>
+        <w:rPr/>
+        <w:t>1. Definição do problema e decisão apoiada</w:t>
+      </w:r>
+      <w:r>
+        <w:tab/>
+      </w:r>
+      <w:r>
+        <w:fldChar w:fldCharType="begin"/>
+      </w:r>
+      <w:r>
+        <w:instrText xml:space="preserve">PAGEREF _Toc1755642093 \h</w:instrText>
+      </w:r>
+      <w:r>
+        <w:fldChar w:fldCharType="separate"/>
+      </w:r>
+      <w:r>
+        <w:rPr/>
+        <w:t>3</w:t>
+      </w:r>
+      <w:r>
+        <w:fldChar w:fldCharType="end"/>
+      </w:r>
+      <w:r>
+        <w:fldChar w:fldCharType="end"/>
       </w:r>
     </w:p>
     <w:p>
+      <w:pPr>
+        <w:pStyle w:val="TOC1"/>
+        <w:tabs>
+          <w:tab w:val="right" w:leader="dot" w:pos="8640"/>
+        </w:tabs>
+      </w:pPr>
+      <w:r>
+        <w:fldChar w:fldCharType="begin"/>
+      </w:r>
+      <w:r>
+        <w:instrText xml:space="preserve">HYPERLINK  \l  "_Toc1114280785" </w:instrText>
+      </w:r>
+      <w:r>
+        <w:fldChar w:fldCharType="separate"/>
+      </w:r>
+      <w:r>
+        <w:rPr/>
+        <w:t>2. Conjuntos de dados utilizados</w:t>
+      </w:r>
+      <w:r>
+        <w:tab/>
+      </w:r>
+      <w:r>
+        <w:fldChar w:fldCharType="begin"/>
+      </w:r>
+      <w:r>
+        <w:instrText xml:space="preserve">PAGEREF _Toc1114280785 \h</w:instrText>
+      </w:r>
+      <w:r>
+        <w:fldChar w:fldCharType="separate"/>
+      </w:r>
+      <w:r>
+        <w:rPr/>
+        <w:t>4</w:t>
+      </w:r>
+      <w:r>
+        <w:fldChar w:fldCharType="end"/>
+      </w:r>
+      <w:r>
+        <w:fldChar w:fldCharType="end"/>
+      </w:r>
+    </w:p>
+    <w:p>
+      <w:pPr>
+        <w:pStyle w:val="TOC1"/>
+        <w:tabs>
+          <w:tab w:val="right" w:leader="dot" w:pos="8640"/>
+        </w:tabs>
+      </w:pPr>
+      <w:r>
+        <w:fldChar w:fldCharType="begin"/>
+      </w:r>
+      <w:r>
+        <w:instrText xml:space="preserve">HYPERLINK  \l  "_Toc1348783918" </w:instrText>
+      </w:r>
+      <w:r>
+        <w:fldChar w:fldCharType="separate"/>
+      </w:r>
+      <w:r>
+        <w:rPr/>
+        <w:t>3. Arquitetura geral da solução</w:t>
+      </w:r>
+      <w:r>
+        <w:tab/>
+      </w:r>
+      <w:r>
+        <w:fldChar w:fldCharType="begin"/>
+      </w:r>
+      <w:r>
+        <w:instrText xml:space="preserve">PAGEREF _Toc1348783918 \h</w:instrText>
+      </w:r>
+      <w:r>
+        <w:fldChar w:fldCharType="separate"/>
+      </w:r>
+      <w:r>
+        <w:rPr/>
+        <w:t>5</w:t>
+      </w:r>
+      <w:r>
+        <w:fldChar w:fldCharType="end"/>
+      </w:r>
+      <w:r>
+        <w:fldChar w:fldCharType="end"/>
+      </w:r>
+    </w:p>
+    <w:p>
+      <w:pPr>
+        <w:pStyle w:val="TOC1"/>
+        <w:tabs>
+          <w:tab w:val="right" w:leader="dot" w:pos="8640"/>
+        </w:tabs>
+      </w:pPr>
+      <w:r>
+        <w:fldChar w:fldCharType="begin"/>
+      </w:r>
+      <w:r>
+        <w:instrText xml:space="preserve">HYPERLINK  \l  "_Toc1231682817" </w:instrText>
+      </w:r>
+      <w:r>
+        <w:fldChar w:fldCharType="separate"/>
+      </w:r>
+      <w:r>
+        <w:rPr/>
+        <w:t>4. Processamento e extração de atributos</w:t>
+      </w:r>
+      <w:r>
+        <w:tab/>
+      </w:r>
+      <w:r>
+        <w:fldChar w:fldCharType="begin"/>
+      </w:r>
+      <w:r>
+        <w:instrText xml:space="preserve">PAGEREF _Toc1231682817 \h</w:instrText>
+      </w:r>
+      <w:r>
+        <w:fldChar w:fldCharType="separate"/>
+      </w:r>
+      <w:r>
+        <w:rPr/>
+        <w:t>5</w:t>
+      </w:r>
+      <w:r>
+        <w:fldChar w:fldCharType="end"/>
+      </w:r>
+      <w:r>
+        <w:fldChar w:fldCharType="end"/>
+      </w:r>
+    </w:p>
+    <w:p>
+      <w:pPr>
+        <w:pStyle w:val="TOC1"/>
+        <w:tabs>
+          <w:tab w:val="right" w:leader="dot" w:pos="8640"/>
+        </w:tabs>
+      </w:pPr>
+      <w:r>
+        <w:fldChar w:fldCharType="begin"/>
+      </w:r>
+      <w:r>
+        <w:instrText xml:space="preserve">HYPERLINK  \l  "_Toc603699534" </w:instrText>
+      </w:r>
+      <w:r>
+        <w:fldChar w:fldCharType="separate"/>
+      </w:r>
+      <w:r>
+        <w:rPr/>
+        <w:t>5. Pipeline de ELT (Airflow, dbt e Snowflake)</w:t>
+      </w:r>
+      <w:r>
+        <w:tab/>
+      </w:r>
+      <w:r>
+        <w:fldChar w:fldCharType="begin"/>
+      </w:r>
+      <w:r>
+        <w:instrText xml:space="preserve">PAGEREF _Toc603699534 \h</w:instrText>
+      </w:r>
+      <w:r>
+        <w:fldChar w:fldCharType="separate"/>
+      </w:r>
+      <w:r>
+        <w:rPr/>
+        <w:t>6</w:t>
+      </w:r>
+      <w:r>
+        <w:fldChar w:fldCharType="end"/>
+      </w:r>
+      <w:r>
+        <w:fldChar w:fldCharType="end"/>
+      </w:r>
+    </w:p>
+    <w:p>
+      <w:pPr>
+        <w:pStyle w:val="TOC1"/>
+        <w:tabs>
+          <w:tab w:val="right" w:leader="dot" w:pos="8640"/>
+        </w:tabs>
+      </w:pPr>
+      <w:r>
+        <w:fldChar w:fldCharType="begin"/>
+      </w:r>
+      <w:r>
+        <w:instrText xml:space="preserve">HYPERLINK  \l  "_Toc2025411822" </w:instrText>
+      </w:r>
+      <w:r>
+        <w:fldChar w:fldCharType="separate"/>
+      </w:r>
+      <w:r>
+        <w:rPr/>
+        <w:t>6. Uso de recursos da AWS</w:t>
+      </w:r>
+      <w:r>
+        <w:tab/>
+      </w:r>
+      <w:r>
+        <w:fldChar w:fldCharType="begin"/>
+      </w:r>
+      <w:r>
+        <w:instrText xml:space="preserve">PAGEREF _Toc2025411822 \h</w:instrText>
+      </w:r>
+      <w:r>
+        <w:fldChar w:fldCharType="separate"/>
+      </w:r>
+      <w:r>
+        <w:rPr/>
+        <w:t>6</w:t>
+      </w:r>
+      <w:r>
+        <w:fldChar w:fldCharType="end"/>
+      </w:r>
+      <w:r>
+        <w:fldChar w:fldCharType="end"/>
+      </w:r>
+    </w:p>
+    <w:p>
+      <w:pPr>
+        <w:pStyle w:val="TOC1"/>
+        <w:tabs>
+          <w:tab w:val="right" w:leader="dot" w:pos="8640"/>
+        </w:tabs>
+      </w:pPr>
+      <w:r>
+        <w:fldChar w:fldCharType="begin"/>
+      </w:r>
+      <w:r>
+        <w:instrText xml:space="preserve">HYPERLINK  \l  "_Toc1414028565" </w:instrText>
+      </w:r>
+      <w:r>
+        <w:fldChar w:fldCharType="separate"/>
+      </w:r>
+      <w:r>
+        <w:rPr/>
+        <w:t>7. Aprendizagem de Máquina: modelos e métricas</w:t>
+      </w:r>
+      <w:r>
+        <w:tab/>
+      </w:r>
+      <w:r>
+        <w:fldChar w:fldCharType="begin"/>
+      </w:r>
+      <w:r>
+        <w:instrText xml:space="preserve">PAGEREF _Toc1414028565 \h</w:instrText>
+      </w:r>
+      <w:r>
+        <w:fldChar w:fldCharType="separate"/>
+      </w:r>
+      <w:r>
+        <w:rPr/>
+        <w:t>7</w:t>
+      </w:r>
+      <w:r>
+        <w:fldChar w:fldCharType="end"/>
+      </w:r>
+      <w:r>
+        <w:fldChar w:fldCharType="end"/>
+      </w:r>
+    </w:p>
+    <w:p>
+      <w:pPr>
+        <w:pStyle w:val="TOC1"/>
+        <w:tabs>
+          <w:tab w:val="right" w:leader="dot" w:pos="8640"/>
+        </w:tabs>
+      </w:pPr>
+      <w:r>
+        <w:fldChar w:fldCharType="begin"/>
+      </w:r>
+      <w:r>
+        <w:instrText xml:space="preserve">HYPERLINK  \l  "_Toc1126839139" </w:instrText>
+      </w:r>
+      <w:r>
+        <w:fldChar w:fldCharType="separate"/>
+      </w:r>
+      <w:r>
+        <w:rPr/>
+        <w:t>8. Dashboard e principais análises</w:t>
+      </w:r>
+      <w:r>
+        <w:tab/>
+      </w:r>
+      <w:r>
+        <w:fldChar w:fldCharType="begin"/>
+      </w:r>
+      <w:r>
+        <w:instrText xml:space="preserve">PAGEREF _Toc1126839139 \h</w:instrText>
+      </w:r>
+      <w:r>
+        <w:fldChar w:fldCharType="separate"/>
+      </w:r>
+      <w:r>
+        <w:rPr/>
+        <w:t>8</w:t>
+      </w:r>
+      <w:r>
+        <w:fldChar w:fldCharType="end"/>
+      </w:r>
+      <w:r>
+        <w:fldChar w:fldCharType="end"/>
+      </w:r>
+    </w:p>
+    <w:p>
+      <w:pPr>
+        <w:pStyle w:val="TOC1"/>
+        <w:tabs>
+          <w:tab w:val="right" w:leader="dot" w:pos="8640"/>
+        </w:tabs>
+      </w:pPr>
+      <w:r>
+        <w:fldChar w:fldCharType="begin"/>
+      </w:r>
+      <w:r>
+        <w:instrText xml:space="preserve">HYPERLINK  \l  "_Toc2012065232" </w:instrText>
+      </w:r>
+      <w:r>
+        <w:fldChar w:fldCharType="separate"/>
+      </w:r>
+      <w:r>
+        <w:rPr/>
+        <w:t>9. Avaliação do pipeline e análise qualitativa</w:t>
+      </w:r>
+      <w:r>
+        <w:tab/>
+      </w:r>
+      <w:r>
+        <w:fldChar w:fldCharType="begin"/>
+      </w:r>
+      <w:r>
+        <w:instrText xml:space="preserve">PAGEREF _Toc2012065232 \h</w:instrText>
+      </w:r>
+      <w:r>
+        <w:fldChar w:fldCharType="separate"/>
+      </w:r>
+      <w:r>
+        <w:rPr/>
+        <w:t>9</w:t>
+      </w:r>
+      <w:r>
+        <w:fldChar w:fldCharType="end"/>
+      </w:r>
+      <w:r>
+        <w:fldChar w:fldCharType="end"/>
+      </w:r>
+    </w:p>
+    <w:p>
+      <w:pPr>
+        <w:pStyle w:val="TOC2"/>
+        <w:tabs>
+          <w:tab w:val="right" w:leader="dot" w:pos="8640"/>
+        </w:tabs>
+      </w:pPr>
+      <w:r>
+        <w:fldChar w:fldCharType="begin"/>
+      </w:r>
+      <w:r>
+        <w:instrText xml:space="preserve">HYPERLINK  \l  "_Toc2007482449" </w:instrText>
+      </w:r>
+      <w:r>
+        <w:fldChar w:fldCharType="separate"/>
+      </w:r>
+      <w:r>
+        <w:rPr/>
+        <w:t>Análise qualitativa</w:t>
+      </w:r>
+      <w:r>
+        <w:tab/>
+      </w:r>
+      <w:r>
+        <w:fldChar w:fldCharType="begin"/>
+      </w:r>
+      <w:r>
+        <w:instrText xml:space="preserve">PAGEREF _Toc2007482449 \h</w:instrText>
+      </w:r>
+      <w:r>
+        <w:fldChar w:fldCharType="separate"/>
+      </w:r>
+      <w:r>
+        <w:rPr/>
+        <w:t>10</w:t>
+      </w:r>
+      <w:r>
+        <w:fldChar w:fldCharType="end"/>
+      </w:r>
+      <w:r>
+        <w:fldChar w:fldCharType="end"/>
+      </w:r>
+    </w:p>
+    <w:p>
+      <w:pPr>
+        <w:pStyle w:val="TOC1"/>
+        <w:tabs>
+          <w:tab w:val="right" w:leader="dot" w:pos="8640"/>
+        </w:tabs>
+      </w:pPr>
+      <w:r>
+        <w:fldChar w:fldCharType="begin"/>
+      </w:r>
+      <w:r>
+        <w:instrText xml:space="preserve">HYPERLINK  \l  "_Toc1383482916" </w:instrText>
+      </w:r>
+      <w:r>
+        <w:fldChar w:fldCharType="separate"/>
+      </w:r>
+      <w:r>
+        <w:rPr/>
+        <w:t>10. Limitações e próximos passos</w:t>
+      </w:r>
+      <w:r>
+        <w:tab/>
+      </w:r>
+      <w:r>
+        <w:fldChar w:fldCharType="begin"/>
+      </w:r>
+      <w:r>
+        <w:instrText xml:space="preserve">PAGEREF _Toc1383482916 \h</w:instrText>
+      </w:r>
+      <w:r>
+        <w:fldChar w:fldCharType="separate"/>
+      </w:r>
+      <w:r>
+        <w:rPr/>
+        <w:t>10</w:t>
+      </w:r>
+      <w:r>
+        <w:fldChar w:fldCharType="end"/>
+      </w:r>
+      <w:r>
+        <w:fldChar w:fldCharType="end"/>
+      </w:r>
+    </w:p>
+    <w:p>
+      <w:pPr>
+        <w:pStyle w:val="TOC1"/>
+        <w:tabs>
+          <w:tab w:val="right" w:leader="dot" w:pos="8640"/>
+        </w:tabs>
+      </w:pPr>
+      <w:r>
+        <w:fldChar w:fldCharType="begin"/>
+      </w:r>
+      <w:r>
+        <w:instrText xml:space="preserve">HYPERLINK  \l  "_Toc1455584579" </w:instrText>
+      </w:r>
+      <w:r>
+        <w:fldChar w:fldCharType="separate"/>
+      </w:r>
+      <w:r>
+        <w:rPr/>
+        <w:t>Referências</w:t>
+      </w:r>
+      <w:r>
+        <w:tab/>
+      </w:r>
+      <w:r>
+        <w:fldChar w:fldCharType="begin"/>
+      </w:r>
+      <w:r>
+        <w:instrText xml:space="preserve">PAGEREF _Toc1455584579 \h</w:instrText>
+      </w:r>
+      <w:r>
+        <w:fldChar w:fldCharType="separate"/>
+      </w:r>
+      <w:r>
+        <w:rPr/>
+        <w:t>10</w:t>
+      </w:r>
+      <w:r>
+        <w:fldChar w:fldCharType="end"/>
+      </w:r>
+      <w:r>
+        <w:fldChar w:fldCharType="end"/>
+      </w:r>
+    </w:p>
+    <w:p>
+      <w:pPr>
+        <w:pStyle w:val="TOC1"/>
+      </w:pPr>
+      <w:r>
+        <w:fldChar w:fldCharType="end"/>
+      </w:r>
+    </w:p>
+    <w:p xmlns:wp14="http://schemas.microsoft.com/office/word/2010/wordml" wp14:textId="77777777">
+      <w:r>
+        <w:br w:type="page"/>
+      </w:r>
+    </w:p>
+    <w:p xmlns:wp14="http://schemas.microsoft.com/office/word/2010/wordml" wp14:textId="77777777">
       <w:pPr>
         <w:pStyle w:val="Heading1"/>
       </w:pPr>
@@ -193,13 +767,18 @@
     </w:p>
     <w:p>
       <w:pPr>
+        <w:pStyle w:val="Normal"/>
+      </w:pPr>
+    </w:p>
+    <w:p xmlns:wp14="http://schemas.microsoft.com/office/word/2010/wordml" wp14:textId="77777777">
+      <w:pPr>
         <w:jc w:val="both"/>
       </w:pPr>
       <w:r>
         <w:t>O domínio escolhido pela nossa equipe foi o de suporte técnico (service desk). Em operações de suporte, cada chamado possui um acordo de nível de serviço (SLA) de resolução, e o estouro desse prazo gera insatisfação do cliente e, muitas vezes, penalidades contratuais. O problema que atacamos é antecipar quais chamados têm maior risco de violar o SLA de resolução, de modo que o time consiga agir antes de o prazo estourar.</w:t>
       </w:r>
     </w:p>
-    <w:p>
+    <w:p xmlns:wp14="http://schemas.microsoft.com/office/word/2010/wordml" wp14:textId="77777777">
       <w:pPr>
         <w:jc w:val="both"/>
       </w:pPr>
@@ -210,20 +789,20 @@
     <w:tbl>
       <w:tblPr>
         <w:tblStyle w:val="LightGrid-Accent1"/>
-        <w:tblW w:type="auto" w:w="0"/>
+        <w:tblW w:w="0" w:type="auto"/>
         <w:jc w:val="center"/>
-        <w:tblLook w:firstColumn="1" w:firstRow="1" w:lastColumn="0" w:lastRow="0" w:noHBand="0" w:noVBand="1" w:val="04A0"/>
+        <w:tblLook w:val="04A0" w:firstRow="1" w:lastRow="0" w:firstColumn="1" w:lastColumn="0" w:noHBand="0" w:noVBand="1"/>
       </w:tblPr>
       <w:tblGrid>
         <w:gridCol w:w="4320"/>
         <w:gridCol w:w="4320"/>
       </w:tblGrid>
-      <w:tr>
+      <w:tr xmlns:wp14="http://schemas.microsoft.com/office/word/2010/wordml" wp14:textId="77777777">
         <w:tc>
           <w:tcPr>
-            <w:tcW w:type="dxa" w:w="4320"/>
+            <w:tcW w:w="4320" w:type="dxa"/>
           </w:tcPr>
-          <w:p>
+          <w:p wp14:textId="77777777">
             <w:r/>
             <w:r>
               <w:rPr>
@@ -236,9 +815,9 @@
         </w:tc>
         <w:tc>
           <w:tcPr>
-            <w:tcW w:type="dxa" w:w="4320"/>
+            <w:tcW w:w="4320" w:type="dxa"/>
           </w:tcPr>
-          <w:p>
+          <w:p wp14:textId="77777777">
             <w:r/>
             <w:r>
               <w:rPr>
@@ -250,12 +829,12 @@
           </w:p>
         </w:tc>
       </w:tr>
-      <w:tr>
+      <w:tr xmlns:wp14="http://schemas.microsoft.com/office/word/2010/wordml" wp14:textId="77777777">
         <w:tc>
           <w:tcPr>
-            <w:tcW w:type="dxa" w:w="4320"/>
+            <w:tcW w:w="4320" w:type="dxa"/>
           </w:tcPr>
-          <w:p>
+          <w:p wp14:textId="77777777">
             <w:r/>
             <w:r>
               <w:rPr>
@@ -267,9 +846,9 @@
         </w:tc>
         <w:tc>
           <w:tcPr>
-            <w:tcW w:type="dxa" w:w="4320"/>
+            <w:tcW w:w="4320" w:type="dxa"/>
           </w:tcPr>
-          <w:p>
+          <w:p wp14:textId="77777777">
             <w:r/>
             <w:r>
               <w:rPr>
@@ -280,12 +859,12 @@
           </w:p>
         </w:tc>
       </w:tr>
-      <w:tr>
+      <w:tr xmlns:wp14="http://schemas.microsoft.com/office/word/2010/wordml" wp14:textId="77777777">
         <w:tc>
           <w:tcPr>
-            <w:tcW w:type="dxa" w:w="4320"/>
+            <w:tcW w:w="4320" w:type="dxa"/>
           </w:tcPr>
-          <w:p>
+          <w:p wp14:textId="77777777">
             <w:r/>
             <w:r>
               <w:rPr>
@@ -297,9 +876,9 @@
         </w:tc>
         <w:tc>
           <w:tcPr>
-            <w:tcW w:type="dxa" w:w="4320"/>
+            <w:tcW w:w="4320" w:type="dxa"/>
           </w:tcPr>
-          <w:p>
+          <w:p wp14:textId="77777777">
             <w:r/>
             <w:r>
               <w:rPr>
@@ -310,12 +889,12 @@
           </w:p>
         </w:tc>
       </w:tr>
-      <w:tr>
+      <w:tr xmlns:wp14="http://schemas.microsoft.com/office/word/2010/wordml" wp14:textId="77777777">
         <w:tc>
           <w:tcPr>
-            <w:tcW w:type="dxa" w:w="4320"/>
+            <w:tcW w:w="4320" w:type="dxa"/>
           </w:tcPr>
-          <w:p>
+          <w:p wp14:textId="77777777">
             <w:r/>
             <w:r>
               <w:rPr>
@@ -327,9 +906,9 @@
         </w:tc>
         <w:tc>
           <w:tcPr>
-            <w:tcW w:type="dxa" w:w="4320"/>
+            <w:tcW w:w="4320" w:type="dxa"/>
           </w:tcPr>
-          <w:p>
+          <w:p wp14:textId="77777777">
             <w:r/>
             <w:r>
               <w:rPr>
@@ -340,12 +919,12 @@
           </w:p>
         </w:tc>
       </w:tr>
-      <w:tr>
+      <w:tr xmlns:wp14="http://schemas.microsoft.com/office/word/2010/wordml" wp14:textId="77777777">
         <w:tc>
           <w:tcPr>
-            <w:tcW w:type="dxa" w:w="4320"/>
+            <w:tcW w:w="4320" w:type="dxa"/>
           </w:tcPr>
-          <w:p>
+          <w:p wp14:textId="77777777">
             <w:r/>
             <w:r>
               <w:rPr>
@@ -357,9 +936,9 @@
         </w:tc>
         <w:tc>
           <w:tcPr>
-            <w:tcW w:type="dxa" w:w="4320"/>
+            <w:tcW w:w="4320" w:type="dxa"/>
           </w:tcPr>
-          <w:p>
+          <w:p wp14:textId="77777777">
             <w:r/>
             <w:r>
               <w:rPr>
@@ -370,12 +949,12 @@
           </w:p>
         </w:tc>
       </w:tr>
-      <w:tr>
+      <w:tr xmlns:wp14="http://schemas.microsoft.com/office/word/2010/wordml" wp14:textId="77777777">
         <w:tc>
           <w:tcPr>
-            <w:tcW w:type="dxa" w:w="4320"/>
+            <w:tcW w:w="4320" w:type="dxa"/>
           </w:tcPr>
-          <w:p>
+          <w:p wp14:textId="77777777">
             <w:r/>
             <w:r>
               <w:rPr>
@@ -387,9 +966,9 @@
         </w:tc>
         <w:tc>
           <w:tcPr>
-            <w:tcW w:type="dxa" w:w="4320"/>
+            <w:tcW w:w="4320" w:type="dxa"/>
           </w:tcPr>
-          <w:p>
+          <w:p wp14:textId="77777777">
             <w:r/>
             <w:r>
               <w:rPr>
@@ -400,12 +979,12 @@
           </w:p>
         </w:tc>
       </w:tr>
-      <w:tr>
+      <w:tr xmlns:wp14="http://schemas.microsoft.com/office/word/2010/wordml" wp14:textId="77777777">
         <w:tc>
           <w:tcPr>
-            <w:tcW w:type="dxa" w:w="4320"/>
+            <w:tcW w:w="4320" w:type="dxa"/>
           </w:tcPr>
-          <w:p>
+          <w:p wp14:textId="77777777">
             <w:r/>
             <w:r>
               <w:rPr>
@@ -417,9 +996,9 @@
         </w:tc>
         <w:tc>
           <w:tcPr>
-            <w:tcW w:type="dxa" w:w="4320"/>
+            <w:tcW w:w="4320" w:type="dxa"/>
           </w:tcPr>
-          <w:p>
+          <w:p wp14:textId="77777777">
             <w:r/>
             <w:r>
               <w:rPr>
@@ -431,7 +1010,7 @@
         </w:tc>
       </w:tr>
     </w:tbl>
-    <w:p>
+    <w:p xmlns:wp14="http://schemas.microsoft.com/office/word/2010/wordml" wp14:textId="77777777">
       <w:pPr>
         <w:jc w:val="both"/>
       </w:pPr>
@@ -439,7 +1018,7 @@
         <w:t>A decisão é tomada logo após a primeira resposta ao cliente. Esse recorte é importante porque define quais atributos podemos usar sem cometer vazamento de dados: usamos apenas o que já é conhecido nesse momento e nunca o tempo de resolução em si, que é justamente o desfecho que queremos antecipar.</w:t>
       </w:r>
     </w:p>
-    <w:p>
+    <w:p xmlns:wp14="http://schemas.microsoft.com/office/word/2010/wordml" wp14:textId="77777777">
       <w:pPr>
         <w:pStyle w:val="Heading1"/>
       </w:pPr>
@@ -452,18 +1031,62 @@
     </w:p>
     <w:p>
       <w:pPr>
+        <w:pStyle w:val="Normal"/>
+      </w:pPr>
+    </w:p>
+    <w:p xmlns:wp14="http://schemas.microsoft.com/office/word/2010/wordml" wp14:textId="140B44E0">
+      <w:pPr>
         <w:jc w:val="both"/>
       </w:pPr>
       <w:r>
-        <w:t>Atendendo ao requisito de combinar dados estruturados com pelo menos uma fonte não estruturada ou semiestruturada, trabalhamos com três fontes complementares. Optamos por gerar os dados de forma sintética e reprodutível (com semente fixa), por questões de privacidade e para garantir que qualquer pessoa consiga reproduzir o pipeline sem depender de credenciais externas. O esquema foi desenhado espelhando o Customer Support Ticket Dataset citado no enunciado; para usar dados reais, basta substituir os arquivos da pasta data/raw mantendo os mesmos campos.</w:t>
+        <w:rPr>
+          <w:lang w:val="pt-BR"/>
+        </w:rPr>
+        <w:t xml:space="preserve">Atendendo ao requisito de combinar dados estruturados com pelo menos uma fonte não estruturada ou semiestruturada, trabalhamos com três fontes complementares. O esquema foi desenhado espelhando o </w:t>
+      </w:r>
+      <w:r>
+        <w:rPr>
+          <w:lang w:val="pt-BR"/>
+        </w:rPr>
+        <w:t>Customer</w:t>
+      </w:r>
+      <w:r>
+        <w:rPr>
+          <w:lang w:val="pt-BR"/>
+        </w:rPr>
+        <w:t xml:space="preserve"> </w:t>
+      </w:r>
+      <w:r>
+        <w:rPr>
+          <w:lang w:val="pt-BR"/>
+        </w:rPr>
+        <w:t>Support</w:t>
+      </w:r>
+      <w:r>
+        <w:rPr>
+          <w:lang w:val="pt-BR"/>
+        </w:rPr>
+        <w:t xml:space="preserve"> Ticket </w:t>
+      </w:r>
+      <w:r>
+        <w:rPr>
+          <w:lang w:val="pt-BR"/>
+        </w:rPr>
+        <w:t>Dataset</w:t>
+      </w:r>
+      <w:r>
+        <w:rPr>
+          <w:lang w:val="pt-BR"/>
+        </w:rPr>
+        <w:t xml:space="preserve"> citado no enunciado.</w:t>
       </w:r>
     </w:p>
     <w:tbl>
       <w:tblPr>
         <w:tblStyle w:val="LightGrid-Accent1"/>
-        <w:tblW w:type="auto" w:w="0"/>
+        <w:tblW w:w="0" w:type="auto"/>
         <w:jc w:val="center"/>
-        <w:tblLook w:firstColumn="1" w:firstRow="1" w:lastColumn="0" w:lastRow="0" w:noHBand="0" w:noVBand="1" w:val="04A0"/>
+        <w:tblLook w:val="04A0" w:firstRow="1" w:lastRow="0" w:firstColumn="1" w:lastColumn="0" w:noHBand="0" w:noVBand="1"/>
       </w:tblPr>
       <w:tblGrid>
         <w:gridCol w:w="1728"/>
@@ -472,12 +1095,12 @@
         <w:gridCol w:w="1728"/>
         <w:gridCol w:w="1728"/>
       </w:tblGrid>
-      <w:tr>
+      <w:tr xmlns:wp14="http://schemas.microsoft.com/office/word/2010/wordml" wp14:textId="77777777">
         <w:tc>
           <w:tcPr>
-            <w:tcW w:type="dxa" w:w="1728"/>
+            <w:tcW w:w="1728" w:type="dxa"/>
           </w:tcPr>
-          <w:p>
+          <w:p wp14:textId="77777777">
             <w:r/>
             <w:r>
               <w:rPr>
@@ -490,9 +1113,9 @@
         </w:tc>
         <w:tc>
           <w:tcPr>
-            <w:tcW w:type="dxa" w:w="1728"/>
+            <w:tcW w:w="1728" w:type="dxa"/>
           </w:tcPr>
-          <w:p>
+          <w:p wp14:textId="77777777">
             <w:r/>
             <w:r>
               <w:rPr>
@@ -505,9 +1128,9 @@
         </w:tc>
         <w:tc>
           <w:tcPr>
-            <w:tcW w:type="dxa" w:w="1728"/>
+            <w:tcW w:w="1728" w:type="dxa"/>
           </w:tcPr>
-          <w:p>
+          <w:p wp14:textId="77777777">
             <w:r/>
             <w:r>
               <w:rPr>
@@ -520,9 +1143,9 @@
         </w:tc>
         <w:tc>
           <w:tcPr>
-            <w:tcW w:type="dxa" w:w="1728"/>
+            <w:tcW w:w="1728" w:type="dxa"/>
           </w:tcPr>
-          <w:p>
+          <w:p wp14:textId="77777777">
             <w:r/>
             <w:r>
               <w:rPr>
@@ -535,9 +1158,9 @@
         </w:tc>
         <w:tc>
           <w:tcPr>
-            <w:tcW w:type="dxa" w:w="1728"/>
+            <w:tcW w:w="1728" w:type="dxa"/>
           </w:tcPr>
-          <w:p>
+          <w:p wp14:textId="77777777">
             <w:r/>
             <w:r>
               <w:rPr>
@@ -549,12 +1172,12 @@
           </w:p>
         </w:tc>
       </w:tr>
-      <w:tr>
+      <w:tr xmlns:wp14="http://schemas.microsoft.com/office/word/2010/wordml" wp14:textId="77777777">
         <w:tc>
           <w:tcPr>
-            <w:tcW w:type="dxa" w:w="1728"/>
+            <w:tcW w:w="1728" w:type="dxa"/>
           </w:tcPr>
-          <w:p>
+          <w:p wp14:textId="77777777">
             <w:r/>
             <w:r>
               <w:rPr>
@@ -566,9 +1189,9 @@
         </w:tc>
         <w:tc>
           <w:tcPr>
-            <w:tcW w:type="dxa" w:w="1728"/>
+            <w:tcW w:w="1728" w:type="dxa"/>
           </w:tcPr>
-          <w:p>
+          <w:p wp14:textId="77777777">
             <w:r/>
             <w:r>
               <w:rPr>
@@ -580,9 +1203,9 @@
         </w:tc>
         <w:tc>
           <w:tcPr>
-            <w:tcW w:type="dxa" w:w="1728"/>
+            <w:tcW w:w="1728" w:type="dxa"/>
           </w:tcPr>
-          <w:p>
+          <w:p wp14:textId="77777777">
             <w:r/>
             <w:r>
               <w:rPr>
@@ -594,9 +1217,9 @@
         </w:tc>
         <w:tc>
           <w:tcPr>
-            <w:tcW w:type="dxa" w:w="1728"/>
+            <w:tcW w:w="1728" w:type="dxa"/>
           </w:tcPr>
-          <w:p>
+          <w:p wp14:textId="77777777">
             <w:r/>
             <w:r>
               <w:rPr>
@@ -608,9 +1231,9 @@
         </w:tc>
         <w:tc>
           <w:tcPr>
-            <w:tcW w:type="dxa" w:w="1728"/>
+            <w:tcW w:w="1728" w:type="dxa"/>
           </w:tcPr>
-          <w:p>
+          <w:p wp14:textId="77777777">
             <w:r/>
             <w:r>
               <w:rPr>
@@ -621,12 +1244,12 @@
           </w:p>
         </w:tc>
       </w:tr>
-      <w:tr>
+      <w:tr xmlns:wp14="http://schemas.microsoft.com/office/word/2010/wordml" wp14:textId="77777777">
         <w:tc>
           <w:tcPr>
-            <w:tcW w:type="dxa" w:w="1728"/>
+            <w:tcW w:w="1728" w:type="dxa"/>
           </w:tcPr>
-          <w:p>
+          <w:p wp14:textId="77777777">
             <w:r/>
             <w:r>
               <w:rPr>
@@ -638,9 +1261,9 @@
         </w:tc>
         <w:tc>
           <w:tcPr>
-            <w:tcW w:type="dxa" w:w="1728"/>
+            <w:tcW w:w="1728" w:type="dxa"/>
           </w:tcPr>
-          <w:p>
+          <w:p wp14:textId="77777777">
             <w:r/>
             <w:r>
               <w:rPr>
@@ -652,9 +1275,9 @@
         </w:tc>
         <w:tc>
           <w:tcPr>
-            <w:tcW w:type="dxa" w:w="1728"/>
+            <w:tcW w:w="1728" w:type="dxa"/>
           </w:tcPr>
-          <w:p>
+          <w:p wp14:textId="77777777">
             <w:r/>
             <w:r>
               <w:rPr>
@@ -666,9 +1289,9 @@
         </w:tc>
         <w:tc>
           <w:tcPr>
-            <w:tcW w:type="dxa" w:w="1728"/>
+            <w:tcW w:w="1728" w:type="dxa"/>
           </w:tcPr>
-          <w:p>
+          <w:p wp14:textId="77777777">
             <w:r/>
             <w:r>
               <w:rPr>
@@ -680,9 +1303,9 @@
         </w:tc>
         <w:tc>
           <w:tcPr>
-            <w:tcW w:type="dxa" w:w="1728"/>
+            <w:tcW w:w="1728" w:type="dxa"/>
           </w:tcPr>
-          <w:p>
+          <w:p wp14:textId="77777777">
             <w:r/>
             <w:r>
               <w:rPr>
@@ -693,12 +1316,12 @@
           </w:p>
         </w:tc>
       </w:tr>
-      <w:tr>
+      <w:tr xmlns:wp14="http://schemas.microsoft.com/office/word/2010/wordml" wp14:textId="77777777">
         <w:tc>
           <w:tcPr>
-            <w:tcW w:type="dxa" w:w="1728"/>
+            <w:tcW w:w="1728" w:type="dxa"/>
           </w:tcPr>
-          <w:p>
+          <w:p wp14:textId="77777777">
             <w:r/>
             <w:r>
               <w:rPr>
@@ -710,9 +1333,9 @@
         </w:tc>
         <w:tc>
           <w:tcPr>
-            <w:tcW w:type="dxa" w:w="1728"/>
+            <w:tcW w:w="1728" w:type="dxa"/>
           </w:tcPr>
-          <w:p>
+          <w:p wp14:textId="77777777">
             <w:r/>
             <w:r>
               <w:rPr>
@@ -724,9 +1347,9 @@
         </w:tc>
         <w:tc>
           <w:tcPr>
-            <w:tcW w:type="dxa" w:w="1728"/>
+            <w:tcW w:w="1728" w:type="dxa"/>
           </w:tcPr>
-          <w:p>
+          <w:p wp14:textId="77777777">
             <w:r/>
             <w:r>
               <w:rPr>
@@ -738,9 +1361,9 @@
         </w:tc>
         <w:tc>
           <w:tcPr>
-            <w:tcW w:type="dxa" w:w="1728"/>
+            <w:tcW w:w="1728" w:type="dxa"/>
           </w:tcPr>
-          <w:p>
+          <w:p wp14:textId="77777777">
             <w:r/>
             <w:r>
               <w:rPr>
@@ -752,9 +1375,9 @@
         </w:tc>
         <w:tc>
           <w:tcPr>
-            <w:tcW w:type="dxa" w:w="1728"/>
+            <w:tcW w:w="1728" w:type="dxa"/>
           </w:tcPr>
-          <w:p>
+          <w:p wp14:textId="77777777">
             <w:r/>
             <w:r>
               <w:rPr>
@@ -766,7 +1389,7 @@
         </w:tc>
       </w:tr>
     </w:tbl>
-    <w:p>
+    <w:p xmlns:wp14="http://schemas.microsoft.com/office/word/2010/wordml" wp14:textId="77777777">
       <w:pPr>
         <w:jc w:val="both"/>
       </w:pPr>
@@ -774,7 +1397,7 @@
         <w:t>A variável-alvo (sla_breach) foi definida a partir do SLA de resolução por prioridade (Crítica: 4h; Alta: 8h; Média: 24h; Baixa: 48h). A prevalência de violações no conjunto ficou em torno de 22.8%, o que configura um problema desbalanceado, como é comum na prática. Documentamos origem, formato, campos e limitações dos dados no arquivo docs/dicionario_de_dados.md do repositório.</w:t>
       </w:r>
     </w:p>
-    <w:p>
+    <w:p xmlns:wp14="http://schemas.microsoft.com/office/word/2010/wordml" wp14:textId="77777777">
       <w:pPr>
         <w:pStyle w:val="Heading1"/>
       </w:pPr>
@@ -787,41 +1410,55 @@
     </w:p>
     <w:p>
       <w:pPr>
-        <w:jc w:val="both"/>
+        <w:pStyle w:val="Normal"/>
       </w:pPr>
-      <w:r>
-        <w:t>A solução foi desenvolvida com uma arquitetura em camadas (bronze/prata/ouro), seguindo a abordagem ELT (Extract, Load, Transform). No ambiente de desenvolvimento, usamos o DuckDB como proxy local do Snowflake (a mesma modelagem dbt roda nos dois, bastando trocar o profile), Airflow para orquestração, Python para processamento/ML e Metabase para o dashboard. O Amazon S3 é usado para o armazenamento bruto em nuvem.</w:t>
-      </w:r>
     </w:p>
-    <w:p>
+    <w:p xmlns:wp14="http://schemas.microsoft.com/office/word/2010/wordml" wp14:textId="77777777">
       <w:pPr>
         <w:jc w:val="both"/>
       </w:pPr>
       <w:r>
+        <w:t>A solução foi desenvolvida com uma arquitetura em camadas (bronze/prata/ouro), seguindo a abordagem ELT (Extract, Load, Transform). No ambiente de desenvolvimento, usamos o DuckDB como proxy local do Snowflake (a mesma modelagem dbt roda nos dois, bastando trocar o profile), Airflow para orquestração, Python para processamento/ML e Metabase para o dashboard. O Amazon S3 é usado para o armazenamento bruto em nuvem.</w:t>
+      </w:r>
+    </w:p>
+    <w:p xmlns:wp14="http://schemas.microsoft.com/office/word/2010/wordml" wp14:textId="77777777">
+      <w:pPr>
+        <w:jc w:val="both"/>
+      </w:pPr>
+      <w:r>
+        <w:rPr/>
         <w:t>Como pedido no item 4.5, também desenhamos a arquitetura equivalente 100% em serviços AWS, apresentada na figura a seguir.</w:t>
       </w:r>
     </w:p>
-    <w:p>
+    <w:p xmlns:wp14="http://schemas.microsoft.com/office/word/2010/wordml" wp14:textId="3ACC560A">
       <w:pPr>
+        <w:pStyle w:val="Normal"/>
         <w:jc w:val="center"/>
       </w:pPr>
       <w:r>
         <w:drawing>
-          <wp:inline xmlns:a="http://schemas.openxmlformats.org/drawingml/2006/main" xmlns:pic="http://schemas.openxmlformats.org/drawingml/2006/picture">
-            <wp:extent cx="6035040" cy="3414382"/>
-            <wp:docPr id="1" name="Picture 1"/>
+          <wp:inline xmlns:wp14="http://schemas.microsoft.com/office/word/2010/wordprocessingDrawing" wp14:editId="23714E0E" wp14:anchorId="32D3CDEF">
+            <wp:extent cx="5486400" cy="3019425"/>
+            <wp:effectExtent l="0" t="0" r="0" b="0"/>
+            <wp:docPr id="545828972" name="drawing"/>
             <wp:cNvGraphicFramePr>
               <a:graphicFrameLocks noChangeAspect="1"/>
             </wp:cNvGraphicFramePr>
             <a:graphic>
-              <a:graphicData uri="http://schemas.openxmlformats.org/drawingml/2006/picture">
-                <pic:pic>
+              <a:graphicData xmlns:a="http://schemas.openxmlformats.org/drawingml/2006/main" uri="http://schemas.openxmlformats.org/drawingml/2006/picture">
+                <pic:pic xmlns:pic="http://schemas.openxmlformats.org/drawingml/2006/picture">
                   <pic:nvPicPr>
-                    <pic:cNvPr id="0" name="arquitetura_aws.png"/>
+                    <pic:cNvPr id="545828972" name="Picture 545828972"/>
                     <pic:cNvPicPr/>
                   </pic:nvPicPr>
                   <pic:blipFill>
-                    <a:blip r:embed="rId9"/>
+                    <a:blip xmlns:r="http://schemas.openxmlformats.org/officeDocument/2006/relationships" r:embed="rId1339583432">
+                      <a:extLst>
+                        <a:ext uri="{28A0092B-C50C-407E-A947-70E740481C1C}">
+                          <a14:useLocalDpi xmlns:a14="http://schemas.microsoft.com/office/drawing/2010/main"/>
+                        </a:ext>
+                      </a:extLst>
+                    </a:blip>
                     <a:stretch>
                       <a:fillRect/>
                     </a:stretch>
@@ -829,9 +1466,11 @@
                   <pic:spPr>
                     <a:xfrm>
                       <a:off x="0" y="0"/>
-                      <a:ext cx="6035040" cy="3414382"/>
+                      <a:ext cx="5486400" cy="3019425"/>
                     </a:xfrm>
-                    <a:prstGeom prst="rect"/>
+                    <a:prstGeom prst="rect">
+                      <a:avLst/>
+                    </a:prstGeom>
                   </pic:spPr>
                 </pic:pic>
               </a:graphicData>
@@ -840,7 +1479,7 @@
         </w:drawing>
       </w:r>
     </w:p>
-    <w:p>
+    <w:p xmlns:wp14="http://schemas.microsoft.com/office/word/2010/wordml" wp14:textId="77777777">
       <w:pPr>
         <w:jc w:val="center"/>
       </w:pPr>
@@ -853,7 +1492,7 @@
         <w:t>Figura 1. Arquitetura equivalente 100% em AWS.</w:t>
       </w:r>
     </w:p>
-    <w:p>
+    <w:p xmlns:wp14="http://schemas.microsoft.com/office/word/2010/wordml" wp14:textId="77777777">
       <w:pPr>
         <w:jc w:val="both"/>
       </w:pPr>
@@ -861,7 +1500,7 @@
         <w:t>Nessa arquitetura, a ingestão roda em AWS Lambda, os dados ficam no S3 em três camadas (raw, processed, curated), a carga e a modelagem analítica acontecem no Snowflake com dbt, o treino/inferência do modelo fica no Amazon SageMaker, a orquestração usa o Amazon MWAA (Airflow gerenciado), o dashboard roda em Metabase sobre EC2/ECS, e o monitoramento e a segurança ficam a cargo de CloudWatch e IAM/KMS. Toda a infraestrutura base é descrita como código no template CloudFormation (infra/cloudformation.yaml).</w:t>
       </w:r>
     </w:p>
-    <w:p>
+    <w:p xmlns:wp14="http://schemas.microsoft.com/office/word/2010/wordml" wp14:textId="77777777">
       <w:pPr>
         <w:pStyle w:val="Heading1"/>
       </w:pPr>
@@ -874,29 +1513,34 @@
     </w:p>
     <w:p>
       <w:pPr>
-        <w:jc w:val="both"/>
+        <w:pStyle w:val="Normal"/>
       </w:pPr>
-      <w:r>
-        <w:t>Para os dados estruturados, fizemos limpeza, padronização de categorias, tratamento de valores ausentes (o CSAT ausente virou uma flag, sem imputar o alvo) e derivamos partes de data (hora, dia da semana, mês) úteis para análise.</w:t>
-      </w:r>
     </w:p>
-    <w:p>
+    <w:p xmlns:wp14="http://schemas.microsoft.com/office/word/2010/wordml" wp14:textId="77777777">
       <w:pPr>
         <w:jc w:val="both"/>
       </w:pPr>
       <w:r>
-        <w:t>Para o texto livre (não estruturado), extraímos atributos como comprimento do texto, número de palavras, quantidade de pontos de interrogação e exclamação, proporção de letras maiúsculas, contagem de termos de um léxico de urgência e flags de palavras-chave (reembolso, cancelamento, erro). Para os logs (semiestruturado), agregamos o número de eventos, o número de mudanças de status e se houve reabertura.</w:t>
+        <w:t>Para os dados estruturados, fizemos limpeza, padronização de categorias, tratamento de valores ausentes (o CSAT ausente virou uma flag, sem imputar o alvo) e derivamos partes de data (hora, dia da semana, mês) úteis para análise.</w:t>
       </w:r>
     </w:p>
-    <w:p>
+    <w:p xmlns:wp14="http://schemas.microsoft.com/office/word/2010/wordml" wp14:textId="77777777">
       <w:pPr>
         <w:jc w:val="both"/>
       </w:pPr>
       <w:r>
+        <w:t>Para o texto livre (não estruturado), extraímos atributos como comprimento do texto, número de palavras, quantidade de pontos de interrogação e exclamação, proporção de letras maiúsculas, contagem de termos de um léxico de urgência e flags de palavras-chave (reembolso, cancelamento, erro). Para os logs (semiestruturado), agregamos o número de eventos, o número de mudanças de status e se houve reabertura.</w:t>
+      </w:r>
+    </w:p>
+    <w:p xmlns:wp14="http://schemas.microsoft.com/office/word/2010/wordml" wp14:textId="77777777">
+      <w:pPr>
+        <w:jc w:val="both"/>
+      </w:pPr>
+      <w:r>
         <w:t>O resultado é uma tabela analítica única (mart_ml_features), com 25 atributos por chamado mais o alvo, pronta para o modelo. Reforçamos que o tempo de resolução e o CSAT foram deliberadamente deixados de fora dos atributos para evitar vazamento de dados.</w:t>
       </w:r>
     </w:p>
-    <w:p>
+    <w:p xmlns:wp14="http://schemas.microsoft.com/office/word/2010/wordml" wp14:textId="77777777">
       <w:pPr>
         <w:pStyle w:val="Heading1"/>
       </w:pPr>
@@ -909,21 +1553,83 @@
     </w:p>
     <w:p>
       <w:pPr>
-        <w:jc w:val="both"/>
+        <w:pStyle w:val="Normal"/>
       </w:pPr>
-      <w:r>
-        <w:t>O pipeline é orquestrado por uma DAG do Airflow que encadeia as etapas na ordem: ingestão, processamento/atributos, treino e avaliação do modelo, carga no warehouse, build do dbt (modelos mais testes) e export do dashboard. Para facilitar a execução local, também fornecemos um run_pipeline.py que roda exatamente a mesma sequência sem precisar do Airflow.</w:t>
-      </w:r>
     </w:p>
-    <w:p>
+    <w:p xmlns:wp14="http://schemas.microsoft.com/office/word/2010/wordml" wp14:textId="4CF2DB6D">
       <w:pPr>
         <w:jc w:val="both"/>
       </w:pPr>
       <w:r>
+        <w:rPr>
+          <w:lang w:val="pt-BR"/>
+        </w:rPr>
+        <w:t xml:space="preserve">O pipeline é orquestrado por uma DAG do </w:t>
+      </w:r>
+      <w:r>
+        <w:rPr>
+          <w:lang w:val="pt-BR"/>
+        </w:rPr>
+        <w:t>Airflow</w:t>
+      </w:r>
+      <w:r>
+        <w:rPr>
+          <w:lang w:val="pt-BR"/>
+        </w:rPr>
+        <w:t xml:space="preserve"> que encadeia as etapas na ordem: ingestão, processamento/atributos, treino e avaliação do modelo, carga no </w:t>
+      </w:r>
+      <w:r>
+        <w:rPr>
+          <w:lang w:val="pt-BR"/>
+        </w:rPr>
+        <w:t>warehouse</w:t>
+      </w:r>
+      <w:r>
+        <w:rPr>
+          <w:lang w:val="pt-BR"/>
+        </w:rPr>
+        <w:t xml:space="preserve">, build do </w:t>
+      </w:r>
+      <w:r>
+        <w:rPr>
+          <w:lang w:val="pt-BR"/>
+        </w:rPr>
+        <w:t>dbt</w:t>
+      </w:r>
+      <w:r>
+        <w:rPr>
+          <w:lang w:val="pt-BR"/>
+        </w:rPr>
+        <w:t xml:space="preserve"> (modelos mais testes) e </w:t>
+      </w:r>
+      <w:r>
+        <w:rPr>
+          <w:lang w:val="pt-BR"/>
+        </w:rPr>
+        <w:t>export</w:t>
+      </w:r>
+      <w:r>
+        <w:rPr>
+          <w:lang w:val="pt-BR"/>
+        </w:rPr>
+        <w:t xml:space="preserve"> do dashboard. Para facilitar a execução local, também fornecemos um run_pipeline.py que roda exatamente a mesma sequência</w:t>
+      </w:r>
+      <w:r>
+        <w:rPr>
+          <w:lang w:val="pt-BR"/>
+        </w:rPr>
+        <w:t>.</w:t>
+      </w:r>
+    </w:p>
+    <w:p xmlns:wp14="http://schemas.microsoft.com/office/word/2010/wordml" wp14:textId="77777777">
+      <w:pPr>
+        <w:jc w:val="both"/>
+      </w:pPr>
+      <w:r>
         <w:t>No dbt, organizamos os modelos em camadas:</w:t>
       </w:r>
     </w:p>
-    <w:p>
+    <w:p xmlns:wp14="http://schemas.microsoft.com/office/word/2010/wordml" wp14:textId="77777777">
       <w:pPr>
         <w:pStyle w:val="ListBullet"/>
       </w:pPr>
@@ -931,7 +1637,7 @@
         <w:t>Staging (views): stg_tickets, stg_text_features, stg_log_features e stg_predictions;</w:t>
       </w:r>
     </w:p>
-    <w:p>
+    <w:p xmlns:wp14="http://schemas.microsoft.com/office/word/2010/wordml" wp14:textId="77777777">
       <w:pPr>
         <w:pStyle w:val="ListBullet"/>
       </w:pPr>
@@ -939,7 +1645,7 @@
         <w:t>Dimensões: dim_channel, dim_product, dim_category e dim_date;</w:t>
       </w:r>
     </w:p>
-    <w:p>
+    <w:p xmlns:wp14="http://schemas.microsoft.com/office/word/2010/wordml" wp14:textId="77777777">
       <w:pPr>
         <w:pStyle w:val="ListBullet"/>
       </w:pPr>
@@ -947,7 +1653,7 @@
         <w:t>Fatos e marts: fct_tickets, mart_ml_features, fct_predictions e mart_ticket_decision.</w:t>
       </w:r>
     </w:p>
-    <w:p>
+    <w:p xmlns:wp14="http://schemas.microsoft.com/office/word/2010/wordml" wp14:textId="77777777">
       <w:pPr>
         <w:jc w:val="both"/>
       </w:pPr>
@@ -955,7 +1661,7 @@
         <w:t>Implementamos 10 testes de qualidade de dados no dbt (acima do mínimo de 2 pedido), incluindo not_null e unique em chaves, accepted_values em prioridade e no alvo, e um teste de relationships entre as predições e o fato de chamados. Na última execução, todos os testes passaram (PASS=22, 0 erros). A documentação dos modelos está nos arquivos .yml do projeto dbt e pode ser publicada com dbt docs.</w:t>
       </w:r>
     </w:p>
-    <w:p>
+    <w:p xmlns:wp14="http://schemas.microsoft.com/office/word/2010/wordml" wp14:textId="77777777">
       <w:pPr>
         <w:pStyle w:val="Heading1"/>
       </w:pPr>
@@ -968,6 +1674,11 @@
     </w:p>
     <w:p>
       <w:pPr>
+        <w:pStyle w:val="Normal"/>
+      </w:pPr>
+    </w:p>
+    <w:p xmlns:wp14="http://schemas.microsoft.com/office/word/2010/wordml" wp14:textId="77777777">
+      <w:pPr>
         <w:jc w:val="both"/>
       </w:pPr>
       <w:r>
@@ -977,20 +1688,22 @@
     <w:tbl>
       <w:tblPr>
         <w:tblStyle w:val="LightGrid-Accent1"/>
-        <w:tblW w:type="auto" w:w="0"/>
+        <w:tblW w:w="0" w:type="auto"/>
         <w:jc w:val="center"/>
-        <w:tblLook w:firstColumn="1" w:firstRow="1" w:lastColumn="0" w:lastRow="0" w:noHBand="0" w:noVBand="1" w:val="04A0"/>
+        <w:tblLook w:val="04A0" w:firstRow="1" w:lastRow="0" w:firstColumn="1" w:lastColumn="0" w:noHBand="0" w:noVBand="1"/>
       </w:tblPr>
       <w:tblGrid>
         <w:gridCol w:w="4320"/>
         <w:gridCol w:w="4320"/>
       </w:tblGrid>
-      <w:tr>
+      <w:tr xmlns:wp14="http://schemas.microsoft.com/office/word/2010/wordml" wp14:textId="77777777">
         <w:tc>
           <w:tcPr>
-            <w:tcW w:type="dxa" w:w="4320"/>
+            <w:cnfStyle w:val="001000000000" w:firstRow="0" w:lastRow="0" w:firstColumn="1" w:lastColumn="0" w:oddVBand="0" w:evenVBand="0" w:oddHBand="0" w:evenHBand="0" w:firstRowFirstColumn="0" w:firstRowLastColumn="0" w:lastRowFirstColumn="0" w:lastRowLastColumn="0"/>
+            <w:tcW w:w="4320" w:type="dxa"/>
+            <w:tcMar/>
           </w:tcPr>
-          <w:p>
+          <w:p wp14:textId="77777777">
             <w:r/>
             <w:r>
               <w:rPr>
@@ -1003,9 +1716,11 @@
         </w:tc>
         <w:tc>
           <w:tcPr>
-            <w:tcW w:type="dxa" w:w="4320"/>
+            <w:cnfStyle w:val="000000000000" w:firstRow="0" w:lastRow="0" w:firstColumn="0" w:lastColumn="0" w:oddVBand="0" w:evenVBand="0" w:oddHBand="0" w:evenHBand="0" w:firstRowFirstColumn="0" w:firstRowLastColumn="0" w:lastRowFirstColumn="0" w:lastRowLastColumn="0"/>
+            <w:tcW w:w="4320" w:type="dxa"/>
+            <w:tcMar/>
           </w:tcPr>
-          <w:p>
+          <w:p wp14:textId="77777777">
             <w:r/>
             <w:r>
               <w:rPr>
@@ -1017,12 +1732,14 @@
           </w:p>
         </w:tc>
       </w:tr>
-      <w:tr>
+      <w:tr xmlns:wp14="http://schemas.microsoft.com/office/word/2010/wordml" wp14:textId="77777777">
         <w:tc>
           <w:tcPr>
-            <w:tcW w:type="dxa" w:w="4320"/>
+            <w:cnfStyle w:val="001000000000" w:firstRow="0" w:lastRow="0" w:firstColumn="1" w:lastColumn="0" w:oddVBand="0" w:evenVBand="0" w:oddHBand="0" w:evenHBand="0" w:firstRowFirstColumn="0" w:firstRowLastColumn="0" w:lastRowFirstColumn="0" w:lastRowLastColumn="0"/>
+            <w:tcW w:w="4320" w:type="dxa"/>
+            <w:tcMar/>
           </w:tcPr>
-          <w:p>
+          <w:p wp14:textId="77777777">
             <w:r/>
             <w:r>
               <w:rPr>
@@ -1034,9 +1751,11 @@
         </w:tc>
         <w:tc>
           <w:tcPr>
-            <w:tcW w:type="dxa" w:w="4320"/>
+            <w:cnfStyle w:val="000000000000" w:firstRow="0" w:lastRow="0" w:firstColumn="0" w:lastColumn="0" w:oddVBand="0" w:evenVBand="0" w:oddHBand="0" w:evenHBand="0" w:firstRowFirstColumn="0" w:firstRowLastColumn="0" w:lastRowFirstColumn="0" w:lastRowLastColumn="0"/>
+            <w:tcW w:w="4320" w:type="dxa"/>
+            <w:tcMar/>
           </w:tcPr>
-          <w:p>
+          <w:p wp14:textId="77777777">
             <w:r/>
             <w:r>
               <w:rPr>
@@ -1047,12 +1766,14 @@
           </w:p>
         </w:tc>
       </w:tr>
-      <w:tr>
+      <w:tr xmlns:wp14="http://schemas.microsoft.com/office/word/2010/wordml" wp14:textId="77777777">
         <w:tc>
           <w:tcPr>
-            <w:tcW w:type="dxa" w:w="4320"/>
+            <w:cnfStyle w:val="001000000000" w:firstRow="0" w:lastRow="0" w:firstColumn="1" w:lastColumn="0" w:oddVBand="0" w:evenVBand="0" w:oddHBand="0" w:evenHBand="0" w:firstRowFirstColumn="0" w:firstRowLastColumn="0" w:lastRowFirstColumn="0" w:lastRowLastColumn="0"/>
+            <w:tcW w:w="4320" w:type="dxa"/>
+            <w:tcMar/>
           </w:tcPr>
-          <w:p>
+          <w:p wp14:textId="77777777">
             <w:r/>
             <w:r>
               <w:rPr>
@@ -1064,9 +1785,11 @@
         </w:tc>
         <w:tc>
           <w:tcPr>
-            <w:tcW w:type="dxa" w:w="4320"/>
+            <w:cnfStyle w:val="000000000000" w:firstRow="0" w:lastRow="0" w:firstColumn="0" w:lastColumn="0" w:oddVBand="0" w:evenVBand="0" w:oddHBand="0" w:evenHBand="0" w:firstRowFirstColumn="0" w:firstRowLastColumn="0" w:lastRowFirstColumn="0" w:lastRowLastColumn="0"/>
+            <w:tcW w:w="4320" w:type="dxa"/>
+            <w:tcMar/>
           </w:tcPr>
-          <w:p>
+          <w:p wp14:textId="77777777">
             <w:r/>
             <w:r>
               <w:rPr>
@@ -1077,12 +1800,14 @@
           </w:p>
         </w:tc>
       </w:tr>
-      <w:tr>
+      <w:tr xmlns:wp14="http://schemas.microsoft.com/office/word/2010/wordml" wp14:textId="77777777">
         <w:tc>
           <w:tcPr>
-            <w:tcW w:type="dxa" w:w="4320"/>
+            <w:cnfStyle w:val="001000000000" w:firstRow="0" w:lastRow="0" w:firstColumn="1" w:lastColumn="0" w:oddVBand="0" w:evenVBand="0" w:oddHBand="0" w:evenHBand="0" w:firstRowFirstColumn="0" w:firstRowLastColumn="0" w:lastRowFirstColumn="0" w:lastRowLastColumn="0"/>
+            <w:tcW w:w="4320" w:type="dxa"/>
+            <w:tcMar/>
           </w:tcPr>
-          <w:p>
+          <w:p wp14:textId="77777777">
             <w:r/>
             <w:r>
               <w:rPr>
@@ -1094,9 +1819,11 @@
         </w:tc>
         <w:tc>
           <w:tcPr>
-            <w:tcW w:type="dxa" w:w="4320"/>
+            <w:cnfStyle w:val="000000000000" w:firstRow="0" w:lastRow="0" w:firstColumn="0" w:lastColumn="0" w:oddVBand="0" w:evenVBand="0" w:oddHBand="0" w:evenHBand="0" w:firstRowFirstColumn="0" w:firstRowLastColumn="0" w:lastRowFirstColumn="0" w:lastRowLastColumn="0"/>
+            <w:tcW w:w="4320" w:type="dxa"/>
+            <w:tcMar/>
           </w:tcPr>
-          <w:p>
+          <w:p wp14:textId="77777777">
             <w:r/>
             <w:r>
               <w:rPr>
@@ -1107,12 +1834,14 @@
           </w:p>
         </w:tc>
       </w:tr>
-      <w:tr>
+      <w:tr xmlns:wp14="http://schemas.microsoft.com/office/word/2010/wordml" wp14:textId="77777777">
         <w:tc>
           <w:tcPr>
-            <w:tcW w:type="dxa" w:w="4320"/>
+            <w:cnfStyle w:val="001000000000" w:firstRow="0" w:lastRow="0" w:firstColumn="1" w:lastColumn="0" w:oddVBand="0" w:evenVBand="0" w:oddHBand="0" w:evenHBand="0" w:firstRowFirstColumn="0" w:firstRowLastColumn="0" w:lastRowFirstColumn="0" w:lastRowLastColumn="0"/>
+            <w:tcW w:w="4320" w:type="dxa"/>
+            <w:tcMar/>
           </w:tcPr>
-          <w:p>
+          <w:p wp14:textId="77777777">
             <w:r/>
             <w:r>
               <w:rPr>
@@ -1124,9 +1853,11 @@
         </w:tc>
         <w:tc>
           <w:tcPr>
-            <w:tcW w:type="dxa" w:w="4320"/>
+            <w:cnfStyle w:val="000000000000" w:firstRow="0" w:lastRow="0" w:firstColumn="0" w:lastColumn="0" w:oddVBand="0" w:evenVBand="0" w:oddHBand="0" w:evenHBand="0" w:firstRowFirstColumn="0" w:firstRowLastColumn="0" w:lastRowFirstColumn="0" w:lastRowLastColumn="0"/>
+            <w:tcW w:w="4320" w:type="dxa"/>
+            <w:tcMar/>
           </w:tcPr>
-          <w:p>
+          <w:p wp14:textId="77777777">
             <w:r/>
             <w:r>
               <w:rPr>
@@ -1137,12 +1868,14 @@
           </w:p>
         </w:tc>
       </w:tr>
-      <w:tr>
+      <w:tr xmlns:wp14="http://schemas.microsoft.com/office/word/2010/wordml" wp14:textId="77777777">
         <w:tc>
           <w:tcPr>
-            <w:tcW w:type="dxa" w:w="4320"/>
+            <w:cnfStyle w:val="001000000000" w:firstRow="0" w:lastRow="0" w:firstColumn="1" w:lastColumn="0" w:oddVBand="0" w:evenVBand="0" w:oddHBand="0" w:evenHBand="0" w:firstRowFirstColumn="0" w:firstRowLastColumn="0" w:lastRowFirstColumn="0" w:lastRowLastColumn="0"/>
+            <w:tcW w:w="4320" w:type="dxa"/>
+            <w:tcMar/>
           </w:tcPr>
-          <w:p>
+          <w:p wp14:textId="77777777">
             <w:r/>
             <w:r>
               <w:rPr>
@@ -1154,9 +1887,11 @@
         </w:tc>
         <w:tc>
           <w:tcPr>
-            <w:tcW w:type="dxa" w:w="4320"/>
+            <w:cnfStyle w:val="000000000000" w:firstRow="0" w:lastRow="0" w:firstColumn="0" w:lastColumn="0" w:oddVBand="0" w:evenVBand="0" w:oddHBand="0" w:evenHBand="0" w:firstRowFirstColumn="0" w:firstRowLastColumn="0" w:lastRowFirstColumn="0" w:lastRowLastColumn="0"/>
+            <w:tcW w:w="4320" w:type="dxa"/>
+            <w:tcMar/>
           </w:tcPr>
-          <w:p>
+          <w:p wp14:textId="77777777">
             <w:r/>
             <w:r>
               <w:rPr>
@@ -1172,19 +1907,807 @@
       <w:pPr>
         <w:jc w:val="both"/>
       </w:pPr>
-      <w:r>
-        <w:t>O pipeline inclui uma etapa de sincronização com o S3 (src/cloud/s3_sync.py, via boto3) que envia as camadas raw, processed e curated para o bucket quando as credenciais AWS e a variável S3_BUCKET estão definidas; sem elas, a etapa é pulada e a execução continua local. Validamos a lógica de upload com um S3 simulado (biblioteca moto), confirmando o envio das três camadas. Assim, o uso do S3 está implementado, bastando apontar o bucket gerado pelo CloudFormation.</w:t>
-      </w:r>
     </w:p>
-    <w:p>
+    <w:p xmlns:wp14="http://schemas.microsoft.com/office/word/2010/wordml" wp14:textId="251ADEF4">
+      <w:pPr>
+        <w:jc w:val="both"/>
+        <w:rPr>
+          <w:lang w:val="pt-BR"/>
+        </w:rPr>
+      </w:pPr>
+      <w:r>
+        <w:rPr>
+          <w:lang w:val="pt-BR"/>
+        </w:rPr>
+        <w:t>O pipeline inclui uma etapa de sincronização com o S3 (</w:t>
+      </w:r>
+      <w:r>
+        <w:rPr>
+          <w:lang w:val="pt-BR"/>
+        </w:rPr>
+        <w:t>src</w:t>
+      </w:r>
+      <w:r>
+        <w:rPr>
+          <w:lang w:val="pt-BR"/>
+        </w:rPr>
+        <w:t xml:space="preserve">/cloud/s3_sync.py, via boto3) que envia as camadas </w:t>
+      </w:r>
+      <w:r>
+        <w:rPr>
+          <w:lang w:val="pt-BR"/>
+        </w:rPr>
+        <w:t>raw</w:t>
+      </w:r>
+      <w:r>
+        <w:rPr>
+          <w:lang w:val="pt-BR"/>
+        </w:rPr>
+        <w:t xml:space="preserve">, </w:t>
+      </w:r>
+      <w:r>
+        <w:rPr>
+          <w:lang w:val="pt-BR"/>
+        </w:rPr>
+        <w:t>processed</w:t>
+      </w:r>
+      <w:r>
+        <w:rPr>
+          <w:lang w:val="pt-BR"/>
+        </w:rPr>
+        <w:t xml:space="preserve"> e </w:t>
+      </w:r>
+      <w:r>
+        <w:rPr>
+          <w:lang w:val="pt-BR"/>
+        </w:rPr>
+        <w:t>curated</w:t>
+      </w:r>
+      <w:r>
+        <w:rPr>
+          <w:lang w:val="pt-BR"/>
+        </w:rPr>
+        <w:t xml:space="preserve"> para o </w:t>
+      </w:r>
+      <w:r>
+        <w:rPr>
+          <w:lang w:val="pt-BR"/>
+        </w:rPr>
+        <w:t>bucket</w:t>
+      </w:r>
+      <w:r>
+        <w:rPr>
+          <w:lang w:val="pt-BR"/>
+        </w:rPr>
+        <w:t xml:space="preserve"> quando as credenciais AWS e a variável S3_BUCKET estão definidas. Validamos a lógica de upload com um S3 </w:t>
+      </w:r>
+      <w:r>
+        <w:rPr>
+          <w:lang w:val="pt-BR"/>
+        </w:rPr>
+        <w:t>usando uma de nossas contas</w:t>
+      </w:r>
+      <w:r>
+        <w:rPr>
+          <w:lang w:val="pt-BR"/>
+        </w:rPr>
+        <w:t>, confirmando o envio das três camadas.</w:t>
+      </w:r>
+    </w:p>
+    <w:p xmlns:wp14="http://schemas.microsoft.com/office/word/2010/wordml" wp14:textId="516C72B5">
       <w:pPr>
         <w:jc w:val="both"/>
       </w:pPr>
       <w:r>
-        <w:t>Consideramos também a execução no AWS Academy (Learner Lab), ambiente usado no curso, que restringe a criação de papéis IAM (permite apenas o papel pré-existente LabRole), trava a região em us-east-1 e não disponibiliza serviços gerenciados como o MWAA. Para esse cenário, disponibilizamos uma variante do template (infra/cloudformation-academy.yaml) que reutiliza o LabRole em vez de criar um papel, e utilizamos o upload para o S3, etapa que não exige papel algum (basta as credenciais temporárias do lab). Dessa forma, o requisito de usar um serviço da AWS é cumprido mesmo sob as restrições do Academy, enquanto a arquitetura completa (MWAA, SageMaker) permanece como proposta de referência no diagrama. As instruções estão em docs/aws_academy.md.</w:t>
+        <w:rPr>
+          <w:lang w:val="pt-BR"/>
+        </w:rPr>
+        <w:t>Consideramos</w:t>
+      </w:r>
+      <w:r>
+        <w:rPr>
+          <w:lang w:val="pt-BR"/>
+        </w:rPr>
+        <w:t xml:space="preserve"> </w:t>
+      </w:r>
+      <w:r>
+        <w:rPr>
+          <w:lang w:val="pt-BR"/>
+        </w:rPr>
+        <w:t>também</w:t>
+      </w:r>
+      <w:r>
+        <w:rPr>
+          <w:lang w:val="pt-BR"/>
+        </w:rPr>
+        <w:t xml:space="preserve"> </w:t>
+      </w:r>
+      <w:r>
+        <w:rPr>
+          <w:lang w:val="pt-BR"/>
+        </w:rPr>
+        <w:t>a</w:t>
+      </w:r>
+      <w:r>
+        <w:rPr>
+          <w:lang w:val="pt-BR"/>
+        </w:rPr>
+        <w:t xml:space="preserve"> </w:t>
+      </w:r>
+      <w:r>
+        <w:rPr>
+          <w:lang w:val="pt-BR"/>
+        </w:rPr>
+        <w:t>execução</w:t>
+      </w:r>
+      <w:r>
+        <w:rPr>
+          <w:lang w:val="pt-BR"/>
+        </w:rPr>
+        <w:t xml:space="preserve"> no AWS Academy (Learner Lab), </w:t>
+      </w:r>
+      <w:r>
+        <w:rPr>
+          <w:lang w:val="pt-BR"/>
+        </w:rPr>
+        <w:t>ambiente</w:t>
+      </w:r>
+      <w:r>
+        <w:rPr>
+          <w:lang w:val="pt-BR"/>
+        </w:rPr>
+        <w:t xml:space="preserve"> </w:t>
+      </w:r>
+      <w:r>
+        <w:rPr>
+          <w:lang w:val="pt-BR"/>
+        </w:rPr>
+        <w:t>usado</w:t>
+      </w:r>
+      <w:r>
+        <w:rPr>
+          <w:lang w:val="pt-BR"/>
+        </w:rPr>
+        <w:t xml:space="preserve"> no </w:t>
+      </w:r>
+      <w:r>
+        <w:rPr>
+          <w:lang w:val="pt-BR"/>
+        </w:rPr>
+        <w:t>curso</w:t>
+      </w:r>
+      <w:r>
+        <w:rPr>
+          <w:lang w:val="pt-BR"/>
+        </w:rPr>
+        <w:t xml:space="preserve">, </w:t>
+      </w:r>
+      <w:r>
+        <w:rPr>
+          <w:lang w:val="pt-BR"/>
+        </w:rPr>
+        <w:t>que</w:t>
+      </w:r>
+      <w:r>
+        <w:rPr>
+          <w:lang w:val="pt-BR"/>
+        </w:rPr>
+        <w:t xml:space="preserve"> </w:t>
+      </w:r>
+      <w:r>
+        <w:rPr>
+          <w:lang w:val="pt-BR"/>
+        </w:rPr>
+        <w:t>restringe</w:t>
+      </w:r>
+      <w:r>
+        <w:rPr>
+          <w:lang w:val="pt-BR"/>
+        </w:rPr>
+        <w:t xml:space="preserve"> a </w:t>
+      </w:r>
+      <w:r>
+        <w:rPr>
+          <w:lang w:val="pt-BR"/>
+        </w:rPr>
+        <w:t>criação</w:t>
+      </w:r>
+      <w:r>
+        <w:rPr>
+          <w:lang w:val="pt-BR"/>
+        </w:rPr>
+        <w:t xml:space="preserve"> de </w:t>
+      </w:r>
+      <w:r>
+        <w:rPr>
+          <w:lang w:val="pt-BR"/>
+        </w:rPr>
+        <w:t>papéis</w:t>
+      </w:r>
+      <w:r>
+        <w:rPr>
+          <w:lang w:val="pt-BR"/>
+        </w:rPr>
+        <w:t xml:space="preserve"> IAM (</w:t>
+      </w:r>
+      <w:r>
+        <w:rPr>
+          <w:lang w:val="pt-BR"/>
+        </w:rPr>
+        <w:t>permite</w:t>
+      </w:r>
+      <w:r>
+        <w:rPr>
+          <w:lang w:val="pt-BR"/>
+        </w:rPr>
+        <w:t xml:space="preserve"> </w:t>
+      </w:r>
+      <w:r>
+        <w:rPr>
+          <w:lang w:val="pt-BR"/>
+        </w:rPr>
+        <w:t>apenas</w:t>
+      </w:r>
+      <w:r>
+        <w:rPr>
+          <w:lang w:val="pt-BR"/>
+        </w:rPr>
+        <w:t xml:space="preserve"> o </w:t>
+      </w:r>
+      <w:r>
+        <w:rPr>
+          <w:lang w:val="pt-BR"/>
+        </w:rPr>
+        <w:t>papel</w:t>
+      </w:r>
+      <w:r>
+        <w:rPr>
+          <w:lang w:val="pt-BR"/>
+        </w:rPr>
+        <w:t xml:space="preserve"> </w:t>
+      </w:r>
+      <w:r>
+        <w:rPr>
+          <w:lang w:val="pt-BR"/>
+        </w:rPr>
+        <w:t>pré-existente</w:t>
+      </w:r>
+      <w:r>
+        <w:rPr>
+          <w:lang w:val="pt-BR"/>
+        </w:rPr>
+        <w:t xml:space="preserve"> </w:t>
+      </w:r>
+      <w:r>
+        <w:rPr>
+          <w:lang w:val="pt-BR"/>
+        </w:rPr>
+        <w:t>LabRole</w:t>
+      </w:r>
+      <w:r>
+        <w:rPr>
+          <w:lang w:val="pt-BR"/>
+        </w:rPr>
+        <w:t xml:space="preserve">), </w:t>
+      </w:r>
+      <w:r>
+        <w:rPr>
+          <w:lang w:val="pt-BR"/>
+        </w:rPr>
+        <w:t>trava</w:t>
+      </w:r>
+      <w:r>
+        <w:rPr>
+          <w:lang w:val="pt-BR"/>
+        </w:rPr>
+        <w:t xml:space="preserve"> a </w:t>
+      </w:r>
+      <w:r>
+        <w:rPr>
+          <w:lang w:val="pt-BR"/>
+        </w:rPr>
+        <w:t>região</w:t>
+      </w:r>
+      <w:r>
+        <w:rPr>
+          <w:lang w:val="pt-BR"/>
+        </w:rPr>
+        <w:t xml:space="preserve"> </w:t>
+      </w:r>
+      <w:r>
+        <w:rPr>
+          <w:lang w:val="pt-BR"/>
+        </w:rPr>
+        <w:t>em</w:t>
+      </w:r>
+      <w:r>
+        <w:rPr>
+          <w:lang w:val="pt-BR"/>
+        </w:rPr>
+        <w:t xml:space="preserve"> us-east-1 e </w:t>
+      </w:r>
+      <w:r>
+        <w:rPr>
+          <w:lang w:val="pt-BR"/>
+        </w:rPr>
+        <w:t>não</w:t>
+      </w:r>
+      <w:r>
+        <w:rPr>
+          <w:lang w:val="pt-BR"/>
+        </w:rPr>
+        <w:t xml:space="preserve"> </w:t>
+      </w:r>
+      <w:r>
+        <w:rPr>
+          <w:lang w:val="pt-BR"/>
+        </w:rPr>
+        <w:t>disponibiliza</w:t>
+      </w:r>
+      <w:r>
+        <w:rPr>
+          <w:lang w:val="pt-BR"/>
+        </w:rPr>
+        <w:t xml:space="preserve"> </w:t>
+      </w:r>
+      <w:r>
+        <w:rPr>
+          <w:lang w:val="pt-BR"/>
+        </w:rPr>
+        <w:t>serviços</w:t>
+      </w:r>
+      <w:r>
+        <w:rPr>
+          <w:lang w:val="pt-BR"/>
+        </w:rPr>
+        <w:t xml:space="preserve"> </w:t>
+      </w:r>
+      <w:r>
+        <w:rPr>
+          <w:lang w:val="pt-BR"/>
+        </w:rPr>
+        <w:t>gerenciados</w:t>
+      </w:r>
+      <w:r>
+        <w:rPr>
+          <w:lang w:val="pt-BR"/>
+        </w:rPr>
+        <w:t xml:space="preserve"> </w:t>
+      </w:r>
+      <w:r>
+        <w:rPr>
+          <w:lang w:val="pt-BR"/>
+        </w:rPr>
+        <w:t>como</w:t>
+      </w:r>
+      <w:r>
+        <w:rPr>
+          <w:lang w:val="pt-BR"/>
+        </w:rPr>
+        <w:t xml:space="preserve"> o MWAA. Para esse </w:t>
+      </w:r>
+      <w:r>
+        <w:rPr>
+          <w:lang w:val="pt-BR"/>
+        </w:rPr>
+        <w:t>cenário</w:t>
+      </w:r>
+      <w:r>
+        <w:rPr>
+          <w:lang w:val="pt-BR"/>
+        </w:rPr>
+        <w:t xml:space="preserve">, </w:t>
+      </w:r>
+      <w:r>
+        <w:rPr>
+          <w:lang w:val="pt-BR"/>
+        </w:rPr>
+        <w:t>disponibilizamos</w:t>
+      </w:r>
+      <w:r>
+        <w:rPr>
+          <w:lang w:val="pt-BR"/>
+        </w:rPr>
+        <w:t xml:space="preserve"> </w:t>
+      </w:r>
+      <w:r>
+        <w:rPr>
+          <w:lang w:val="pt-BR"/>
+        </w:rPr>
+        <w:t>uma</w:t>
+      </w:r>
+      <w:r>
+        <w:rPr>
+          <w:lang w:val="pt-BR"/>
+        </w:rPr>
+        <w:t xml:space="preserve"> </w:t>
+      </w:r>
+      <w:r>
+        <w:rPr>
+          <w:lang w:val="pt-BR"/>
+        </w:rPr>
+        <w:t>variante</w:t>
+      </w:r>
+      <w:r>
+        <w:rPr>
+          <w:lang w:val="pt-BR"/>
+        </w:rPr>
+        <w:t xml:space="preserve"> do template (infra/</w:t>
+      </w:r>
+      <w:r>
+        <w:rPr>
+          <w:lang w:val="pt-BR"/>
+        </w:rPr>
+        <w:t>cloudformation-academy.yaml</w:t>
+      </w:r>
+      <w:r>
+        <w:rPr>
+          <w:lang w:val="pt-BR"/>
+        </w:rPr>
+        <w:t xml:space="preserve">) </w:t>
+      </w:r>
+      <w:r>
+        <w:rPr>
+          <w:lang w:val="pt-BR"/>
+        </w:rPr>
+        <w:t>que</w:t>
+      </w:r>
+      <w:r>
+        <w:rPr>
+          <w:lang w:val="pt-BR"/>
+        </w:rPr>
+        <w:t xml:space="preserve"> </w:t>
+      </w:r>
+      <w:r>
+        <w:rPr>
+          <w:lang w:val="pt-BR"/>
+        </w:rPr>
+        <w:t>reutiliza</w:t>
+      </w:r>
+      <w:r>
+        <w:rPr>
+          <w:lang w:val="pt-BR"/>
+        </w:rPr>
+        <w:t xml:space="preserve"> o </w:t>
+      </w:r>
+      <w:r>
+        <w:rPr>
+          <w:lang w:val="pt-BR"/>
+        </w:rPr>
+        <w:t>LabRole</w:t>
+      </w:r>
+      <w:r>
+        <w:rPr>
+          <w:lang w:val="pt-BR"/>
+        </w:rPr>
+        <w:t xml:space="preserve"> </w:t>
+      </w:r>
+      <w:r>
+        <w:rPr>
+          <w:lang w:val="pt-BR"/>
+        </w:rPr>
+        <w:t>em</w:t>
+      </w:r>
+      <w:r>
+        <w:rPr>
+          <w:lang w:val="pt-BR"/>
+        </w:rPr>
+        <w:t xml:space="preserve"> </w:t>
+      </w:r>
+      <w:r>
+        <w:rPr>
+          <w:lang w:val="pt-BR"/>
+        </w:rPr>
+        <w:t>vez</w:t>
+      </w:r>
+      <w:r>
+        <w:rPr>
+          <w:lang w:val="pt-BR"/>
+        </w:rPr>
+        <w:t xml:space="preserve"> de </w:t>
+      </w:r>
+      <w:r>
+        <w:rPr>
+          <w:lang w:val="pt-BR"/>
+        </w:rPr>
+        <w:t>criar</w:t>
+      </w:r>
+      <w:r>
+        <w:rPr>
+          <w:lang w:val="pt-BR"/>
+        </w:rPr>
+        <w:t xml:space="preserve"> um </w:t>
+      </w:r>
+      <w:r>
+        <w:rPr>
+          <w:lang w:val="pt-BR"/>
+        </w:rPr>
+        <w:t>papel</w:t>
+      </w:r>
+      <w:r>
+        <w:rPr>
+          <w:lang w:val="pt-BR"/>
+        </w:rPr>
+        <w:t xml:space="preserve">, e </w:t>
+      </w:r>
+      <w:r>
+        <w:rPr>
+          <w:lang w:val="pt-BR"/>
+        </w:rPr>
+        <w:t>utilizamos</w:t>
+      </w:r>
+      <w:r>
+        <w:rPr>
+          <w:lang w:val="pt-BR"/>
+        </w:rPr>
+        <w:t xml:space="preserve"> o upload para o S3, </w:t>
+      </w:r>
+      <w:r>
+        <w:rPr>
+          <w:lang w:val="pt-BR"/>
+        </w:rPr>
+        <w:t>etapa</w:t>
+      </w:r>
+      <w:r>
+        <w:rPr>
+          <w:lang w:val="pt-BR"/>
+        </w:rPr>
+        <w:t xml:space="preserve"> </w:t>
+      </w:r>
+      <w:r>
+        <w:rPr>
+          <w:lang w:val="pt-BR"/>
+        </w:rPr>
+        <w:t>que</w:t>
+      </w:r>
+      <w:r>
+        <w:rPr>
+          <w:lang w:val="pt-BR"/>
+        </w:rPr>
+        <w:t xml:space="preserve"> </w:t>
+      </w:r>
+      <w:r>
+        <w:rPr>
+          <w:lang w:val="pt-BR"/>
+        </w:rPr>
+        <w:t>não</w:t>
+      </w:r>
+      <w:r>
+        <w:rPr>
+          <w:lang w:val="pt-BR"/>
+        </w:rPr>
+        <w:t xml:space="preserve"> </w:t>
+      </w:r>
+      <w:r>
+        <w:rPr>
+          <w:lang w:val="pt-BR"/>
+        </w:rPr>
+        <w:t>exige</w:t>
+      </w:r>
+      <w:r>
+        <w:rPr>
+          <w:lang w:val="pt-BR"/>
+        </w:rPr>
+        <w:t xml:space="preserve"> </w:t>
+      </w:r>
+      <w:r>
+        <w:rPr>
+          <w:lang w:val="pt-BR"/>
+        </w:rPr>
+        <w:t>papel</w:t>
+      </w:r>
+      <w:r>
+        <w:rPr>
+          <w:lang w:val="pt-BR"/>
+        </w:rPr>
+        <w:t xml:space="preserve"> </w:t>
+      </w:r>
+      <w:r>
+        <w:rPr>
+          <w:lang w:val="pt-BR"/>
+        </w:rPr>
+        <w:t>algum</w:t>
+      </w:r>
+      <w:r>
+        <w:rPr>
+          <w:lang w:val="pt-BR"/>
+        </w:rPr>
+        <w:t xml:space="preserve"> (basta as </w:t>
+      </w:r>
+      <w:r>
+        <w:rPr>
+          <w:lang w:val="pt-BR"/>
+        </w:rPr>
+        <w:t>credenciais</w:t>
+      </w:r>
+      <w:r>
+        <w:rPr>
+          <w:lang w:val="pt-BR"/>
+        </w:rPr>
+        <w:t xml:space="preserve"> </w:t>
+      </w:r>
+      <w:r>
+        <w:rPr>
+          <w:lang w:val="pt-BR"/>
+        </w:rPr>
+        <w:t>temporárias</w:t>
+      </w:r>
+      <w:r>
+        <w:rPr>
+          <w:lang w:val="pt-BR"/>
+        </w:rPr>
+        <w:t xml:space="preserve"> do lab). Dessa </w:t>
+      </w:r>
+      <w:r>
+        <w:rPr>
+          <w:lang w:val="pt-BR"/>
+        </w:rPr>
+        <w:t>forma</w:t>
+      </w:r>
+      <w:r>
+        <w:rPr>
+          <w:lang w:val="pt-BR"/>
+        </w:rPr>
+        <w:t xml:space="preserve">, o </w:t>
+      </w:r>
+      <w:r>
+        <w:rPr>
+          <w:lang w:val="pt-BR"/>
+        </w:rPr>
+        <w:t>requisito</w:t>
+      </w:r>
+      <w:r>
+        <w:rPr>
+          <w:lang w:val="pt-BR"/>
+        </w:rPr>
+        <w:t xml:space="preserve"> de usar um </w:t>
+      </w:r>
+      <w:r>
+        <w:rPr>
+          <w:lang w:val="pt-BR"/>
+        </w:rPr>
+        <w:t>serviço</w:t>
+      </w:r>
+      <w:r>
+        <w:rPr>
+          <w:lang w:val="pt-BR"/>
+        </w:rPr>
+        <w:t xml:space="preserve"> da AWS é </w:t>
+      </w:r>
+      <w:r>
+        <w:rPr>
+          <w:lang w:val="pt-BR"/>
+        </w:rPr>
+        <w:t>cumprido</w:t>
+      </w:r>
+      <w:r>
+        <w:rPr>
+          <w:lang w:val="pt-BR"/>
+        </w:rPr>
+        <w:t xml:space="preserve"> </w:t>
+      </w:r>
+      <w:r>
+        <w:rPr>
+          <w:lang w:val="pt-BR"/>
+        </w:rPr>
+        <w:t>mesmo</w:t>
+      </w:r>
+      <w:r>
+        <w:rPr>
+          <w:lang w:val="pt-BR"/>
+        </w:rPr>
+        <w:t xml:space="preserve"> sob as </w:t>
+      </w:r>
+      <w:r>
+        <w:rPr>
+          <w:lang w:val="pt-BR"/>
+        </w:rPr>
+        <w:t>restrições</w:t>
+      </w:r>
+      <w:r>
+        <w:rPr>
+          <w:lang w:val="pt-BR"/>
+        </w:rPr>
+        <w:t xml:space="preserve"> do Academy, </w:t>
+      </w:r>
+      <w:r>
+        <w:rPr>
+          <w:lang w:val="pt-BR"/>
+        </w:rPr>
+        <w:t>enquanto</w:t>
+      </w:r>
+      <w:r>
+        <w:rPr>
+          <w:lang w:val="pt-BR"/>
+        </w:rPr>
+        <w:t xml:space="preserve"> </w:t>
+      </w:r>
+      <w:r>
+        <w:rPr>
+          <w:lang w:val="pt-BR"/>
+        </w:rPr>
+        <w:t>a</w:t>
+      </w:r>
+      <w:r>
+        <w:rPr>
+          <w:lang w:val="pt-BR"/>
+        </w:rPr>
+        <w:t xml:space="preserve"> </w:t>
+      </w:r>
+      <w:r>
+        <w:rPr>
+          <w:lang w:val="pt-BR"/>
+        </w:rPr>
+        <w:t>arquitetura</w:t>
+      </w:r>
+      <w:r>
+        <w:rPr>
+          <w:lang w:val="pt-BR"/>
+        </w:rPr>
+        <w:t xml:space="preserve"> completa (MWAA, SageMaker) </w:t>
+      </w:r>
+      <w:r>
+        <w:rPr>
+          <w:lang w:val="pt-BR"/>
+        </w:rPr>
+        <w:t>permanece</w:t>
+      </w:r>
+      <w:r>
+        <w:rPr>
+          <w:lang w:val="pt-BR"/>
+        </w:rPr>
+        <w:t xml:space="preserve"> </w:t>
+      </w:r>
+      <w:r>
+        <w:rPr>
+          <w:lang w:val="pt-BR"/>
+        </w:rPr>
+        <w:t>como</w:t>
+      </w:r>
+      <w:r>
+        <w:rPr>
+          <w:lang w:val="pt-BR"/>
+        </w:rPr>
+        <w:t xml:space="preserve"> </w:t>
+      </w:r>
+      <w:r>
+        <w:rPr>
+          <w:lang w:val="pt-BR"/>
+        </w:rPr>
+        <w:t>proposta</w:t>
+      </w:r>
+      <w:r>
+        <w:rPr>
+          <w:lang w:val="pt-BR"/>
+        </w:rPr>
+        <w:t xml:space="preserve"> de </w:t>
+      </w:r>
+      <w:r>
+        <w:rPr>
+          <w:lang w:val="pt-BR"/>
+        </w:rPr>
+        <w:t>referência</w:t>
+      </w:r>
+      <w:r>
+        <w:rPr>
+          <w:lang w:val="pt-BR"/>
+        </w:rPr>
+        <w:t xml:space="preserve"> no </w:t>
+      </w:r>
+      <w:r>
+        <w:rPr>
+          <w:lang w:val="pt-BR"/>
+        </w:rPr>
+        <w:t>diagrama</w:t>
+      </w:r>
+      <w:r>
+        <w:rPr>
+          <w:lang w:val="pt-BR"/>
+        </w:rPr>
+        <w:t>.</w:t>
       </w:r>
     </w:p>
-    <w:p>
+    <w:p xmlns:wp14="http://schemas.microsoft.com/office/word/2010/wordml" wp14:textId="77777777">
       <w:pPr>
         <w:pStyle w:val="Heading1"/>
       </w:pPr>
@@ -1197,13 +2720,18 @@
     </w:p>
     <w:p>
       <w:pPr>
+        <w:pStyle w:val="Normal"/>
+      </w:pPr>
+    </w:p>
+    <w:p xmlns:wp14="http://schemas.microsoft.com/office/word/2010/wordml" wp14:textId="77777777">
+      <w:pPr>
         <w:jc w:val="both"/>
       </w:pPr>
       <w:r>
         <w:t>A tarefa é de classificação binária. Seguindo o item 4.6, criamos baselines, implementamos o modelo na forma hard-code e depois com biblioteca, e comparamos os resultados.</w:t>
       </w:r>
     </w:p>
-    <w:p>
+    <w:p xmlns:wp14="http://schemas.microsoft.com/office/word/2010/wordml" wp14:textId="77777777">
       <w:pPr>
         <w:jc w:val="both"/>
       </w:pPr>
@@ -1214,9 +2742,9 @@
     <w:tbl>
       <w:tblPr>
         <w:tblStyle w:val="LightGrid-Accent1"/>
-        <w:tblW w:type="auto" w:w="0"/>
+        <w:tblW w:w="0" w:type="auto"/>
         <w:jc w:val="center"/>
-        <w:tblLook w:firstColumn="1" w:firstRow="1" w:lastColumn="0" w:lastRow="0" w:noHBand="0" w:noVBand="1" w:val="04A0"/>
+        <w:tblLook w:val="04A0" w:firstRow="1" w:lastRow="0" w:firstColumn="1" w:lastColumn="0" w:noHBand="0" w:noVBand="1"/>
       </w:tblPr>
       <w:tblGrid>
         <w:gridCol w:w="1440"/>
@@ -1226,12 +2754,14 @@
         <w:gridCol w:w="1440"/>
         <w:gridCol w:w="1440"/>
       </w:tblGrid>
-      <w:tr>
+      <w:tr xmlns:wp14="http://schemas.microsoft.com/office/word/2010/wordml" wp14:textId="77777777">
         <w:tc>
           <w:tcPr>
-            <w:tcW w:type="dxa" w:w="1440"/>
+            <w:cnfStyle w:val="001000000000" w:firstRow="0" w:lastRow="0" w:firstColumn="1" w:lastColumn="0" w:oddVBand="0" w:evenVBand="0" w:oddHBand="0" w:evenHBand="0" w:firstRowFirstColumn="0" w:firstRowLastColumn="0" w:lastRowFirstColumn="0" w:lastRowLastColumn="0"/>
+            <w:tcW w:w="1440" w:type="dxa"/>
+            <w:tcMar/>
           </w:tcPr>
-          <w:p>
+          <w:p wp14:textId="77777777">
             <w:r/>
             <w:r>
               <w:rPr>
@@ -1244,9 +2774,11 @@
         </w:tc>
         <w:tc>
           <w:tcPr>
-            <w:tcW w:type="dxa" w:w="1440"/>
+            <w:cnfStyle w:val="000000000000" w:firstRow="0" w:lastRow="0" w:firstColumn="0" w:lastColumn="0" w:oddVBand="0" w:evenVBand="0" w:oddHBand="0" w:evenHBand="0" w:firstRowFirstColumn="0" w:firstRowLastColumn="0" w:lastRowFirstColumn="0" w:lastRowLastColumn="0"/>
+            <w:tcW w:w="1440" w:type="dxa"/>
+            <w:tcMar/>
           </w:tcPr>
-          <w:p>
+          <w:p wp14:textId="77777777">
             <w:r/>
             <w:r>
               <w:rPr>
@@ -1259,9 +2791,11 @@
         </w:tc>
         <w:tc>
           <w:tcPr>
-            <w:tcW w:type="dxa" w:w="1440"/>
+            <w:cnfStyle w:val="000000000000" w:firstRow="0" w:lastRow="0" w:firstColumn="0" w:lastColumn="0" w:oddVBand="0" w:evenVBand="0" w:oddHBand="0" w:evenHBand="0" w:firstRowFirstColumn="0" w:firstRowLastColumn="0" w:lastRowFirstColumn="0" w:lastRowLastColumn="0"/>
+            <w:tcW w:w="1440" w:type="dxa"/>
+            <w:tcMar/>
           </w:tcPr>
-          <w:p>
+          <w:p wp14:textId="77777777">
             <w:r/>
             <w:r>
               <w:rPr>
@@ -1274,9 +2808,11 @@
         </w:tc>
         <w:tc>
           <w:tcPr>
-            <w:tcW w:type="dxa" w:w="1440"/>
+            <w:cnfStyle w:val="000000000000" w:firstRow="0" w:lastRow="0" w:firstColumn="0" w:lastColumn="0" w:oddVBand="0" w:evenVBand="0" w:oddHBand="0" w:evenHBand="0" w:firstRowFirstColumn="0" w:firstRowLastColumn="0" w:lastRowFirstColumn="0" w:lastRowLastColumn="0"/>
+            <w:tcW w:w="1440" w:type="dxa"/>
+            <w:tcMar/>
           </w:tcPr>
-          <w:p>
+          <w:p wp14:textId="77777777">
             <w:r/>
             <w:r>
               <w:rPr>
@@ -1289,9 +2825,11 @@
         </w:tc>
         <w:tc>
           <w:tcPr>
-            <w:tcW w:type="dxa" w:w="1440"/>
+            <w:cnfStyle w:val="000000000000" w:firstRow="0" w:lastRow="0" w:firstColumn="0" w:lastColumn="0" w:oddVBand="0" w:evenVBand="0" w:oddHBand="0" w:evenHBand="0" w:firstRowFirstColumn="0" w:firstRowLastColumn="0" w:lastRowFirstColumn="0" w:lastRowLastColumn="0"/>
+            <w:tcW w:w="1440" w:type="dxa"/>
+            <w:tcMar/>
           </w:tcPr>
-          <w:p>
+          <w:p wp14:textId="77777777">
             <w:r/>
             <w:r>
               <w:rPr>
@@ -1304,9 +2842,11 @@
         </w:tc>
         <w:tc>
           <w:tcPr>
-            <w:tcW w:type="dxa" w:w="1440"/>
+            <w:cnfStyle w:val="000000000000" w:firstRow="0" w:lastRow="0" w:firstColumn="0" w:lastColumn="0" w:oddVBand="0" w:evenVBand="0" w:oddHBand="0" w:evenHBand="0" w:firstRowFirstColumn="0" w:firstRowLastColumn="0" w:lastRowFirstColumn="0" w:lastRowLastColumn="0"/>
+            <w:tcW w:w="1440" w:type="dxa"/>
+            <w:tcMar/>
           </w:tcPr>
-          <w:p>
+          <w:p wp14:textId="77777777">
             <w:r/>
             <w:r>
               <w:rPr>
@@ -1318,12 +2858,14 @@
           </w:p>
         </w:tc>
       </w:tr>
-      <w:tr>
+      <w:tr xmlns:wp14="http://schemas.microsoft.com/office/word/2010/wordml" wp14:textId="77777777">
         <w:tc>
           <w:tcPr>
-            <w:tcW w:type="dxa" w:w="1440"/>
+            <w:cnfStyle w:val="001000000000" w:firstRow="0" w:lastRow="0" w:firstColumn="1" w:lastColumn="0" w:oddVBand="0" w:evenVBand="0" w:oddHBand="0" w:evenHBand="0" w:firstRowFirstColumn="0" w:firstRowLastColumn="0" w:lastRowFirstColumn="0" w:lastRowLastColumn="0"/>
+            <w:tcW w:w="1440" w:type="dxa"/>
+            <w:tcMar/>
           </w:tcPr>
-          <w:p>
+          <w:p wp14:textId="77777777">
             <w:r/>
             <w:r>
               <w:rPr>
@@ -1335,9 +2877,11 @@
         </w:tc>
         <w:tc>
           <w:tcPr>
-            <w:tcW w:type="dxa" w:w="1440"/>
+            <w:cnfStyle w:val="000000000000" w:firstRow="0" w:lastRow="0" w:firstColumn="0" w:lastColumn="0" w:oddVBand="0" w:evenVBand="0" w:oddHBand="0" w:evenHBand="0" w:firstRowFirstColumn="0" w:firstRowLastColumn="0" w:lastRowFirstColumn="0" w:lastRowLastColumn="0"/>
+            <w:tcW w:w="1440" w:type="dxa"/>
+            <w:tcMar/>
           </w:tcPr>
-          <w:p>
+          <w:p wp14:textId="77777777">
             <w:r/>
             <w:r>
               <w:rPr>
@@ -1349,9 +2893,11 @@
         </w:tc>
         <w:tc>
           <w:tcPr>
-            <w:tcW w:type="dxa" w:w="1440"/>
+            <w:cnfStyle w:val="000000000000" w:firstRow="0" w:lastRow="0" w:firstColumn="0" w:lastColumn="0" w:oddVBand="0" w:evenVBand="0" w:oddHBand="0" w:evenHBand="0" w:firstRowFirstColumn="0" w:firstRowLastColumn="0" w:lastRowFirstColumn="0" w:lastRowLastColumn="0"/>
+            <w:tcW w:w="1440" w:type="dxa"/>
+            <w:tcMar/>
           </w:tcPr>
-          <w:p>
+          <w:p wp14:textId="77777777">
             <w:r/>
             <w:r>
               <w:rPr>
@@ -1363,9 +2909,11 @@
         </w:tc>
         <w:tc>
           <w:tcPr>
-            <w:tcW w:type="dxa" w:w="1440"/>
+            <w:cnfStyle w:val="000000000000" w:firstRow="0" w:lastRow="0" w:firstColumn="0" w:lastColumn="0" w:oddVBand="0" w:evenVBand="0" w:oddHBand="0" w:evenHBand="0" w:firstRowFirstColumn="0" w:firstRowLastColumn="0" w:lastRowFirstColumn="0" w:lastRowLastColumn="0"/>
+            <w:tcW w:w="1440" w:type="dxa"/>
+            <w:tcMar/>
           </w:tcPr>
-          <w:p>
+          <w:p wp14:textId="77777777">
             <w:r/>
             <w:r>
               <w:rPr>
@@ -1377,9 +2925,11 @@
         </w:tc>
         <w:tc>
           <w:tcPr>
-            <w:tcW w:type="dxa" w:w="1440"/>
+            <w:cnfStyle w:val="000000000000" w:firstRow="0" w:lastRow="0" w:firstColumn="0" w:lastColumn="0" w:oddVBand="0" w:evenVBand="0" w:oddHBand="0" w:evenHBand="0" w:firstRowFirstColumn="0" w:firstRowLastColumn="0" w:lastRowFirstColumn="0" w:lastRowLastColumn="0"/>
+            <w:tcW w:w="1440" w:type="dxa"/>
+            <w:tcMar/>
           </w:tcPr>
-          <w:p>
+          <w:p wp14:textId="77777777">
             <w:r/>
             <w:r>
               <w:rPr>
@@ -1391,9 +2941,11 @@
         </w:tc>
         <w:tc>
           <w:tcPr>
-            <w:tcW w:type="dxa" w:w="1440"/>
+            <w:cnfStyle w:val="000000000000" w:firstRow="0" w:lastRow="0" w:firstColumn="0" w:lastColumn="0" w:oddVBand="0" w:evenVBand="0" w:oddHBand="0" w:evenHBand="0" w:firstRowFirstColumn="0" w:firstRowLastColumn="0" w:lastRowFirstColumn="0" w:lastRowLastColumn="0"/>
+            <w:tcW w:w="1440" w:type="dxa"/>
+            <w:tcMar/>
           </w:tcPr>
-          <w:p>
+          <w:p wp14:textId="77777777">
             <w:r/>
             <w:r>
               <w:rPr>
@@ -1404,12 +2956,14 @@
           </w:p>
         </w:tc>
       </w:tr>
-      <w:tr>
+      <w:tr xmlns:wp14="http://schemas.microsoft.com/office/word/2010/wordml" wp14:textId="77777777">
         <w:tc>
           <w:tcPr>
-            <w:tcW w:type="dxa" w:w="1440"/>
+            <w:cnfStyle w:val="001000000000" w:firstRow="0" w:lastRow="0" w:firstColumn="1" w:lastColumn="0" w:oddVBand="0" w:evenVBand="0" w:oddHBand="0" w:evenHBand="0" w:firstRowFirstColumn="0" w:firstRowLastColumn="0" w:lastRowFirstColumn="0" w:lastRowLastColumn="0"/>
+            <w:tcW w:w="1440" w:type="dxa"/>
+            <w:tcMar/>
           </w:tcPr>
-          <w:p>
+          <w:p wp14:textId="77777777">
             <w:r/>
             <w:r>
               <w:rPr>
@@ -1421,9 +2975,11 @@
         </w:tc>
         <w:tc>
           <w:tcPr>
-            <w:tcW w:type="dxa" w:w="1440"/>
+            <w:cnfStyle w:val="000000000000" w:firstRow="0" w:lastRow="0" w:firstColumn="0" w:lastColumn="0" w:oddVBand="0" w:evenVBand="0" w:oddHBand="0" w:evenHBand="0" w:firstRowFirstColumn="0" w:firstRowLastColumn="0" w:lastRowFirstColumn="0" w:lastRowLastColumn="0"/>
+            <w:tcW w:w="1440" w:type="dxa"/>
+            <w:tcMar/>
           </w:tcPr>
-          <w:p>
+          <w:p wp14:textId="77777777">
             <w:r/>
             <w:r>
               <w:rPr>
@@ -1435,9 +2991,11 @@
         </w:tc>
         <w:tc>
           <w:tcPr>
-            <w:tcW w:type="dxa" w:w="1440"/>
+            <w:cnfStyle w:val="000000000000" w:firstRow="0" w:lastRow="0" w:firstColumn="0" w:lastColumn="0" w:oddVBand="0" w:evenVBand="0" w:oddHBand="0" w:evenHBand="0" w:firstRowFirstColumn="0" w:firstRowLastColumn="0" w:lastRowFirstColumn="0" w:lastRowLastColumn="0"/>
+            <w:tcW w:w="1440" w:type="dxa"/>
+            <w:tcMar/>
           </w:tcPr>
-          <w:p>
+          <w:p wp14:textId="77777777">
             <w:r/>
             <w:r>
               <w:rPr>
@@ -1449,9 +3007,11 @@
         </w:tc>
         <w:tc>
           <w:tcPr>
-            <w:tcW w:type="dxa" w:w="1440"/>
+            <w:cnfStyle w:val="000000000000" w:firstRow="0" w:lastRow="0" w:firstColumn="0" w:lastColumn="0" w:oddVBand="0" w:evenVBand="0" w:oddHBand="0" w:evenHBand="0" w:firstRowFirstColumn="0" w:firstRowLastColumn="0" w:lastRowFirstColumn="0" w:lastRowLastColumn="0"/>
+            <w:tcW w:w="1440" w:type="dxa"/>
+            <w:tcMar/>
           </w:tcPr>
-          <w:p>
+          <w:p wp14:textId="77777777">
             <w:r/>
             <w:r>
               <w:rPr>
@@ -1463,9 +3023,11 @@
         </w:tc>
         <w:tc>
           <w:tcPr>
-            <w:tcW w:type="dxa" w:w="1440"/>
+            <w:cnfStyle w:val="000000000000" w:firstRow="0" w:lastRow="0" w:firstColumn="0" w:lastColumn="0" w:oddVBand="0" w:evenVBand="0" w:oddHBand="0" w:evenHBand="0" w:firstRowFirstColumn="0" w:firstRowLastColumn="0" w:lastRowFirstColumn="0" w:lastRowLastColumn="0"/>
+            <w:tcW w:w="1440" w:type="dxa"/>
+            <w:tcMar/>
           </w:tcPr>
-          <w:p>
+          <w:p wp14:textId="77777777">
             <w:r/>
             <w:r>
               <w:rPr>
@@ -1477,9 +3039,11 @@
         </w:tc>
         <w:tc>
           <w:tcPr>
-            <w:tcW w:type="dxa" w:w="1440"/>
+            <w:cnfStyle w:val="000000000000" w:firstRow="0" w:lastRow="0" w:firstColumn="0" w:lastColumn="0" w:oddVBand="0" w:evenVBand="0" w:oddHBand="0" w:evenHBand="0" w:firstRowFirstColumn="0" w:firstRowLastColumn="0" w:lastRowFirstColumn="0" w:lastRowLastColumn="0"/>
+            <w:tcW w:w="1440" w:type="dxa"/>
+            <w:tcMar/>
           </w:tcPr>
-          <w:p>
+          <w:p wp14:textId="77777777">
             <w:r/>
             <w:r>
               <w:rPr>
@@ -1490,12 +3054,14 @@
           </w:p>
         </w:tc>
       </w:tr>
-      <w:tr>
+      <w:tr xmlns:wp14="http://schemas.microsoft.com/office/word/2010/wordml" wp14:textId="77777777">
         <w:tc>
           <w:tcPr>
-            <w:tcW w:type="dxa" w:w="1440"/>
+            <w:cnfStyle w:val="001000000000" w:firstRow="0" w:lastRow="0" w:firstColumn="1" w:lastColumn="0" w:oddVBand="0" w:evenVBand="0" w:oddHBand="0" w:evenHBand="0" w:firstRowFirstColumn="0" w:firstRowLastColumn="0" w:lastRowFirstColumn="0" w:lastRowLastColumn="0"/>
+            <w:tcW w:w="1440" w:type="dxa"/>
+            <w:tcMar/>
           </w:tcPr>
-          <w:p>
+          <w:p wp14:textId="77777777">
             <w:r/>
             <w:r>
               <w:rPr>
@@ -1507,9 +3073,11 @@
         </w:tc>
         <w:tc>
           <w:tcPr>
-            <w:tcW w:type="dxa" w:w="1440"/>
+            <w:cnfStyle w:val="000000000000" w:firstRow="0" w:lastRow="0" w:firstColumn="0" w:lastColumn="0" w:oddVBand="0" w:evenVBand="0" w:oddHBand="0" w:evenHBand="0" w:firstRowFirstColumn="0" w:firstRowLastColumn="0" w:lastRowFirstColumn="0" w:lastRowLastColumn="0"/>
+            <w:tcW w:w="1440" w:type="dxa"/>
+            <w:tcMar/>
           </w:tcPr>
-          <w:p>
+          <w:p wp14:textId="77777777">
             <w:r/>
             <w:r>
               <w:rPr>
@@ -1521,9 +3089,11 @@
         </w:tc>
         <w:tc>
           <w:tcPr>
-            <w:tcW w:type="dxa" w:w="1440"/>
+            <w:cnfStyle w:val="000000000000" w:firstRow="0" w:lastRow="0" w:firstColumn="0" w:lastColumn="0" w:oddVBand="0" w:evenVBand="0" w:oddHBand="0" w:evenHBand="0" w:firstRowFirstColumn="0" w:firstRowLastColumn="0" w:lastRowFirstColumn="0" w:lastRowLastColumn="0"/>
+            <w:tcW w:w="1440" w:type="dxa"/>
+            <w:tcMar/>
           </w:tcPr>
-          <w:p>
+          <w:p wp14:textId="77777777">
             <w:r/>
             <w:r>
               <w:rPr>
@@ -1535,9 +3105,11 @@
         </w:tc>
         <w:tc>
           <w:tcPr>
-            <w:tcW w:type="dxa" w:w="1440"/>
+            <w:cnfStyle w:val="000000000000" w:firstRow="0" w:lastRow="0" w:firstColumn="0" w:lastColumn="0" w:oddVBand="0" w:evenVBand="0" w:oddHBand="0" w:evenHBand="0" w:firstRowFirstColumn="0" w:firstRowLastColumn="0" w:lastRowFirstColumn="0" w:lastRowLastColumn="0"/>
+            <w:tcW w:w="1440" w:type="dxa"/>
+            <w:tcMar/>
           </w:tcPr>
-          <w:p>
+          <w:p wp14:textId="77777777">
             <w:r/>
             <w:r>
               <w:rPr>
@@ -1549,9 +3121,11 @@
         </w:tc>
         <w:tc>
           <w:tcPr>
-            <w:tcW w:type="dxa" w:w="1440"/>
+            <w:cnfStyle w:val="000000000000" w:firstRow="0" w:lastRow="0" w:firstColumn="0" w:lastColumn="0" w:oddVBand="0" w:evenVBand="0" w:oddHBand="0" w:evenHBand="0" w:firstRowFirstColumn="0" w:firstRowLastColumn="0" w:lastRowFirstColumn="0" w:lastRowLastColumn="0"/>
+            <w:tcW w:w="1440" w:type="dxa"/>
+            <w:tcMar/>
           </w:tcPr>
-          <w:p>
+          <w:p wp14:textId="77777777">
             <w:r/>
             <w:r>
               <w:rPr>
@@ -1563,9 +3137,11 @@
         </w:tc>
         <w:tc>
           <w:tcPr>
-            <w:tcW w:type="dxa" w:w="1440"/>
+            <w:cnfStyle w:val="000000000000" w:firstRow="0" w:lastRow="0" w:firstColumn="0" w:lastColumn="0" w:oddVBand="0" w:evenVBand="0" w:oddHBand="0" w:evenHBand="0" w:firstRowFirstColumn="0" w:firstRowLastColumn="0" w:lastRowFirstColumn="0" w:lastRowLastColumn="0"/>
+            <w:tcW w:w="1440" w:type="dxa"/>
+            <w:tcMar/>
           </w:tcPr>
-          <w:p>
+          <w:p wp14:textId="77777777">
             <w:r/>
             <w:r>
               <w:rPr>
@@ -1576,12 +3152,14 @@
           </w:p>
         </w:tc>
       </w:tr>
-      <w:tr>
+      <w:tr xmlns:wp14="http://schemas.microsoft.com/office/word/2010/wordml" wp14:textId="77777777">
         <w:tc>
           <w:tcPr>
-            <w:tcW w:type="dxa" w:w="1440"/>
+            <w:cnfStyle w:val="001000000000" w:firstRow="0" w:lastRow="0" w:firstColumn="1" w:lastColumn="0" w:oddVBand="0" w:evenVBand="0" w:oddHBand="0" w:evenHBand="0" w:firstRowFirstColumn="0" w:firstRowLastColumn="0" w:lastRowFirstColumn="0" w:lastRowLastColumn="0"/>
+            <w:tcW w:w="1440" w:type="dxa"/>
+            <w:tcMar/>
           </w:tcPr>
-          <w:p>
+          <w:p wp14:textId="77777777">
             <w:r/>
             <w:r>
               <w:rPr>
@@ -1593,9 +3171,11 @@
         </w:tc>
         <w:tc>
           <w:tcPr>
-            <w:tcW w:type="dxa" w:w="1440"/>
+            <w:cnfStyle w:val="000000000000" w:firstRow="0" w:lastRow="0" w:firstColumn="0" w:lastColumn="0" w:oddVBand="0" w:evenVBand="0" w:oddHBand="0" w:evenHBand="0" w:firstRowFirstColumn="0" w:firstRowLastColumn="0" w:lastRowFirstColumn="0" w:lastRowLastColumn="0"/>
+            <w:tcW w:w="1440" w:type="dxa"/>
+            <w:tcMar/>
           </w:tcPr>
-          <w:p>
+          <w:p wp14:textId="77777777">
             <w:r/>
             <w:r>
               <w:rPr>
@@ -1607,9 +3187,11 @@
         </w:tc>
         <w:tc>
           <w:tcPr>
-            <w:tcW w:type="dxa" w:w="1440"/>
+            <w:cnfStyle w:val="000000000000" w:firstRow="0" w:lastRow="0" w:firstColumn="0" w:lastColumn="0" w:oddVBand="0" w:evenVBand="0" w:oddHBand="0" w:evenHBand="0" w:firstRowFirstColumn="0" w:firstRowLastColumn="0" w:lastRowFirstColumn="0" w:lastRowLastColumn="0"/>
+            <w:tcW w:w="1440" w:type="dxa"/>
+            <w:tcMar/>
           </w:tcPr>
-          <w:p>
+          <w:p wp14:textId="77777777">
             <w:r/>
             <w:r>
               <w:rPr>
@@ -1621,9 +3203,11 @@
         </w:tc>
         <w:tc>
           <w:tcPr>
-            <w:tcW w:type="dxa" w:w="1440"/>
+            <w:cnfStyle w:val="000000000000" w:firstRow="0" w:lastRow="0" w:firstColumn="0" w:lastColumn="0" w:oddVBand="0" w:evenVBand="0" w:oddHBand="0" w:evenHBand="0" w:firstRowFirstColumn="0" w:firstRowLastColumn="0" w:lastRowFirstColumn="0" w:lastRowLastColumn="0"/>
+            <w:tcW w:w="1440" w:type="dxa"/>
+            <w:tcMar/>
           </w:tcPr>
-          <w:p>
+          <w:p wp14:textId="77777777">
             <w:r/>
             <w:r>
               <w:rPr>
@@ -1635,9 +3219,11 @@
         </w:tc>
         <w:tc>
           <w:tcPr>
-            <w:tcW w:type="dxa" w:w="1440"/>
+            <w:cnfStyle w:val="000000000000" w:firstRow="0" w:lastRow="0" w:firstColumn="0" w:lastColumn="0" w:oddVBand="0" w:evenVBand="0" w:oddHBand="0" w:evenHBand="0" w:firstRowFirstColumn="0" w:firstRowLastColumn="0" w:lastRowFirstColumn="0" w:lastRowLastColumn="0"/>
+            <w:tcW w:w="1440" w:type="dxa"/>
+            <w:tcMar/>
           </w:tcPr>
-          <w:p>
+          <w:p wp14:textId="77777777">
             <w:r/>
             <w:r>
               <w:rPr>
@@ -1649,9 +3235,11 @@
         </w:tc>
         <w:tc>
           <w:tcPr>
-            <w:tcW w:type="dxa" w:w="1440"/>
+            <w:cnfStyle w:val="000000000000" w:firstRow="0" w:lastRow="0" w:firstColumn="0" w:lastColumn="0" w:oddVBand="0" w:evenVBand="0" w:oddHBand="0" w:evenHBand="0" w:firstRowFirstColumn="0" w:firstRowLastColumn="0" w:lastRowFirstColumn="0" w:lastRowLastColumn="0"/>
+            <w:tcW w:w="1440" w:type="dxa"/>
+            <w:tcMar/>
           </w:tcPr>
-          <w:p>
+          <w:p wp14:textId="77777777">
             <w:r/>
             <w:r>
               <w:rPr>
@@ -1662,12 +3250,14 @@
           </w:p>
         </w:tc>
       </w:tr>
-      <w:tr>
+      <w:tr xmlns:wp14="http://schemas.microsoft.com/office/word/2010/wordml" wp14:textId="77777777">
         <w:tc>
           <w:tcPr>
-            <w:tcW w:type="dxa" w:w="1440"/>
+            <w:cnfStyle w:val="001000000000" w:firstRow="0" w:lastRow="0" w:firstColumn="1" w:lastColumn="0" w:oddVBand="0" w:evenVBand="0" w:oddHBand="0" w:evenHBand="0" w:firstRowFirstColumn="0" w:firstRowLastColumn="0" w:lastRowFirstColumn="0" w:lastRowLastColumn="0"/>
+            <w:tcW w:w="1440" w:type="dxa"/>
+            <w:tcMar/>
           </w:tcPr>
-          <w:p>
+          <w:p wp14:textId="77777777">
             <w:r/>
             <w:r>
               <w:rPr>
@@ -1679,9 +3269,11 @@
         </w:tc>
         <w:tc>
           <w:tcPr>
-            <w:tcW w:type="dxa" w:w="1440"/>
+            <w:cnfStyle w:val="000000000000" w:firstRow="0" w:lastRow="0" w:firstColumn="0" w:lastColumn="0" w:oddVBand="0" w:evenVBand="0" w:oddHBand="0" w:evenHBand="0" w:firstRowFirstColumn="0" w:firstRowLastColumn="0" w:lastRowFirstColumn="0" w:lastRowLastColumn="0"/>
+            <w:tcW w:w="1440" w:type="dxa"/>
+            <w:tcMar/>
           </w:tcPr>
-          <w:p>
+          <w:p wp14:textId="77777777">
             <w:r/>
             <w:r>
               <w:rPr>
@@ -1693,9 +3285,11 @@
         </w:tc>
         <w:tc>
           <w:tcPr>
-            <w:tcW w:type="dxa" w:w="1440"/>
+            <w:cnfStyle w:val="000000000000" w:firstRow="0" w:lastRow="0" w:firstColumn="0" w:lastColumn="0" w:oddVBand="0" w:evenVBand="0" w:oddHBand="0" w:evenHBand="0" w:firstRowFirstColumn="0" w:firstRowLastColumn="0" w:lastRowFirstColumn="0" w:lastRowLastColumn="0"/>
+            <w:tcW w:w="1440" w:type="dxa"/>
+            <w:tcMar/>
           </w:tcPr>
-          <w:p>
+          <w:p wp14:textId="77777777">
             <w:r/>
             <w:r>
               <w:rPr>
@@ -1707,9 +3301,11 @@
         </w:tc>
         <w:tc>
           <w:tcPr>
-            <w:tcW w:type="dxa" w:w="1440"/>
+            <w:cnfStyle w:val="000000000000" w:firstRow="0" w:lastRow="0" w:firstColumn="0" w:lastColumn="0" w:oddVBand="0" w:evenVBand="0" w:oddHBand="0" w:evenHBand="0" w:firstRowFirstColumn="0" w:firstRowLastColumn="0" w:lastRowFirstColumn="0" w:lastRowLastColumn="0"/>
+            <w:tcW w:w="1440" w:type="dxa"/>
+            <w:tcMar/>
           </w:tcPr>
-          <w:p>
+          <w:p wp14:textId="77777777">
             <w:r/>
             <w:r>
               <w:rPr>
@@ -1721,9 +3317,11 @@
         </w:tc>
         <w:tc>
           <w:tcPr>
-            <w:tcW w:type="dxa" w:w="1440"/>
+            <w:cnfStyle w:val="000000000000" w:firstRow="0" w:lastRow="0" w:firstColumn="0" w:lastColumn="0" w:oddVBand="0" w:evenVBand="0" w:oddHBand="0" w:evenHBand="0" w:firstRowFirstColumn="0" w:firstRowLastColumn="0" w:lastRowFirstColumn="0" w:lastRowLastColumn="0"/>
+            <w:tcW w:w="1440" w:type="dxa"/>
+            <w:tcMar/>
           </w:tcPr>
-          <w:p>
+          <w:p wp14:textId="77777777">
             <w:r/>
             <w:r>
               <w:rPr>
@@ -1735,9 +3333,11 @@
         </w:tc>
         <w:tc>
           <w:tcPr>
-            <w:tcW w:type="dxa" w:w="1440"/>
+            <w:cnfStyle w:val="000000000000" w:firstRow="0" w:lastRow="0" w:firstColumn="0" w:lastColumn="0" w:oddVBand="0" w:evenVBand="0" w:oddHBand="0" w:evenHBand="0" w:firstRowFirstColumn="0" w:firstRowLastColumn="0" w:lastRowFirstColumn="0" w:lastRowLastColumn="0"/>
+            <w:tcW w:w="1440" w:type="dxa"/>
+            <w:tcMar/>
           </w:tcPr>
-          <w:p>
+          <w:p wp14:textId="77777777">
             <w:r/>
             <w:r>
               <w:rPr>
@@ -1748,12 +3348,14 @@
           </w:p>
         </w:tc>
       </w:tr>
-      <w:tr>
+      <w:tr xmlns:wp14="http://schemas.microsoft.com/office/word/2010/wordml" wp14:textId="77777777">
         <w:tc>
           <w:tcPr>
-            <w:tcW w:type="dxa" w:w="1440"/>
+            <w:cnfStyle w:val="001000000000" w:firstRow="0" w:lastRow="0" w:firstColumn="1" w:lastColumn="0" w:oddVBand="0" w:evenVBand="0" w:oddHBand="0" w:evenHBand="0" w:firstRowFirstColumn="0" w:firstRowLastColumn="0" w:lastRowFirstColumn="0" w:lastRowLastColumn="0"/>
+            <w:tcW w:w="1440" w:type="dxa"/>
+            <w:tcMar/>
           </w:tcPr>
-          <w:p>
+          <w:p wp14:textId="77777777">
             <w:r/>
             <w:r>
               <w:rPr>
@@ -1765,9 +3367,11 @@
         </w:tc>
         <w:tc>
           <w:tcPr>
-            <w:tcW w:type="dxa" w:w="1440"/>
+            <w:cnfStyle w:val="000000000000" w:firstRow="0" w:lastRow="0" w:firstColumn="0" w:lastColumn="0" w:oddVBand="0" w:evenVBand="0" w:oddHBand="0" w:evenHBand="0" w:firstRowFirstColumn="0" w:firstRowLastColumn="0" w:lastRowFirstColumn="0" w:lastRowLastColumn="0"/>
+            <w:tcW w:w="1440" w:type="dxa"/>
+            <w:tcMar/>
           </w:tcPr>
-          <w:p>
+          <w:p wp14:textId="77777777">
             <w:r/>
             <w:r>
               <w:rPr>
@@ -1779,9 +3383,11 @@
         </w:tc>
         <w:tc>
           <w:tcPr>
-            <w:tcW w:type="dxa" w:w="1440"/>
+            <w:cnfStyle w:val="000000000000" w:firstRow="0" w:lastRow="0" w:firstColumn="0" w:lastColumn="0" w:oddVBand="0" w:evenVBand="0" w:oddHBand="0" w:evenHBand="0" w:firstRowFirstColumn="0" w:firstRowLastColumn="0" w:lastRowFirstColumn="0" w:lastRowLastColumn="0"/>
+            <w:tcW w:w="1440" w:type="dxa"/>
+            <w:tcMar/>
           </w:tcPr>
-          <w:p>
+          <w:p wp14:textId="77777777">
             <w:r/>
             <w:r>
               <w:rPr>
@@ -1793,9 +3399,11 @@
         </w:tc>
         <w:tc>
           <w:tcPr>
-            <w:tcW w:type="dxa" w:w="1440"/>
+            <w:cnfStyle w:val="000000000000" w:firstRow="0" w:lastRow="0" w:firstColumn="0" w:lastColumn="0" w:oddVBand="0" w:evenVBand="0" w:oddHBand="0" w:evenHBand="0" w:firstRowFirstColumn="0" w:firstRowLastColumn="0" w:lastRowFirstColumn="0" w:lastRowLastColumn="0"/>
+            <w:tcW w:w="1440" w:type="dxa"/>
+            <w:tcMar/>
           </w:tcPr>
-          <w:p>
+          <w:p wp14:textId="77777777">
             <w:r/>
             <w:r>
               <w:rPr>
@@ -1807,9 +3415,11 @@
         </w:tc>
         <w:tc>
           <w:tcPr>
-            <w:tcW w:type="dxa" w:w="1440"/>
+            <w:cnfStyle w:val="000000000000" w:firstRow="0" w:lastRow="0" w:firstColumn="0" w:lastColumn="0" w:oddVBand="0" w:evenVBand="0" w:oddHBand="0" w:evenHBand="0" w:firstRowFirstColumn="0" w:firstRowLastColumn="0" w:lastRowFirstColumn="0" w:lastRowLastColumn="0"/>
+            <w:tcW w:w="1440" w:type="dxa"/>
+            <w:tcMar/>
           </w:tcPr>
-          <w:p>
+          <w:p wp14:textId="77777777">
             <w:r/>
             <w:r>
               <w:rPr>
@@ -1821,9 +3431,11 @@
         </w:tc>
         <w:tc>
           <w:tcPr>
-            <w:tcW w:type="dxa" w:w="1440"/>
+            <w:cnfStyle w:val="000000000000" w:firstRow="0" w:lastRow="0" w:firstColumn="0" w:lastColumn="0" w:oddVBand="0" w:evenVBand="0" w:oddHBand="0" w:evenHBand="0" w:firstRowFirstColumn="0" w:firstRowLastColumn="0" w:lastRowFirstColumn="0" w:lastRowLastColumn="0"/>
+            <w:tcW w:w="1440" w:type="dxa"/>
+            <w:tcMar/>
           </w:tcPr>
-          <w:p>
+          <w:p wp14:textId="77777777">
             <w:r/>
             <w:r>
               <w:rPr>
@@ -1839,17 +3451,22 @@
       <w:pPr>
         <w:jc w:val="both"/>
       </w:pPr>
+    </w:p>
+    <w:p xmlns:wp14="http://schemas.microsoft.com/office/word/2010/wordml" wp14:textId="77777777">
+      <w:pPr>
+        <w:jc w:val="both"/>
+      </w:pPr>
       <w:r>
         <w:t>As métricas foram escolhidas conforme a tarefa (classificação): acurácia, precisão, recall, F1 e ROC-AUC, além da matriz de confusão. Demos atenção especial ao recall, pois deixar de sinalizar um chamado que vai violar o SLA (falso negativo) é mais custoso para a operação do que um alarme falso.</w:t>
       </w:r>
     </w:p>
-    <w:p>
+    <w:p xmlns:wp14="http://schemas.microsoft.com/office/word/2010/wordml" wp14:textId="77777777">
       <w:pPr>
         <w:jc w:val="center"/>
       </w:pPr>
       <w:r>
         <w:drawing>
-          <wp:inline xmlns:a="http://schemas.openxmlformats.org/drawingml/2006/main" xmlns:pic="http://schemas.openxmlformats.org/drawingml/2006/picture">
+          <wp:inline xmlns:a="http://schemas.openxmlformats.org/drawingml/2006/main" xmlns:pic="http://schemas.openxmlformats.org/drawingml/2006/picture" xmlns:wp14="http://schemas.microsoft.com/office/word/2010/wordprocessingDrawing" wp14:anchorId="12894A71" wp14:editId="7777777">
             <wp:extent cx="3017520" cy="2586446"/>
             <wp:docPr id="2" name="Picture 2"/>
             <wp:cNvGraphicFramePr>
@@ -1882,13 +3499,13 @@
         </w:drawing>
       </w:r>
     </w:p>
-    <w:p>
+    <w:p xmlns:wp14="http://schemas.microsoft.com/office/word/2010/wordml" wp14:textId="77777777">
       <w:pPr>
         <w:jc w:val="center"/>
       </w:pPr>
       <w:r>
         <w:drawing>
-          <wp:inline xmlns:a="http://schemas.openxmlformats.org/drawingml/2006/main" xmlns:pic="http://schemas.openxmlformats.org/drawingml/2006/picture">
+          <wp:inline xmlns:a="http://schemas.openxmlformats.org/drawingml/2006/main" xmlns:pic="http://schemas.openxmlformats.org/drawingml/2006/picture" xmlns:wp14="http://schemas.microsoft.com/office/word/2010/wordprocessingDrawing" wp14:anchorId="7F45D5FE" wp14:editId="7777777">
             <wp:extent cx="3291840" cy="2719346"/>
             <wp:docPr id="3" name="Picture 3"/>
             <wp:cNvGraphicFramePr>
@@ -1921,7 +3538,7 @@
         </w:drawing>
       </w:r>
     </w:p>
-    <w:p>
+    <w:p xmlns:wp14="http://schemas.microsoft.com/office/word/2010/wordml" wp14:textId="77777777">
       <w:pPr>
         <w:jc w:val="center"/>
       </w:pPr>
@@ -1934,7 +3551,7 @@
         <w:t>Figura 2. Matriz de confusão e curva ROC (conjunto de teste).</w:t>
       </w:r>
     </w:p>
-    <w:p>
+    <w:p xmlns:wp14="http://schemas.microsoft.com/office/word/2010/wordml" wp14:textId="77777777">
       <w:pPr>
         <w:pStyle w:val="Heading1"/>
       </w:pPr>
@@ -1947,19 +3564,24 @@
     </w:p>
     <w:p>
       <w:pPr>
+        <w:pStyle w:val="Normal"/>
+      </w:pPr>
+    </w:p>
+    <w:p xmlns:wp14="http://schemas.microsoft.com/office/word/2010/wordml" wp14:textId="77777777">
+      <w:pPr>
         <w:jc w:val="both"/>
       </w:pPr>
       <w:r>
         <w:t>O dashboard foi construído no Metabase sobre as tabelas do schema analytics. Ele reúne os indicadores principais (volume de chamados, taxa de violação de SLA, tempo médio de resolução e CSAT), a visualização dos dados tratados (violação por prioridade, categoria, canal e mês), os resultados do modelo (matriz de confusão e distribuição de risco) e uma fila priorizada pelos chamados de maior risco. Há filtros por prioridade, categoria, canal e mês.</w:t>
       </w:r>
     </w:p>
-    <w:p>
+    <w:p xmlns:wp14="http://schemas.microsoft.com/office/word/2010/wordml" wp14:textId="77777777">
       <w:pPr>
         <w:jc w:val="center"/>
       </w:pPr>
       <w:r>
         <w:drawing>
-          <wp:inline xmlns:a="http://schemas.openxmlformats.org/drawingml/2006/main" xmlns:pic="http://schemas.openxmlformats.org/drawingml/2006/picture">
+          <wp:inline xmlns:a="http://schemas.openxmlformats.org/drawingml/2006/main" xmlns:pic="http://schemas.openxmlformats.org/drawingml/2006/picture" xmlns:wp14="http://schemas.microsoft.com/office/word/2010/wordprocessingDrawing" wp14:anchorId="4064160C" wp14:editId="7777777">
             <wp:extent cx="6035040" cy="4499068"/>
             <wp:docPr id="4" name="Picture 4"/>
             <wp:cNvGraphicFramePr>
@@ -1992,7 +3614,7 @@
         </w:drawing>
       </w:r>
     </w:p>
-    <w:p>
+    <w:p xmlns:wp14="http://schemas.microsoft.com/office/word/2010/wordml" wp14:textId="77777777">
       <w:pPr>
         <w:jc w:val="center"/>
       </w:pPr>
@@ -2005,7 +3627,7 @@
         <w:t>Figura 3. Painel de apoio à decisão (visão consolidada).</w:t>
       </w:r>
     </w:p>
-    <w:p>
+    <w:p xmlns:wp14="http://schemas.microsoft.com/office/word/2010/wordml" wp14:textId="77777777">
       <w:pPr>
         <w:jc w:val="both"/>
       </w:pPr>
@@ -2013,7 +3635,7 @@
         <w:t>As análises mostram que as categorias Solicitação de Recurso e Bug/Defeito concentram as maiores taxas de violação, e que prioridade Crítica e Alta são as mais críticas. Na prática, o gestor usa a fila priorizada por risco para realocar agentes antes de o prazo estourar, e os gráficos por categoria/canal para decisões estruturais (reforço de equipe, base de conhecimento, automações).</w:t>
       </w:r>
     </w:p>
-    <w:p>
+    <w:p xmlns:wp14="http://schemas.microsoft.com/office/word/2010/wordml" wp14:textId="77777777">
       <w:pPr>
         <w:pStyle w:val="Heading1"/>
       </w:pPr>
@@ -2026,24 +3648,34 @@
     </w:p>
     <w:p>
       <w:pPr>
+        <w:pStyle w:val="Normal"/>
+      </w:pPr>
+    </w:p>
+    <w:p xmlns:wp14="http://schemas.microsoft.com/office/word/2010/wordml" wp14:textId="77777777">
+      <w:pPr>
         <w:jc w:val="both"/>
       </w:pPr>
       <w:r>
         <w:t>Além das métricas do modelo, avaliamos o pipeline como um todo: as etapas executam na ordem correta, os testes do dbt garantem a qualidade dos dados após a transformação, e existe rastreabilidade do dado bruto até a predição (raw -&gt; processed -&gt; marts -&gt; predictions).</w:t>
       </w:r>
     </w:p>
-    <w:p>
+    <w:p xmlns:wp14="http://schemas.microsoft.com/office/word/2010/wordml" wp14:textId="77777777">
       <w:pPr>
         <w:pStyle w:val="Heading2"/>
+        <w:rPr>
+          <w:color w:val="1F4E79"/>
+        </w:rPr>
       </w:pPr>
+      <w:bookmarkStart w:name="_Toc2007482449" w:id="600822047"/>
       <w:r>
         <w:rPr>
           <w:color w:val="1F4E79"/>
         </w:rPr>
         <w:t>Análise qualitativa</w:t>
       </w:r>
+      <w:bookmarkEnd w:id="600822047"/>
     </w:p>
-    <w:p>
+    <w:p xmlns:wp14="http://schemas.microsoft.com/office/word/2010/wordml" wp14:textId="77777777">
       <w:pPr>
         <w:pStyle w:val="ListBullet"/>
       </w:pPr>
@@ -2051,7 +3683,7 @@
         <w:t>Acertos: chamados de prioridade Alta/Crítica em categorias demoradas (Bug/Defeito, Solicitação de Recurso) são corretamente sinalizados com alta probabilidade de violação.</w:t>
       </w:r>
     </w:p>
-    <w:p>
+    <w:p xmlns:wp14="http://schemas.microsoft.com/office/word/2010/wordml" wp14:textId="77777777">
       <w:pPr>
         <w:pStyle w:val="ListBullet"/>
       </w:pPr>
@@ -2059,7 +3691,7 @@
         <w:t>Erros: o modelo erra mais em casos de fronteira (prioridade Média com texto curto), gerando alguns falsos negativos.</w:t>
       </w:r>
     </w:p>
-    <w:p>
+    <w:p xmlns:wp14="http://schemas.microsoft.com/office/word/2010/wordml" wp14:textId="77777777">
       <w:pPr>
         <w:pStyle w:val="ListBullet"/>
       </w:pPr>
@@ -2067,7 +3699,7 @@
         <w:t>Possíveis causas: sobreposição natural entre as classes e ausência de atributos sobre a carga do agente específico e o histórico do cliente.</w:t>
       </w:r>
     </w:p>
-    <w:p>
+    <w:p xmlns:wp14="http://schemas.microsoft.com/office/word/2010/wordml" wp14:textId="77777777">
       <w:pPr>
         <w:pStyle w:val="ListBullet"/>
       </w:pPr>
@@ -2075,7 +3707,7 @@
         <w:t>Limitações dos dados: por serem sintéticos, não capturam toda a complexidade de textos reais (gírias, erros de digitação, múltiplos idiomas).</w:t>
       </w:r>
     </w:p>
-    <w:p>
+    <w:p xmlns:wp14="http://schemas.microsoft.com/office/word/2010/wordml" wp14:textId="77777777">
       <w:pPr>
         <w:pStyle w:val="ListBullet"/>
       </w:pPr>
@@ -2083,7 +3715,7 @@
         <w:t>Riscos de uso: o modelo pode reforçar vieses operacionais (priorizar sempre os mesmos perfis) e há risco de uso do score como única base de decisão.</w:t>
       </w:r>
     </w:p>
-    <w:p>
+    <w:p xmlns:wp14="http://schemas.microsoft.com/office/word/2010/wordml" wp14:textId="77777777">
       <w:pPr>
         <w:pStyle w:val="ListBullet"/>
       </w:pPr>
@@ -2091,7 +3723,7 @@
         <w:t>Melhorias futuras: incorporar TF-IDF/embeddings do texto, adicionar features de carga do time, calibrar o threshold por custo de negócio e monitorar drift do modelo.</w:t>
       </w:r>
     </w:p>
-    <w:p>
+    <w:p xmlns:wp14="http://schemas.microsoft.com/office/word/2010/wordml" wp14:textId="77777777">
       <w:pPr>
         <w:pStyle w:val="Heading1"/>
       </w:pPr>
@@ -2104,24 +3736,145 @@
     </w:p>
     <w:p>
       <w:pPr>
+        <w:pStyle w:val="Normal"/>
+      </w:pPr>
+    </w:p>
+    <w:p xmlns:wp14="http://schemas.microsoft.com/office/word/2010/wordml" wp14:textId="60FCF3C6">
+      <w:pPr>
         <w:jc w:val="both"/>
       </w:pPr>
       <w:r>
-        <w:t>A camada de nuvem já está implementada e plugável: o S3 recebe as camadas de dados via boto3, a infraestrutura é descrita como código em CloudFormation, o dbt possui profile para Snowflake e a orquestração tem uma DAG de Airflow. As principais limitações são o uso de dados sintéticos e o fato de a integração de nuvem ter sido validada localmente (S3 testado com mock; Snowflake, MWAA e SageMaker dependem de contas para execução em produção). Como próximos passos de escala, pretendemos: (1) executar a carga em um Snowflake real via o profile já preparado; (2) subir a DAG no Amazon MWAA; (3) treinar e servir o modelo no SageMaker; e (4) evoluir os atributos textuais com técnicas de PLN. Mesmo assim, a solução já cumpre o ciclo completo pedido no enunciado, da ingestão à visualização para a tomada de decisão.</w:t>
+        <w:rPr>
+          <w:lang w:val="pt-BR"/>
+        </w:rPr>
+        <w:t xml:space="preserve">A camada de nuvem já está implementada e plugável: o S3 recebe as camadas de dados via boto3, a infraestrutura é descrita como código em </w:t>
+      </w:r>
+      <w:r>
+        <w:rPr>
+          <w:lang w:val="pt-BR"/>
+        </w:rPr>
+        <w:t>CloudFormation</w:t>
+      </w:r>
+      <w:r>
+        <w:rPr>
+          <w:lang w:val="pt-BR"/>
+        </w:rPr>
+        <w:t xml:space="preserve">, o </w:t>
+      </w:r>
+      <w:r>
+        <w:rPr>
+          <w:lang w:val="pt-BR"/>
+        </w:rPr>
+        <w:t>dbt</w:t>
+      </w:r>
+      <w:r>
+        <w:rPr>
+          <w:lang w:val="pt-BR"/>
+        </w:rPr>
+        <w:t xml:space="preserve"> possui profile para </w:t>
+      </w:r>
+      <w:r>
+        <w:rPr>
+          <w:lang w:val="pt-BR"/>
+        </w:rPr>
+        <w:t>Snowflake</w:t>
+      </w:r>
+      <w:r>
+        <w:rPr>
+          <w:lang w:val="pt-BR"/>
+        </w:rPr>
+        <w:t xml:space="preserve"> e a orquestração tem uma DAG de </w:t>
+      </w:r>
+      <w:r>
+        <w:rPr>
+          <w:lang w:val="pt-BR"/>
+        </w:rPr>
+        <w:t>Airflow</w:t>
+      </w:r>
+      <w:r>
+        <w:rPr>
+          <w:lang w:val="pt-BR"/>
+        </w:rPr>
+        <w:t xml:space="preserve">. Como </w:t>
+      </w:r>
+      <w:r>
+        <w:rPr>
+          <w:lang w:val="pt-BR"/>
+        </w:rPr>
+        <w:t xml:space="preserve">próximos passos de escala, pretendemos: (1) executar a carga em um </w:t>
+      </w:r>
+      <w:r>
+        <w:rPr>
+          <w:lang w:val="pt-BR"/>
+        </w:rPr>
+        <w:t>Snowflake</w:t>
+      </w:r>
+      <w:r>
+        <w:rPr>
+          <w:lang w:val="pt-BR"/>
+        </w:rPr>
+        <w:t xml:space="preserve"> real via o profile </w:t>
+      </w:r>
+      <w:r>
+        <w:rPr>
+          <w:lang w:val="pt-BR"/>
+        </w:rPr>
+        <w:t xml:space="preserve">já preparado; (2) subir a DAG no </w:t>
+      </w:r>
+      <w:r>
+        <w:rPr>
+          <w:lang w:val="pt-BR"/>
+        </w:rPr>
+        <w:t>Amazon</w:t>
+      </w:r>
+      <w:r>
+        <w:rPr>
+          <w:lang w:val="pt-BR"/>
+        </w:rPr>
+        <w:t xml:space="preserve"> MWAA; (3) </w:t>
+      </w:r>
+      <w:r>
+        <w:rPr>
+          <w:lang w:val="pt-BR"/>
+        </w:rPr>
+        <w:t xml:space="preserve">treinar e servir o modelo no </w:t>
+      </w:r>
+      <w:r>
+        <w:rPr>
+          <w:lang w:val="pt-BR"/>
+        </w:rPr>
+        <w:t>SageMaker</w:t>
+      </w:r>
+      <w:r>
+        <w:rPr>
+          <w:lang w:val="pt-BR"/>
+        </w:rPr>
+        <w:t xml:space="preserve">; e (4) </w:t>
+      </w:r>
+      <w:r>
+        <w:rPr>
+          <w:lang w:val="pt-BR"/>
+        </w:rPr>
+        <w:t>evoluir os atributos textuais com técnicas de PLN. Mesmo assim, a solução já cumpre o ciclo completo pedido no enunciado, da ingestão à visualização para a tomada de decisão.</w:t>
       </w:r>
     </w:p>
-    <w:p>
+    <w:p xmlns:wp14="http://schemas.microsoft.com/office/word/2010/wordml" wp14:textId="77777777">
       <w:pPr>
         <w:pStyle w:val="Heading1"/>
+        <w:rPr>
+          <w:color w:val="1F4E79"/>
+        </w:rPr>
       </w:pPr>
+      <w:bookmarkStart w:name="_Toc1455584579" w:id="1880795232"/>
       <w:r>
         <w:rPr>
           <w:color w:val="1F4E79"/>
         </w:rPr>
         <w:t>Referências</w:t>
       </w:r>
+      <w:bookmarkEnd w:id="1880795232"/>
     </w:p>
-    <w:p>
+    <w:p xmlns:wp14="http://schemas.microsoft.com/office/word/2010/wordml" wp14:textId="77777777">
       <w:pPr>
         <w:pStyle w:val="ListBullet"/>
       </w:pPr>
@@ -2129,7 +3882,7 @@
         <w:t>ENUNCIADO. Projeto Final Integrado: Pipeline de Dados em Nuvem para Aprendizagem de Máquina. IFG, Pós-Graduação em IA Aplicada, Módulo 2, 2026.</w:t>
       </w:r>
     </w:p>
-    <w:p>
+    <w:p xmlns:wp14="http://schemas.microsoft.com/office/word/2010/wordml" wp14:textId="77777777">
       <w:pPr>
         <w:pStyle w:val="ListBullet"/>
       </w:pPr>
@@ -2137,7 +3890,7 @@
         <w:t>dbt Labs. dbt documentation. Disponível em: https://docs.getdbt.com.</w:t>
       </w:r>
     </w:p>
-    <w:p>
+    <w:p xmlns:wp14="http://schemas.microsoft.com/office/word/2010/wordml" wp14:textId="77777777">
       <w:pPr>
         <w:pStyle w:val="ListBullet"/>
       </w:pPr>
@@ -2145,7 +3898,7 @@
         <w:t>Snowflake. Snowflake Documentation. Disponível em: https://docs.snowflake.com.</w:t>
       </w:r>
     </w:p>
-    <w:p>
+    <w:p xmlns:wp14="http://schemas.microsoft.com/office/word/2010/wordml" wp14:textId="77777777">
       <w:pPr>
         <w:pStyle w:val="ListBullet"/>
       </w:pPr>
@@ -2153,7 +3906,7 @@
         <w:t>Apache Airflow. Documentation. Disponível em: https://airflow.apache.org/docs.</w:t>
       </w:r>
     </w:p>
-    <w:p>
+    <w:p xmlns:wp14="http://schemas.microsoft.com/office/word/2010/wordml" wp14:textId="77777777">
       <w:pPr>
         <w:pStyle w:val="ListBullet"/>
       </w:pPr>
@@ -2161,7 +3914,7 @@
         <w:t>Amazon Web Services. AWS Documentation (S3, Lambda, CloudFormation, SageMaker, MWAA). Disponível em: https://docs.aws.amazon.com.</w:t>
       </w:r>
     </w:p>
-    <w:p>
+    <w:p xmlns:wp14="http://schemas.microsoft.com/office/word/2010/wordml" wp14:textId="77777777">
       <w:pPr>
         <w:pStyle w:val="ListBullet"/>
       </w:pPr>
@@ -2169,7 +3922,7 @@
         <w:t>PEDREGOSA, F. et al. Scikit-learn: Machine Learning in Python. JMLR, v. 12, 2011.</w:t>
       </w:r>
     </w:p>
-    <w:p>
+    <w:p xmlns:wp14="http://schemas.microsoft.com/office/word/2010/wordml" wp14:textId="77777777">
       <w:pPr>
         <w:pStyle w:val="ListBullet"/>
       </w:pPr>
@@ -2178,7 +3931,7 @@
       </w:r>
     </w:p>
     <w:sectPr>
-      <w:pgSz w:w="12240" w:h="15840"/>
+      <w:pgSz w:w="12240" w:h="15840" w:orient="portrait"/>
       <w:pgMar w:top="1440" w:right="1800" w:bottom="1440" w:left="1800" w:header="720" w:footer="720" w:gutter="0"/>
       <w:cols w:space="720"/>
       <w:docGrid w:linePitch="360"/>
@@ -2275,7 +4028,7 @@
         <w:ind w:left="1440" w:hanging="360"/>
       </w:pPr>
       <w:rPr>
-        <w:rFonts w:ascii="Symbol" w:hAnsi="Symbol" w:hint="default"/>
+        <w:rFonts w:hint="default" w:ascii="Symbol" w:hAnsi="Symbol"/>
       </w:rPr>
     </w:lvl>
   </w:abstractNum>
@@ -2296,7 +4049,7 @@
         <w:ind w:left="1080" w:hanging="360"/>
       </w:pPr>
       <w:rPr>
-        <w:rFonts w:ascii="Symbol" w:hAnsi="Symbol" w:hint="default"/>
+        <w:rFonts w:hint="default" w:ascii="Symbol" w:hAnsi="Symbol"/>
       </w:rPr>
     </w:lvl>
   </w:abstractNum>
@@ -2317,7 +4070,7 @@
         <w:ind w:left="720" w:hanging="360"/>
       </w:pPr>
       <w:rPr>
-        <w:rFonts w:ascii="Symbol" w:hAnsi="Symbol" w:hint="default"/>
+        <w:rFonts w:hint="default" w:ascii="Symbol" w:hAnsi="Symbol"/>
       </w:rPr>
     </w:lvl>
   </w:abstractNum>
@@ -2356,7 +4109,7 @@
         <w:ind w:left="360" w:hanging="360"/>
       </w:pPr>
       <w:rPr>
-        <w:rFonts w:ascii="Symbol" w:hAnsi="Symbol" w:hint="default"/>
+        <w:rFonts w:hint="default" w:ascii="Symbol" w:hAnsi="Symbol"/>
       </w:rPr>
     </w:lvl>
   </w:abstractNum>
@@ -2391,11 +4144,11 @@
 </file>
 
 <file path=word/styles.xml><?xml version="1.0" encoding="utf-8"?>
-<w:styles xmlns:mc="http://schemas.openxmlformats.org/markup-compatibility/2006" xmlns:r="http://schemas.openxmlformats.org/officeDocument/2006/relationships" xmlns:w="http://schemas.openxmlformats.org/wordprocessingml/2006/main" xmlns:w14="http://schemas.microsoft.com/office/word/2010/wordml" mc:Ignorable="w14">
+<w:styles xmlns:wp14="http://schemas.microsoft.com/office/word/2010/wordprocessingDrawing" xmlns:mc="http://schemas.openxmlformats.org/markup-compatibility/2006" xmlns:r="http://schemas.openxmlformats.org/officeDocument/2006/relationships" xmlns:w="http://schemas.openxmlformats.org/wordprocessingml/2006/main" xmlns:w14="http://schemas.microsoft.com/office/word/2010/wordml" mc:Ignorable="w14 wp14">
   <w:docDefaults>
     <w:rPrDefault>
       <w:rPr>
-        <w:rFonts w:asciiTheme="minorHAnsi" w:eastAsiaTheme="minorEastAsia" w:hAnsiTheme="minorHAnsi" w:cstheme="minorBidi"/>
+        <w:rFonts w:asciiTheme="minorHAnsi" w:hAnsiTheme="minorHAnsi" w:eastAsiaTheme="minorEastAsia" w:cstheme="minorBidi"/>
         <w:sz w:val="22"/>
         <w:szCs w:val="22"/>
         <w:lang w:val="en-US" w:eastAsia="en-US" w:bidi="ar-SA"/>
@@ -2408,8 +4161,8 @@
     </w:pPrDefault>
   </w:docDefaults>
   <w:latentStyles w:defLockedState="0" w:defUIPriority="99" w:defSemiHidden="1" w:defUnhideWhenUsed="1" w:defQFormat="0" w:count="276">
-    <w:lsdException w:name="Normal" w:semiHidden="0" w:uiPriority="0" w:unhideWhenUsed="0" w:qFormat="1"/>
-    <w:lsdException w:name="heading 1" w:semiHidden="0" w:uiPriority="9" w:unhideWhenUsed="0" w:qFormat="1"/>
+    <w:lsdException w:name="Normal" w:uiPriority="0" w:semiHidden="0" w:unhideWhenUsed="0" w:qFormat="1"/>
+    <w:lsdException w:name="heading 1" w:uiPriority="9" w:semiHidden="0" w:unhideWhenUsed="0" w:qFormat="1"/>
     <w:lsdException w:name="heading 2" w:uiPriority="9" w:qFormat="1"/>
     <w:lsdException w:name="heading 3" w:uiPriority="9" w:qFormat="1"/>
     <w:lsdException w:name="heading 4" w:uiPriority="9" w:qFormat="1"/>
@@ -2428,125 +4181,125 @@
     <w:lsdException w:name="toc 8" w:uiPriority="39"/>
     <w:lsdException w:name="toc 9" w:uiPriority="39"/>
     <w:lsdException w:name="caption" w:uiPriority="35" w:qFormat="1"/>
-    <w:lsdException w:name="Title" w:semiHidden="0" w:uiPriority="10" w:unhideWhenUsed="0" w:qFormat="1"/>
+    <w:lsdException w:name="Title" w:uiPriority="10" w:semiHidden="0" w:unhideWhenUsed="0" w:qFormat="1"/>
     <w:lsdException w:name="Default Paragraph Font" w:uiPriority="1"/>
-    <w:lsdException w:name="Subtitle" w:semiHidden="0" w:uiPriority="11" w:unhideWhenUsed="0" w:qFormat="1"/>
-    <w:lsdException w:name="Strong" w:semiHidden="0" w:uiPriority="22" w:unhideWhenUsed="0" w:qFormat="1"/>
-    <w:lsdException w:name="Emphasis" w:semiHidden="0" w:uiPriority="20" w:unhideWhenUsed="0" w:qFormat="1"/>
-    <w:lsdException w:name="Table Grid" w:semiHidden="0" w:uiPriority="59" w:unhideWhenUsed="0"/>
+    <w:lsdException w:name="Subtitle" w:uiPriority="11" w:semiHidden="0" w:unhideWhenUsed="0" w:qFormat="1"/>
+    <w:lsdException w:name="Strong" w:uiPriority="22" w:semiHidden="0" w:unhideWhenUsed="0" w:qFormat="1"/>
+    <w:lsdException w:name="Emphasis" w:uiPriority="20" w:semiHidden="0" w:unhideWhenUsed="0" w:qFormat="1"/>
+    <w:lsdException w:name="Table Grid" w:uiPriority="59" w:semiHidden="0" w:unhideWhenUsed="0"/>
     <w:lsdException w:name="Placeholder Text" w:unhideWhenUsed="0"/>
-    <w:lsdException w:name="No Spacing" w:semiHidden="0" w:uiPriority="1" w:unhideWhenUsed="0" w:qFormat="1"/>
-    <w:lsdException w:name="Light Shading" w:semiHidden="0" w:uiPriority="60" w:unhideWhenUsed="0"/>
-    <w:lsdException w:name="Light List" w:semiHidden="0" w:uiPriority="61" w:unhideWhenUsed="0"/>
-    <w:lsdException w:name="Light Grid" w:semiHidden="0" w:uiPriority="62" w:unhideWhenUsed="0"/>
-    <w:lsdException w:name="Medium Shading 1" w:semiHidden="0" w:uiPriority="63" w:unhideWhenUsed="0"/>
-    <w:lsdException w:name="Medium Shading 2" w:semiHidden="0" w:uiPriority="64" w:unhideWhenUsed="0"/>
-    <w:lsdException w:name="Medium List 1" w:semiHidden="0" w:uiPriority="65" w:unhideWhenUsed="0"/>
-    <w:lsdException w:name="Medium List 2" w:semiHidden="0" w:uiPriority="66" w:unhideWhenUsed="0"/>
-    <w:lsdException w:name="Medium Grid 1" w:semiHidden="0" w:uiPriority="67" w:unhideWhenUsed="0"/>
-    <w:lsdException w:name="Medium Grid 2" w:semiHidden="0" w:uiPriority="68" w:unhideWhenUsed="0"/>
-    <w:lsdException w:name="Medium Grid 3" w:semiHidden="0" w:uiPriority="69" w:unhideWhenUsed="0"/>
-    <w:lsdException w:name="Dark List" w:semiHidden="0" w:uiPriority="70" w:unhideWhenUsed="0"/>
-    <w:lsdException w:name="Colorful Shading" w:semiHidden="0" w:uiPriority="71" w:unhideWhenUsed="0"/>
-    <w:lsdException w:name="Colorful List" w:semiHidden="0" w:uiPriority="72" w:unhideWhenUsed="0"/>
-    <w:lsdException w:name="Colorful Grid" w:semiHidden="0" w:uiPriority="73" w:unhideWhenUsed="0"/>
-    <w:lsdException w:name="Light Shading Accent 1" w:semiHidden="0" w:uiPriority="60" w:unhideWhenUsed="0"/>
-    <w:lsdException w:name="Light List Accent 1" w:semiHidden="0" w:uiPriority="61" w:unhideWhenUsed="0"/>
-    <w:lsdException w:name="Light Grid Accent 1" w:semiHidden="0" w:uiPriority="62" w:unhideWhenUsed="0"/>
-    <w:lsdException w:name="Medium Shading 1 Accent 1" w:semiHidden="0" w:uiPriority="63" w:unhideWhenUsed="0"/>
-    <w:lsdException w:name="Medium Shading 2 Accent 1" w:semiHidden="0" w:uiPriority="64" w:unhideWhenUsed="0"/>
-    <w:lsdException w:name="Medium List 1 Accent 1" w:semiHidden="0" w:uiPriority="65" w:unhideWhenUsed="0"/>
+    <w:lsdException w:name="No Spacing" w:uiPriority="1" w:semiHidden="0" w:unhideWhenUsed="0" w:qFormat="1"/>
+    <w:lsdException w:name="Light Shading" w:uiPriority="60" w:semiHidden="0" w:unhideWhenUsed="0"/>
+    <w:lsdException w:name="Light List" w:uiPriority="61" w:semiHidden="0" w:unhideWhenUsed="0"/>
+    <w:lsdException w:name="Light Grid" w:uiPriority="62" w:semiHidden="0" w:unhideWhenUsed="0"/>
+    <w:lsdException w:name="Medium Shading 1" w:uiPriority="63" w:semiHidden="0" w:unhideWhenUsed="0"/>
+    <w:lsdException w:name="Medium Shading 2" w:uiPriority="64" w:semiHidden="0" w:unhideWhenUsed="0"/>
+    <w:lsdException w:name="Medium List 1" w:uiPriority="65" w:semiHidden="0" w:unhideWhenUsed="0"/>
+    <w:lsdException w:name="Medium List 2" w:uiPriority="66" w:semiHidden="0" w:unhideWhenUsed="0"/>
+    <w:lsdException w:name="Medium Grid 1" w:uiPriority="67" w:semiHidden="0" w:unhideWhenUsed="0"/>
+    <w:lsdException w:name="Medium Grid 2" w:uiPriority="68" w:semiHidden="0" w:unhideWhenUsed="0"/>
+    <w:lsdException w:name="Medium Grid 3" w:uiPriority="69" w:semiHidden="0" w:unhideWhenUsed="0"/>
+    <w:lsdException w:name="Dark List" w:uiPriority="70" w:semiHidden="0" w:unhideWhenUsed="0"/>
+    <w:lsdException w:name="Colorful Shading" w:uiPriority="71" w:semiHidden="0" w:unhideWhenUsed="0"/>
+    <w:lsdException w:name="Colorful List" w:uiPriority="72" w:semiHidden="0" w:unhideWhenUsed="0"/>
+    <w:lsdException w:name="Colorful Grid" w:uiPriority="73" w:semiHidden="0" w:unhideWhenUsed="0"/>
+    <w:lsdException w:name="Light Shading Accent 1" w:uiPriority="60" w:semiHidden="0" w:unhideWhenUsed="0"/>
+    <w:lsdException w:name="Light List Accent 1" w:uiPriority="61" w:semiHidden="0" w:unhideWhenUsed="0"/>
+    <w:lsdException w:name="Light Grid Accent 1" w:uiPriority="62" w:semiHidden="0" w:unhideWhenUsed="0"/>
+    <w:lsdException w:name="Medium Shading 1 Accent 1" w:uiPriority="63" w:semiHidden="0" w:unhideWhenUsed="0"/>
+    <w:lsdException w:name="Medium Shading 2 Accent 1" w:uiPriority="64" w:semiHidden="0" w:unhideWhenUsed="0"/>
+    <w:lsdException w:name="Medium List 1 Accent 1" w:uiPriority="65" w:semiHidden="0" w:unhideWhenUsed="0"/>
     <w:lsdException w:name="Revision" w:unhideWhenUsed="0"/>
-    <w:lsdException w:name="List Paragraph" w:semiHidden="0" w:uiPriority="34" w:unhideWhenUsed="0" w:qFormat="1"/>
-    <w:lsdException w:name="Quote" w:semiHidden="0" w:uiPriority="29" w:unhideWhenUsed="0" w:qFormat="1"/>
-    <w:lsdException w:name="Intense Quote" w:semiHidden="0" w:uiPriority="30" w:unhideWhenUsed="0" w:qFormat="1"/>
-    <w:lsdException w:name="Medium List 2 Accent 1" w:semiHidden="0" w:uiPriority="66" w:unhideWhenUsed="0"/>
-    <w:lsdException w:name="Medium Grid 1 Accent 1" w:semiHidden="0" w:uiPriority="67" w:unhideWhenUsed="0"/>
-    <w:lsdException w:name="Medium Grid 2 Accent 1" w:semiHidden="0" w:uiPriority="68" w:unhideWhenUsed="0"/>
-    <w:lsdException w:name="Medium Grid 3 Accent 1" w:semiHidden="0" w:uiPriority="69" w:unhideWhenUsed="0"/>
-    <w:lsdException w:name="Dark List Accent 1" w:semiHidden="0" w:uiPriority="70" w:unhideWhenUsed="0"/>
-    <w:lsdException w:name="Colorful Shading Accent 1" w:semiHidden="0" w:uiPriority="71" w:unhideWhenUsed="0"/>
-    <w:lsdException w:name="Colorful List Accent 1" w:semiHidden="0" w:uiPriority="72" w:unhideWhenUsed="0"/>
-    <w:lsdException w:name="Colorful Grid Accent 1" w:semiHidden="0" w:uiPriority="73" w:unhideWhenUsed="0"/>
-    <w:lsdException w:name="Light Shading Accent 2" w:semiHidden="0" w:uiPriority="60" w:unhideWhenUsed="0"/>
-    <w:lsdException w:name="Light List Accent 2" w:semiHidden="0" w:uiPriority="61" w:unhideWhenUsed="0"/>
-    <w:lsdException w:name="Light Grid Accent 2" w:semiHidden="0" w:uiPriority="62" w:unhideWhenUsed="0"/>
-    <w:lsdException w:name="Medium Shading 1 Accent 2" w:semiHidden="0" w:uiPriority="63" w:unhideWhenUsed="0"/>
-    <w:lsdException w:name="Medium Shading 2 Accent 2" w:semiHidden="0" w:uiPriority="64" w:unhideWhenUsed="0"/>
-    <w:lsdException w:name="Medium List 1 Accent 2" w:semiHidden="0" w:uiPriority="65" w:unhideWhenUsed="0"/>
-    <w:lsdException w:name="Medium List 2 Accent 2" w:semiHidden="0" w:uiPriority="66" w:unhideWhenUsed="0"/>
-    <w:lsdException w:name="Medium Grid 1 Accent 2" w:semiHidden="0" w:uiPriority="67" w:unhideWhenUsed="0"/>
-    <w:lsdException w:name="Medium Grid 2 Accent 2" w:semiHidden="0" w:uiPriority="68" w:unhideWhenUsed="0"/>
-    <w:lsdException w:name="Medium Grid 3 Accent 2" w:semiHidden="0" w:uiPriority="69" w:unhideWhenUsed="0"/>
-    <w:lsdException w:name="Dark List Accent 2" w:semiHidden="0" w:uiPriority="70" w:unhideWhenUsed="0"/>
-    <w:lsdException w:name="Colorful Shading Accent 2" w:semiHidden="0" w:uiPriority="71" w:unhideWhenUsed="0"/>
-    <w:lsdException w:name="Colorful List Accent 2" w:semiHidden="0" w:uiPriority="72" w:unhideWhenUsed="0"/>
-    <w:lsdException w:name="Colorful Grid Accent 2" w:semiHidden="0" w:uiPriority="73" w:unhideWhenUsed="0"/>
-    <w:lsdException w:name="Light Shading Accent 3" w:semiHidden="0" w:uiPriority="60" w:unhideWhenUsed="0"/>
-    <w:lsdException w:name="Light List Accent 3" w:semiHidden="0" w:uiPriority="61" w:unhideWhenUsed="0"/>
-    <w:lsdException w:name="Light Grid Accent 3" w:semiHidden="0" w:uiPriority="62" w:unhideWhenUsed="0"/>
-    <w:lsdException w:name="Medium Shading 1 Accent 3" w:semiHidden="0" w:uiPriority="63" w:unhideWhenUsed="0"/>
-    <w:lsdException w:name="Medium Shading 2 Accent 3" w:semiHidden="0" w:uiPriority="64" w:unhideWhenUsed="0"/>
-    <w:lsdException w:name="Medium List 1 Accent 3" w:semiHidden="0" w:uiPriority="65" w:unhideWhenUsed="0"/>
-    <w:lsdException w:name="Medium List 2 Accent 3" w:semiHidden="0" w:uiPriority="66" w:unhideWhenUsed="0"/>
-    <w:lsdException w:name="Medium Grid 1 Accent 3" w:semiHidden="0" w:uiPriority="67" w:unhideWhenUsed="0"/>
-    <w:lsdException w:name="Medium Grid 2 Accent 3" w:semiHidden="0" w:uiPriority="68" w:unhideWhenUsed="0"/>
-    <w:lsdException w:name="Medium Grid 3 Accent 3" w:semiHidden="0" w:uiPriority="69" w:unhideWhenUsed="0"/>
-    <w:lsdException w:name="Dark List Accent 3" w:semiHidden="0" w:uiPriority="70" w:unhideWhenUsed="0"/>
-    <w:lsdException w:name="Colorful Shading Accent 3" w:semiHidden="0" w:uiPriority="71" w:unhideWhenUsed="0"/>
-    <w:lsdException w:name="Colorful List Accent 3" w:semiHidden="0" w:uiPriority="72" w:unhideWhenUsed="0"/>
-    <w:lsdException w:name="Colorful Grid Accent 3" w:semiHidden="0" w:uiPriority="73" w:unhideWhenUsed="0"/>
-    <w:lsdException w:name="Light Shading Accent 4" w:semiHidden="0" w:uiPriority="60" w:unhideWhenUsed="0"/>
-    <w:lsdException w:name="Light List Accent 4" w:semiHidden="0" w:uiPriority="61" w:unhideWhenUsed="0"/>
-    <w:lsdException w:name="Light Grid Accent 4" w:semiHidden="0" w:uiPriority="62" w:unhideWhenUsed="0"/>
-    <w:lsdException w:name="Medium Shading 1 Accent 4" w:semiHidden="0" w:uiPriority="63" w:unhideWhenUsed="0"/>
-    <w:lsdException w:name="Medium Shading 2 Accent 4" w:semiHidden="0" w:uiPriority="64" w:unhideWhenUsed="0"/>
-    <w:lsdException w:name="Medium List 1 Accent 4" w:semiHidden="0" w:uiPriority="65" w:unhideWhenUsed="0"/>
-    <w:lsdException w:name="Medium List 2 Accent 4" w:semiHidden="0" w:uiPriority="66" w:unhideWhenUsed="0"/>
-    <w:lsdException w:name="Medium Grid 1 Accent 4" w:semiHidden="0" w:uiPriority="67" w:unhideWhenUsed="0"/>
-    <w:lsdException w:name="Medium Grid 2 Accent 4" w:semiHidden="0" w:uiPriority="68" w:unhideWhenUsed="0"/>
-    <w:lsdException w:name="Medium Grid 3 Accent 4" w:semiHidden="0" w:uiPriority="69" w:unhideWhenUsed="0"/>
-    <w:lsdException w:name="Dark List Accent 4" w:semiHidden="0" w:uiPriority="70" w:unhideWhenUsed="0"/>
-    <w:lsdException w:name="Colorful Shading Accent 4" w:semiHidden="0" w:uiPriority="71" w:unhideWhenUsed="0"/>
-    <w:lsdException w:name="Colorful List Accent 4" w:semiHidden="0" w:uiPriority="72" w:unhideWhenUsed="0"/>
-    <w:lsdException w:name="Colorful Grid Accent 4" w:semiHidden="0" w:uiPriority="73" w:unhideWhenUsed="0"/>
-    <w:lsdException w:name="Light Shading Accent 5" w:semiHidden="0" w:uiPriority="60" w:unhideWhenUsed="0"/>
-    <w:lsdException w:name="Light List Accent 5" w:semiHidden="0" w:uiPriority="61" w:unhideWhenUsed="0"/>
-    <w:lsdException w:name="Light Grid Accent 5" w:semiHidden="0" w:uiPriority="62" w:unhideWhenUsed="0"/>
-    <w:lsdException w:name="Medium Shading 1 Accent 5" w:semiHidden="0" w:uiPriority="63" w:unhideWhenUsed="0"/>
-    <w:lsdException w:name="Medium Shading 2 Accent 5" w:semiHidden="0" w:uiPriority="64" w:unhideWhenUsed="0"/>
-    <w:lsdException w:name="Medium List 1 Accent 5" w:semiHidden="0" w:uiPriority="65" w:unhideWhenUsed="0"/>
-    <w:lsdException w:name="Medium List 2 Accent 5" w:semiHidden="0" w:uiPriority="66" w:unhideWhenUsed="0"/>
-    <w:lsdException w:name="Medium Grid 1 Accent 5" w:semiHidden="0" w:uiPriority="67" w:unhideWhenUsed="0"/>
-    <w:lsdException w:name="Medium Grid 2 Accent 5" w:semiHidden="0" w:uiPriority="68" w:unhideWhenUsed="0"/>
-    <w:lsdException w:name="Medium Grid 3 Accent 5" w:semiHidden="0" w:uiPriority="69" w:unhideWhenUsed="0"/>
-    <w:lsdException w:name="Dark List Accent 5" w:semiHidden="0" w:uiPriority="70" w:unhideWhenUsed="0"/>
-    <w:lsdException w:name="Colorful Shading Accent 5" w:semiHidden="0" w:uiPriority="71" w:unhideWhenUsed="0"/>
-    <w:lsdException w:name="Colorful List Accent 5" w:semiHidden="0" w:uiPriority="72" w:unhideWhenUsed="0"/>
-    <w:lsdException w:name="Colorful Grid Accent 5" w:semiHidden="0" w:uiPriority="73" w:unhideWhenUsed="0"/>
-    <w:lsdException w:name="Light Shading Accent 6" w:semiHidden="0" w:uiPriority="60" w:unhideWhenUsed="0"/>
-    <w:lsdException w:name="Light List Accent 6" w:semiHidden="0" w:uiPriority="61" w:unhideWhenUsed="0"/>
-    <w:lsdException w:name="Light Grid Accent 6" w:semiHidden="0" w:uiPriority="62" w:unhideWhenUsed="0"/>
-    <w:lsdException w:name="Medium Shading 1 Accent 6" w:semiHidden="0" w:uiPriority="63" w:unhideWhenUsed="0"/>
-    <w:lsdException w:name="Medium Shading 2 Accent 6" w:semiHidden="0" w:uiPriority="64" w:unhideWhenUsed="0"/>
-    <w:lsdException w:name="Medium List 1 Accent 6" w:semiHidden="0" w:uiPriority="65" w:unhideWhenUsed="0"/>
-    <w:lsdException w:name="Medium List 2 Accent 6" w:semiHidden="0" w:uiPriority="66" w:unhideWhenUsed="0"/>
-    <w:lsdException w:name="Medium Grid 1 Accent 6" w:semiHidden="0" w:uiPriority="67" w:unhideWhenUsed="0"/>
-    <w:lsdException w:name="Medium Grid 2 Accent 6" w:semiHidden="0" w:uiPriority="68" w:unhideWhenUsed="0"/>
-    <w:lsdException w:name="Medium Grid 3 Accent 6" w:semiHidden="0" w:uiPriority="69" w:unhideWhenUsed="0"/>
-    <w:lsdException w:name="Dark List Accent 6" w:semiHidden="0" w:uiPriority="70" w:unhideWhenUsed="0"/>
-    <w:lsdException w:name="Colorful Shading Accent 6" w:semiHidden="0" w:uiPriority="71" w:unhideWhenUsed="0"/>
-    <w:lsdException w:name="Colorful List Accent 6" w:semiHidden="0" w:uiPriority="72" w:unhideWhenUsed="0"/>
-    <w:lsdException w:name="Colorful Grid Accent 6" w:semiHidden="0" w:uiPriority="73" w:unhideWhenUsed="0"/>
-    <w:lsdException w:name="Subtle Emphasis" w:semiHidden="0" w:uiPriority="19" w:unhideWhenUsed="0" w:qFormat="1"/>
-    <w:lsdException w:name="Intense Emphasis" w:semiHidden="0" w:uiPriority="21" w:unhideWhenUsed="0" w:qFormat="1"/>
-    <w:lsdException w:name="Subtle Reference" w:semiHidden="0" w:uiPriority="31" w:unhideWhenUsed="0" w:qFormat="1"/>
-    <w:lsdException w:name="Intense Reference" w:semiHidden="0" w:uiPriority="32" w:unhideWhenUsed="0" w:qFormat="1"/>
-    <w:lsdException w:name="Book Title" w:semiHidden="0" w:uiPriority="33" w:unhideWhenUsed="0" w:qFormat="1"/>
+    <w:lsdException w:name="List Paragraph" w:uiPriority="34" w:semiHidden="0" w:unhideWhenUsed="0" w:qFormat="1"/>
+    <w:lsdException w:name="Quote" w:uiPriority="29" w:semiHidden="0" w:unhideWhenUsed="0" w:qFormat="1"/>
+    <w:lsdException w:name="Intense Quote" w:uiPriority="30" w:semiHidden="0" w:unhideWhenUsed="0" w:qFormat="1"/>
+    <w:lsdException w:name="Medium List 2 Accent 1" w:uiPriority="66" w:semiHidden="0" w:unhideWhenUsed="0"/>
+    <w:lsdException w:name="Medium Grid 1 Accent 1" w:uiPriority="67" w:semiHidden="0" w:unhideWhenUsed="0"/>
+    <w:lsdException w:name="Medium Grid 2 Accent 1" w:uiPriority="68" w:semiHidden="0" w:unhideWhenUsed="0"/>
+    <w:lsdException w:name="Medium Grid 3 Accent 1" w:uiPriority="69" w:semiHidden="0" w:unhideWhenUsed="0"/>
+    <w:lsdException w:name="Dark List Accent 1" w:uiPriority="70" w:semiHidden="0" w:unhideWhenUsed="0"/>
+    <w:lsdException w:name="Colorful Shading Accent 1" w:uiPriority="71" w:semiHidden="0" w:unhideWhenUsed="0"/>
+    <w:lsdException w:name="Colorful List Accent 1" w:uiPriority="72" w:semiHidden="0" w:unhideWhenUsed="0"/>
+    <w:lsdException w:name="Colorful Grid Accent 1" w:uiPriority="73" w:semiHidden="0" w:unhideWhenUsed="0"/>
+    <w:lsdException w:name="Light Shading Accent 2" w:uiPriority="60" w:semiHidden="0" w:unhideWhenUsed="0"/>
+    <w:lsdException w:name="Light List Accent 2" w:uiPriority="61" w:semiHidden="0" w:unhideWhenUsed="0"/>
+    <w:lsdException w:name="Light Grid Accent 2" w:uiPriority="62" w:semiHidden="0" w:unhideWhenUsed="0"/>
+    <w:lsdException w:name="Medium Shading 1 Accent 2" w:uiPriority="63" w:semiHidden="0" w:unhideWhenUsed="0"/>
+    <w:lsdException w:name="Medium Shading 2 Accent 2" w:uiPriority="64" w:semiHidden="0" w:unhideWhenUsed="0"/>
+    <w:lsdException w:name="Medium List 1 Accent 2" w:uiPriority="65" w:semiHidden="0" w:unhideWhenUsed="0"/>
+    <w:lsdException w:name="Medium List 2 Accent 2" w:uiPriority="66" w:semiHidden="0" w:unhideWhenUsed="0"/>
+    <w:lsdException w:name="Medium Grid 1 Accent 2" w:uiPriority="67" w:semiHidden="0" w:unhideWhenUsed="0"/>
+    <w:lsdException w:name="Medium Grid 2 Accent 2" w:uiPriority="68" w:semiHidden="0" w:unhideWhenUsed="0"/>
+    <w:lsdException w:name="Medium Grid 3 Accent 2" w:uiPriority="69" w:semiHidden="0" w:unhideWhenUsed="0"/>
+    <w:lsdException w:name="Dark List Accent 2" w:uiPriority="70" w:semiHidden="0" w:unhideWhenUsed="0"/>
+    <w:lsdException w:name="Colorful Shading Accent 2" w:uiPriority="71" w:semiHidden="0" w:unhideWhenUsed="0"/>
+    <w:lsdException w:name="Colorful List Accent 2" w:uiPriority="72" w:semiHidden="0" w:unhideWhenUsed="0"/>
+    <w:lsdException w:name="Colorful Grid Accent 2" w:uiPriority="73" w:semiHidden="0" w:unhideWhenUsed="0"/>
+    <w:lsdException w:name="Light Shading Accent 3" w:uiPriority="60" w:semiHidden="0" w:unhideWhenUsed="0"/>
+    <w:lsdException w:name="Light List Accent 3" w:uiPriority="61" w:semiHidden="0" w:unhideWhenUsed="0"/>
+    <w:lsdException w:name="Light Grid Accent 3" w:uiPriority="62" w:semiHidden="0" w:unhideWhenUsed="0"/>
+    <w:lsdException w:name="Medium Shading 1 Accent 3" w:uiPriority="63" w:semiHidden="0" w:unhideWhenUsed="0"/>
+    <w:lsdException w:name="Medium Shading 2 Accent 3" w:uiPriority="64" w:semiHidden="0" w:unhideWhenUsed="0"/>
+    <w:lsdException w:name="Medium List 1 Accent 3" w:uiPriority="65" w:semiHidden="0" w:unhideWhenUsed="0"/>
+    <w:lsdException w:name="Medium List 2 Accent 3" w:uiPriority="66" w:semiHidden="0" w:unhideWhenUsed="0"/>
+    <w:lsdException w:name="Medium Grid 1 Accent 3" w:uiPriority="67" w:semiHidden="0" w:unhideWhenUsed="0"/>
+    <w:lsdException w:name="Medium Grid 2 Accent 3" w:uiPriority="68" w:semiHidden="0" w:unhideWhenUsed="0"/>
+    <w:lsdException w:name="Medium Grid 3 Accent 3" w:uiPriority="69" w:semiHidden="0" w:unhideWhenUsed="0"/>
+    <w:lsdException w:name="Dark List Accent 3" w:uiPriority="70" w:semiHidden="0" w:unhideWhenUsed="0"/>
+    <w:lsdException w:name="Colorful Shading Accent 3" w:uiPriority="71" w:semiHidden="0" w:unhideWhenUsed="0"/>
+    <w:lsdException w:name="Colorful List Accent 3" w:uiPriority="72" w:semiHidden="0" w:unhideWhenUsed="0"/>
+    <w:lsdException w:name="Colorful Grid Accent 3" w:uiPriority="73" w:semiHidden="0" w:unhideWhenUsed="0"/>
+    <w:lsdException w:name="Light Shading Accent 4" w:uiPriority="60" w:semiHidden="0" w:unhideWhenUsed="0"/>
+    <w:lsdException w:name="Light List Accent 4" w:uiPriority="61" w:semiHidden="0" w:unhideWhenUsed="0"/>
+    <w:lsdException w:name="Light Grid Accent 4" w:uiPriority="62" w:semiHidden="0" w:unhideWhenUsed="0"/>
+    <w:lsdException w:name="Medium Shading 1 Accent 4" w:uiPriority="63" w:semiHidden="0" w:unhideWhenUsed="0"/>
+    <w:lsdException w:name="Medium Shading 2 Accent 4" w:uiPriority="64" w:semiHidden="0" w:unhideWhenUsed="0"/>
+    <w:lsdException w:name="Medium List 1 Accent 4" w:uiPriority="65" w:semiHidden="0" w:unhideWhenUsed="0"/>
+    <w:lsdException w:name="Medium List 2 Accent 4" w:uiPriority="66" w:semiHidden="0" w:unhideWhenUsed="0"/>
+    <w:lsdException w:name="Medium Grid 1 Accent 4" w:uiPriority="67" w:semiHidden="0" w:unhideWhenUsed="0"/>
+    <w:lsdException w:name="Medium Grid 2 Accent 4" w:uiPriority="68" w:semiHidden="0" w:unhideWhenUsed="0"/>
+    <w:lsdException w:name="Medium Grid 3 Accent 4" w:uiPriority="69" w:semiHidden="0" w:unhideWhenUsed="0"/>
+    <w:lsdException w:name="Dark List Accent 4" w:uiPriority="70" w:semiHidden="0" w:unhideWhenUsed="0"/>
+    <w:lsdException w:name="Colorful Shading Accent 4" w:uiPriority="71" w:semiHidden="0" w:unhideWhenUsed="0"/>
+    <w:lsdException w:name="Colorful List Accent 4" w:uiPriority="72" w:semiHidden="0" w:unhideWhenUsed="0"/>
+    <w:lsdException w:name="Colorful Grid Accent 4" w:uiPriority="73" w:semiHidden="0" w:unhideWhenUsed="0"/>
+    <w:lsdException w:name="Light Shading Accent 5" w:uiPriority="60" w:semiHidden="0" w:unhideWhenUsed="0"/>
+    <w:lsdException w:name="Light List Accent 5" w:uiPriority="61" w:semiHidden="0" w:unhideWhenUsed="0"/>
+    <w:lsdException w:name="Light Grid Accent 5" w:uiPriority="62" w:semiHidden="0" w:unhideWhenUsed="0"/>
+    <w:lsdException w:name="Medium Shading 1 Accent 5" w:uiPriority="63" w:semiHidden="0" w:unhideWhenUsed="0"/>
+    <w:lsdException w:name="Medium Shading 2 Accent 5" w:uiPriority="64" w:semiHidden="0" w:unhideWhenUsed="0"/>
+    <w:lsdException w:name="Medium List 1 Accent 5" w:uiPriority="65" w:semiHidden="0" w:unhideWhenUsed="0"/>
+    <w:lsdException w:name="Medium List 2 Accent 5" w:uiPriority="66" w:semiHidden="0" w:unhideWhenUsed="0"/>
+    <w:lsdException w:name="Medium Grid 1 Accent 5" w:uiPriority="67" w:semiHidden="0" w:unhideWhenUsed="0"/>
+    <w:lsdException w:name="Medium Grid 2 Accent 5" w:uiPriority="68" w:semiHidden="0" w:unhideWhenUsed="0"/>
+    <w:lsdException w:name="Medium Grid 3 Accent 5" w:uiPriority="69" w:semiHidden="0" w:unhideWhenUsed="0"/>
+    <w:lsdException w:name="Dark List Accent 5" w:uiPriority="70" w:semiHidden="0" w:unhideWhenUsed="0"/>
+    <w:lsdException w:name="Colorful Shading Accent 5" w:uiPriority="71" w:semiHidden="0" w:unhideWhenUsed="0"/>
+    <w:lsdException w:name="Colorful List Accent 5" w:uiPriority="72" w:semiHidden="0" w:unhideWhenUsed="0"/>
+    <w:lsdException w:name="Colorful Grid Accent 5" w:uiPriority="73" w:semiHidden="0" w:unhideWhenUsed="0"/>
+    <w:lsdException w:name="Light Shading Accent 6" w:uiPriority="60" w:semiHidden="0" w:unhideWhenUsed="0"/>
+    <w:lsdException w:name="Light List Accent 6" w:uiPriority="61" w:semiHidden="0" w:unhideWhenUsed="0"/>
+    <w:lsdException w:name="Light Grid Accent 6" w:uiPriority="62" w:semiHidden="0" w:unhideWhenUsed="0"/>
+    <w:lsdException w:name="Medium Shading 1 Accent 6" w:uiPriority="63" w:semiHidden="0" w:unhideWhenUsed="0"/>
+    <w:lsdException w:name="Medium Shading 2 Accent 6" w:uiPriority="64" w:semiHidden="0" w:unhideWhenUsed="0"/>
+    <w:lsdException w:name="Medium List 1 Accent 6" w:uiPriority="65" w:semiHidden="0" w:unhideWhenUsed="0"/>
+    <w:lsdException w:name="Medium List 2 Accent 6" w:uiPriority="66" w:semiHidden="0" w:unhideWhenUsed="0"/>
+    <w:lsdException w:name="Medium Grid 1 Accent 6" w:uiPriority="67" w:semiHidden="0" w:unhideWhenUsed="0"/>
+    <w:lsdException w:name="Medium Grid 2 Accent 6" w:uiPriority="68" w:semiHidden="0" w:unhideWhenUsed="0"/>
+    <w:lsdException w:name="Medium Grid 3 Accent 6" w:uiPriority="69" w:semiHidden="0" w:unhideWhenUsed="0"/>
+    <w:lsdException w:name="Dark List Accent 6" w:uiPriority="70" w:semiHidden="0" w:unhideWhenUsed="0"/>
+    <w:lsdException w:name="Colorful Shading Accent 6" w:uiPriority="71" w:semiHidden="0" w:unhideWhenUsed="0"/>
+    <w:lsdException w:name="Colorful List Accent 6" w:uiPriority="72" w:semiHidden="0" w:unhideWhenUsed="0"/>
+    <w:lsdException w:name="Colorful Grid Accent 6" w:uiPriority="73" w:semiHidden="0" w:unhideWhenUsed="0"/>
+    <w:lsdException w:name="Subtle Emphasis" w:uiPriority="19" w:semiHidden="0" w:unhideWhenUsed="0" w:qFormat="1"/>
+    <w:lsdException w:name="Intense Emphasis" w:uiPriority="21" w:semiHidden="0" w:unhideWhenUsed="0" w:qFormat="1"/>
+    <w:lsdException w:name="Subtle Reference" w:uiPriority="31" w:semiHidden="0" w:unhideWhenUsed="0" w:qFormat="1"/>
+    <w:lsdException w:name="Intense Reference" w:uiPriority="32" w:semiHidden="0" w:unhideWhenUsed="0" w:qFormat="1"/>
+    <w:lsdException w:name="Book Title" w:uiPriority="33" w:semiHidden="0" w:unhideWhenUsed="0" w:qFormat="1"/>
     <w:lsdException w:name="Bibliography" w:uiPriority="37"/>
     <w:lsdException w:name="TOC Heading" w:uiPriority="39" w:qFormat="1"/>
   </w:latentStyles>
-  <w:style w:type="paragraph" w:default="1" w:styleId="Normal">
+  <w:style w:type="paragraph" w:styleId="Normal" w:default="1">
     <w:name w:val="Normal"/>
     <w:qFormat/>
     <w:rsid w:val="00FC693F"/>
@@ -2570,7 +4323,7 @@
       <w:spacing w:after="0" w:line="240" w:lineRule="auto"/>
     </w:pPr>
   </w:style>
-  <w:style w:type="character" w:customStyle="1" w:styleId="HeaderChar">
+  <w:style w:type="character" w:styleId="HeaderChar" w:customStyle="1">
     <w:name w:val="Header Char"/>
     <w:basedOn w:val="DefaultParagraphFont"/>
     <w:link w:val="Header"/>
@@ -2592,7 +4345,7 @@
       <w:spacing w:after="0" w:line="240" w:lineRule="auto"/>
     </w:pPr>
   </w:style>
-  <w:style w:type="character" w:customStyle="1" w:styleId="FooterChar">
+  <w:style w:type="character" w:styleId="FooterChar" w:customStyle="1">
     <w:name w:val="Footer Char"/>
     <w:basedOn w:val="DefaultParagraphFont"/>
     <w:link w:val="Footer"/>
@@ -2614,7 +4367,7 @@
       <w:outlineLvl w:val="0"/>
     </w:pPr>
     <w:rPr>
-      <w:rFonts w:asciiTheme="majorHAnsi" w:eastAsiaTheme="majorEastAsia" w:hAnsiTheme="majorHAnsi" w:cstheme="majorBidi"/>
+      <w:rFonts w:asciiTheme="majorHAnsi" w:hAnsiTheme="majorHAnsi" w:eastAsiaTheme="majorEastAsia" w:cstheme="majorBidi"/>
       <w:b/>
       <w:bCs/>
       <w:color w:val="365F91" w:themeColor="accent1" w:themeShade="BF"/>
@@ -2638,7 +4391,7 @@
       <w:outlineLvl w:val="1"/>
     </w:pPr>
     <w:rPr>
-      <w:rFonts w:asciiTheme="majorHAnsi" w:eastAsiaTheme="majorEastAsia" w:hAnsiTheme="majorHAnsi" w:cstheme="majorBidi"/>
+      <w:rFonts w:asciiTheme="majorHAnsi" w:hAnsiTheme="majorHAnsi" w:eastAsiaTheme="majorEastAsia" w:cstheme="majorBidi"/>
       <w:b/>
       <w:bCs/>
       <w:color w:val="4F81BD" w:themeColor="accent1"/>
@@ -2662,7 +4415,7 @@
       <w:outlineLvl w:val="2"/>
     </w:pPr>
     <w:rPr>
-      <w:rFonts w:asciiTheme="majorHAnsi" w:eastAsiaTheme="majorEastAsia" w:hAnsiTheme="majorHAnsi" w:cstheme="majorBidi"/>
+      <w:rFonts w:asciiTheme="majorHAnsi" w:hAnsiTheme="majorHAnsi" w:eastAsiaTheme="majorEastAsia" w:cstheme="majorBidi"/>
       <w:b/>
       <w:bCs/>
       <w:color w:val="4F81BD" w:themeColor="accent1"/>
@@ -2685,7 +4438,7 @@
       <w:outlineLvl w:val="3"/>
     </w:pPr>
     <w:rPr>
-      <w:rFonts w:asciiTheme="majorHAnsi" w:eastAsiaTheme="majorEastAsia" w:hAnsiTheme="majorHAnsi" w:cstheme="majorBidi"/>
+      <w:rFonts w:asciiTheme="majorHAnsi" w:hAnsiTheme="majorHAnsi" w:eastAsiaTheme="majorEastAsia" w:cstheme="majorBidi"/>
       <w:b/>
       <w:bCs/>
       <w:i/>
@@ -2710,7 +4463,7 @@
       <w:outlineLvl w:val="4"/>
     </w:pPr>
     <w:rPr>
-      <w:rFonts w:asciiTheme="majorHAnsi" w:eastAsiaTheme="majorEastAsia" w:hAnsiTheme="majorHAnsi" w:cstheme="majorBidi"/>
+      <w:rFonts w:asciiTheme="majorHAnsi" w:hAnsiTheme="majorHAnsi" w:eastAsiaTheme="majorEastAsia" w:cstheme="majorBidi"/>
       <w:color w:val="243F60" w:themeColor="accent1" w:themeShade="7F"/>
     </w:rPr>
   </w:style>
@@ -2731,7 +4484,7 @@
       <w:outlineLvl w:val="5"/>
     </w:pPr>
     <w:rPr>
-      <w:rFonts w:asciiTheme="majorHAnsi" w:eastAsiaTheme="majorEastAsia" w:hAnsiTheme="majorHAnsi" w:cstheme="majorBidi"/>
+      <w:rFonts w:asciiTheme="majorHAnsi" w:hAnsiTheme="majorHAnsi" w:eastAsiaTheme="majorEastAsia" w:cstheme="majorBidi"/>
       <w:i/>
       <w:iCs/>
       <w:color w:val="243F60" w:themeColor="accent1" w:themeShade="7F"/>
@@ -2754,7 +4507,7 @@
       <w:outlineLvl w:val="6"/>
     </w:pPr>
     <w:rPr>
-      <w:rFonts w:asciiTheme="majorHAnsi" w:eastAsiaTheme="majorEastAsia" w:hAnsiTheme="majorHAnsi" w:cstheme="majorBidi"/>
+      <w:rFonts w:asciiTheme="majorHAnsi" w:hAnsiTheme="majorHAnsi" w:eastAsiaTheme="majorEastAsia" w:cstheme="majorBidi"/>
       <w:i/>
       <w:iCs/>
       <w:color w:val="404040" w:themeColor="text1" w:themeTint="BF"/>
@@ -2777,7 +4530,7 @@
       <w:outlineLvl w:val="7"/>
     </w:pPr>
     <w:rPr>
-      <w:rFonts w:asciiTheme="majorHAnsi" w:eastAsiaTheme="majorEastAsia" w:hAnsiTheme="majorHAnsi" w:cstheme="majorBidi"/>
+      <w:rFonts w:asciiTheme="majorHAnsi" w:hAnsiTheme="majorHAnsi" w:eastAsiaTheme="majorEastAsia" w:cstheme="majorBidi"/>
       <w:color w:val="4F81BD" w:themeColor="accent1"/>
       <w:sz w:val="20"/>
       <w:szCs w:val="20"/>
@@ -2800,7 +4553,7 @@
       <w:outlineLvl w:val="8"/>
     </w:pPr>
     <w:rPr>
-      <w:rFonts w:asciiTheme="majorHAnsi" w:eastAsiaTheme="majorEastAsia" w:hAnsiTheme="majorHAnsi" w:cstheme="majorBidi"/>
+      <w:rFonts w:asciiTheme="majorHAnsi" w:hAnsiTheme="majorHAnsi" w:eastAsiaTheme="majorEastAsia" w:cstheme="majorBidi"/>
       <w:i/>
       <w:iCs/>
       <w:color w:val="404040" w:themeColor="text1" w:themeTint="BF"/>
@@ -2808,13 +4561,13 @@
       <w:szCs w:val="20"/>
     </w:rPr>
   </w:style>
-  <w:style w:type="character" w:default="1" w:styleId="DefaultParagraphFont">
+  <w:style w:type="character" w:styleId="DefaultParagraphFont" w:default="1">
     <w:name w:val="Default Paragraph Font"/>
     <w:uiPriority w:val="1"/>
     <w:semiHidden/>
     <w:unhideWhenUsed/>
   </w:style>
-  <w:style w:type="table" w:default="1" w:styleId="TableNormal">
+  <w:style w:type="table" w:styleId="TableNormal" w:default="1">
     <w:name w:val="Normal Table"/>
     <w:uiPriority w:val="99"/>
     <w:semiHidden/>
@@ -2829,7 +4582,7 @@
       </w:tblCellMar>
     </w:tblPr>
   </w:style>
-  <w:style w:type="numbering" w:default="1" w:styleId="NoList">
+  <w:style w:type="numbering" w:styleId="NoList" w:default="1">
     <w:name w:val="No List"/>
     <w:uiPriority w:val="99"/>
     <w:semiHidden/>
@@ -2844,14 +4597,14 @@
       <w:spacing w:after="0" w:line="240" w:lineRule="auto"/>
     </w:pPr>
   </w:style>
-  <w:style w:type="character" w:customStyle="1" w:styleId="Heading1Char">
+  <w:style w:type="character" w:styleId="Heading1Char" w:customStyle="1">
     <w:name w:val="Heading 1 Char"/>
     <w:basedOn w:val="DefaultParagraphFont"/>
     <w:link w:val="Heading1"/>
     <w:uiPriority w:val="9"/>
     <w:rsid w:val="00FC693F"/>
     <w:rPr>
-      <w:rFonts w:asciiTheme="majorHAnsi" w:eastAsiaTheme="majorEastAsia" w:hAnsiTheme="majorHAnsi" w:cstheme="majorBidi"/>
+      <w:rFonts w:asciiTheme="majorHAnsi" w:hAnsiTheme="majorHAnsi" w:eastAsiaTheme="majorEastAsia" w:cstheme="majorBidi"/>
       <w:b/>
       <w:bCs/>
       <w:color w:val="365F91" w:themeColor="accent1" w:themeShade="BF"/>
@@ -2859,14 +4612,14 @@
       <w:szCs w:val="28"/>
     </w:rPr>
   </w:style>
-  <w:style w:type="character" w:customStyle="1" w:styleId="Heading2Char">
+  <w:style w:type="character" w:styleId="Heading2Char" w:customStyle="1">
     <w:name w:val="Heading 2 Char"/>
     <w:basedOn w:val="DefaultParagraphFont"/>
     <w:link w:val="Heading2"/>
     <w:uiPriority w:val="9"/>
     <w:rsid w:val="00FC693F"/>
     <w:rPr>
-      <w:rFonts w:asciiTheme="majorHAnsi" w:eastAsiaTheme="majorEastAsia" w:hAnsiTheme="majorHAnsi" w:cstheme="majorBidi"/>
+      <w:rFonts w:asciiTheme="majorHAnsi" w:hAnsiTheme="majorHAnsi" w:eastAsiaTheme="majorEastAsia" w:cstheme="majorBidi"/>
       <w:b/>
       <w:bCs/>
       <w:color w:val="4F81BD" w:themeColor="accent1"/>
@@ -2874,14 +4627,14 @@
       <w:szCs w:val="26"/>
     </w:rPr>
   </w:style>
-  <w:style w:type="character" w:customStyle="1" w:styleId="Heading3Char">
+  <w:style w:type="character" w:styleId="Heading3Char" w:customStyle="1">
     <w:name w:val="Heading 3 Char"/>
     <w:basedOn w:val="DefaultParagraphFont"/>
     <w:link w:val="Heading3"/>
     <w:uiPriority w:val="9"/>
     <w:rsid w:val="00FC693F"/>
     <w:rPr>
-      <w:rFonts w:asciiTheme="majorHAnsi" w:eastAsiaTheme="majorEastAsia" w:hAnsiTheme="majorHAnsi" w:cstheme="majorBidi"/>
+      <w:rFonts w:asciiTheme="majorHAnsi" w:hAnsiTheme="majorHAnsi" w:eastAsiaTheme="majorEastAsia" w:cstheme="majorBidi"/>
       <w:b/>
       <w:bCs/>
       <w:color w:val="4F81BD" w:themeColor="accent1"/>
@@ -2897,13 +4650,13 @@
     <w:rsid w:val="00FC693F"/>
     <w:pPr>
       <w:pBdr>
-        <w:bottom w:val="single" w:sz="8" w:space="4" w:color="4F81BD" w:themeColor="accent1"/>
+        <w:bottom w:val="single" w:color="4F81BD" w:themeColor="accent1" w:sz="8" w:space="4"/>
       </w:pBdr>
       <w:spacing w:after="300" w:line="240" w:lineRule="auto"/>
       <w:contextualSpacing/>
     </w:pPr>
     <w:rPr>
-      <w:rFonts w:asciiTheme="majorHAnsi" w:eastAsiaTheme="majorEastAsia" w:hAnsiTheme="majorHAnsi" w:cstheme="majorBidi"/>
+      <w:rFonts w:asciiTheme="majorHAnsi" w:hAnsiTheme="majorHAnsi" w:eastAsiaTheme="majorEastAsia" w:cstheme="majorBidi"/>
       <w:color w:val="17365D" w:themeColor="text2" w:themeShade="BF"/>
       <w:spacing w:val="5"/>
       <w:kern w:val="28"/>
@@ -2911,14 +4664,14 @@
       <w:szCs w:val="52"/>
     </w:rPr>
   </w:style>
-  <w:style w:type="character" w:customStyle="1" w:styleId="TitleChar">
+  <w:style w:type="character" w:styleId="TitleChar" w:customStyle="1">
     <w:name w:val="Title Char"/>
     <w:basedOn w:val="DefaultParagraphFont"/>
     <w:link w:val="Title"/>
     <w:uiPriority w:val="10"/>
     <w:rsid w:val="00FC693F"/>
     <w:rPr>
-      <w:rFonts w:asciiTheme="majorHAnsi" w:eastAsiaTheme="majorEastAsia" w:hAnsiTheme="majorHAnsi" w:cstheme="majorBidi"/>
+      <w:rFonts w:asciiTheme="majorHAnsi" w:hAnsiTheme="majorHAnsi" w:eastAsiaTheme="majorEastAsia" w:cstheme="majorBidi"/>
       <w:color w:val="17365D" w:themeColor="text2" w:themeShade="BF"/>
       <w:spacing w:val="5"/>
       <w:kern w:val="28"/>
@@ -2940,7 +4693,7 @@
       </w:numPr>
     </w:pPr>
     <w:rPr>
-      <w:rFonts w:asciiTheme="majorHAnsi" w:eastAsiaTheme="majorEastAsia" w:hAnsiTheme="majorHAnsi" w:cstheme="majorBidi"/>
+      <w:rFonts w:asciiTheme="majorHAnsi" w:hAnsiTheme="majorHAnsi" w:eastAsiaTheme="majorEastAsia" w:cstheme="majorBidi"/>
       <w:i/>
       <w:iCs/>
       <w:color w:val="4F81BD" w:themeColor="accent1"/>
@@ -2949,14 +4702,14 @@
       <w:szCs w:val="24"/>
     </w:rPr>
   </w:style>
-  <w:style w:type="character" w:customStyle="1" w:styleId="SubtitleChar">
+  <w:style w:type="character" w:styleId="SubtitleChar" w:customStyle="1">
     <w:name w:val="Subtitle Char"/>
     <w:basedOn w:val="DefaultParagraphFont"/>
     <w:link w:val="Subtitle"/>
     <w:uiPriority w:val="11"/>
     <w:rsid w:val="00FC693F"/>
     <w:rPr>
-      <w:rFonts w:asciiTheme="majorHAnsi" w:eastAsiaTheme="majorEastAsia" w:hAnsiTheme="majorHAnsi" w:cstheme="majorBidi"/>
+      <w:rFonts w:asciiTheme="majorHAnsi" w:hAnsiTheme="majorHAnsi" w:eastAsiaTheme="majorEastAsia" w:cstheme="majorBidi"/>
       <w:i/>
       <w:iCs/>
       <w:color w:val="4F81BD" w:themeColor="accent1"/>
@@ -2987,7 +4740,7 @@
       <w:spacing w:after="120"/>
     </w:pPr>
   </w:style>
-  <w:style w:type="character" w:customStyle="1" w:styleId="BodyTextChar">
+  <w:style w:type="character" w:styleId="BodyTextChar" w:customStyle="1">
     <w:name w:val="Body Text Char"/>
     <w:basedOn w:val="DefaultParagraphFont"/>
     <w:link w:val="BodyText"/>
@@ -3005,7 +4758,7 @@
       <w:spacing w:after="120" w:line="480" w:lineRule="auto"/>
     </w:pPr>
   </w:style>
-  <w:style w:type="character" w:customStyle="1" w:styleId="BodyText2Char">
+  <w:style w:type="character" w:styleId="BodyText2Char" w:customStyle="1">
     <w:name w:val="Body Text 2 Char"/>
     <w:basedOn w:val="DefaultParagraphFont"/>
     <w:link w:val="BodyText2"/>
@@ -3027,7 +4780,7 @@
       <w:szCs w:val="16"/>
     </w:rPr>
   </w:style>
-  <w:style w:type="character" w:customStyle="1" w:styleId="BodyText3Char">
+  <w:style w:type="character" w:styleId="BodyText3Char" w:customStyle="1">
     <w:name w:val="Body Text 3 Char"/>
     <w:basedOn w:val="DefaultParagraphFont"/>
     <w:link w:val="BodyText3"/>
@@ -3208,7 +4961,7 @@
       <w:szCs w:val="20"/>
     </w:rPr>
   </w:style>
-  <w:style w:type="character" w:customStyle="1" w:styleId="MacroTextChar">
+  <w:style w:type="character" w:styleId="MacroTextChar" w:customStyle="1">
     <w:name w:val="Macro Text Char"/>
     <w:basedOn w:val="DefaultParagraphFont"/>
     <w:link w:val="MacroText"/>
@@ -3234,7 +4987,7 @@
       <w:color w:val="000000" w:themeColor="text1"/>
     </w:rPr>
   </w:style>
-  <w:style w:type="character" w:customStyle="1" w:styleId="QuoteChar">
+  <w:style w:type="character" w:styleId="QuoteChar" w:customStyle="1">
     <w:name w:val="Quote Char"/>
     <w:basedOn w:val="DefaultParagraphFont"/>
     <w:link w:val="Quote"/>
@@ -3246,7 +4999,7 @@
       <w:color w:val="000000" w:themeColor="text1"/>
     </w:rPr>
   </w:style>
-  <w:style w:type="character" w:customStyle="1" w:styleId="Heading4Char">
+  <w:style w:type="character" w:styleId="Heading4Char" w:customStyle="1">
     <w:name w:val="Heading 4 Char"/>
     <w:basedOn w:val="DefaultParagraphFont"/>
     <w:link w:val="Heading4"/>
@@ -3254,7 +5007,7 @@
     <w:semiHidden/>
     <w:rsid w:val="00FC693F"/>
     <w:rPr>
-      <w:rFonts w:asciiTheme="majorHAnsi" w:eastAsiaTheme="majorEastAsia" w:hAnsiTheme="majorHAnsi" w:cstheme="majorBidi"/>
+      <w:rFonts w:asciiTheme="majorHAnsi" w:hAnsiTheme="majorHAnsi" w:eastAsiaTheme="majorEastAsia" w:cstheme="majorBidi"/>
       <w:b/>
       <w:bCs/>
       <w:i/>
@@ -3262,7 +5015,7 @@
       <w:color w:val="4F81BD" w:themeColor="accent1"/>
     </w:rPr>
   </w:style>
-  <w:style w:type="character" w:customStyle="1" w:styleId="Heading5Char">
+  <w:style w:type="character" w:styleId="Heading5Char" w:customStyle="1">
     <w:name w:val="Heading 5 Char"/>
     <w:basedOn w:val="DefaultParagraphFont"/>
     <w:link w:val="Heading5"/>
@@ -3270,11 +5023,11 @@
     <w:semiHidden/>
     <w:rsid w:val="00FC693F"/>
     <w:rPr>
-      <w:rFonts w:asciiTheme="majorHAnsi" w:eastAsiaTheme="majorEastAsia" w:hAnsiTheme="majorHAnsi" w:cstheme="majorBidi"/>
+      <w:rFonts w:asciiTheme="majorHAnsi" w:hAnsiTheme="majorHAnsi" w:eastAsiaTheme="majorEastAsia" w:cstheme="majorBidi"/>
       <w:color w:val="243F60" w:themeColor="accent1" w:themeShade="7F"/>
     </w:rPr>
   </w:style>
-  <w:style w:type="character" w:customStyle="1" w:styleId="Heading6Char">
+  <w:style w:type="character" w:styleId="Heading6Char" w:customStyle="1">
     <w:name w:val="Heading 6 Char"/>
     <w:basedOn w:val="DefaultParagraphFont"/>
     <w:link w:val="Heading6"/>
@@ -3282,13 +5035,13 @@
     <w:semiHidden/>
     <w:rsid w:val="00FC693F"/>
     <w:rPr>
-      <w:rFonts w:asciiTheme="majorHAnsi" w:eastAsiaTheme="majorEastAsia" w:hAnsiTheme="majorHAnsi" w:cstheme="majorBidi"/>
+      <w:rFonts w:asciiTheme="majorHAnsi" w:hAnsiTheme="majorHAnsi" w:eastAsiaTheme="majorEastAsia" w:cstheme="majorBidi"/>
       <w:i/>
       <w:iCs/>
       <w:color w:val="243F60" w:themeColor="accent1" w:themeShade="7F"/>
     </w:rPr>
   </w:style>
-  <w:style w:type="character" w:customStyle="1" w:styleId="Heading7Char">
+  <w:style w:type="character" w:styleId="Heading7Char" w:customStyle="1">
     <w:name w:val="Heading 7 Char"/>
     <w:basedOn w:val="DefaultParagraphFont"/>
     <w:link w:val="Heading7"/>
@@ -3296,13 +5049,13 @@
     <w:semiHidden/>
     <w:rsid w:val="00FC693F"/>
     <w:rPr>
-      <w:rFonts w:asciiTheme="majorHAnsi" w:eastAsiaTheme="majorEastAsia" w:hAnsiTheme="majorHAnsi" w:cstheme="majorBidi"/>
+      <w:rFonts w:asciiTheme="majorHAnsi" w:hAnsiTheme="majorHAnsi" w:eastAsiaTheme="majorEastAsia" w:cstheme="majorBidi"/>
       <w:i/>
       <w:iCs/>
       <w:color w:val="404040" w:themeColor="text1" w:themeTint="BF"/>
     </w:rPr>
   </w:style>
-  <w:style w:type="character" w:customStyle="1" w:styleId="Heading8Char">
+  <w:style w:type="character" w:styleId="Heading8Char" w:customStyle="1">
     <w:name w:val="Heading 8 Char"/>
     <w:basedOn w:val="DefaultParagraphFont"/>
     <w:link w:val="Heading8"/>
@@ -3310,13 +5063,13 @@
     <w:semiHidden/>
     <w:rsid w:val="00FC693F"/>
     <w:rPr>
-      <w:rFonts w:asciiTheme="majorHAnsi" w:eastAsiaTheme="majorEastAsia" w:hAnsiTheme="majorHAnsi" w:cstheme="majorBidi"/>
+      <w:rFonts w:asciiTheme="majorHAnsi" w:hAnsiTheme="majorHAnsi" w:eastAsiaTheme="majorEastAsia" w:cstheme="majorBidi"/>
       <w:color w:val="4F81BD" w:themeColor="accent1"/>
       <w:sz w:val="20"/>
       <w:szCs w:val="20"/>
     </w:rPr>
   </w:style>
-  <w:style w:type="character" w:customStyle="1" w:styleId="Heading9Char">
+  <w:style w:type="character" w:styleId="Heading9Char" w:customStyle="1">
     <w:name w:val="Heading 9 Char"/>
     <w:basedOn w:val="DefaultParagraphFont"/>
     <w:link w:val="Heading9"/>
@@ -3324,7 +5077,7 @@
     <w:semiHidden/>
     <w:rsid w:val="00FC693F"/>
     <w:rPr>
-      <w:rFonts w:asciiTheme="majorHAnsi" w:eastAsiaTheme="majorEastAsia" w:hAnsiTheme="majorHAnsi" w:cstheme="majorBidi"/>
+      <w:rFonts w:asciiTheme="majorHAnsi" w:hAnsiTheme="majorHAnsi" w:eastAsiaTheme="majorEastAsia" w:cstheme="majorBidi"/>
       <w:i/>
       <w:iCs/>
       <w:color w:val="404040" w:themeColor="text1" w:themeTint="BF"/>
@@ -3384,7 +5137,7 @@
     <w:rsid w:val="00FC693F"/>
     <w:pPr>
       <w:pBdr>
-        <w:bottom w:val="single" w:sz="4" w:space="4" w:color="4F81BD" w:themeColor="accent1"/>
+        <w:bottom w:val="single" w:color="4F81BD" w:themeColor="accent1" w:sz="4" w:space="4"/>
       </w:pBdr>
       <w:spacing w:before="200" w:after="280"/>
       <w:ind w:left="936" w:right="936"/>
@@ -3397,7 +5150,7 @@
       <w:color w:val="4F81BD" w:themeColor="accent1"/>
     </w:rPr>
   </w:style>
-  <w:style w:type="character" w:customStyle="1" w:styleId="IntenseQuoteChar">
+  <w:style w:type="character" w:styleId="IntenseQuoteChar" w:customStyle="1">
     <w:name w:val="Intense Quote Char"/>
     <w:basedOn w:val="DefaultParagraphFont"/>
     <w:link w:val="IntenseQuote"/>
@@ -3501,12 +5254,12 @@
     <w:tblPr>
       <w:tblInd w:w="0" w:type="dxa"/>
       <w:tblBorders>
-        <w:top w:val="single" w:sz="4" w:space="0" w:color="auto"/>
-        <w:left w:val="single" w:sz="4" w:space="0" w:color="auto"/>
-        <w:bottom w:val="single" w:sz="4" w:space="0" w:color="auto"/>
-        <w:right w:val="single" w:sz="4" w:space="0" w:color="auto"/>
-        <w:insideH w:val="single" w:sz="4" w:space="0" w:color="auto"/>
-        <w:insideV w:val="single" w:sz="4" w:space="0" w:color="auto"/>
+        <w:top w:val="single" w:color="auto" w:sz="4" w:space="0"/>
+        <w:left w:val="single" w:color="auto" w:sz="4" w:space="0"/>
+        <w:bottom w:val="single" w:color="auto" w:sz="4" w:space="0"/>
+        <w:right w:val="single" w:color="auto" w:sz="4" w:space="0"/>
+        <w:insideH w:val="single" w:color="auto" w:sz="4" w:space="0"/>
+        <w:insideV w:val="single" w:color="auto" w:sz="4" w:space="0"/>
       </w:tblBorders>
       <w:tblCellMar>
         <w:top w:w="0" w:type="dxa"/>
@@ -3532,8 +5285,8 @@
       <w:tblStyleColBandSize w:val="1"/>
       <w:tblInd w:w="0" w:type="dxa"/>
       <w:tblBorders>
-        <w:top w:val="single" w:sz="8" w:space="0" w:color="000000" w:themeColor="text1"/>
-        <w:bottom w:val="single" w:sz="8" w:space="0" w:color="000000" w:themeColor="text1"/>
+        <w:top w:val="single" w:color="000000" w:themeColor="text1" w:sz="8" w:space="0"/>
+        <w:bottom w:val="single" w:color="000000" w:themeColor="text1" w:sz="8" w:space="0"/>
       </w:tblBorders>
       <w:tblCellMar>
         <w:top w:w="0" w:type="dxa"/>
@@ -3553,9 +5306,9 @@
       <w:tblPr/>
       <w:tcPr>
         <w:tcBorders>
-          <w:top w:val="single" w:sz="8" w:space="0" w:color="000000" w:themeColor="text1"/>
-          <w:left w:val="nil"/>
-          <w:bottom w:val="single" w:sz="8" w:space="0" w:color="000000" w:themeColor="text1"/>
+          <w:top w:val="single" w:color="000000" w:themeColor="text1" w:sz="8" w:space="0"/>
+          <w:left w:val="nil"/>
+          <w:bottom w:val="single" w:color="000000" w:themeColor="text1" w:sz="8" w:space="0"/>
           <w:right w:val="nil"/>
           <w:insideH w:val="nil"/>
           <w:insideV w:val="nil"/>
@@ -3573,9 +5326,9 @@
       <w:tblPr/>
       <w:tcPr>
         <w:tcBorders>
-          <w:top w:val="single" w:sz="8" w:space="0" w:color="000000" w:themeColor="text1"/>
-          <w:left w:val="nil"/>
-          <w:bottom w:val="single" w:sz="8" w:space="0" w:color="000000" w:themeColor="text1"/>
+          <w:top w:val="single" w:color="000000" w:themeColor="text1" w:sz="8" w:space="0"/>
+          <w:left w:val="nil"/>
+          <w:bottom w:val="single" w:color="000000" w:themeColor="text1" w:sz="8" w:space="0"/>
           <w:right w:val="nil"/>
           <w:insideH w:val="nil"/>
           <w:insideV w:val="nil"/>
@@ -3635,8 +5388,8 @@
       <w:tblStyleColBandSize w:val="1"/>
       <w:tblInd w:w="0" w:type="dxa"/>
       <w:tblBorders>
-        <w:top w:val="single" w:sz="8" w:space="0" w:color="4F81BD" w:themeColor="accent1"/>
-        <w:bottom w:val="single" w:sz="8" w:space="0" w:color="4F81BD" w:themeColor="accent1"/>
+        <w:top w:val="single" w:color="4F81BD" w:themeColor="accent1" w:sz="8" w:space="0"/>
+        <w:bottom w:val="single" w:color="4F81BD" w:themeColor="accent1" w:sz="8" w:space="0"/>
       </w:tblBorders>
       <w:tblCellMar>
         <w:top w:w="0" w:type="dxa"/>
@@ -3656,9 +5409,9 @@
       <w:tblPr/>
       <w:tcPr>
         <w:tcBorders>
-          <w:top w:val="single" w:sz="8" w:space="0" w:color="4F81BD" w:themeColor="accent1"/>
-          <w:left w:val="nil"/>
-          <w:bottom w:val="single" w:sz="8" w:space="0" w:color="4F81BD" w:themeColor="accent1"/>
+          <w:top w:val="single" w:color="4F81BD" w:themeColor="accent1" w:sz="8" w:space="0"/>
+          <w:left w:val="nil"/>
+          <w:bottom w:val="single" w:color="4F81BD" w:themeColor="accent1" w:sz="8" w:space="0"/>
           <w:right w:val="nil"/>
           <w:insideH w:val="nil"/>
           <w:insideV w:val="nil"/>
@@ -3676,9 +5429,9 @@
       <w:tblPr/>
       <w:tcPr>
         <w:tcBorders>
-          <w:top w:val="single" w:sz="8" w:space="0" w:color="4F81BD" w:themeColor="accent1"/>
-          <w:left w:val="nil"/>
-          <w:bottom w:val="single" w:sz="8" w:space="0" w:color="4F81BD" w:themeColor="accent1"/>
+          <w:top w:val="single" w:color="4F81BD" w:themeColor="accent1" w:sz="8" w:space="0"/>
+          <w:left w:val="nil"/>
+          <w:bottom w:val="single" w:color="4F81BD" w:themeColor="accent1" w:sz="8" w:space="0"/>
           <w:right w:val="nil"/>
           <w:insideH w:val="nil"/>
           <w:insideV w:val="nil"/>
@@ -3738,8 +5491,8 @@
       <w:tblStyleColBandSize w:val="1"/>
       <w:tblInd w:w="0" w:type="dxa"/>
       <w:tblBorders>
-        <w:top w:val="single" w:sz="8" w:space="0" w:color="C0504D" w:themeColor="accent2"/>
-        <w:bottom w:val="single" w:sz="8" w:space="0" w:color="C0504D" w:themeColor="accent2"/>
+        <w:top w:val="single" w:color="C0504D" w:themeColor="accent2" w:sz="8" w:space="0"/>
+        <w:bottom w:val="single" w:color="C0504D" w:themeColor="accent2" w:sz="8" w:space="0"/>
       </w:tblBorders>
       <w:tblCellMar>
         <w:top w:w="0" w:type="dxa"/>
@@ -3759,9 +5512,9 @@
       <w:tblPr/>
       <w:tcPr>
         <w:tcBorders>
-          <w:top w:val="single" w:sz="8" w:space="0" w:color="C0504D" w:themeColor="accent2"/>
-          <w:left w:val="nil"/>
-          <w:bottom w:val="single" w:sz="8" w:space="0" w:color="C0504D" w:themeColor="accent2"/>
+          <w:top w:val="single" w:color="C0504D" w:themeColor="accent2" w:sz="8" w:space="0"/>
+          <w:left w:val="nil"/>
+          <w:bottom w:val="single" w:color="C0504D" w:themeColor="accent2" w:sz="8" w:space="0"/>
           <w:right w:val="nil"/>
           <w:insideH w:val="nil"/>
           <w:insideV w:val="nil"/>
@@ -3779,9 +5532,9 @@
       <w:tblPr/>
       <w:tcPr>
         <w:tcBorders>
-          <w:top w:val="single" w:sz="8" w:space="0" w:color="C0504D" w:themeColor="accent2"/>
-          <w:left w:val="nil"/>
-          <w:bottom w:val="single" w:sz="8" w:space="0" w:color="C0504D" w:themeColor="accent2"/>
+          <w:top w:val="single" w:color="C0504D" w:themeColor="accent2" w:sz="8" w:space="0"/>
+          <w:left w:val="nil"/>
+          <w:bottom w:val="single" w:color="C0504D" w:themeColor="accent2" w:sz="8" w:space="0"/>
           <w:right w:val="nil"/>
           <w:insideH w:val="nil"/>
           <w:insideV w:val="nil"/>
@@ -3841,8 +5594,8 @@
       <w:tblStyleColBandSize w:val="1"/>
       <w:tblInd w:w="0" w:type="dxa"/>
       <w:tblBorders>
-        <w:top w:val="single" w:sz="8" w:space="0" w:color="9BBB59" w:themeColor="accent3"/>
-        <w:bottom w:val="single" w:sz="8" w:space="0" w:color="9BBB59" w:themeColor="accent3"/>
+        <w:top w:val="single" w:color="9BBB59" w:themeColor="accent3" w:sz="8" w:space="0"/>
+        <w:bottom w:val="single" w:color="9BBB59" w:themeColor="accent3" w:sz="8" w:space="0"/>
       </w:tblBorders>
       <w:tblCellMar>
         <w:top w:w="0" w:type="dxa"/>
@@ -3862,9 +5615,9 @@
       <w:tblPr/>
       <w:tcPr>
         <w:tcBorders>
-          <w:top w:val="single" w:sz="8" w:space="0" w:color="9BBB59" w:themeColor="accent3"/>
-          <w:left w:val="nil"/>
-          <w:bottom w:val="single" w:sz="8" w:space="0" w:color="9BBB59" w:themeColor="accent3"/>
+          <w:top w:val="single" w:color="9BBB59" w:themeColor="accent3" w:sz="8" w:space="0"/>
+          <w:left w:val="nil"/>
+          <w:bottom w:val="single" w:color="9BBB59" w:themeColor="accent3" w:sz="8" w:space="0"/>
           <w:right w:val="nil"/>
           <w:insideH w:val="nil"/>
           <w:insideV w:val="nil"/>
@@ -3882,9 +5635,9 @@
       <w:tblPr/>
       <w:tcPr>
         <w:tcBorders>
-          <w:top w:val="single" w:sz="8" w:space="0" w:color="9BBB59" w:themeColor="accent3"/>
-          <w:left w:val="nil"/>
-          <w:bottom w:val="single" w:sz="8" w:space="0" w:color="9BBB59" w:themeColor="accent3"/>
+          <w:top w:val="single" w:color="9BBB59" w:themeColor="accent3" w:sz="8" w:space="0"/>
+          <w:left w:val="nil"/>
+          <w:bottom w:val="single" w:color="9BBB59" w:themeColor="accent3" w:sz="8" w:space="0"/>
           <w:right w:val="nil"/>
           <w:insideH w:val="nil"/>
           <w:insideV w:val="nil"/>
@@ -3944,8 +5697,8 @@
       <w:tblStyleColBandSize w:val="1"/>
       <w:tblInd w:w="0" w:type="dxa"/>
       <w:tblBorders>
-        <w:top w:val="single" w:sz="8" w:space="0" w:color="8064A2" w:themeColor="accent4"/>
-        <w:bottom w:val="single" w:sz="8" w:space="0" w:color="8064A2" w:themeColor="accent4"/>
+        <w:top w:val="single" w:color="8064A2" w:themeColor="accent4" w:sz="8" w:space="0"/>
+        <w:bottom w:val="single" w:color="8064A2" w:themeColor="accent4" w:sz="8" w:space="0"/>
       </w:tblBorders>
       <w:tblCellMar>
         <w:top w:w="0" w:type="dxa"/>
@@ -3965,9 +5718,9 @@
       <w:tblPr/>
       <w:tcPr>
         <w:tcBorders>
-          <w:top w:val="single" w:sz="8" w:space="0" w:color="8064A2" w:themeColor="accent4"/>
-          <w:left w:val="nil"/>
-          <w:bottom w:val="single" w:sz="8" w:space="0" w:color="8064A2" w:themeColor="accent4"/>
+          <w:top w:val="single" w:color="8064A2" w:themeColor="accent4" w:sz="8" w:space="0"/>
+          <w:left w:val="nil"/>
+          <w:bottom w:val="single" w:color="8064A2" w:themeColor="accent4" w:sz="8" w:space="0"/>
           <w:right w:val="nil"/>
           <w:insideH w:val="nil"/>
           <w:insideV w:val="nil"/>
@@ -3985,9 +5738,9 @@
       <w:tblPr/>
       <w:tcPr>
         <w:tcBorders>
-          <w:top w:val="single" w:sz="8" w:space="0" w:color="8064A2" w:themeColor="accent4"/>
-          <w:left w:val="nil"/>
-          <w:bottom w:val="single" w:sz="8" w:space="0" w:color="8064A2" w:themeColor="accent4"/>
+          <w:top w:val="single" w:color="8064A2" w:themeColor="accent4" w:sz="8" w:space="0"/>
+          <w:left w:val="nil"/>
+          <w:bottom w:val="single" w:color="8064A2" w:themeColor="accent4" w:sz="8" w:space="0"/>
           <w:right w:val="nil"/>
           <w:insideH w:val="nil"/>
           <w:insideV w:val="nil"/>
@@ -4047,8 +5800,8 @@
       <w:tblStyleColBandSize w:val="1"/>
       <w:tblInd w:w="0" w:type="dxa"/>
       <w:tblBorders>
-        <w:top w:val="single" w:sz="8" w:space="0" w:color="4BACC6" w:themeColor="accent5"/>
-        <w:bottom w:val="single" w:sz="8" w:space="0" w:color="4BACC6" w:themeColor="accent5"/>
+        <w:top w:val="single" w:color="4BACC6" w:themeColor="accent5" w:sz="8" w:space="0"/>
+        <w:bottom w:val="single" w:color="4BACC6" w:themeColor="accent5" w:sz="8" w:space="0"/>
       </w:tblBorders>
       <w:tblCellMar>
         <w:top w:w="0" w:type="dxa"/>
@@ -4068,9 +5821,9 @@
       <w:tblPr/>
       <w:tcPr>
         <w:tcBorders>
-          <w:top w:val="single" w:sz="8" w:space="0" w:color="4BACC6" w:themeColor="accent5"/>
-          <w:left w:val="nil"/>
-          <w:bottom w:val="single" w:sz="8" w:space="0" w:color="4BACC6" w:themeColor="accent5"/>
+          <w:top w:val="single" w:color="4BACC6" w:themeColor="accent5" w:sz="8" w:space="0"/>
+          <w:left w:val="nil"/>
+          <w:bottom w:val="single" w:color="4BACC6" w:themeColor="accent5" w:sz="8" w:space="0"/>
           <w:right w:val="nil"/>
           <w:insideH w:val="nil"/>
           <w:insideV w:val="nil"/>
@@ -4088,9 +5841,9 @@
       <w:tblPr/>
       <w:tcPr>
         <w:tcBorders>
-          <w:top w:val="single" w:sz="8" w:space="0" w:color="4BACC6" w:themeColor="accent5"/>
-          <w:left w:val="nil"/>
-          <w:bottom w:val="single" w:sz="8" w:space="0" w:color="4BACC6" w:themeColor="accent5"/>
+          <w:top w:val="single" w:color="4BACC6" w:themeColor="accent5" w:sz="8" w:space="0"/>
+          <w:left w:val="nil"/>
+          <w:bottom w:val="single" w:color="4BACC6" w:themeColor="accent5" w:sz="8" w:space="0"/>
           <w:right w:val="nil"/>
           <w:insideH w:val="nil"/>
           <w:insideV w:val="nil"/>
@@ -4150,8 +5903,8 @@
       <w:tblStyleColBandSize w:val="1"/>
       <w:tblInd w:w="0" w:type="dxa"/>
       <w:tblBorders>
-        <w:top w:val="single" w:sz="8" w:space="0" w:color="F79646" w:themeColor="accent6"/>
-        <w:bottom w:val="single" w:sz="8" w:space="0" w:color="F79646" w:themeColor="accent6"/>
+        <w:top w:val="single" w:color="F79646" w:themeColor="accent6" w:sz="8" w:space="0"/>
+        <w:bottom w:val="single" w:color="F79646" w:themeColor="accent6" w:sz="8" w:space="0"/>
       </w:tblBorders>
       <w:tblCellMar>
         <w:top w:w="0" w:type="dxa"/>
@@ -4171,9 +5924,9 @@
       <w:tblPr/>
       <w:tcPr>
         <w:tcBorders>
-          <w:top w:val="single" w:sz="8" w:space="0" w:color="F79646" w:themeColor="accent6"/>
-          <w:left w:val="nil"/>
-          <w:bottom w:val="single" w:sz="8" w:space="0" w:color="F79646" w:themeColor="accent6"/>
+          <w:top w:val="single" w:color="F79646" w:themeColor="accent6" w:sz="8" w:space="0"/>
+          <w:left w:val="nil"/>
+          <w:bottom w:val="single" w:color="F79646" w:themeColor="accent6" w:sz="8" w:space="0"/>
           <w:right w:val="nil"/>
           <w:insideH w:val="nil"/>
           <w:insideV w:val="nil"/>
@@ -4191,9 +5944,9 @@
       <w:tblPr/>
       <w:tcPr>
         <w:tcBorders>
-          <w:top w:val="single" w:sz="8" w:space="0" w:color="F79646" w:themeColor="accent6"/>
-          <w:left w:val="nil"/>
-          <w:bottom w:val="single" w:sz="8" w:space="0" w:color="F79646" w:themeColor="accent6"/>
+          <w:top w:val="single" w:color="F79646" w:themeColor="accent6" w:sz="8" w:space="0"/>
+          <w:left w:val="nil"/>
+          <w:bottom w:val="single" w:color="F79646" w:themeColor="accent6" w:sz="8" w:space="0"/>
           <w:right w:val="nil"/>
           <w:insideH w:val="nil"/>
           <w:insideV w:val="nil"/>
@@ -4250,10 +6003,10 @@
       <w:tblStyleColBandSize w:val="1"/>
       <w:tblInd w:w="0" w:type="dxa"/>
       <w:tblBorders>
-        <w:top w:val="single" w:sz="8" w:space="0" w:color="000000" w:themeColor="text1"/>
-        <w:left w:val="single" w:sz="8" w:space="0" w:color="000000" w:themeColor="text1"/>
-        <w:bottom w:val="single" w:sz="8" w:space="0" w:color="000000" w:themeColor="text1"/>
-        <w:right w:val="single" w:sz="8" w:space="0" w:color="000000" w:themeColor="text1"/>
+        <w:top w:val="single" w:color="000000" w:themeColor="text1" w:sz="8" w:space="0"/>
+        <w:left w:val="single" w:color="000000" w:themeColor="text1" w:sz="8" w:space="0"/>
+        <w:bottom w:val="single" w:color="000000" w:themeColor="text1" w:sz="8" w:space="0"/>
+        <w:right w:val="single" w:color="000000" w:themeColor="text1" w:sz="8" w:space="0"/>
       </w:tblBorders>
       <w:tblCellMar>
         <w:top w:w="0" w:type="dxa"/>
@@ -4287,10 +6040,10 @@
       <w:tblPr/>
       <w:tcPr>
         <w:tcBorders>
-          <w:top w:val="double" w:sz="6" w:space="0" w:color="000000" w:themeColor="text1"/>
-          <w:left w:val="single" w:sz="8" w:space="0" w:color="000000" w:themeColor="text1"/>
-          <w:bottom w:val="single" w:sz="8" w:space="0" w:color="000000" w:themeColor="text1"/>
-          <w:right w:val="single" w:sz="8" w:space="0" w:color="000000" w:themeColor="text1"/>
+          <w:top w:val="double" w:color="000000" w:themeColor="text1" w:sz="6" w:space="0"/>
+          <w:left w:val="single" w:color="000000" w:themeColor="text1" w:sz="8" w:space="0"/>
+          <w:bottom w:val="single" w:color="000000" w:themeColor="text1" w:sz="8" w:space="0"/>
+          <w:right w:val="single" w:color="000000" w:themeColor="text1" w:sz="8" w:space="0"/>
         </w:tcBorders>
       </w:tcPr>
     </w:tblStylePr>
@@ -4310,10 +6063,10 @@
       <w:tblPr/>
       <w:tcPr>
         <w:tcBorders>
-          <w:top w:val="single" w:sz="8" w:space="0" w:color="000000" w:themeColor="text1"/>
-          <w:left w:val="single" w:sz="8" w:space="0" w:color="000000" w:themeColor="text1"/>
-          <w:bottom w:val="single" w:sz="8" w:space="0" w:color="000000" w:themeColor="text1"/>
-          <w:right w:val="single" w:sz="8" w:space="0" w:color="000000" w:themeColor="text1"/>
+          <w:top w:val="single" w:color="000000" w:themeColor="text1" w:sz="8" w:space="0"/>
+          <w:left w:val="single" w:color="000000" w:themeColor="text1" w:sz="8" w:space="0"/>
+          <w:bottom w:val="single" w:color="000000" w:themeColor="text1" w:sz="8" w:space="0"/>
+          <w:right w:val="single" w:color="000000" w:themeColor="text1" w:sz="8" w:space="0"/>
         </w:tcBorders>
       </w:tcPr>
     </w:tblStylePr>
@@ -4321,10 +6074,10 @@
       <w:tblPr/>
       <w:tcPr>
         <w:tcBorders>
-          <w:top w:val="single" w:sz="8" w:space="0" w:color="000000" w:themeColor="text1"/>
-          <w:left w:val="single" w:sz="8" w:space="0" w:color="000000" w:themeColor="text1"/>
-          <w:bottom w:val="single" w:sz="8" w:space="0" w:color="000000" w:themeColor="text1"/>
-          <w:right w:val="single" w:sz="8" w:space="0" w:color="000000" w:themeColor="text1"/>
+          <w:top w:val="single" w:color="000000" w:themeColor="text1" w:sz="8" w:space="0"/>
+          <w:left w:val="single" w:color="000000" w:themeColor="text1" w:sz="8" w:space="0"/>
+          <w:bottom w:val="single" w:color="000000" w:themeColor="text1" w:sz="8" w:space="0"/>
+          <w:right w:val="single" w:color="000000" w:themeColor="text1" w:sz="8" w:space="0"/>
         </w:tcBorders>
       </w:tcPr>
     </w:tblStylePr>
@@ -4342,10 +6095,10 @@
       <w:tblStyleColBandSize w:val="1"/>
       <w:tblInd w:w="0" w:type="dxa"/>
       <w:tblBorders>
-        <w:top w:val="single" w:sz="8" w:space="0" w:color="4F81BD" w:themeColor="accent1"/>
-        <w:left w:val="single" w:sz="8" w:space="0" w:color="4F81BD" w:themeColor="accent1"/>
-        <w:bottom w:val="single" w:sz="8" w:space="0" w:color="4F81BD" w:themeColor="accent1"/>
-        <w:right w:val="single" w:sz="8" w:space="0" w:color="4F81BD" w:themeColor="accent1"/>
+        <w:top w:val="single" w:color="4F81BD" w:themeColor="accent1" w:sz="8" w:space="0"/>
+        <w:left w:val="single" w:color="4F81BD" w:themeColor="accent1" w:sz="8" w:space="0"/>
+        <w:bottom w:val="single" w:color="4F81BD" w:themeColor="accent1" w:sz="8" w:space="0"/>
+        <w:right w:val="single" w:color="4F81BD" w:themeColor="accent1" w:sz="8" w:space="0"/>
       </w:tblBorders>
       <w:tblCellMar>
         <w:top w:w="0" w:type="dxa"/>
@@ -4379,10 +6132,10 @@
       <w:tblPr/>
       <w:tcPr>
         <w:tcBorders>
-          <w:top w:val="double" w:sz="6" w:space="0" w:color="4F81BD" w:themeColor="accent1"/>
-          <w:left w:val="single" w:sz="8" w:space="0" w:color="4F81BD" w:themeColor="accent1"/>
-          <w:bottom w:val="single" w:sz="8" w:space="0" w:color="4F81BD" w:themeColor="accent1"/>
-          <w:right w:val="single" w:sz="8" w:space="0" w:color="4F81BD" w:themeColor="accent1"/>
+          <w:top w:val="double" w:color="4F81BD" w:themeColor="accent1" w:sz="6" w:space="0"/>
+          <w:left w:val="single" w:color="4F81BD" w:themeColor="accent1" w:sz="8" w:space="0"/>
+          <w:bottom w:val="single" w:color="4F81BD" w:themeColor="accent1" w:sz="8" w:space="0"/>
+          <w:right w:val="single" w:color="4F81BD" w:themeColor="accent1" w:sz="8" w:space="0"/>
         </w:tcBorders>
       </w:tcPr>
     </w:tblStylePr>
@@ -4402,10 +6155,10 @@
       <w:tblPr/>
       <w:tcPr>
         <w:tcBorders>
-          <w:top w:val="single" w:sz="8" w:space="0" w:color="4F81BD" w:themeColor="accent1"/>
-          <w:left w:val="single" w:sz="8" w:space="0" w:color="4F81BD" w:themeColor="accent1"/>
-          <w:bottom w:val="single" w:sz="8" w:space="0" w:color="4F81BD" w:themeColor="accent1"/>
-          <w:right w:val="single" w:sz="8" w:space="0" w:color="4F81BD" w:themeColor="accent1"/>
+          <w:top w:val="single" w:color="4F81BD" w:themeColor="accent1" w:sz="8" w:space="0"/>
+          <w:left w:val="single" w:color="4F81BD" w:themeColor="accent1" w:sz="8" w:space="0"/>
+          <w:bottom w:val="single" w:color="4F81BD" w:themeColor="accent1" w:sz="8" w:space="0"/>
+          <w:right w:val="single" w:color="4F81BD" w:themeColor="accent1" w:sz="8" w:space="0"/>
         </w:tcBorders>
       </w:tcPr>
     </w:tblStylePr>
@@ -4413,10 +6166,10 @@
       <w:tblPr/>
       <w:tcPr>
         <w:tcBorders>
-          <w:top w:val="single" w:sz="8" w:space="0" w:color="4F81BD" w:themeColor="accent1"/>
-          <w:left w:val="single" w:sz="8" w:space="0" w:color="4F81BD" w:themeColor="accent1"/>
-          <w:bottom w:val="single" w:sz="8" w:space="0" w:color="4F81BD" w:themeColor="accent1"/>
-          <w:right w:val="single" w:sz="8" w:space="0" w:color="4F81BD" w:themeColor="accent1"/>
+          <w:top w:val="single" w:color="4F81BD" w:themeColor="accent1" w:sz="8" w:space="0"/>
+          <w:left w:val="single" w:color="4F81BD" w:themeColor="accent1" w:sz="8" w:space="0"/>
+          <w:bottom w:val="single" w:color="4F81BD" w:themeColor="accent1" w:sz="8" w:space="0"/>
+          <w:right w:val="single" w:color="4F81BD" w:themeColor="accent1" w:sz="8" w:space="0"/>
         </w:tcBorders>
       </w:tcPr>
     </w:tblStylePr>
@@ -4434,10 +6187,10 @@
       <w:tblStyleColBandSize w:val="1"/>
       <w:tblInd w:w="0" w:type="dxa"/>
       <w:tblBorders>
-        <w:top w:val="single" w:sz="8" w:space="0" w:color="C0504D" w:themeColor="accent2"/>
-        <w:left w:val="single" w:sz="8" w:space="0" w:color="C0504D" w:themeColor="accent2"/>
-        <w:bottom w:val="single" w:sz="8" w:space="0" w:color="C0504D" w:themeColor="accent2"/>
-        <w:right w:val="single" w:sz="8" w:space="0" w:color="C0504D" w:themeColor="accent2"/>
+        <w:top w:val="single" w:color="C0504D" w:themeColor="accent2" w:sz="8" w:space="0"/>
+        <w:left w:val="single" w:color="C0504D" w:themeColor="accent2" w:sz="8" w:space="0"/>
+        <w:bottom w:val="single" w:color="C0504D" w:themeColor="accent2" w:sz="8" w:space="0"/>
+        <w:right w:val="single" w:color="C0504D" w:themeColor="accent2" w:sz="8" w:space="0"/>
       </w:tblBorders>
       <w:tblCellMar>
         <w:top w:w="0" w:type="dxa"/>
@@ -4471,10 +6224,10 @@
       <w:tblPr/>
       <w:tcPr>
         <w:tcBorders>
-          <w:top w:val="double" w:sz="6" w:space="0" w:color="C0504D" w:themeColor="accent2"/>
-          <w:left w:val="single" w:sz="8" w:space="0" w:color="C0504D" w:themeColor="accent2"/>
-          <w:bottom w:val="single" w:sz="8" w:space="0" w:color="C0504D" w:themeColor="accent2"/>
-          <w:right w:val="single" w:sz="8" w:space="0" w:color="C0504D" w:themeColor="accent2"/>
+          <w:top w:val="double" w:color="C0504D" w:themeColor="accent2" w:sz="6" w:space="0"/>
+          <w:left w:val="single" w:color="C0504D" w:themeColor="accent2" w:sz="8" w:space="0"/>
+          <w:bottom w:val="single" w:color="C0504D" w:themeColor="accent2" w:sz="8" w:space="0"/>
+          <w:right w:val="single" w:color="C0504D" w:themeColor="accent2" w:sz="8" w:space="0"/>
         </w:tcBorders>
       </w:tcPr>
     </w:tblStylePr>
@@ -4494,10 +6247,10 @@
       <w:tblPr/>
       <w:tcPr>
         <w:tcBorders>
-          <w:top w:val="single" w:sz="8" w:space="0" w:color="C0504D" w:themeColor="accent2"/>
-          <w:left w:val="single" w:sz="8" w:space="0" w:color="C0504D" w:themeColor="accent2"/>
-          <w:bottom w:val="single" w:sz="8" w:space="0" w:color="C0504D" w:themeColor="accent2"/>
-          <w:right w:val="single" w:sz="8" w:space="0" w:color="C0504D" w:themeColor="accent2"/>
+          <w:top w:val="single" w:color="C0504D" w:themeColor="accent2" w:sz="8" w:space="0"/>
+          <w:left w:val="single" w:color="C0504D" w:themeColor="accent2" w:sz="8" w:space="0"/>
+          <w:bottom w:val="single" w:color="C0504D" w:themeColor="accent2" w:sz="8" w:space="0"/>
+          <w:right w:val="single" w:color="C0504D" w:themeColor="accent2" w:sz="8" w:space="0"/>
         </w:tcBorders>
       </w:tcPr>
     </w:tblStylePr>
@@ -4505,10 +6258,10 @@
       <w:tblPr/>
       <w:tcPr>
         <w:tcBorders>
-          <w:top w:val="single" w:sz="8" w:space="0" w:color="C0504D" w:themeColor="accent2"/>
-          <w:left w:val="single" w:sz="8" w:space="0" w:color="C0504D" w:themeColor="accent2"/>
-          <w:bottom w:val="single" w:sz="8" w:space="0" w:color="C0504D" w:themeColor="accent2"/>
-          <w:right w:val="single" w:sz="8" w:space="0" w:color="C0504D" w:themeColor="accent2"/>
+          <w:top w:val="single" w:color="C0504D" w:themeColor="accent2" w:sz="8" w:space="0"/>
+          <w:left w:val="single" w:color="C0504D" w:themeColor="accent2" w:sz="8" w:space="0"/>
+          <w:bottom w:val="single" w:color="C0504D" w:themeColor="accent2" w:sz="8" w:space="0"/>
+          <w:right w:val="single" w:color="C0504D" w:themeColor="accent2" w:sz="8" w:space="0"/>
         </w:tcBorders>
       </w:tcPr>
     </w:tblStylePr>
@@ -4526,10 +6279,10 @@
       <w:tblStyleColBandSize w:val="1"/>
       <w:tblInd w:w="0" w:type="dxa"/>
       <w:tblBorders>
-        <w:top w:val="single" w:sz="8" w:space="0" w:color="9BBB59" w:themeColor="accent3"/>
-        <w:left w:val="single" w:sz="8" w:space="0" w:color="9BBB59" w:themeColor="accent3"/>
-        <w:bottom w:val="single" w:sz="8" w:space="0" w:color="9BBB59" w:themeColor="accent3"/>
-        <w:right w:val="single" w:sz="8" w:space="0" w:color="9BBB59" w:themeColor="accent3"/>
+        <w:top w:val="single" w:color="9BBB59" w:themeColor="accent3" w:sz="8" w:space="0"/>
+        <w:left w:val="single" w:color="9BBB59" w:themeColor="accent3" w:sz="8" w:space="0"/>
+        <w:bottom w:val="single" w:color="9BBB59" w:themeColor="accent3" w:sz="8" w:space="0"/>
+        <w:right w:val="single" w:color="9BBB59" w:themeColor="accent3" w:sz="8" w:space="0"/>
       </w:tblBorders>
       <w:tblCellMar>
         <w:top w:w="0" w:type="dxa"/>
@@ -4563,10 +6316,10 @@
       <w:tblPr/>
       <w:tcPr>
         <w:tcBorders>
-          <w:top w:val="double" w:sz="6" w:space="0" w:color="9BBB59" w:themeColor="accent3"/>
-          <w:left w:val="single" w:sz="8" w:space="0" w:color="9BBB59" w:themeColor="accent3"/>
-          <w:bottom w:val="single" w:sz="8" w:space="0" w:color="9BBB59" w:themeColor="accent3"/>
-          <w:right w:val="single" w:sz="8" w:space="0" w:color="9BBB59" w:themeColor="accent3"/>
+          <w:top w:val="double" w:color="9BBB59" w:themeColor="accent3" w:sz="6" w:space="0"/>
+          <w:left w:val="single" w:color="9BBB59" w:themeColor="accent3" w:sz="8" w:space="0"/>
+          <w:bottom w:val="single" w:color="9BBB59" w:themeColor="accent3" w:sz="8" w:space="0"/>
+          <w:right w:val="single" w:color="9BBB59" w:themeColor="accent3" w:sz="8" w:space="0"/>
         </w:tcBorders>
       </w:tcPr>
     </w:tblStylePr>
@@ -4586,10 +6339,10 @@
       <w:tblPr/>
       <w:tcPr>
         <w:tcBorders>
-          <w:top w:val="single" w:sz="8" w:space="0" w:color="9BBB59" w:themeColor="accent3"/>
-          <w:left w:val="single" w:sz="8" w:space="0" w:color="9BBB59" w:themeColor="accent3"/>
-          <w:bottom w:val="single" w:sz="8" w:space="0" w:color="9BBB59" w:themeColor="accent3"/>
-          <w:right w:val="single" w:sz="8" w:space="0" w:color="9BBB59" w:themeColor="accent3"/>
+          <w:top w:val="single" w:color="9BBB59" w:themeColor="accent3" w:sz="8" w:space="0"/>
+          <w:left w:val="single" w:color="9BBB59" w:themeColor="accent3" w:sz="8" w:space="0"/>
+          <w:bottom w:val="single" w:color="9BBB59" w:themeColor="accent3" w:sz="8" w:space="0"/>
+          <w:right w:val="single" w:color="9BBB59" w:themeColor="accent3" w:sz="8" w:space="0"/>
         </w:tcBorders>
       </w:tcPr>
     </w:tblStylePr>
@@ -4597,10 +6350,10 @@
       <w:tblPr/>
       <w:tcPr>
         <w:tcBorders>
-          <w:top w:val="single" w:sz="8" w:space="0" w:color="9BBB59" w:themeColor="accent3"/>
-          <w:left w:val="single" w:sz="8" w:space="0" w:color="9BBB59" w:themeColor="accent3"/>
-          <w:bottom w:val="single" w:sz="8" w:space="0" w:color="9BBB59" w:themeColor="accent3"/>
-          <w:right w:val="single" w:sz="8" w:space="0" w:color="9BBB59" w:themeColor="accent3"/>
+          <w:top w:val="single" w:color="9BBB59" w:themeColor="accent3" w:sz="8" w:space="0"/>
+          <w:left w:val="single" w:color="9BBB59" w:themeColor="accent3" w:sz="8" w:space="0"/>
+          <w:bottom w:val="single" w:color="9BBB59" w:themeColor="accent3" w:sz="8" w:space="0"/>
+          <w:right w:val="single" w:color="9BBB59" w:themeColor="accent3" w:sz="8" w:space="0"/>
         </w:tcBorders>
       </w:tcPr>
     </w:tblStylePr>
@@ -4618,10 +6371,10 @@
       <w:tblStyleColBandSize w:val="1"/>
       <w:tblInd w:w="0" w:type="dxa"/>
       <w:tblBorders>
-        <w:top w:val="single" w:sz="8" w:space="0" w:color="8064A2" w:themeColor="accent4"/>
-        <w:left w:val="single" w:sz="8" w:space="0" w:color="8064A2" w:themeColor="accent4"/>
-        <w:bottom w:val="single" w:sz="8" w:space="0" w:color="8064A2" w:themeColor="accent4"/>
-        <w:right w:val="single" w:sz="8" w:space="0" w:color="8064A2" w:themeColor="accent4"/>
+        <w:top w:val="single" w:color="8064A2" w:themeColor="accent4" w:sz="8" w:space="0"/>
+        <w:left w:val="single" w:color="8064A2" w:themeColor="accent4" w:sz="8" w:space="0"/>
+        <w:bottom w:val="single" w:color="8064A2" w:themeColor="accent4" w:sz="8" w:space="0"/>
+        <w:right w:val="single" w:color="8064A2" w:themeColor="accent4" w:sz="8" w:space="0"/>
       </w:tblBorders>
       <w:tblCellMar>
         <w:top w:w="0" w:type="dxa"/>
@@ -4655,10 +6408,10 @@
       <w:tblPr/>
       <w:tcPr>
         <w:tcBorders>
-          <w:top w:val="double" w:sz="6" w:space="0" w:color="8064A2" w:themeColor="accent4"/>
-          <w:left w:val="single" w:sz="8" w:space="0" w:color="8064A2" w:themeColor="accent4"/>
-          <w:bottom w:val="single" w:sz="8" w:space="0" w:color="8064A2" w:themeColor="accent4"/>
-          <w:right w:val="single" w:sz="8" w:space="0" w:color="8064A2" w:themeColor="accent4"/>
+          <w:top w:val="double" w:color="8064A2" w:themeColor="accent4" w:sz="6" w:space="0"/>
+          <w:left w:val="single" w:color="8064A2" w:themeColor="accent4" w:sz="8" w:space="0"/>
+          <w:bottom w:val="single" w:color="8064A2" w:themeColor="accent4" w:sz="8" w:space="0"/>
+          <w:right w:val="single" w:color="8064A2" w:themeColor="accent4" w:sz="8" w:space="0"/>
         </w:tcBorders>
       </w:tcPr>
     </w:tblStylePr>
@@ -4678,10 +6431,10 @@
       <w:tblPr/>
       <w:tcPr>
         <w:tcBorders>
-          <w:top w:val="single" w:sz="8" w:space="0" w:color="8064A2" w:themeColor="accent4"/>
-          <w:left w:val="single" w:sz="8" w:space="0" w:color="8064A2" w:themeColor="accent4"/>
-          <w:bottom w:val="single" w:sz="8" w:space="0" w:color="8064A2" w:themeColor="accent4"/>
-          <w:right w:val="single" w:sz="8" w:space="0" w:color="8064A2" w:themeColor="accent4"/>
+          <w:top w:val="single" w:color="8064A2" w:themeColor="accent4" w:sz="8" w:space="0"/>
+          <w:left w:val="single" w:color="8064A2" w:themeColor="accent4" w:sz="8" w:space="0"/>
+          <w:bottom w:val="single" w:color="8064A2" w:themeColor="accent4" w:sz="8" w:space="0"/>
+          <w:right w:val="single" w:color="8064A2" w:themeColor="accent4" w:sz="8" w:space="0"/>
         </w:tcBorders>
       </w:tcPr>
     </w:tblStylePr>
@@ -4689,10 +6442,10 @@
       <w:tblPr/>
       <w:tcPr>
         <w:tcBorders>
-          <w:top w:val="single" w:sz="8" w:space="0" w:color="8064A2" w:themeColor="accent4"/>
-          <w:left w:val="single" w:sz="8" w:space="0" w:color="8064A2" w:themeColor="accent4"/>
-          <w:bottom w:val="single" w:sz="8" w:space="0" w:color="8064A2" w:themeColor="accent4"/>
-          <w:right w:val="single" w:sz="8" w:space="0" w:color="8064A2" w:themeColor="accent4"/>
+          <w:top w:val="single" w:color="8064A2" w:themeColor="accent4" w:sz="8" w:space="0"/>
+          <w:left w:val="single" w:color="8064A2" w:themeColor="accent4" w:sz="8" w:space="0"/>
+          <w:bottom w:val="single" w:color="8064A2" w:themeColor="accent4" w:sz="8" w:space="0"/>
+          <w:right w:val="single" w:color="8064A2" w:themeColor="accent4" w:sz="8" w:space="0"/>
         </w:tcBorders>
       </w:tcPr>
     </w:tblStylePr>
@@ -4710,10 +6463,10 @@
       <w:tblStyleColBandSize w:val="1"/>
       <w:tblInd w:w="0" w:type="dxa"/>
       <w:tblBorders>
-        <w:top w:val="single" w:sz="8" w:space="0" w:color="4BACC6" w:themeColor="accent5"/>
-        <w:left w:val="single" w:sz="8" w:space="0" w:color="4BACC6" w:themeColor="accent5"/>
-        <w:bottom w:val="single" w:sz="8" w:space="0" w:color="4BACC6" w:themeColor="accent5"/>
-        <w:right w:val="single" w:sz="8" w:space="0" w:color="4BACC6" w:themeColor="accent5"/>
+        <w:top w:val="single" w:color="4BACC6" w:themeColor="accent5" w:sz="8" w:space="0"/>
+        <w:left w:val="single" w:color="4BACC6" w:themeColor="accent5" w:sz="8" w:space="0"/>
+        <w:bottom w:val="single" w:color="4BACC6" w:themeColor="accent5" w:sz="8" w:space="0"/>
+        <w:right w:val="single" w:color="4BACC6" w:themeColor="accent5" w:sz="8" w:space="0"/>
       </w:tblBorders>
       <w:tblCellMar>
         <w:top w:w="0" w:type="dxa"/>
@@ -4747,10 +6500,10 @@
       <w:tblPr/>
       <w:tcPr>
         <w:tcBorders>
-          <w:top w:val="double" w:sz="6" w:space="0" w:color="4BACC6" w:themeColor="accent5"/>
-          <w:left w:val="single" w:sz="8" w:space="0" w:color="4BACC6" w:themeColor="accent5"/>
-          <w:bottom w:val="single" w:sz="8" w:space="0" w:color="4BACC6" w:themeColor="accent5"/>
-          <w:right w:val="single" w:sz="8" w:space="0" w:color="4BACC6" w:themeColor="accent5"/>
+          <w:top w:val="double" w:color="4BACC6" w:themeColor="accent5" w:sz="6" w:space="0"/>
+          <w:left w:val="single" w:color="4BACC6" w:themeColor="accent5" w:sz="8" w:space="0"/>
+          <w:bottom w:val="single" w:color="4BACC6" w:themeColor="accent5" w:sz="8" w:space="0"/>
+          <w:right w:val="single" w:color="4BACC6" w:themeColor="accent5" w:sz="8" w:space="0"/>
         </w:tcBorders>
       </w:tcPr>
     </w:tblStylePr>
@@ -4770,10 +6523,10 @@
       <w:tblPr/>
       <w:tcPr>
         <w:tcBorders>
-          <w:top w:val="single" w:sz="8" w:space="0" w:color="4BACC6" w:themeColor="accent5"/>
-          <w:left w:val="single" w:sz="8" w:space="0" w:color="4BACC6" w:themeColor="accent5"/>
-          <w:bottom w:val="single" w:sz="8" w:space="0" w:color="4BACC6" w:themeColor="accent5"/>
-          <w:right w:val="single" w:sz="8" w:space="0" w:color="4BACC6" w:themeColor="accent5"/>
+          <w:top w:val="single" w:color="4BACC6" w:themeColor="accent5" w:sz="8" w:space="0"/>
+          <w:left w:val="single" w:color="4BACC6" w:themeColor="accent5" w:sz="8" w:space="0"/>
+          <w:bottom w:val="single" w:color="4BACC6" w:themeColor="accent5" w:sz="8" w:space="0"/>
+          <w:right w:val="single" w:color="4BACC6" w:themeColor="accent5" w:sz="8" w:space="0"/>
         </w:tcBorders>
       </w:tcPr>
     </w:tblStylePr>
@@ -4781,10 +6534,10 @@
       <w:tblPr/>
       <w:tcPr>
         <w:tcBorders>
-          <w:top w:val="single" w:sz="8" w:space="0" w:color="4BACC6" w:themeColor="accent5"/>
-          <w:left w:val="single" w:sz="8" w:space="0" w:color="4BACC6" w:themeColor="accent5"/>
-          <w:bottom w:val="single" w:sz="8" w:space="0" w:color="4BACC6" w:themeColor="accent5"/>
-          <w:right w:val="single" w:sz="8" w:space="0" w:color="4BACC6" w:themeColor="accent5"/>
+          <w:top w:val="single" w:color="4BACC6" w:themeColor="accent5" w:sz="8" w:space="0"/>
+          <w:left w:val="single" w:color="4BACC6" w:themeColor="accent5" w:sz="8" w:space="0"/>
+          <w:bottom w:val="single" w:color="4BACC6" w:themeColor="accent5" w:sz="8" w:space="0"/>
+          <w:right w:val="single" w:color="4BACC6" w:themeColor="accent5" w:sz="8" w:space="0"/>
         </w:tcBorders>
       </w:tcPr>
     </w:tblStylePr>
@@ -4802,10 +6555,10 @@
       <w:tblStyleColBandSize w:val="1"/>
       <w:tblInd w:w="0" w:type="dxa"/>
       <w:tblBorders>
-        <w:top w:val="single" w:sz="8" w:space="0" w:color="F79646" w:themeColor="accent6"/>
-        <w:left w:val="single" w:sz="8" w:space="0" w:color="F79646" w:themeColor="accent6"/>
-        <w:bottom w:val="single" w:sz="8" w:space="0" w:color="F79646" w:themeColor="accent6"/>
-        <w:right w:val="single" w:sz="8" w:space="0" w:color="F79646" w:themeColor="accent6"/>
+        <w:top w:val="single" w:color="F79646" w:themeColor="accent6" w:sz="8" w:space="0"/>
+        <w:left w:val="single" w:color="F79646" w:themeColor="accent6" w:sz="8" w:space="0"/>
+        <w:bottom w:val="single" w:color="F79646" w:themeColor="accent6" w:sz="8" w:space="0"/>
+        <w:right w:val="single" w:color="F79646" w:themeColor="accent6" w:sz="8" w:space="0"/>
       </w:tblBorders>
       <w:tblCellMar>
         <w:top w:w="0" w:type="dxa"/>
@@ -4839,10 +6592,10 @@
       <w:tblPr/>
       <w:tcPr>
         <w:tcBorders>
-          <w:top w:val="double" w:sz="6" w:space="0" w:color="F79646" w:themeColor="accent6"/>
-          <w:left w:val="single" w:sz="8" w:space="0" w:color="F79646" w:themeColor="accent6"/>
-          <w:bottom w:val="single" w:sz="8" w:space="0" w:color="F79646" w:themeColor="accent6"/>
-          <w:right w:val="single" w:sz="8" w:space="0" w:color="F79646" w:themeColor="accent6"/>
+          <w:top w:val="double" w:color="F79646" w:themeColor="accent6" w:sz="6" w:space="0"/>
+          <w:left w:val="single" w:color="F79646" w:themeColor="accent6" w:sz="8" w:space="0"/>
+          <w:bottom w:val="single" w:color="F79646" w:themeColor="accent6" w:sz="8" w:space="0"/>
+          <w:right w:val="single" w:color="F79646" w:themeColor="accent6" w:sz="8" w:space="0"/>
         </w:tcBorders>
       </w:tcPr>
     </w:tblStylePr>
@@ -4862,10 +6615,10 @@
       <w:tblPr/>
       <w:tcPr>
         <w:tcBorders>
-          <w:top w:val="single" w:sz="8" w:space="0" w:color="F79646" w:themeColor="accent6"/>
-          <w:left w:val="single" w:sz="8" w:space="0" w:color="F79646" w:themeColor="accent6"/>
-          <w:bottom w:val="single" w:sz="8" w:space="0" w:color="F79646" w:themeColor="accent6"/>
-          <w:right w:val="single" w:sz="8" w:space="0" w:color="F79646" w:themeColor="accent6"/>
+          <w:top w:val="single" w:color="F79646" w:themeColor="accent6" w:sz="8" w:space="0"/>
+          <w:left w:val="single" w:color="F79646" w:themeColor="accent6" w:sz="8" w:space="0"/>
+          <w:bottom w:val="single" w:color="F79646" w:themeColor="accent6" w:sz="8" w:space="0"/>
+          <w:right w:val="single" w:color="F79646" w:themeColor="accent6" w:sz="8" w:space="0"/>
         </w:tcBorders>
       </w:tcPr>
     </w:tblStylePr>
@@ -4873,10 +6626,10 @@
       <w:tblPr/>
       <w:tcPr>
         <w:tcBorders>
-          <w:top w:val="single" w:sz="8" w:space="0" w:color="F79646" w:themeColor="accent6"/>
-          <w:left w:val="single" w:sz="8" w:space="0" w:color="F79646" w:themeColor="accent6"/>
-          <w:bottom w:val="single" w:sz="8" w:space="0" w:color="F79646" w:themeColor="accent6"/>
-          <w:right w:val="single" w:sz="8" w:space="0" w:color="F79646" w:themeColor="accent6"/>
+          <w:top w:val="single" w:color="F79646" w:themeColor="accent6" w:sz="8" w:space="0"/>
+          <w:left w:val="single" w:color="F79646" w:themeColor="accent6" w:sz="8" w:space="0"/>
+          <w:bottom w:val="single" w:color="F79646" w:themeColor="accent6" w:sz="8" w:space="0"/>
+          <w:right w:val="single" w:color="F79646" w:themeColor="accent6" w:sz="8" w:space="0"/>
         </w:tcBorders>
       </w:tcPr>
     </w:tblStylePr>
@@ -4894,12 +6647,12 @@
       <w:tblStyleColBandSize w:val="1"/>
       <w:tblInd w:w="0" w:type="dxa"/>
       <w:tblBorders>
-        <w:top w:val="single" w:sz="8" w:space="0" w:color="000000" w:themeColor="text1"/>
-        <w:left w:val="single" w:sz="8" w:space="0" w:color="000000" w:themeColor="text1"/>
-        <w:bottom w:val="single" w:sz="8" w:space="0" w:color="000000" w:themeColor="text1"/>
-        <w:right w:val="single" w:sz="8" w:space="0" w:color="000000" w:themeColor="text1"/>
-        <w:insideH w:val="single" w:sz="8" w:space="0" w:color="000000" w:themeColor="text1"/>
-        <w:insideV w:val="single" w:sz="8" w:space="0" w:color="000000" w:themeColor="text1"/>
+        <w:top w:val="single" w:color="000000" w:themeColor="text1" w:sz="8" w:space="0"/>
+        <w:left w:val="single" w:color="000000" w:themeColor="text1" w:sz="8" w:space="0"/>
+        <w:bottom w:val="single" w:color="000000" w:themeColor="text1" w:sz="8" w:space="0"/>
+        <w:right w:val="single" w:color="000000" w:themeColor="text1" w:sz="8" w:space="0"/>
+        <w:insideH w:val="single" w:color="000000" w:themeColor="text1" w:sz="8" w:space="0"/>
+        <w:insideV w:val="single" w:color="000000" w:themeColor="text1" w:sz="8" w:space="0"/>
       </w:tblBorders>
       <w:tblCellMar>
         <w:top w:w="0" w:type="dxa"/>
@@ -4913,19 +6666,19 @@
         <w:spacing w:before="0" w:after="0" w:line="240" w:lineRule="auto"/>
       </w:pPr>
       <w:rPr>
-        <w:rFonts w:asciiTheme="majorHAnsi" w:eastAsiaTheme="majorEastAsia" w:hAnsiTheme="majorHAnsi" w:cstheme="majorBidi"/>
-        <w:b/>
-        <w:bCs/>
-      </w:rPr>
-      <w:tblPr/>
-      <w:tcPr>
-        <w:tcBorders>
-          <w:top w:val="single" w:sz="8" w:space="0" w:color="000000" w:themeColor="text1"/>
-          <w:left w:val="single" w:sz="8" w:space="0" w:color="000000" w:themeColor="text1"/>
-          <w:bottom w:val="single" w:sz="18" w:space="0" w:color="000000" w:themeColor="text1"/>
-          <w:right w:val="single" w:sz="8" w:space="0" w:color="000000" w:themeColor="text1"/>
-          <w:insideH w:val="nil"/>
-          <w:insideV w:val="single" w:sz="8" w:space="0" w:color="000000" w:themeColor="text1"/>
+        <w:rFonts w:asciiTheme="majorHAnsi" w:hAnsiTheme="majorHAnsi" w:eastAsiaTheme="majorEastAsia" w:cstheme="majorBidi"/>
+        <w:b/>
+        <w:bCs/>
+      </w:rPr>
+      <w:tblPr/>
+      <w:tcPr>
+        <w:tcBorders>
+          <w:top w:val="single" w:color="000000" w:themeColor="text1" w:sz="8" w:space="0"/>
+          <w:left w:val="single" w:color="000000" w:themeColor="text1" w:sz="8" w:space="0"/>
+          <w:bottom w:val="single" w:color="000000" w:themeColor="text1" w:sz="18" w:space="0"/>
+          <w:right w:val="single" w:color="000000" w:themeColor="text1" w:sz="8" w:space="0"/>
+          <w:insideH w:val="nil"/>
+          <w:insideV w:val="single" w:color="000000" w:themeColor="text1" w:sz="8" w:space="0"/>
         </w:tcBorders>
       </w:tcPr>
     </w:tblStylePr>
@@ -4934,42 +6687,42 @@
         <w:spacing w:before="0" w:after="0" w:line="240" w:lineRule="auto"/>
       </w:pPr>
       <w:rPr>
-        <w:rFonts w:asciiTheme="majorHAnsi" w:eastAsiaTheme="majorEastAsia" w:hAnsiTheme="majorHAnsi" w:cstheme="majorBidi"/>
-        <w:b/>
-        <w:bCs/>
-      </w:rPr>
-      <w:tblPr/>
-      <w:tcPr>
-        <w:tcBorders>
-          <w:top w:val="double" w:sz="6" w:space="0" w:color="000000" w:themeColor="text1"/>
-          <w:left w:val="single" w:sz="8" w:space="0" w:color="000000" w:themeColor="text1"/>
-          <w:bottom w:val="single" w:sz="8" w:space="0" w:color="000000" w:themeColor="text1"/>
-          <w:right w:val="single" w:sz="8" w:space="0" w:color="000000" w:themeColor="text1"/>
-          <w:insideH w:val="nil"/>
-          <w:insideV w:val="single" w:sz="8" w:space="0" w:color="000000" w:themeColor="text1"/>
+        <w:rFonts w:asciiTheme="majorHAnsi" w:hAnsiTheme="majorHAnsi" w:eastAsiaTheme="majorEastAsia" w:cstheme="majorBidi"/>
+        <w:b/>
+        <w:bCs/>
+      </w:rPr>
+      <w:tblPr/>
+      <w:tcPr>
+        <w:tcBorders>
+          <w:top w:val="double" w:color="000000" w:themeColor="text1" w:sz="6" w:space="0"/>
+          <w:left w:val="single" w:color="000000" w:themeColor="text1" w:sz="8" w:space="0"/>
+          <w:bottom w:val="single" w:color="000000" w:themeColor="text1" w:sz="8" w:space="0"/>
+          <w:right w:val="single" w:color="000000" w:themeColor="text1" w:sz="8" w:space="0"/>
+          <w:insideH w:val="nil"/>
+          <w:insideV w:val="single" w:color="000000" w:themeColor="text1" w:sz="8" w:space="0"/>
         </w:tcBorders>
       </w:tcPr>
     </w:tblStylePr>
     <w:tblStylePr w:type="firstCol">
       <w:rPr>
-        <w:rFonts w:asciiTheme="majorHAnsi" w:eastAsiaTheme="majorEastAsia" w:hAnsiTheme="majorHAnsi" w:cstheme="majorBidi"/>
+        <w:rFonts w:asciiTheme="majorHAnsi" w:hAnsiTheme="majorHAnsi" w:eastAsiaTheme="majorEastAsia" w:cstheme="majorBidi"/>
         <w:b/>
         <w:bCs/>
       </w:rPr>
     </w:tblStylePr>
     <w:tblStylePr w:type="lastCol">
       <w:rPr>
-        <w:rFonts w:asciiTheme="majorHAnsi" w:eastAsiaTheme="majorEastAsia" w:hAnsiTheme="majorHAnsi" w:cstheme="majorBidi"/>
-        <w:b/>
-        <w:bCs/>
-      </w:rPr>
-      <w:tblPr/>
-      <w:tcPr>
-        <w:tcBorders>
-          <w:top w:val="single" w:sz="8" w:space="0" w:color="000000" w:themeColor="text1"/>
-          <w:left w:val="single" w:sz="8" w:space="0" w:color="000000" w:themeColor="text1"/>
-          <w:bottom w:val="single" w:sz="8" w:space="0" w:color="000000" w:themeColor="text1"/>
-          <w:right w:val="single" w:sz="8" w:space="0" w:color="000000" w:themeColor="text1"/>
+        <w:rFonts w:asciiTheme="majorHAnsi" w:hAnsiTheme="majorHAnsi" w:eastAsiaTheme="majorEastAsia" w:cstheme="majorBidi"/>
+        <w:b/>
+        <w:bCs/>
+      </w:rPr>
+      <w:tblPr/>
+      <w:tcPr>
+        <w:tcBorders>
+          <w:top w:val="single" w:color="000000" w:themeColor="text1" w:sz="8" w:space="0"/>
+          <w:left w:val="single" w:color="000000" w:themeColor="text1" w:sz="8" w:space="0"/>
+          <w:bottom w:val="single" w:color="000000" w:themeColor="text1" w:sz="8" w:space="0"/>
+          <w:right w:val="single" w:color="000000" w:themeColor="text1" w:sz="8" w:space="0"/>
         </w:tcBorders>
       </w:tcPr>
     </w:tblStylePr>
@@ -4977,10 +6730,10 @@
       <w:tblPr/>
       <w:tcPr>
         <w:tcBorders>
-          <w:top w:val="single" w:sz="8" w:space="0" w:color="000000" w:themeColor="text1"/>
-          <w:left w:val="single" w:sz="8" w:space="0" w:color="000000" w:themeColor="text1"/>
-          <w:bottom w:val="single" w:sz="8" w:space="0" w:color="000000" w:themeColor="text1"/>
-          <w:right w:val="single" w:sz="8" w:space="0" w:color="000000" w:themeColor="text1"/>
+          <w:top w:val="single" w:color="000000" w:themeColor="text1" w:sz="8" w:space="0"/>
+          <w:left w:val="single" w:color="000000" w:themeColor="text1" w:sz="8" w:space="0"/>
+          <w:bottom w:val="single" w:color="000000" w:themeColor="text1" w:sz="8" w:space="0"/>
+          <w:right w:val="single" w:color="000000" w:themeColor="text1" w:sz="8" w:space="0"/>
         </w:tcBorders>
         <w:shd w:val="clear" w:color="auto" w:fill="C0C0C0" w:themeFill="text1" w:themeFillTint="3F"/>
       </w:tcPr>
@@ -4989,11 +6742,11 @@
       <w:tblPr/>
       <w:tcPr>
         <w:tcBorders>
-          <w:top w:val="single" w:sz="8" w:space="0" w:color="000000" w:themeColor="text1"/>
-          <w:left w:val="single" w:sz="8" w:space="0" w:color="000000" w:themeColor="text1"/>
-          <w:bottom w:val="single" w:sz="8" w:space="0" w:color="000000" w:themeColor="text1"/>
-          <w:right w:val="single" w:sz="8" w:space="0" w:color="000000" w:themeColor="text1"/>
-          <w:insideV w:val="single" w:sz="8" w:space="0" w:color="000000" w:themeColor="text1"/>
+          <w:top w:val="single" w:color="000000" w:themeColor="text1" w:sz="8" w:space="0"/>
+          <w:left w:val="single" w:color="000000" w:themeColor="text1" w:sz="8" w:space="0"/>
+          <w:bottom w:val="single" w:color="000000" w:themeColor="text1" w:sz="8" w:space="0"/>
+          <w:right w:val="single" w:color="000000" w:themeColor="text1" w:sz="8" w:space="0"/>
+          <w:insideV w:val="single" w:color="000000" w:themeColor="text1" w:sz="8" w:space="0"/>
         </w:tcBorders>
         <w:shd w:val="clear" w:color="auto" w:fill="C0C0C0" w:themeFill="text1" w:themeFillTint="3F"/>
       </w:tcPr>
@@ -5002,11 +6755,11 @@
       <w:tblPr/>
       <w:tcPr>
         <w:tcBorders>
-          <w:top w:val="single" w:sz="8" w:space="0" w:color="000000" w:themeColor="text1"/>
-          <w:left w:val="single" w:sz="8" w:space="0" w:color="000000" w:themeColor="text1"/>
-          <w:bottom w:val="single" w:sz="8" w:space="0" w:color="000000" w:themeColor="text1"/>
-          <w:right w:val="single" w:sz="8" w:space="0" w:color="000000" w:themeColor="text1"/>
-          <w:insideV w:val="single" w:sz="8" w:space="0" w:color="000000" w:themeColor="text1"/>
+          <w:top w:val="single" w:color="000000" w:themeColor="text1" w:sz="8" w:space="0"/>
+          <w:left w:val="single" w:color="000000" w:themeColor="text1" w:sz="8" w:space="0"/>
+          <w:bottom w:val="single" w:color="000000" w:themeColor="text1" w:sz="8" w:space="0"/>
+          <w:right w:val="single" w:color="000000" w:themeColor="text1" w:sz="8" w:space="0"/>
+          <w:insideV w:val="single" w:color="000000" w:themeColor="text1" w:sz="8" w:space="0"/>
         </w:tcBorders>
       </w:tcPr>
     </w:tblStylePr>
@@ -5024,12 +6777,12 @@
       <w:tblStyleColBandSize w:val="1"/>
       <w:tblInd w:w="0" w:type="dxa"/>
       <w:tblBorders>
-        <w:top w:val="single" w:sz="8" w:space="0" w:color="4F81BD" w:themeColor="accent1"/>
-        <w:left w:val="single" w:sz="8" w:space="0" w:color="4F81BD" w:themeColor="accent1"/>
-        <w:bottom w:val="single" w:sz="8" w:space="0" w:color="4F81BD" w:themeColor="accent1"/>
-        <w:right w:val="single" w:sz="8" w:space="0" w:color="4F81BD" w:themeColor="accent1"/>
-        <w:insideH w:val="single" w:sz="8" w:space="0" w:color="4F81BD" w:themeColor="accent1"/>
-        <w:insideV w:val="single" w:sz="8" w:space="0" w:color="4F81BD" w:themeColor="accent1"/>
+        <w:top w:val="single" w:color="4F81BD" w:themeColor="accent1" w:sz="8" w:space="0"/>
+        <w:left w:val="single" w:color="4F81BD" w:themeColor="accent1" w:sz="8" w:space="0"/>
+        <w:bottom w:val="single" w:color="4F81BD" w:themeColor="accent1" w:sz="8" w:space="0"/>
+        <w:right w:val="single" w:color="4F81BD" w:themeColor="accent1" w:sz="8" w:space="0"/>
+        <w:insideH w:val="single" w:color="4F81BD" w:themeColor="accent1" w:sz="8" w:space="0"/>
+        <w:insideV w:val="single" w:color="4F81BD" w:themeColor="accent1" w:sz="8" w:space="0"/>
       </w:tblBorders>
       <w:tblCellMar>
         <w:top w:w="0" w:type="dxa"/>
@@ -5043,19 +6796,19 @@
         <w:spacing w:before="0" w:after="0" w:line="240" w:lineRule="auto"/>
       </w:pPr>
       <w:rPr>
-        <w:rFonts w:asciiTheme="majorHAnsi" w:eastAsiaTheme="majorEastAsia" w:hAnsiTheme="majorHAnsi" w:cstheme="majorBidi"/>
-        <w:b/>
-        <w:bCs/>
-      </w:rPr>
-      <w:tblPr/>
-      <w:tcPr>
-        <w:tcBorders>
-          <w:top w:val="single" w:sz="8" w:space="0" w:color="4F81BD" w:themeColor="accent1"/>
-          <w:left w:val="single" w:sz="8" w:space="0" w:color="4F81BD" w:themeColor="accent1"/>
-          <w:bottom w:val="single" w:sz="18" w:space="0" w:color="4F81BD" w:themeColor="accent1"/>
-          <w:right w:val="single" w:sz="8" w:space="0" w:color="4F81BD" w:themeColor="accent1"/>
-          <w:insideH w:val="nil"/>
-          <w:insideV w:val="single" w:sz="8" w:space="0" w:color="4F81BD" w:themeColor="accent1"/>
+        <w:rFonts w:asciiTheme="majorHAnsi" w:hAnsiTheme="majorHAnsi" w:eastAsiaTheme="majorEastAsia" w:cstheme="majorBidi"/>
+        <w:b/>
+        <w:bCs/>
+      </w:rPr>
+      <w:tblPr/>
+      <w:tcPr>
+        <w:tcBorders>
+          <w:top w:val="single" w:color="4F81BD" w:themeColor="accent1" w:sz="8" w:space="0"/>
+          <w:left w:val="single" w:color="4F81BD" w:themeColor="accent1" w:sz="8" w:space="0"/>
+          <w:bottom w:val="single" w:color="4F81BD" w:themeColor="accent1" w:sz="18" w:space="0"/>
+          <w:right w:val="single" w:color="4F81BD" w:themeColor="accent1" w:sz="8" w:space="0"/>
+          <w:insideH w:val="nil"/>
+          <w:insideV w:val="single" w:color="4F81BD" w:themeColor="accent1" w:sz="8" w:space="0"/>
         </w:tcBorders>
       </w:tcPr>
     </w:tblStylePr>
@@ -5064,42 +6817,42 @@
         <w:spacing w:before="0" w:after="0" w:line="240" w:lineRule="auto"/>
       </w:pPr>
       <w:rPr>
-        <w:rFonts w:asciiTheme="majorHAnsi" w:eastAsiaTheme="majorEastAsia" w:hAnsiTheme="majorHAnsi" w:cstheme="majorBidi"/>
-        <w:b/>
-        <w:bCs/>
-      </w:rPr>
-      <w:tblPr/>
-      <w:tcPr>
-        <w:tcBorders>
-          <w:top w:val="double" w:sz="6" w:space="0" w:color="4F81BD" w:themeColor="accent1"/>
-          <w:left w:val="single" w:sz="8" w:space="0" w:color="4F81BD" w:themeColor="accent1"/>
-          <w:bottom w:val="single" w:sz="8" w:space="0" w:color="4F81BD" w:themeColor="accent1"/>
-          <w:right w:val="single" w:sz="8" w:space="0" w:color="4F81BD" w:themeColor="accent1"/>
-          <w:insideH w:val="nil"/>
-          <w:insideV w:val="single" w:sz="8" w:space="0" w:color="4F81BD" w:themeColor="accent1"/>
+        <w:rFonts w:asciiTheme="majorHAnsi" w:hAnsiTheme="majorHAnsi" w:eastAsiaTheme="majorEastAsia" w:cstheme="majorBidi"/>
+        <w:b/>
+        <w:bCs/>
+      </w:rPr>
+      <w:tblPr/>
+      <w:tcPr>
+        <w:tcBorders>
+          <w:top w:val="double" w:color="4F81BD" w:themeColor="accent1" w:sz="6" w:space="0"/>
+          <w:left w:val="single" w:color="4F81BD" w:themeColor="accent1" w:sz="8" w:space="0"/>
+          <w:bottom w:val="single" w:color="4F81BD" w:themeColor="accent1" w:sz="8" w:space="0"/>
+          <w:right w:val="single" w:color="4F81BD" w:themeColor="accent1" w:sz="8" w:space="0"/>
+          <w:insideH w:val="nil"/>
+          <w:insideV w:val="single" w:color="4F81BD" w:themeColor="accent1" w:sz="8" w:space="0"/>
         </w:tcBorders>
       </w:tcPr>
     </w:tblStylePr>
     <w:tblStylePr w:type="firstCol">
       <w:rPr>
-        <w:rFonts w:asciiTheme="majorHAnsi" w:eastAsiaTheme="majorEastAsia" w:hAnsiTheme="majorHAnsi" w:cstheme="majorBidi"/>
+        <w:rFonts w:asciiTheme="majorHAnsi" w:hAnsiTheme="majorHAnsi" w:eastAsiaTheme="majorEastAsia" w:cstheme="majorBidi"/>
         <w:b/>
         <w:bCs/>
       </w:rPr>
     </w:tblStylePr>
     <w:tblStylePr w:type="lastCol">
       <w:rPr>
-        <w:rFonts w:asciiTheme="majorHAnsi" w:eastAsiaTheme="majorEastAsia" w:hAnsiTheme="majorHAnsi" w:cstheme="majorBidi"/>
-        <w:b/>
-        <w:bCs/>
-      </w:rPr>
-      <w:tblPr/>
-      <w:tcPr>
-        <w:tcBorders>
-          <w:top w:val="single" w:sz="8" w:space="0" w:color="4F81BD" w:themeColor="accent1"/>
-          <w:left w:val="single" w:sz="8" w:space="0" w:color="4F81BD" w:themeColor="accent1"/>
-          <w:bottom w:val="single" w:sz="8" w:space="0" w:color="4F81BD" w:themeColor="accent1"/>
-          <w:right w:val="single" w:sz="8" w:space="0" w:color="4F81BD" w:themeColor="accent1"/>
+        <w:rFonts w:asciiTheme="majorHAnsi" w:hAnsiTheme="majorHAnsi" w:eastAsiaTheme="majorEastAsia" w:cstheme="majorBidi"/>
+        <w:b/>
+        <w:bCs/>
+      </w:rPr>
+      <w:tblPr/>
+      <w:tcPr>
+        <w:tcBorders>
+          <w:top w:val="single" w:color="4F81BD" w:themeColor="accent1" w:sz="8" w:space="0"/>
+          <w:left w:val="single" w:color="4F81BD" w:themeColor="accent1" w:sz="8" w:space="0"/>
+          <w:bottom w:val="single" w:color="4F81BD" w:themeColor="accent1" w:sz="8" w:space="0"/>
+          <w:right w:val="single" w:color="4F81BD" w:themeColor="accent1" w:sz="8" w:space="0"/>
         </w:tcBorders>
       </w:tcPr>
     </w:tblStylePr>
@@ -5107,10 +6860,10 @@
       <w:tblPr/>
       <w:tcPr>
         <w:tcBorders>
-          <w:top w:val="single" w:sz="8" w:space="0" w:color="4F81BD" w:themeColor="accent1"/>
-          <w:left w:val="single" w:sz="8" w:space="0" w:color="4F81BD" w:themeColor="accent1"/>
-          <w:bottom w:val="single" w:sz="8" w:space="0" w:color="4F81BD" w:themeColor="accent1"/>
-          <w:right w:val="single" w:sz="8" w:space="0" w:color="4F81BD" w:themeColor="accent1"/>
+          <w:top w:val="single" w:color="4F81BD" w:themeColor="accent1" w:sz="8" w:space="0"/>
+          <w:left w:val="single" w:color="4F81BD" w:themeColor="accent1" w:sz="8" w:space="0"/>
+          <w:bottom w:val="single" w:color="4F81BD" w:themeColor="accent1" w:sz="8" w:space="0"/>
+          <w:right w:val="single" w:color="4F81BD" w:themeColor="accent1" w:sz="8" w:space="0"/>
         </w:tcBorders>
         <w:shd w:val="clear" w:color="auto" w:fill="D3DFEE" w:themeFill="accent1" w:themeFillTint="3F"/>
       </w:tcPr>
@@ -5119,11 +6872,11 @@
       <w:tblPr/>
       <w:tcPr>
         <w:tcBorders>
-          <w:top w:val="single" w:sz="8" w:space="0" w:color="4F81BD" w:themeColor="accent1"/>
-          <w:left w:val="single" w:sz="8" w:space="0" w:color="4F81BD" w:themeColor="accent1"/>
-          <w:bottom w:val="single" w:sz="8" w:space="0" w:color="4F81BD" w:themeColor="accent1"/>
-          <w:right w:val="single" w:sz="8" w:space="0" w:color="4F81BD" w:themeColor="accent1"/>
-          <w:insideV w:val="single" w:sz="8" w:space="0" w:color="4F81BD" w:themeColor="accent1"/>
+          <w:top w:val="single" w:color="4F81BD" w:themeColor="accent1" w:sz="8" w:space="0"/>
+          <w:left w:val="single" w:color="4F81BD" w:themeColor="accent1" w:sz="8" w:space="0"/>
+          <w:bottom w:val="single" w:color="4F81BD" w:themeColor="accent1" w:sz="8" w:space="0"/>
+          <w:right w:val="single" w:color="4F81BD" w:themeColor="accent1" w:sz="8" w:space="0"/>
+          <w:insideV w:val="single" w:color="4F81BD" w:themeColor="accent1" w:sz="8" w:space="0"/>
         </w:tcBorders>
         <w:shd w:val="clear" w:color="auto" w:fill="D3DFEE" w:themeFill="accent1" w:themeFillTint="3F"/>
       </w:tcPr>
@@ -5132,11 +6885,11 @@
       <w:tblPr/>
       <w:tcPr>
         <w:tcBorders>
-          <w:top w:val="single" w:sz="8" w:space="0" w:color="4F81BD" w:themeColor="accent1"/>
-          <w:left w:val="single" w:sz="8" w:space="0" w:color="4F81BD" w:themeColor="accent1"/>
-          <w:bottom w:val="single" w:sz="8" w:space="0" w:color="4F81BD" w:themeColor="accent1"/>
-          <w:right w:val="single" w:sz="8" w:space="0" w:color="4F81BD" w:themeColor="accent1"/>
-          <w:insideV w:val="single" w:sz="8" w:space="0" w:color="4F81BD" w:themeColor="accent1"/>
+          <w:top w:val="single" w:color="4F81BD" w:themeColor="accent1" w:sz="8" w:space="0"/>
+          <w:left w:val="single" w:color="4F81BD" w:themeColor="accent1" w:sz="8" w:space="0"/>
+          <w:bottom w:val="single" w:color="4F81BD" w:themeColor="accent1" w:sz="8" w:space="0"/>
+          <w:right w:val="single" w:color="4F81BD" w:themeColor="accent1" w:sz="8" w:space="0"/>
+          <w:insideV w:val="single" w:color="4F81BD" w:themeColor="accent1" w:sz="8" w:space="0"/>
         </w:tcBorders>
       </w:tcPr>
     </w:tblStylePr>
@@ -5154,12 +6907,12 @@
       <w:tblStyleColBandSize w:val="1"/>
       <w:tblInd w:w="0" w:type="dxa"/>
       <w:tblBorders>
-        <w:top w:val="single" w:sz="8" w:space="0" w:color="C0504D" w:themeColor="accent2"/>
-        <w:left w:val="single" w:sz="8" w:space="0" w:color="C0504D" w:themeColor="accent2"/>
-        <w:bottom w:val="single" w:sz="8" w:space="0" w:color="C0504D" w:themeColor="accent2"/>
-        <w:right w:val="single" w:sz="8" w:space="0" w:color="C0504D" w:themeColor="accent2"/>
-        <w:insideH w:val="single" w:sz="8" w:space="0" w:color="C0504D" w:themeColor="accent2"/>
-        <w:insideV w:val="single" w:sz="8" w:space="0" w:color="C0504D" w:themeColor="accent2"/>
+        <w:top w:val="single" w:color="C0504D" w:themeColor="accent2" w:sz="8" w:space="0"/>
+        <w:left w:val="single" w:color="C0504D" w:themeColor="accent2" w:sz="8" w:space="0"/>
+        <w:bottom w:val="single" w:color="C0504D" w:themeColor="accent2" w:sz="8" w:space="0"/>
+        <w:right w:val="single" w:color="C0504D" w:themeColor="accent2" w:sz="8" w:space="0"/>
+        <w:insideH w:val="single" w:color="C0504D" w:themeColor="accent2" w:sz="8" w:space="0"/>
+        <w:insideV w:val="single" w:color="C0504D" w:themeColor="accent2" w:sz="8" w:space="0"/>
       </w:tblBorders>
       <w:tblCellMar>
         <w:top w:w="0" w:type="dxa"/>
@@ -5173,19 +6926,19 @@
         <w:spacing w:before="0" w:after="0" w:line="240" w:lineRule="auto"/>
       </w:pPr>
       <w:rPr>
-        <w:rFonts w:asciiTheme="majorHAnsi" w:eastAsiaTheme="majorEastAsia" w:hAnsiTheme="majorHAnsi" w:cstheme="majorBidi"/>
-        <w:b/>
-        <w:bCs/>
-      </w:rPr>
-      <w:tblPr/>
-      <w:tcPr>
-        <w:tcBorders>
-          <w:top w:val="single" w:sz="8" w:space="0" w:color="C0504D" w:themeColor="accent2"/>
-          <w:left w:val="single" w:sz="8" w:space="0" w:color="C0504D" w:themeColor="accent2"/>
-          <w:bottom w:val="single" w:sz="18" w:space="0" w:color="C0504D" w:themeColor="accent2"/>
-          <w:right w:val="single" w:sz="8" w:space="0" w:color="C0504D" w:themeColor="accent2"/>
-          <w:insideH w:val="nil"/>
-          <w:insideV w:val="single" w:sz="8" w:space="0" w:color="C0504D" w:themeColor="accent2"/>
+        <w:rFonts w:asciiTheme="majorHAnsi" w:hAnsiTheme="majorHAnsi" w:eastAsiaTheme="majorEastAsia" w:cstheme="majorBidi"/>
+        <w:b/>
+        <w:bCs/>
+      </w:rPr>
+      <w:tblPr/>
+      <w:tcPr>
+        <w:tcBorders>
+          <w:top w:val="single" w:color="C0504D" w:themeColor="accent2" w:sz="8" w:space="0"/>
+          <w:left w:val="single" w:color="C0504D" w:themeColor="accent2" w:sz="8" w:space="0"/>
+          <w:bottom w:val="single" w:color="C0504D" w:themeColor="accent2" w:sz="18" w:space="0"/>
+          <w:right w:val="single" w:color="C0504D" w:themeColor="accent2" w:sz="8" w:space="0"/>
+          <w:insideH w:val="nil"/>
+          <w:insideV w:val="single" w:color="C0504D" w:themeColor="accent2" w:sz="8" w:space="0"/>
         </w:tcBorders>
       </w:tcPr>
     </w:tblStylePr>
@@ -5194,42 +6947,42 @@
         <w:spacing w:before="0" w:after="0" w:line="240" w:lineRule="auto"/>
       </w:pPr>
       <w:rPr>
-        <w:rFonts w:asciiTheme="majorHAnsi" w:eastAsiaTheme="majorEastAsia" w:hAnsiTheme="majorHAnsi" w:cstheme="majorBidi"/>
-        <w:b/>
-        <w:bCs/>
-      </w:rPr>
-      <w:tblPr/>
-      <w:tcPr>
-        <w:tcBorders>
-          <w:top w:val="double" w:sz="6" w:space="0" w:color="C0504D" w:themeColor="accent2"/>
-          <w:left w:val="single" w:sz="8" w:space="0" w:color="C0504D" w:themeColor="accent2"/>
-          <w:bottom w:val="single" w:sz="8" w:space="0" w:color="C0504D" w:themeColor="accent2"/>
-          <w:right w:val="single" w:sz="8" w:space="0" w:color="C0504D" w:themeColor="accent2"/>
-          <w:insideH w:val="nil"/>
-          <w:insideV w:val="single" w:sz="8" w:space="0" w:color="C0504D" w:themeColor="accent2"/>
+        <w:rFonts w:asciiTheme="majorHAnsi" w:hAnsiTheme="majorHAnsi" w:eastAsiaTheme="majorEastAsia" w:cstheme="majorBidi"/>
+        <w:b/>
+        <w:bCs/>
+      </w:rPr>
+      <w:tblPr/>
+      <w:tcPr>
+        <w:tcBorders>
+          <w:top w:val="double" w:color="C0504D" w:themeColor="accent2" w:sz="6" w:space="0"/>
+          <w:left w:val="single" w:color="C0504D" w:themeColor="accent2" w:sz="8" w:space="0"/>
+          <w:bottom w:val="single" w:color="C0504D" w:themeColor="accent2" w:sz="8" w:space="0"/>
+          <w:right w:val="single" w:color="C0504D" w:themeColor="accent2" w:sz="8" w:space="0"/>
+          <w:insideH w:val="nil"/>
+          <w:insideV w:val="single" w:color="C0504D" w:themeColor="accent2" w:sz="8" w:space="0"/>
         </w:tcBorders>
       </w:tcPr>
     </w:tblStylePr>
     <w:tblStylePr w:type="firstCol">
       <w:rPr>
-        <w:rFonts w:asciiTheme="majorHAnsi" w:eastAsiaTheme="majorEastAsia" w:hAnsiTheme="majorHAnsi" w:cstheme="majorBidi"/>
+        <w:rFonts w:asciiTheme="majorHAnsi" w:hAnsiTheme="majorHAnsi" w:eastAsiaTheme="majorEastAsia" w:cstheme="majorBidi"/>
         <w:b/>
         <w:bCs/>
       </w:rPr>
     </w:tblStylePr>
     <w:tblStylePr w:type="lastCol">
       <w:rPr>
-        <w:rFonts w:asciiTheme="majorHAnsi" w:eastAsiaTheme="majorEastAsia" w:hAnsiTheme="majorHAnsi" w:cstheme="majorBidi"/>
-        <w:b/>
-        <w:bCs/>
-      </w:rPr>
-      <w:tblPr/>
-      <w:tcPr>
-        <w:tcBorders>
-          <w:top w:val="single" w:sz="8" w:space="0" w:color="C0504D" w:themeColor="accent2"/>
-          <w:left w:val="single" w:sz="8" w:space="0" w:color="C0504D" w:themeColor="accent2"/>
-          <w:bottom w:val="single" w:sz="8" w:space="0" w:color="C0504D" w:themeColor="accent2"/>
-          <w:right w:val="single" w:sz="8" w:space="0" w:color="C0504D" w:themeColor="accent2"/>
+        <w:rFonts w:asciiTheme="majorHAnsi" w:hAnsiTheme="majorHAnsi" w:eastAsiaTheme="majorEastAsia" w:cstheme="majorBidi"/>
+        <w:b/>
+        <w:bCs/>
+      </w:rPr>
+      <w:tblPr/>
+      <w:tcPr>
+        <w:tcBorders>
+          <w:top w:val="single" w:color="C0504D" w:themeColor="accent2" w:sz="8" w:space="0"/>
+          <w:left w:val="single" w:color="C0504D" w:themeColor="accent2" w:sz="8" w:space="0"/>
+          <w:bottom w:val="single" w:color="C0504D" w:themeColor="accent2" w:sz="8" w:space="0"/>
+          <w:right w:val="single" w:color="C0504D" w:themeColor="accent2" w:sz="8" w:space="0"/>
         </w:tcBorders>
       </w:tcPr>
     </w:tblStylePr>
@@ -5237,10 +6990,10 @@
       <w:tblPr/>
       <w:tcPr>
         <w:tcBorders>
-          <w:top w:val="single" w:sz="8" w:space="0" w:color="C0504D" w:themeColor="accent2"/>
-          <w:left w:val="single" w:sz="8" w:space="0" w:color="C0504D" w:themeColor="accent2"/>
-          <w:bottom w:val="single" w:sz="8" w:space="0" w:color="C0504D" w:themeColor="accent2"/>
-          <w:right w:val="single" w:sz="8" w:space="0" w:color="C0504D" w:themeColor="accent2"/>
+          <w:top w:val="single" w:color="C0504D" w:themeColor="accent2" w:sz="8" w:space="0"/>
+          <w:left w:val="single" w:color="C0504D" w:themeColor="accent2" w:sz="8" w:space="0"/>
+          <w:bottom w:val="single" w:color="C0504D" w:themeColor="accent2" w:sz="8" w:space="0"/>
+          <w:right w:val="single" w:color="C0504D" w:themeColor="accent2" w:sz="8" w:space="0"/>
         </w:tcBorders>
         <w:shd w:val="clear" w:color="auto" w:fill="EFD3D2" w:themeFill="accent2" w:themeFillTint="3F"/>
       </w:tcPr>
@@ -5249,11 +7002,11 @@
       <w:tblPr/>
       <w:tcPr>
         <w:tcBorders>
-          <w:top w:val="single" w:sz="8" w:space="0" w:color="C0504D" w:themeColor="accent2"/>
-          <w:left w:val="single" w:sz="8" w:space="0" w:color="C0504D" w:themeColor="accent2"/>
-          <w:bottom w:val="single" w:sz="8" w:space="0" w:color="C0504D" w:themeColor="accent2"/>
-          <w:right w:val="single" w:sz="8" w:space="0" w:color="C0504D" w:themeColor="accent2"/>
-          <w:insideV w:val="single" w:sz="8" w:space="0" w:color="C0504D" w:themeColor="accent2"/>
+          <w:top w:val="single" w:color="C0504D" w:themeColor="accent2" w:sz="8" w:space="0"/>
+          <w:left w:val="single" w:color="C0504D" w:themeColor="accent2" w:sz="8" w:space="0"/>
+          <w:bottom w:val="single" w:color="C0504D" w:themeColor="accent2" w:sz="8" w:space="0"/>
+          <w:right w:val="single" w:color="C0504D" w:themeColor="accent2" w:sz="8" w:space="0"/>
+          <w:insideV w:val="single" w:color="C0504D" w:themeColor="accent2" w:sz="8" w:space="0"/>
         </w:tcBorders>
         <w:shd w:val="clear" w:color="auto" w:fill="EFD3D2" w:themeFill="accent2" w:themeFillTint="3F"/>
       </w:tcPr>
@@ -5262,11 +7015,11 @@
       <w:tblPr/>
       <w:tcPr>
         <w:tcBorders>
-          <w:top w:val="single" w:sz="8" w:space="0" w:color="C0504D" w:themeColor="accent2"/>
-          <w:left w:val="single" w:sz="8" w:space="0" w:color="C0504D" w:themeColor="accent2"/>
-          <w:bottom w:val="single" w:sz="8" w:space="0" w:color="C0504D" w:themeColor="accent2"/>
-          <w:right w:val="single" w:sz="8" w:space="0" w:color="C0504D" w:themeColor="accent2"/>
-          <w:insideV w:val="single" w:sz="8" w:space="0" w:color="C0504D" w:themeColor="accent2"/>
+          <w:top w:val="single" w:color="C0504D" w:themeColor="accent2" w:sz="8" w:space="0"/>
+          <w:left w:val="single" w:color="C0504D" w:themeColor="accent2" w:sz="8" w:space="0"/>
+          <w:bottom w:val="single" w:color="C0504D" w:themeColor="accent2" w:sz="8" w:space="0"/>
+          <w:right w:val="single" w:color="C0504D" w:themeColor="accent2" w:sz="8" w:space="0"/>
+          <w:insideV w:val="single" w:color="C0504D" w:themeColor="accent2" w:sz="8" w:space="0"/>
         </w:tcBorders>
       </w:tcPr>
     </w:tblStylePr>
@@ -5284,12 +7037,12 @@
       <w:tblStyleColBandSize w:val="1"/>
       <w:tblInd w:w="0" w:type="dxa"/>
       <w:tblBorders>
-        <w:top w:val="single" w:sz="8" w:space="0" w:color="9BBB59" w:themeColor="accent3"/>
-        <w:left w:val="single" w:sz="8" w:space="0" w:color="9BBB59" w:themeColor="accent3"/>
-        <w:bottom w:val="single" w:sz="8" w:space="0" w:color="9BBB59" w:themeColor="accent3"/>
-        <w:right w:val="single" w:sz="8" w:space="0" w:color="9BBB59" w:themeColor="accent3"/>
-        <w:insideH w:val="single" w:sz="8" w:space="0" w:color="9BBB59" w:themeColor="accent3"/>
-        <w:insideV w:val="single" w:sz="8" w:space="0" w:color="9BBB59" w:themeColor="accent3"/>
+        <w:top w:val="single" w:color="9BBB59" w:themeColor="accent3" w:sz="8" w:space="0"/>
+        <w:left w:val="single" w:color="9BBB59" w:themeColor="accent3" w:sz="8" w:space="0"/>
+        <w:bottom w:val="single" w:color="9BBB59" w:themeColor="accent3" w:sz="8" w:space="0"/>
+        <w:right w:val="single" w:color="9BBB59" w:themeColor="accent3" w:sz="8" w:space="0"/>
+        <w:insideH w:val="single" w:color="9BBB59" w:themeColor="accent3" w:sz="8" w:space="0"/>
+        <w:insideV w:val="single" w:color="9BBB59" w:themeColor="accent3" w:sz="8" w:space="0"/>
       </w:tblBorders>
       <w:tblCellMar>
         <w:top w:w="0" w:type="dxa"/>
@@ -5303,19 +7056,19 @@
         <w:spacing w:before="0" w:after="0" w:line="240" w:lineRule="auto"/>
       </w:pPr>
       <w:rPr>
-        <w:rFonts w:asciiTheme="majorHAnsi" w:eastAsiaTheme="majorEastAsia" w:hAnsiTheme="majorHAnsi" w:cstheme="majorBidi"/>
-        <w:b/>
-        <w:bCs/>
-      </w:rPr>
-      <w:tblPr/>
-      <w:tcPr>
-        <w:tcBorders>
-          <w:top w:val="single" w:sz="8" w:space="0" w:color="9BBB59" w:themeColor="accent3"/>
-          <w:left w:val="single" w:sz="8" w:space="0" w:color="9BBB59" w:themeColor="accent3"/>
-          <w:bottom w:val="single" w:sz="18" w:space="0" w:color="9BBB59" w:themeColor="accent3"/>
-          <w:right w:val="single" w:sz="8" w:space="0" w:color="9BBB59" w:themeColor="accent3"/>
-          <w:insideH w:val="nil"/>
-          <w:insideV w:val="single" w:sz="8" w:space="0" w:color="9BBB59" w:themeColor="accent3"/>
+        <w:rFonts w:asciiTheme="majorHAnsi" w:hAnsiTheme="majorHAnsi" w:eastAsiaTheme="majorEastAsia" w:cstheme="majorBidi"/>
+        <w:b/>
+        <w:bCs/>
+      </w:rPr>
+      <w:tblPr/>
+      <w:tcPr>
+        <w:tcBorders>
+          <w:top w:val="single" w:color="9BBB59" w:themeColor="accent3" w:sz="8" w:space="0"/>
+          <w:left w:val="single" w:color="9BBB59" w:themeColor="accent3" w:sz="8" w:space="0"/>
+          <w:bottom w:val="single" w:color="9BBB59" w:themeColor="accent3" w:sz="18" w:space="0"/>
+          <w:right w:val="single" w:color="9BBB59" w:themeColor="accent3" w:sz="8" w:space="0"/>
+          <w:insideH w:val="nil"/>
+          <w:insideV w:val="single" w:color="9BBB59" w:themeColor="accent3" w:sz="8" w:space="0"/>
         </w:tcBorders>
       </w:tcPr>
     </w:tblStylePr>
@@ -5324,42 +7077,42 @@
         <w:spacing w:before="0" w:after="0" w:line="240" w:lineRule="auto"/>
       </w:pPr>
       <w:rPr>
-        <w:rFonts w:asciiTheme="majorHAnsi" w:eastAsiaTheme="majorEastAsia" w:hAnsiTheme="majorHAnsi" w:cstheme="majorBidi"/>
-        <w:b/>
-        <w:bCs/>
-      </w:rPr>
-      <w:tblPr/>
-      <w:tcPr>
-        <w:tcBorders>
-          <w:top w:val="double" w:sz="6" w:space="0" w:color="9BBB59" w:themeColor="accent3"/>
-          <w:left w:val="single" w:sz="8" w:space="0" w:color="9BBB59" w:themeColor="accent3"/>
-          <w:bottom w:val="single" w:sz="8" w:space="0" w:color="9BBB59" w:themeColor="accent3"/>
-          <w:right w:val="single" w:sz="8" w:space="0" w:color="9BBB59" w:themeColor="accent3"/>
-          <w:insideH w:val="nil"/>
-          <w:insideV w:val="single" w:sz="8" w:space="0" w:color="9BBB59" w:themeColor="accent3"/>
+        <w:rFonts w:asciiTheme="majorHAnsi" w:hAnsiTheme="majorHAnsi" w:eastAsiaTheme="majorEastAsia" w:cstheme="majorBidi"/>
+        <w:b/>
+        <w:bCs/>
+      </w:rPr>
+      <w:tblPr/>
+      <w:tcPr>
+        <w:tcBorders>
+          <w:top w:val="double" w:color="9BBB59" w:themeColor="accent3" w:sz="6" w:space="0"/>
+          <w:left w:val="single" w:color="9BBB59" w:themeColor="accent3" w:sz="8" w:space="0"/>
+          <w:bottom w:val="single" w:color="9BBB59" w:themeColor="accent3" w:sz="8" w:space="0"/>
+          <w:right w:val="single" w:color="9BBB59" w:themeColor="accent3" w:sz="8" w:space="0"/>
+          <w:insideH w:val="nil"/>
+          <w:insideV w:val="single" w:color="9BBB59" w:themeColor="accent3" w:sz="8" w:space="0"/>
         </w:tcBorders>
       </w:tcPr>
     </w:tblStylePr>
     <w:tblStylePr w:type="firstCol">
       <w:rPr>
-        <w:rFonts w:asciiTheme="majorHAnsi" w:eastAsiaTheme="majorEastAsia" w:hAnsiTheme="majorHAnsi" w:cstheme="majorBidi"/>
+        <w:rFonts w:asciiTheme="majorHAnsi" w:hAnsiTheme="majorHAnsi" w:eastAsiaTheme="majorEastAsia" w:cstheme="majorBidi"/>
         <w:b/>
         <w:bCs/>
       </w:rPr>
     </w:tblStylePr>
     <w:tblStylePr w:type="lastCol">
       <w:rPr>
-        <w:rFonts w:asciiTheme="majorHAnsi" w:eastAsiaTheme="majorEastAsia" w:hAnsiTheme="majorHAnsi" w:cstheme="majorBidi"/>
-        <w:b/>
-        <w:bCs/>
-      </w:rPr>
-      <w:tblPr/>
-      <w:tcPr>
-        <w:tcBorders>
-          <w:top w:val="single" w:sz="8" w:space="0" w:color="9BBB59" w:themeColor="accent3"/>
-          <w:left w:val="single" w:sz="8" w:space="0" w:color="9BBB59" w:themeColor="accent3"/>
-          <w:bottom w:val="single" w:sz="8" w:space="0" w:color="9BBB59" w:themeColor="accent3"/>
-          <w:right w:val="single" w:sz="8" w:space="0" w:color="9BBB59" w:themeColor="accent3"/>
+        <w:rFonts w:asciiTheme="majorHAnsi" w:hAnsiTheme="majorHAnsi" w:eastAsiaTheme="majorEastAsia" w:cstheme="majorBidi"/>
+        <w:b/>
+        <w:bCs/>
+      </w:rPr>
+      <w:tblPr/>
+      <w:tcPr>
+        <w:tcBorders>
+          <w:top w:val="single" w:color="9BBB59" w:themeColor="accent3" w:sz="8" w:space="0"/>
+          <w:left w:val="single" w:color="9BBB59" w:themeColor="accent3" w:sz="8" w:space="0"/>
+          <w:bottom w:val="single" w:color="9BBB59" w:themeColor="accent3" w:sz="8" w:space="0"/>
+          <w:right w:val="single" w:color="9BBB59" w:themeColor="accent3" w:sz="8" w:space="0"/>
         </w:tcBorders>
       </w:tcPr>
     </w:tblStylePr>
@@ -5367,10 +7120,10 @@
       <w:tblPr/>
       <w:tcPr>
         <w:tcBorders>
-          <w:top w:val="single" w:sz="8" w:space="0" w:color="9BBB59" w:themeColor="accent3"/>
-          <w:left w:val="single" w:sz="8" w:space="0" w:color="9BBB59" w:themeColor="accent3"/>
-          <w:bottom w:val="single" w:sz="8" w:space="0" w:color="9BBB59" w:themeColor="accent3"/>
-          <w:right w:val="single" w:sz="8" w:space="0" w:color="9BBB59" w:themeColor="accent3"/>
+          <w:top w:val="single" w:color="9BBB59" w:themeColor="accent3" w:sz="8" w:space="0"/>
+          <w:left w:val="single" w:color="9BBB59" w:themeColor="accent3" w:sz="8" w:space="0"/>
+          <w:bottom w:val="single" w:color="9BBB59" w:themeColor="accent3" w:sz="8" w:space="0"/>
+          <w:right w:val="single" w:color="9BBB59" w:themeColor="accent3" w:sz="8" w:space="0"/>
         </w:tcBorders>
         <w:shd w:val="clear" w:color="auto" w:fill="E6EED5" w:themeFill="accent3" w:themeFillTint="3F"/>
       </w:tcPr>
@@ -5379,11 +7132,11 @@
       <w:tblPr/>
       <w:tcPr>
         <w:tcBorders>
-          <w:top w:val="single" w:sz="8" w:space="0" w:color="9BBB59" w:themeColor="accent3"/>
-          <w:left w:val="single" w:sz="8" w:space="0" w:color="9BBB59" w:themeColor="accent3"/>
-          <w:bottom w:val="single" w:sz="8" w:space="0" w:color="9BBB59" w:themeColor="accent3"/>
-          <w:right w:val="single" w:sz="8" w:space="0" w:color="9BBB59" w:themeColor="accent3"/>
-          <w:insideV w:val="single" w:sz="8" w:space="0" w:color="9BBB59" w:themeColor="accent3"/>
+          <w:top w:val="single" w:color="9BBB59" w:themeColor="accent3" w:sz="8" w:space="0"/>
+          <w:left w:val="single" w:color="9BBB59" w:themeColor="accent3" w:sz="8" w:space="0"/>
+          <w:bottom w:val="single" w:color="9BBB59" w:themeColor="accent3" w:sz="8" w:space="0"/>
+          <w:right w:val="single" w:color="9BBB59" w:themeColor="accent3" w:sz="8" w:space="0"/>
+          <w:insideV w:val="single" w:color="9BBB59" w:themeColor="accent3" w:sz="8" w:space="0"/>
         </w:tcBorders>
         <w:shd w:val="clear" w:color="auto" w:fill="E6EED5" w:themeFill="accent3" w:themeFillTint="3F"/>
       </w:tcPr>
@@ -5392,11 +7145,11 @@
       <w:tblPr/>
       <w:tcPr>
         <w:tcBorders>
-          <w:top w:val="single" w:sz="8" w:space="0" w:color="9BBB59" w:themeColor="accent3"/>
-          <w:left w:val="single" w:sz="8" w:space="0" w:color="9BBB59" w:themeColor="accent3"/>
-          <w:bottom w:val="single" w:sz="8" w:space="0" w:color="9BBB59" w:themeColor="accent3"/>
-          <w:right w:val="single" w:sz="8" w:space="0" w:color="9BBB59" w:themeColor="accent3"/>
-          <w:insideV w:val="single" w:sz="8" w:space="0" w:color="9BBB59" w:themeColor="accent3"/>
+          <w:top w:val="single" w:color="9BBB59" w:themeColor="accent3" w:sz="8" w:space="0"/>
+          <w:left w:val="single" w:color="9BBB59" w:themeColor="accent3" w:sz="8" w:space="0"/>
+          <w:bottom w:val="single" w:color="9BBB59" w:themeColor="accent3" w:sz="8" w:space="0"/>
+          <w:right w:val="single" w:color="9BBB59" w:themeColor="accent3" w:sz="8" w:space="0"/>
+          <w:insideV w:val="single" w:color="9BBB59" w:themeColor="accent3" w:sz="8" w:space="0"/>
         </w:tcBorders>
       </w:tcPr>
     </w:tblStylePr>
@@ -5414,12 +7167,12 @@
       <w:tblStyleColBandSize w:val="1"/>
       <w:tblInd w:w="0" w:type="dxa"/>
       <w:tblBorders>
-        <w:top w:val="single" w:sz="8" w:space="0" w:color="8064A2" w:themeColor="accent4"/>
-        <w:left w:val="single" w:sz="8" w:space="0" w:color="8064A2" w:themeColor="accent4"/>
-        <w:bottom w:val="single" w:sz="8" w:space="0" w:color="8064A2" w:themeColor="accent4"/>
-        <w:right w:val="single" w:sz="8" w:space="0" w:color="8064A2" w:themeColor="accent4"/>
-        <w:insideH w:val="single" w:sz="8" w:space="0" w:color="8064A2" w:themeColor="accent4"/>
-        <w:insideV w:val="single" w:sz="8" w:space="0" w:color="8064A2" w:themeColor="accent4"/>
+        <w:top w:val="single" w:color="8064A2" w:themeColor="accent4" w:sz="8" w:space="0"/>
+        <w:left w:val="single" w:color="8064A2" w:themeColor="accent4" w:sz="8" w:space="0"/>
+        <w:bottom w:val="single" w:color="8064A2" w:themeColor="accent4" w:sz="8" w:space="0"/>
+        <w:right w:val="single" w:color="8064A2" w:themeColor="accent4" w:sz="8" w:space="0"/>
+        <w:insideH w:val="single" w:color="8064A2" w:themeColor="accent4" w:sz="8" w:space="0"/>
+        <w:insideV w:val="single" w:color="8064A2" w:themeColor="accent4" w:sz="8" w:space="0"/>
       </w:tblBorders>
       <w:tblCellMar>
         <w:top w:w="0" w:type="dxa"/>
@@ -5433,19 +7186,19 @@
         <w:spacing w:before="0" w:after="0" w:line="240" w:lineRule="auto"/>
       </w:pPr>
       <w:rPr>
-        <w:rFonts w:asciiTheme="majorHAnsi" w:eastAsiaTheme="majorEastAsia" w:hAnsiTheme="majorHAnsi" w:cstheme="majorBidi"/>
-        <w:b/>
-        <w:bCs/>
-      </w:rPr>
-      <w:tblPr/>
-      <w:tcPr>
-        <w:tcBorders>
-          <w:top w:val="single" w:sz="8" w:space="0" w:color="8064A2" w:themeColor="accent4"/>
-          <w:left w:val="single" w:sz="8" w:space="0" w:color="8064A2" w:themeColor="accent4"/>
-          <w:bottom w:val="single" w:sz="18" w:space="0" w:color="8064A2" w:themeColor="accent4"/>
-          <w:right w:val="single" w:sz="8" w:space="0" w:color="8064A2" w:themeColor="accent4"/>
-          <w:insideH w:val="nil"/>
-          <w:insideV w:val="single" w:sz="8" w:space="0" w:color="8064A2" w:themeColor="accent4"/>
+        <w:rFonts w:asciiTheme="majorHAnsi" w:hAnsiTheme="majorHAnsi" w:eastAsiaTheme="majorEastAsia" w:cstheme="majorBidi"/>
+        <w:b/>
+        <w:bCs/>
+      </w:rPr>
+      <w:tblPr/>
+      <w:tcPr>
+        <w:tcBorders>
+          <w:top w:val="single" w:color="8064A2" w:themeColor="accent4" w:sz="8" w:space="0"/>
+          <w:left w:val="single" w:color="8064A2" w:themeColor="accent4" w:sz="8" w:space="0"/>
+          <w:bottom w:val="single" w:color="8064A2" w:themeColor="accent4" w:sz="18" w:space="0"/>
+          <w:right w:val="single" w:color="8064A2" w:themeColor="accent4" w:sz="8" w:space="0"/>
+          <w:insideH w:val="nil"/>
+          <w:insideV w:val="single" w:color="8064A2" w:themeColor="accent4" w:sz="8" w:space="0"/>
         </w:tcBorders>
       </w:tcPr>
     </w:tblStylePr>
@@ -5454,42 +7207,42 @@
         <w:spacing w:before="0" w:after="0" w:line="240" w:lineRule="auto"/>
       </w:pPr>
       <w:rPr>
-        <w:rFonts w:asciiTheme="majorHAnsi" w:eastAsiaTheme="majorEastAsia" w:hAnsiTheme="majorHAnsi" w:cstheme="majorBidi"/>
-        <w:b/>
-        <w:bCs/>
-      </w:rPr>
-      <w:tblPr/>
-      <w:tcPr>
-        <w:tcBorders>
-          <w:top w:val="double" w:sz="6" w:space="0" w:color="8064A2" w:themeColor="accent4"/>
-          <w:left w:val="single" w:sz="8" w:space="0" w:color="8064A2" w:themeColor="accent4"/>
-          <w:bottom w:val="single" w:sz="8" w:space="0" w:color="8064A2" w:themeColor="accent4"/>
-          <w:right w:val="single" w:sz="8" w:space="0" w:color="8064A2" w:themeColor="accent4"/>
-          <w:insideH w:val="nil"/>
-          <w:insideV w:val="single" w:sz="8" w:space="0" w:color="8064A2" w:themeColor="accent4"/>
+        <w:rFonts w:asciiTheme="majorHAnsi" w:hAnsiTheme="majorHAnsi" w:eastAsiaTheme="majorEastAsia" w:cstheme="majorBidi"/>
+        <w:b/>
+        <w:bCs/>
+      </w:rPr>
+      <w:tblPr/>
+      <w:tcPr>
+        <w:tcBorders>
+          <w:top w:val="double" w:color="8064A2" w:themeColor="accent4" w:sz="6" w:space="0"/>
+          <w:left w:val="single" w:color="8064A2" w:themeColor="accent4" w:sz="8" w:space="0"/>
+          <w:bottom w:val="single" w:color="8064A2" w:themeColor="accent4" w:sz="8" w:space="0"/>
+          <w:right w:val="single" w:color="8064A2" w:themeColor="accent4" w:sz="8" w:space="0"/>
+          <w:insideH w:val="nil"/>
+          <w:insideV w:val="single" w:color="8064A2" w:themeColor="accent4" w:sz="8" w:space="0"/>
         </w:tcBorders>
       </w:tcPr>
     </w:tblStylePr>
     <w:tblStylePr w:type="firstCol">
       <w:rPr>
-        <w:rFonts w:asciiTheme="majorHAnsi" w:eastAsiaTheme="majorEastAsia" w:hAnsiTheme="majorHAnsi" w:cstheme="majorBidi"/>
+        <w:rFonts w:asciiTheme="majorHAnsi" w:hAnsiTheme="majorHAnsi" w:eastAsiaTheme="majorEastAsia" w:cstheme="majorBidi"/>
         <w:b/>
         <w:bCs/>
       </w:rPr>
     </w:tblStylePr>
     <w:tblStylePr w:type="lastCol">
       <w:rPr>
-        <w:rFonts w:asciiTheme="majorHAnsi" w:eastAsiaTheme="majorEastAsia" w:hAnsiTheme="majorHAnsi" w:cstheme="majorBidi"/>
-        <w:b/>
-        <w:bCs/>
-      </w:rPr>
-      <w:tblPr/>
-      <w:tcPr>
-        <w:tcBorders>
-          <w:top w:val="single" w:sz="8" w:space="0" w:color="8064A2" w:themeColor="accent4"/>
-          <w:left w:val="single" w:sz="8" w:space="0" w:color="8064A2" w:themeColor="accent4"/>
-          <w:bottom w:val="single" w:sz="8" w:space="0" w:color="8064A2" w:themeColor="accent4"/>
-          <w:right w:val="single" w:sz="8" w:space="0" w:color="8064A2" w:themeColor="accent4"/>
+        <w:rFonts w:asciiTheme="majorHAnsi" w:hAnsiTheme="majorHAnsi" w:eastAsiaTheme="majorEastAsia" w:cstheme="majorBidi"/>
+        <w:b/>
+        <w:bCs/>
+      </w:rPr>
+      <w:tblPr/>
+      <w:tcPr>
+        <w:tcBorders>
+          <w:top w:val="single" w:color="8064A2" w:themeColor="accent4" w:sz="8" w:space="0"/>
+          <w:left w:val="single" w:color="8064A2" w:themeColor="accent4" w:sz="8" w:space="0"/>
+          <w:bottom w:val="single" w:color="8064A2" w:themeColor="accent4" w:sz="8" w:space="0"/>
+          <w:right w:val="single" w:color="8064A2" w:themeColor="accent4" w:sz="8" w:space="0"/>
         </w:tcBorders>
       </w:tcPr>
     </w:tblStylePr>
@@ -5497,10 +7250,10 @@
       <w:tblPr/>
       <w:tcPr>
         <w:tcBorders>
-          <w:top w:val="single" w:sz="8" w:space="0" w:color="8064A2" w:themeColor="accent4"/>
-          <w:left w:val="single" w:sz="8" w:space="0" w:color="8064A2" w:themeColor="accent4"/>
-          <w:bottom w:val="single" w:sz="8" w:space="0" w:color="8064A2" w:themeColor="accent4"/>
-          <w:right w:val="single" w:sz="8" w:space="0" w:color="8064A2" w:themeColor="accent4"/>
+          <w:top w:val="single" w:color="8064A2" w:themeColor="accent4" w:sz="8" w:space="0"/>
+          <w:left w:val="single" w:color="8064A2" w:themeColor="accent4" w:sz="8" w:space="0"/>
+          <w:bottom w:val="single" w:color="8064A2" w:themeColor="accent4" w:sz="8" w:space="0"/>
+          <w:right w:val="single" w:color="8064A2" w:themeColor="accent4" w:sz="8" w:space="0"/>
         </w:tcBorders>
         <w:shd w:val="clear" w:color="auto" w:fill="DFD8E8" w:themeFill="accent4" w:themeFillTint="3F"/>
       </w:tcPr>
@@ -5509,11 +7262,11 @@
       <w:tblPr/>
       <w:tcPr>
         <w:tcBorders>
-          <w:top w:val="single" w:sz="8" w:space="0" w:color="8064A2" w:themeColor="accent4"/>
-          <w:left w:val="single" w:sz="8" w:space="0" w:color="8064A2" w:themeColor="accent4"/>
-          <w:bottom w:val="single" w:sz="8" w:space="0" w:color="8064A2" w:themeColor="accent4"/>
-          <w:right w:val="single" w:sz="8" w:space="0" w:color="8064A2" w:themeColor="accent4"/>
-          <w:insideV w:val="single" w:sz="8" w:space="0" w:color="8064A2" w:themeColor="accent4"/>
+          <w:top w:val="single" w:color="8064A2" w:themeColor="accent4" w:sz="8" w:space="0"/>
+          <w:left w:val="single" w:color="8064A2" w:themeColor="accent4" w:sz="8" w:space="0"/>
+          <w:bottom w:val="single" w:color="8064A2" w:themeColor="accent4" w:sz="8" w:space="0"/>
+          <w:right w:val="single" w:color="8064A2" w:themeColor="accent4" w:sz="8" w:space="0"/>
+          <w:insideV w:val="single" w:color="8064A2" w:themeColor="accent4" w:sz="8" w:space="0"/>
         </w:tcBorders>
         <w:shd w:val="clear" w:color="auto" w:fill="DFD8E8" w:themeFill="accent4" w:themeFillTint="3F"/>
       </w:tcPr>
@@ -5522,11 +7275,11 @@
       <w:tblPr/>
       <w:tcPr>
         <w:tcBorders>
-          <w:top w:val="single" w:sz="8" w:space="0" w:color="8064A2" w:themeColor="accent4"/>
-          <w:left w:val="single" w:sz="8" w:space="0" w:color="8064A2" w:themeColor="accent4"/>
-          <w:bottom w:val="single" w:sz="8" w:space="0" w:color="8064A2" w:themeColor="accent4"/>
-          <w:right w:val="single" w:sz="8" w:space="0" w:color="8064A2" w:themeColor="accent4"/>
-          <w:insideV w:val="single" w:sz="8" w:space="0" w:color="8064A2" w:themeColor="accent4"/>
+          <w:top w:val="single" w:color="8064A2" w:themeColor="accent4" w:sz="8" w:space="0"/>
+          <w:left w:val="single" w:color="8064A2" w:themeColor="accent4" w:sz="8" w:space="0"/>
+          <w:bottom w:val="single" w:color="8064A2" w:themeColor="accent4" w:sz="8" w:space="0"/>
+          <w:right w:val="single" w:color="8064A2" w:themeColor="accent4" w:sz="8" w:space="0"/>
+          <w:insideV w:val="single" w:color="8064A2" w:themeColor="accent4" w:sz="8" w:space="0"/>
         </w:tcBorders>
       </w:tcPr>
     </w:tblStylePr>
@@ -5544,12 +7297,12 @@
       <w:tblStyleColBandSize w:val="1"/>
       <w:tblInd w:w="0" w:type="dxa"/>
       <w:tblBorders>
-        <w:top w:val="single" w:sz="8" w:space="0" w:color="4BACC6" w:themeColor="accent5"/>
-        <w:left w:val="single" w:sz="8" w:space="0" w:color="4BACC6" w:themeColor="accent5"/>
-        <w:bottom w:val="single" w:sz="8" w:space="0" w:color="4BACC6" w:themeColor="accent5"/>
-        <w:right w:val="single" w:sz="8" w:space="0" w:color="4BACC6" w:themeColor="accent5"/>
-        <w:insideH w:val="single" w:sz="8" w:space="0" w:color="4BACC6" w:themeColor="accent5"/>
-        <w:insideV w:val="single" w:sz="8" w:space="0" w:color="4BACC6" w:themeColor="accent5"/>
+        <w:top w:val="single" w:color="4BACC6" w:themeColor="accent5" w:sz="8" w:space="0"/>
+        <w:left w:val="single" w:color="4BACC6" w:themeColor="accent5" w:sz="8" w:space="0"/>
+        <w:bottom w:val="single" w:color="4BACC6" w:themeColor="accent5" w:sz="8" w:space="0"/>
+        <w:right w:val="single" w:color="4BACC6" w:themeColor="accent5" w:sz="8" w:space="0"/>
+        <w:insideH w:val="single" w:color="4BACC6" w:themeColor="accent5" w:sz="8" w:space="0"/>
+        <w:insideV w:val="single" w:color="4BACC6" w:themeColor="accent5" w:sz="8" w:space="0"/>
       </w:tblBorders>
       <w:tblCellMar>
         <w:top w:w="0" w:type="dxa"/>
@@ -5563,19 +7316,19 @@
         <w:spacing w:before="0" w:after="0" w:line="240" w:lineRule="auto"/>
       </w:pPr>
       <w:rPr>
-        <w:rFonts w:asciiTheme="majorHAnsi" w:eastAsiaTheme="majorEastAsia" w:hAnsiTheme="majorHAnsi" w:cstheme="majorBidi"/>
-        <w:b/>
-        <w:bCs/>
-      </w:rPr>
-      <w:tblPr/>
-      <w:tcPr>
-        <w:tcBorders>
-          <w:top w:val="single" w:sz="8" w:space="0" w:color="4BACC6" w:themeColor="accent5"/>
-          <w:left w:val="single" w:sz="8" w:space="0" w:color="4BACC6" w:themeColor="accent5"/>
-          <w:bottom w:val="single" w:sz="18" w:space="0" w:color="4BACC6" w:themeColor="accent5"/>
-          <w:right w:val="single" w:sz="8" w:space="0" w:color="4BACC6" w:themeColor="accent5"/>
-          <w:insideH w:val="nil"/>
-          <w:insideV w:val="single" w:sz="8" w:space="0" w:color="4BACC6" w:themeColor="accent5"/>
+        <w:rFonts w:asciiTheme="majorHAnsi" w:hAnsiTheme="majorHAnsi" w:eastAsiaTheme="majorEastAsia" w:cstheme="majorBidi"/>
+        <w:b/>
+        <w:bCs/>
+      </w:rPr>
+      <w:tblPr/>
+      <w:tcPr>
+        <w:tcBorders>
+          <w:top w:val="single" w:color="4BACC6" w:themeColor="accent5" w:sz="8" w:space="0"/>
+          <w:left w:val="single" w:color="4BACC6" w:themeColor="accent5" w:sz="8" w:space="0"/>
+          <w:bottom w:val="single" w:color="4BACC6" w:themeColor="accent5" w:sz="18" w:space="0"/>
+          <w:right w:val="single" w:color="4BACC6" w:themeColor="accent5" w:sz="8" w:space="0"/>
+          <w:insideH w:val="nil"/>
+          <w:insideV w:val="single" w:color="4BACC6" w:themeColor="accent5" w:sz="8" w:space="0"/>
         </w:tcBorders>
       </w:tcPr>
     </w:tblStylePr>
@@ -5584,42 +7337,42 @@
         <w:spacing w:before="0" w:after="0" w:line="240" w:lineRule="auto"/>
       </w:pPr>
       <w:rPr>
-        <w:rFonts w:asciiTheme="majorHAnsi" w:eastAsiaTheme="majorEastAsia" w:hAnsiTheme="majorHAnsi" w:cstheme="majorBidi"/>
-        <w:b/>
-        <w:bCs/>
-      </w:rPr>
-      <w:tblPr/>
-      <w:tcPr>
-        <w:tcBorders>
-          <w:top w:val="double" w:sz="6" w:space="0" w:color="4BACC6" w:themeColor="accent5"/>
-          <w:left w:val="single" w:sz="8" w:space="0" w:color="4BACC6" w:themeColor="accent5"/>
-          <w:bottom w:val="single" w:sz="8" w:space="0" w:color="4BACC6" w:themeColor="accent5"/>
-          <w:right w:val="single" w:sz="8" w:space="0" w:color="4BACC6" w:themeColor="accent5"/>
-          <w:insideH w:val="nil"/>
-          <w:insideV w:val="single" w:sz="8" w:space="0" w:color="4BACC6" w:themeColor="accent5"/>
+        <w:rFonts w:asciiTheme="majorHAnsi" w:hAnsiTheme="majorHAnsi" w:eastAsiaTheme="majorEastAsia" w:cstheme="majorBidi"/>
+        <w:b/>
+        <w:bCs/>
+      </w:rPr>
+      <w:tblPr/>
+      <w:tcPr>
+        <w:tcBorders>
+          <w:top w:val="double" w:color="4BACC6" w:themeColor="accent5" w:sz="6" w:space="0"/>
+          <w:left w:val="single" w:color="4BACC6" w:themeColor="accent5" w:sz="8" w:space="0"/>
+          <w:bottom w:val="single" w:color="4BACC6" w:themeColor="accent5" w:sz="8" w:space="0"/>
+          <w:right w:val="single" w:color="4BACC6" w:themeColor="accent5" w:sz="8" w:space="0"/>
+          <w:insideH w:val="nil"/>
+          <w:insideV w:val="single" w:color="4BACC6" w:themeColor="accent5" w:sz="8" w:space="0"/>
         </w:tcBorders>
       </w:tcPr>
     </w:tblStylePr>
     <w:tblStylePr w:type="firstCol">
       <w:rPr>
-        <w:rFonts w:asciiTheme="majorHAnsi" w:eastAsiaTheme="majorEastAsia" w:hAnsiTheme="majorHAnsi" w:cstheme="majorBidi"/>
+        <w:rFonts w:asciiTheme="majorHAnsi" w:hAnsiTheme="majorHAnsi" w:eastAsiaTheme="majorEastAsia" w:cstheme="majorBidi"/>
         <w:b/>
         <w:bCs/>
       </w:rPr>
     </w:tblStylePr>
     <w:tblStylePr w:type="lastCol">
       <w:rPr>
-        <w:rFonts w:asciiTheme="majorHAnsi" w:eastAsiaTheme="majorEastAsia" w:hAnsiTheme="majorHAnsi" w:cstheme="majorBidi"/>
-        <w:b/>
-        <w:bCs/>
-      </w:rPr>
-      <w:tblPr/>
-      <w:tcPr>
-        <w:tcBorders>
-          <w:top w:val="single" w:sz="8" w:space="0" w:color="4BACC6" w:themeColor="accent5"/>
-          <w:left w:val="single" w:sz="8" w:space="0" w:color="4BACC6" w:themeColor="accent5"/>
-          <w:bottom w:val="single" w:sz="8" w:space="0" w:color="4BACC6" w:themeColor="accent5"/>
-          <w:right w:val="single" w:sz="8" w:space="0" w:color="4BACC6" w:themeColor="accent5"/>
+        <w:rFonts w:asciiTheme="majorHAnsi" w:hAnsiTheme="majorHAnsi" w:eastAsiaTheme="majorEastAsia" w:cstheme="majorBidi"/>
+        <w:b/>
+        <w:bCs/>
+      </w:rPr>
+      <w:tblPr/>
+      <w:tcPr>
+        <w:tcBorders>
+          <w:top w:val="single" w:color="4BACC6" w:themeColor="accent5" w:sz="8" w:space="0"/>
+          <w:left w:val="single" w:color="4BACC6" w:themeColor="accent5" w:sz="8" w:space="0"/>
+          <w:bottom w:val="single" w:color="4BACC6" w:themeColor="accent5" w:sz="8" w:space="0"/>
+          <w:right w:val="single" w:color="4BACC6" w:themeColor="accent5" w:sz="8" w:space="0"/>
         </w:tcBorders>
       </w:tcPr>
     </w:tblStylePr>
@@ -5627,10 +7380,10 @@
       <w:tblPr/>
       <w:tcPr>
         <w:tcBorders>
-          <w:top w:val="single" w:sz="8" w:space="0" w:color="4BACC6" w:themeColor="accent5"/>
-          <w:left w:val="single" w:sz="8" w:space="0" w:color="4BACC6" w:themeColor="accent5"/>
-          <w:bottom w:val="single" w:sz="8" w:space="0" w:color="4BACC6" w:themeColor="accent5"/>
-          <w:right w:val="single" w:sz="8" w:space="0" w:color="4BACC6" w:themeColor="accent5"/>
+          <w:top w:val="single" w:color="4BACC6" w:themeColor="accent5" w:sz="8" w:space="0"/>
+          <w:left w:val="single" w:color="4BACC6" w:themeColor="accent5" w:sz="8" w:space="0"/>
+          <w:bottom w:val="single" w:color="4BACC6" w:themeColor="accent5" w:sz="8" w:space="0"/>
+          <w:right w:val="single" w:color="4BACC6" w:themeColor="accent5" w:sz="8" w:space="0"/>
         </w:tcBorders>
         <w:shd w:val="clear" w:color="auto" w:fill="D2EAF1" w:themeFill="accent5" w:themeFillTint="3F"/>
       </w:tcPr>
@@ -5639,11 +7392,11 @@
       <w:tblPr/>
       <w:tcPr>
         <w:tcBorders>
-          <w:top w:val="single" w:sz="8" w:space="0" w:color="4BACC6" w:themeColor="accent5"/>
-          <w:left w:val="single" w:sz="8" w:space="0" w:color="4BACC6" w:themeColor="accent5"/>
-          <w:bottom w:val="single" w:sz="8" w:space="0" w:color="4BACC6" w:themeColor="accent5"/>
-          <w:right w:val="single" w:sz="8" w:space="0" w:color="4BACC6" w:themeColor="accent5"/>
-          <w:insideV w:val="single" w:sz="8" w:space="0" w:color="4BACC6" w:themeColor="accent5"/>
+          <w:top w:val="single" w:color="4BACC6" w:themeColor="accent5" w:sz="8" w:space="0"/>
+          <w:left w:val="single" w:color="4BACC6" w:themeColor="accent5" w:sz="8" w:space="0"/>
+          <w:bottom w:val="single" w:color="4BACC6" w:themeColor="accent5" w:sz="8" w:space="0"/>
+          <w:right w:val="single" w:color="4BACC6" w:themeColor="accent5" w:sz="8" w:space="0"/>
+          <w:insideV w:val="single" w:color="4BACC6" w:themeColor="accent5" w:sz="8" w:space="0"/>
         </w:tcBorders>
         <w:shd w:val="clear" w:color="auto" w:fill="D2EAF1" w:themeFill="accent5" w:themeFillTint="3F"/>
       </w:tcPr>
@@ -5652,11 +7405,11 @@
       <w:tblPr/>
       <w:tcPr>
         <w:tcBorders>
-          <w:top w:val="single" w:sz="8" w:space="0" w:color="4BACC6" w:themeColor="accent5"/>
-          <w:left w:val="single" w:sz="8" w:space="0" w:color="4BACC6" w:themeColor="accent5"/>
-          <w:bottom w:val="single" w:sz="8" w:space="0" w:color="4BACC6" w:themeColor="accent5"/>
-          <w:right w:val="single" w:sz="8" w:space="0" w:color="4BACC6" w:themeColor="accent5"/>
-          <w:insideV w:val="single" w:sz="8" w:space="0" w:color="4BACC6" w:themeColor="accent5"/>
+          <w:top w:val="single" w:color="4BACC6" w:themeColor="accent5" w:sz="8" w:space="0"/>
+          <w:left w:val="single" w:color="4BACC6" w:themeColor="accent5" w:sz="8" w:space="0"/>
+          <w:bottom w:val="single" w:color="4BACC6" w:themeColor="accent5" w:sz="8" w:space="0"/>
+          <w:right w:val="single" w:color="4BACC6" w:themeColor="accent5" w:sz="8" w:space="0"/>
+          <w:insideV w:val="single" w:color="4BACC6" w:themeColor="accent5" w:sz="8" w:space="0"/>
         </w:tcBorders>
       </w:tcPr>
     </w:tblStylePr>
@@ -5674,12 +7427,12 @@
       <w:tblStyleColBandSize w:val="1"/>
       <w:tblInd w:w="0" w:type="dxa"/>
       <w:tblBorders>
-        <w:top w:val="single" w:sz="8" w:space="0" w:color="F79646" w:themeColor="accent6"/>
-        <w:left w:val="single" w:sz="8" w:space="0" w:color="F79646" w:themeColor="accent6"/>
-        <w:bottom w:val="single" w:sz="8" w:space="0" w:color="F79646" w:themeColor="accent6"/>
-        <w:right w:val="single" w:sz="8" w:space="0" w:color="F79646" w:themeColor="accent6"/>
-        <w:insideH w:val="single" w:sz="8" w:space="0" w:color="F79646" w:themeColor="accent6"/>
-        <w:insideV w:val="single" w:sz="8" w:space="0" w:color="F79646" w:themeColor="accent6"/>
+        <w:top w:val="single" w:color="F79646" w:themeColor="accent6" w:sz="8" w:space="0"/>
+        <w:left w:val="single" w:color="F79646" w:themeColor="accent6" w:sz="8" w:space="0"/>
+        <w:bottom w:val="single" w:color="F79646" w:themeColor="accent6" w:sz="8" w:space="0"/>
+        <w:right w:val="single" w:color="F79646" w:themeColor="accent6" w:sz="8" w:space="0"/>
+        <w:insideH w:val="single" w:color="F79646" w:themeColor="accent6" w:sz="8" w:space="0"/>
+        <w:insideV w:val="single" w:color="F79646" w:themeColor="accent6" w:sz="8" w:space="0"/>
       </w:tblBorders>
       <w:tblCellMar>
         <w:top w:w="0" w:type="dxa"/>
@@ -5693,19 +7446,19 @@
         <w:spacing w:before="0" w:after="0" w:line="240" w:lineRule="auto"/>
       </w:pPr>
       <w:rPr>
-        <w:rFonts w:asciiTheme="majorHAnsi" w:eastAsiaTheme="majorEastAsia" w:hAnsiTheme="majorHAnsi" w:cstheme="majorBidi"/>
-        <w:b/>
-        <w:bCs/>
-      </w:rPr>
-      <w:tblPr/>
-      <w:tcPr>
-        <w:tcBorders>
-          <w:top w:val="single" w:sz="8" w:space="0" w:color="F79646" w:themeColor="accent6"/>
-          <w:left w:val="single" w:sz="8" w:space="0" w:color="F79646" w:themeColor="accent6"/>
-          <w:bottom w:val="single" w:sz="18" w:space="0" w:color="F79646" w:themeColor="accent6"/>
-          <w:right w:val="single" w:sz="8" w:space="0" w:color="F79646" w:themeColor="accent6"/>
-          <w:insideH w:val="nil"/>
-          <w:insideV w:val="single" w:sz="8" w:space="0" w:color="F79646" w:themeColor="accent6"/>
+        <w:rFonts w:asciiTheme="majorHAnsi" w:hAnsiTheme="majorHAnsi" w:eastAsiaTheme="majorEastAsia" w:cstheme="majorBidi"/>
+        <w:b/>
+        <w:bCs/>
+      </w:rPr>
+      <w:tblPr/>
+      <w:tcPr>
+        <w:tcBorders>
+          <w:top w:val="single" w:color="F79646" w:themeColor="accent6" w:sz="8" w:space="0"/>
+          <w:left w:val="single" w:color="F79646" w:themeColor="accent6" w:sz="8" w:space="0"/>
+          <w:bottom w:val="single" w:color="F79646" w:themeColor="accent6" w:sz="18" w:space="0"/>
+          <w:right w:val="single" w:color="F79646" w:themeColor="accent6" w:sz="8" w:space="0"/>
+          <w:insideH w:val="nil"/>
+          <w:insideV w:val="single" w:color="F79646" w:themeColor="accent6" w:sz="8" w:space="0"/>
         </w:tcBorders>
       </w:tcPr>
     </w:tblStylePr>
@@ -5714,42 +7467,42 @@
         <w:spacing w:before="0" w:after="0" w:line="240" w:lineRule="auto"/>
       </w:pPr>
       <w:rPr>
-        <w:rFonts w:asciiTheme="majorHAnsi" w:eastAsiaTheme="majorEastAsia" w:hAnsiTheme="majorHAnsi" w:cstheme="majorBidi"/>
-        <w:b/>
-        <w:bCs/>
-      </w:rPr>
-      <w:tblPr/>
-      <w:tcPr>
-        <w:tcBorders>
-          <w:top w:val="double" w:sz="6" w:space="0" w:color="F79646" w:themeColor="accent6"/>
-          <w:left w:val="single" w:sz="8" w:space="0" w:color="F79646" w:themeColor="accent6"/>
-          <w:bottom w:val="single" w:sz="8" w:space="0" w:color="F79646" w:themeColor="accent6"/>
-          <w:right w:val="single" w:sz="8" w:space="0" w:color="F79646" w:themeColor="accent6"/>
-          <w:insideH w:val="nil"/>
-          <w:insideV w:val="single" w:sz="8" w:space="0" w:color="F79646" w:themeColor="accent6"/>
+        <w:rFonts w:asciiTheme="majorHAnsi" w:hAnsiTheme="majorHAnsi" w:eastAsiaTheme="majorEastAsia" w:cstheme="majorBidi"/>
+        <w:b/>
+        <w:bCs/>
+      </w:rPr>
+      <w:tblPr/>
+      <w:tcPr>
+        <w:tcBorders>
+          <w:top w:val="double" w:color="F79646" w:themeColor="accent6" w:sz="6" w:space="0"/>
+          <w:left w:val="single" w:color="F79646" w:themeColor="accent6" w:sz="8" w:space="0"/>
+          <w:bottom w:val="single" w:color="F79646" w:themeColor="accent6" w:sz="8" w:space="0"/>
+          <w:right w:val="single" w:color="F79646" w:themeColor="accent6" w:sz="8" w:space="0"/>
+          <w:insideH w:val="nil"/>
+          <w:insideV w:val="single" w:color="F79646" w:themeColor="accent6" w:sz="8" w:space="0"/>
         </w:tcBorders>
       </w:tcPr>
     </w:tblStylePr>
     <w:tblStylePr w:type="firstCol">
       <w:rPr>
-        <w:rFonts w:asciiTheme="majorHAnsi" w:eastAsiaTheme="majorEastAsia" w:hAnsiTheme="majorHAnsi" w:cstheme="majorBidi"/>
+        <w:rFonts w:asciiTheme="majorHAnsi" w:hAnsiTheme="majorHAnsi" w:eastAsiaTheme="majorEastAsia" w:cstheme="majorBidi"/>
         <w:b/>
         <w:bCs/>
       </w:rPr>
     </w:tblStylePr>
     <w:tblStylePr w:type="lastCol">
       <w:rPr>
-        <w:rFonts w:asciiTheme="majorHAnsi" w:eastAsiaTheme="majorEastAsia" w:hAnsiTheme="majorHAnsi" w:cstheme="majorBidi"/>
-        <w:b/>
-        <w:bCs/>
-      </w:rPr>
-      <w:tblPr/>
-      <w:tcPr>
-        <w:tcBorders>
-          <w:top w:val="single" w:sz="8" w:space="0" w:color="F79646" w:themeColor="accent6"/>
-          <w:left w:val="single" w:sz="8" w:space="0" w:color="F79646" w:themeColor="accent6"/>
-          <w:bottom w:val="single" w:sz="8" w:space="0" w:color="F79646" w:themeColor="accent6"/>
-          <w:right w:val="single" w:sz="8" w:space="0" w:color="F79646" w:themeColor="accent6"/>
+        <w:rFonts w:asciiTheme="majorHAnsi" w:hAnsiTheme="majorHAnsi" w:eastAsiaTheme="majorEastAsia" w:cstheme="majorBidi"/>
+        <w:b/>
+        <w:bCs/>
+      </w:rPr>
+      <w:tblPr/>
+      <w:tcPr>
+        <w:tcBorders>
+          <w:top w:val="single" w:color="F79646" w:themeColor="accent6" w:sz="8" w:space="0"/>
+          <w:left w:val="single" w:color="F79646" w:themeColor="accent6" w:sz="8" w:space="0"/>
+          <w:bottom w:val="single" w:color="F79646" w:themeColor="accent6" w:sz="8" w:space="0"/>
+          <w:right w:val="single" w:color="F79646" w:themeColor="accent6" w:sz="8" w:space="0"/>
         </w:tcBorders>
       </w:tcPr>
     </w:tblStylePr>
@@ -5757,10 +7510,10 @@
       <w:tblPr/>
       <w:tcPr>
         <w:tcBorders>
-          <w:top w:val="single" w:sz="8" w:space="0" w:color="F79646" w:themeColor="accent6"/>
-          <w:left w:val="single" w:sz="8" w:space="0" w:color="F79646" w:themeColor="accent6"/>
-          <w:bottom w:val="single" w:sz="8" w:space="0" w:color="F79646" w:themeColor="accent6"/>
-          <w:right w:val="single" w:sz="8" w:space="0" w:color="F79646" w:themeColor="accent6"/>
+          <w:top w:val="single" w:color="F79646" w:themeColor="accent6" w:sz="8" w:space="0"/>
+          <w:left w:val="single" w:color="F79646" w:themeColor="accent6" w:sz="8" w:space="0"/>
+          <w:bottom w:val="single" w:color="F79646" w:themeColor="accent6" w:sz="8" w:space="0"/>
+          <w:right w:val="single" w:color="F79646" w:themeColor="accent6" w:sz="8" w:space="0"/>
         </w:tcBorders>
         <w:shd w:val="clear" w:color="auto" w:fill="FDE4D0" w:themeFill="accent6" w:themeFillTint="3F"/>
       </w:tcPr>
@@ -5769,11 +7522,11 @@
       <w:tblPr/>
       <w:tcPr>
         <w:tcBorders>
-          <w:top w:val="single" w:sz="8" w:space="0" w:color="F79646" w:themeColor="accent6"/>
-          <w:left w:val="single" w:sz="8" w:space="0" w:color="F79646" w:themeColor="accent6"/>
-          <w:bottom w:val="single" w:sz="8" w:space="0" w:color="F79646" w:themeColor="accent6"/>
-          <w:right w:val="single" w:sz="8" w:space="0" w:color="F79646" w:themeColor="accent6"/>
-          <w:insideV w:val="single" w:sz="8" w:space="0" w:color="F79646" w:themeColor="accent6"/>
+          <w:top w:val="single" w:color="F79646" w:themeColor="accent6" w:sz="8" w:space="0"/>
+          <w:left w:val="single" w:color="F79646" w:themeColor="accent6" w:sz="8" w:space="0"/>
+          <w:bottom w:val="single" w:color="F79646" w:themeColor="accent6" w:sz="8" w:space="0"/>
+          <w:right w:val="single" w:color="F79646" w:themeColor="accent6" w:sz="8" w:space="0"/>
+          <w:insideV w:val="single" w:color="F79646" w:themeColor="accent6" w:sz="8" w:space="0"/>
         </w:tcBorders>
         <w:shd w:val="clear" w:color="auto" w:fill="FDE4D0" w:themeFill="accent6" w:themeFillTint="3F"/>
       </w:tcPr>
@@ -5782,11 +7535,11 @@
       <w:tblPr/>
       <w:tcPr>
         <w:tcBorders>
-          <w:top w:val="single" w:sz="8" w:space="0" w:color="F79646" w:themeColor="accent6"/>
-          <w:left w:val="single" w:sz="8" w:space="0" w:color="F79646" w:themeColor="accent6"/>
-          <w:bottom w:val="single" w:sz="8" w:space="0" w:color="F79646" w:themeColor="accent6"/>
-          <w:right w:val="single" w:sz="8" w:space="0" w:color="F79646" w:themeColor="accent6"/>
-          <w:insideV w:val="single" w:sz="8" w:space="0" w:color="F79646" w:themeColor="accent6"/>
+          <w:top w:val="single" w:color="F79646" w:themeColor="accent6" w:sz="8" w:space="0"/>
+          <w:left w:val="single" w:color="F79646" w:themeColor="accent6" w:sz="8" w:space="0"/>
+          <w:bottom w:val="single" w:color="F79646" w:themeColor="accent6" w:sz="8" w:space="0"/>
+          <w:right w:val="single" w:color="F79646" w:themeColor="accent6" w:sz="8" w:space="0"/>
+          <w:insideV w:val="single" w:color="F79646" w:themeColor="accent6" w:sz="8" w:space="0"/>
         </w:tcBorders>
       </w:tcPr>
     </w:tblStylePr>
@@ -5804,11 +7557,11 @@
       <w:tblStyleColBandSize w:val="1"/>
       <w:tblInd w:w="0" w:type="dxa"/>
       <w:tblBorders>
-        <w:top w:val="single" w:sz="8" w:space="0" w:color="404040" w:themeColor="text1" w:themeTint="BF"/>
-        <w:left w:val="single" w:sz="8" w:space="0" w:color="404040" w:themeColor="text1" w:themeTint="BF"/>
-        <w:bottom w:val="single" w:sz="8" w:space="0" w:color="404040" w:themeColor="text1" w:themeTint="BF"/>
-        <w:right w:val="single" w:sz="8" w:space="0" w:color="404040" w:themeColor="text1" w:themeTint="BF"/>
-        <w:insideH w:val="single" w:sz="8" w:space="0" w:color="404040" w:themeColor="text1" w:themeTint="BF"/>
+        <w:top w:val="single" w:color="404040" w:themeColor="text1" w:themeTint="BF" w:sz="8" w:space="0"/>
+        <w:left w:val="single" w:color="404040" w:themeColor="text1" w:themeTint="BF" w:sz="8" w:space="0"/>
+        <w:bottom w:val="single" w:color="404040" w:themeColor="text1" w:themeTint="BF" w:sz="8" w:space="0"/>
+        <w:right w:val="single" w:color="404040" w:themeColor="text1" w:themeTint="BF" w:sz="8" w:space="0"/>
+        <w:insideH w:val="single" w:color="404040" w:themeColor="text1" w:themeTint="BF" w:sz="8" w:space="0"/>
       </w:tblBorders>
       <w:tblCellMar>
         <w:top w:w="0" w:type="dxa"/>
@@ -5829,10 +7582,10 @@
       <w:tblPr/>
       <w:tcPr>
         <w:tcBorders>
-          <w:top w:val="single" w:sz="8" w:space="0" w:color="404040" w:themeColor="text1" w:themeTint="BF"/>
-          <w:left w:val="single" w:sz="8" w:space="0" w:color="404040" w:themeColor="text1" w:themeTint="BF"/>
-          <w:bottom w:val="single" w:sz="8" w:space="0" w:color="404040" w:themeColor="text1" w:themeTint="BF"/>
-          <w:right w:val="single" w:sz="8" w:space="0" w:color="404040" w:themeColor="text1" w:themeTint="BF"/>
+          <w:top w:val="single" w:color="404040" w:themeColor="text1" w:themeTint="BF" w:sz="8" w:space="0"/>
+          <w:left w:val="single" w:color="404040" w:themeColor="text1" w:themeTint="BF" w:sz="8" w:space="0"/>
+          <w:bottom w:val="single" w:color="404040" w:themeColor="text1" w:themeTint="BF" w:sz="8" w:space="0"/>
+          <w:right w:val="single" w:color="404040" w:themeColor="text1" w:themeTint="BF" w:sz="8" w:space="0"/>
           <w:insideH w:val="nil"/>
           <w:insideV w:val="nil"/>
         </w:tcBorders>
@@ -5850,10 +7603,10 @@
       <w:tblPr/>
       <w:tcPr>
         <w:tcBorders>
-          <w:top w:val="double" w:sz="6" w:space="0" w:color="404040" w:themeColor="text1" w:themeTint="BF"/>
-          <w:left w:val="single" w:sz="8" w:space="0" w:color="404040" w:themeColor="text1" w:themeTint="BF"/>
-          <w:bottom w:val="single" w:sz="8" w:space="0" w:color="404040" w:themeColor="text1" w:themeTint="BF"/>
-          <w:right w:val="single" w:sz="8" w:space="0" w:color="404040" w:themeColor="text1" w:themeTint="BF"/>
+          <w:top w:val="double" w:color="404040" w:themeColor="text1" w:themeTint="BF" w:sz="6" w:space="0"/>
+          <w:left w:val="single" w:color="404040" w:themeColor="text1" w:themeTint="BF" w:sz="8" w:space="0"/>
+          <w:bottom w:val="single" w:color="404040" w:themeColor="text1" w:themeTint="BF" w:sz="8" w:space="0"/>
+          <w:right w:val="single" w:color="404040" w:themeColor="text1" w:themeTint="BF" w:sz="8" w:space="0"/>
           <w:insideH w:val="nil"/>
           <w:insideV w:val="nil"/>
         </w:tcBorders>
@@ -5910,11 +7663,11 @@
       <w:tblStyleColBandSize w:val="1"/>
       <w:tblInd w:w="0" w:type="dxa"/>
       <w:tblBorders>
-        <w:top w:val="single" w:sz="8" w:space="0" w:color="7BA0CD" w:themeColor="accent1" w:themeTint="BF"/>
-        <w:left w:val="single" w:sz="8" w:space="0" w:color="7BA0CD" w:themeColor="accent1" w:themeTint="BF"/>
-        <w:bottom w:val="single" w:sz="8" w:space="0" w:color="7BA0CD" w:themeColor="accent1" w:themeTint="BF"/>
-        <w:right w:val="single" w:sz="8" w:space="0" w:color="7BA0CD" w:themeColor="accent1" w:themeTint="BF"/>
-        <w:insideH w:val="single" w:sz="8" w:space="0" w:color="7BA0CD" w:themeColor="accent1" w:themeTint="BF"/>
+        <w:top w:val="single" w:color="7BA0CD" w:themeColor="accent1" w:themeTint="BF" w:sz="8" w:space="0"/>
+        <w:left w:val="single" w:color="7BA0CD" w:themeColor="accent1" w:themeTint="BF" w:sz="8" w:space="0"/>
+        <w:bottom w:val="single" w:color="7BA0CD" w:themeColor="accent1" w:themeTint="BF" w:sz="8" w:space="0"/>
+        <w:right w:val="single" w:color="7BA0CD" w:themeColor="accent1" w:themeTint="BF" w:sz="8" w:space="0"/>
+        <w:insideH w:val="single" w:color="7BA0CD" w:themeColor="accent1" w:themeTint="BF" w:sz="8" w:space="0"/>
       </w:tblBorders>
       <w:tblCellMar>
         <w:top w:w="0" w:type="dxa"/>
@@ -5935,10 +7688,10 @@
       <w:tblPr/>
       <w:tcPr>
         <w:tcBorders>
-          <w:top w:val="single" w:sz="8" w:space="0" w:color="7BA0CD" w:themeColor="accent1" w:themeTint="BF"/>
-          <w:left w:val="single" w:sz="8" w:space="0" w:color="7BA0CD" w:themeColor="accent1" w:themeTint="BF"/>
-          <w:bottom w:val="single" w:sz="8" w:space="0" w:color="7BA0CD" w:themeColor="accent1" w:themeTint="BF"/>
-          <w:right w:val="single" w:sz="8" w:space="0" w:color="7BA0CD" w:themeColor="accent1" w:themeTint="BF"/>
+          <w:top w:val="single" w:color="7BA0CD" w:themeColor="accent1" w:themeTint="BF" w:sz="8" w:space="0"/>
+          <w:left w:val="single" w:color="7BA0CD" w:themeColor="accent1" w:themeTint="BF" w:sz="8" w:space="0"/>
+          <w:bottom w:val="single" w:color="7BA0CD" w:themeColor="accent1" w:themeTint="BF" w:sz="8" w:space="0"/>
+          <w:right w:val="single" w:color="7BA0CD" w:themeColor="accent1" w:themeTint="BF" w:sz="8" w:space="0"/>
           <w:insideH w:val="nil"/>
           <w:insideV w:val="nil"/>
         </w:tcBorders>
@@ -5956,10 +7709,10 @@
       <w:tblPr/>
       <w:tcPr>
         <w:tcBorders>
-          <w:top w:val="double" w:sz="6" w:space="0" w:color="7BA0CD" w:themeColor="accent1" w:themeTint="BF"/>
-          <w:left w:val="single" w:sz="8" w:space="0" w:color="7BA0CD" w:themeColor="accent1" w:themeTint="BF"/>
-          <w:bottom w:val="single" w:sz="8" w:space="0" w:color="7BA0CD" w:themeColor="accent1" w:themeTint="BF"/>
-          <w:right w:val="single" w:sz="8" w:space="0" w:color="7BA0CD" w:themeColor="accent1" w:themeTint="BF"/>
+          <w:top w:val="double" w:color="7BA0CD" w:themeColor="accent1" w:themeTint="BF" w:sz="6" w:space="0"/>
+          <w:left w:val="single" w:color="7BA0CD" w:themeColor="accent1" w:themeTint="BF" w:sz="8" w:space="0"/>
+          <w:bottom w:val="single" w:color="7BA0CD" w:themeColor="accent1" w:themeTint="BF" w:sz="8" w:space="0"/>
+          <w:right w:val="single" w:color="7BA0CD" w:themeColor="accent1" w:themeTint="BF" w:sz="8" w:space="0"/>
           <w:insideH w:val="nil"/>
           <w:insideV w:val="nil"/>
         </w:tcBorders>
@@ -6016,11 +7769,11 @@
       <w:tblStyleColBandSize w:val="1"/>
       <w:tblInd w:w="0" w:type="dxa"/>
       <w:tblBorders>
-        <w:top w:val="single" w:sz="8" w:space="0" w:color="CF7B79" w:themeColor="accent2" w:themeTint="BF"/>
-        <w:left w:val="single" w:sz="8" w:space="0" w:color="CF7B79" w:themeColor="accent2" w:themeTint="BF"/>
-        <w:bottom w:val="single" w:sz="8" w:space="0" w:color="CF7B79" w:themeColor="accent2" w:themeTint="BF"/>
-        <w:right w:val="single" w:sz="8" w:space="0" w:color="CF7B79" w:themeColor="accent2" w:themeTint="BF"/>
-        <w:insideH w:val="single" w:sz="8" w:space="0" w:color="CF7B79" w:themeColor="accent2" w:themeTint="BF"/>
+        <w:top w:val="single" w:color="CF7B79" w:themeColor="accent2" w:themeTint="BF" w:sz="8" w:space="0"/>
+        <w:left w:val="single" w:color="CF7B79" w:themeColor="accent2" w:themeTint="BF" w:sz="8" w:space="0"/>
+        <w:bottom w:val="single" w:color="CF7B79" w:themeColor="accent2" w:themeTint="BF" w:sz="8" w:space="0"/>
+        <w:right w:val="single" w:color="CF7B79" w:themeColor="accent2" w:themeTint="BF" w:sz="8" w:space="0"/>
+        <w:insideH w:val="single" w:color="CF7B79" w:themeColor="accent2" w:themeTint="BF" w:sz="8" w:space="0"/>
       </w:tblBorders>
       <w:tblCellMar>
         <w:top w:w="0" w:type="dxa"/>
@@ -6041,10 +7794,10 @@
       <w:tblPr/>
       <w:tcPr>
         <w:tcBorders>
-          <w:top w:val="single" w:sz="8" w:space="0" w:color="CF7B79" w:themeColor="accent2" w:themeTint="BF"/>
-          <w:left w:val="single" w:sz="8" w:space="0" w:color="CF7B79" w:themeColor="accent2" w:themeTint="BF"/>
-          <w:bottom w:val="single" w:sz="8" w:space="0" w:color="CF7B79" w:themeColor="accent2" w:themeTint="BF"/>
-          <w:right w:val="single" w:sz="8" w:space="0" w:color="CF7B79" w:themeColor="accent2" w:themeTint="BF"/>
+          <w:top w:val="single" w:color="CF7B79" w:themeColor="accent2" w:themeTint="BF" w:sz="8" w:space="0"/>
+          <w:left w:val="single" w:color="CF7B79" w:themeColor="accent2" w:themeTint="BF" w:sz="8" w:space="0"/>
+          <w:bottom w:val="single" w:color="CF7B79" w:themeColor="accent2" w:themeTint="BF" w:sz="8" w:space="0"/>
+          <w:right w:val="single" w:color="CF7B79" w:themeColor="accent2" w:themeTint="BF" w:sz="8" w:space="0"/>
           <w:insideH w:val="nil"/>
           <w:insideV w:val="nil"/>
         </w:tcBorders>
@@ -6062,10 +7815,10 @@
       <w:tblPr/>
       <w:tcPr>
         <w:tcBorders>
-          <w:top w:val="double" w:sz="6" w:space="0" w:color="CF7B79" w:themeColor="accent2" w:themeTint="BF"/>
-          <w:left w:val="single" w:sz="8" w:space="0" w:color="CF7B79" w:themeColor="accent2" w:themeTint="BF"/>
-          <w:bottom w:val="single" w:sz="8" w:space="0" w:color="CF7B79" w:themeColor="accent2" w:themeTint="BF"/>
-          <w:right w:val="single" w:sz="8" w:space="0" w:color="CF7B79" w:themeColor="accent2" w:themeTint="BF"/>
+          <w:top w:val="double" w:color="CF7B79" w:themeColor="accent2" w:themeTint="BF" w:sz="6" w:space="0"/>
+          <w:left w:val="single" w:color="CF7B79" w:themeColor="accent2" w:themeTint="BF" w:sz="8" w:space="0"/>
+          <w:bottom w:val="single" w:color="CF7B79" w:themeColor="accent2" w:themeTint="BF" w:sz="8" w:space="0"/>
+          <w:right w:val="single" w:color="CF7B79" w:themeColor="accent2" w:themeTint="BF" w:sz="8" w:space="0"/>
           <w:insideH w:val="nil"/>
           <w:insideV w:val="nil"/>
         </w:tcBorders>
@@ -6122,11 +7875,11 @@
       <w:tblStyleColBandSize w:val="1"/>
       <w:tblInd w:w="0" w:type="dxa"/>
       <w:tblBorders>
-        <w:top w:val="single" w:sz="8" w:space="0" w:color="B3CC82" w:themeColor="accent3" w:themeTint="BF"/>
-        <w:left w:val="single" w:sz="8" w:space="0" w:color="B3CC82" w:themeColor="accent3" w:themeTint="BF"/>
-        <w:bottom w:val="single" w:sz="8" w:space="0" w:color="B3CC82" w:themeColor="accent3" w:themeTint="BF"/>
-        <w:right w:val="single" w:sz="8" w:space="0" w:color="B3CC82" w:themeColor="accent3" w:themeTint="BF"/>
-        <w:insideH w:val="single" w:sz="8" w:space="0" w:color="B3CC82" w:themeColor="accent3" w:themeTint="BF"/>
+        <w:top w:val="single" w:color="B3CC82" w:themeColor="accent3" w:themeTint="BF" w:sz="8" w:space="0"/>
+        <w:left w:val="single" w:color="B3CC82" w:themeColor="accent3" w:themeTint="BF" w:sz="8" w:space="0"/>
+        <w:bottom w:val="single" w:color="B3CC82" w:themeColor="accent3" w:themeTint="BF" w:sz="8" w:space="0"/>
+        <w:right w:val="single" w:color="B3CC82" w:themeColor="accent3" w:themeTint="BF" w:sz="8" w:space="0"/>
+        <w:insideH w:val="single" w:color="B3CC82" w:themeColor="accent3" w:themeTint="BF" w:sz="8" w:space="0"/>
       </w:tblBorders>
       <w:tblCellMar>
         <w:top w:w="0" w:type="dxa"/>
@@ -6147,10 +7900,10 @@
       <w:tblPr/>
       <w:tcPr>
         <w:tcBorders>
-          <w:top w:val="single" w:sz="8" w:space="0" w:color="B3CC82" w:themeColor="accent3" w:themeTint="BF"/>
-          <w:left w:val="single" w:sz="8" w:space="0" w:color="B3CC82" w:themeColor="accent3" w:themeTint="BF"/>
-          <w:bottom w:val="single" w:sz="8" w:space="0" w:color="B3CC82" w:themeColor="accent3" w:themeTint="BF"/>
-          <w:right w:val="single" w:sz="8" w:space="0" w:color="B3CC82" w:themeColor="accent3" w:themeTint="BF"/>
+          <w:top w:val="single" w:color="B3CC82" w:themeColor="accent3" w:themeTint="BF" w:sz="8" w:space="0"/>
+          <w:left w:val="single" w:color="B3CC82" w:themeColor="accent3" w:themeTint="BF" w:sz="8" w:space="0"/>
+          <w:bottom w:val="single" w:color="B3CC82" w:themeColor="accent3" w:themeTint="BF" w:sz="8" w:space="0"/>
+          <w:right w:val="single" w:color="B3CC82" w:themeColor="accent3" w:themeTint="BF" w:sz="8" w:space="0"/>
           <w:insideH w:val="nil"/>
           <w:insideV w:val="nil"/>
         </w:tcBorders>
@@ -6168,10 +7921,10 @@
       <w:tblPr/>
       <w:tcPr>
         <w:tcBorders>
-          <w:top w:val="double" w:sz="6" w:space="0" w:color="B3CC82" w:themeColor="accent3" w:themeTint="BF"/>
-          <w:left w:val="single" w:sz="8" w:space="0" w:color="B3CC82" w:themeColor="accent3" w:themeTint="BF"/>
-          <w:bottom w:val="single" w:sz="8" w:space="0" w:color="B3CC82" w:themeColor="accent3" w:themeTint="BF"/>
-          <w:right w:val="single" w:sz="8" w:space="0" w:color="B3CC82" w:themeColor="accent3" w:themeTint="BF"/>
+          <w:top w:val="double" w:color="B3CC82" w:themeColor="accent3" w:themeTint="BF" w:sz="6" w:space="0"/>
+          <w:left w:val="single" w:color="B3CC82" w:themeColor="accent3" w:themeTint="BF" w:sz="8" w:space="0"/>
+          <w:bottom w:val="single" w:color="B3CC82" w:themeColor="accent3" w:themeTint="BF" w:sz="8" w:space="0"/>
+          <w:right w:val="single" w:color="B3CC82" w:themeColor="accent3" w:themeTint="BF" w:sz="8" w:space="0"/>
           <w:insideH w:val="nil"/>
           <w:insideV w:val="nil"/>
         </w:tcBorders>
@@ -6228,11 +7981,11 @@
       <w:tblStyleColBandSize w:val="1"/>
       <w:tblInd w:w="0" w:type="dxa"/>
       <w:tblBorders>
-        <w:top w:val="single" w:sz="8" w:space="0" w:color="9F8AB9" w:themeColor="accent4" w:themeTint="BF"/>
-        <w:left w:val="single" w:sz="8" w:space="0" w:color="9F8AB9" w:themeColor="accent4" w:themeTint="BF"/>
-        <w:bottom w:val="single" w:sz="8" w:space="0" w:color="9F8AB9" w:themeColor="accent4" w:themeTint="BF"/>
-        <w:right w:val="single" w:sz="8" w:space="0" w:color="9F8AB9" w:themeColor="accent4" w:themeTint="BF"/>
-        <w:insideH w:val="single" w:sz="8" w:space="0" w:color="9F8AB9" w:themeColor="accent4" w:themeTint="BF"/>
+        <w:top w:val="single" w:color="9F8AB9" w:themeColor="accent4" w:themeTint="BF" w:sz="8" w:space="0"/>
+        <w:left w:val="single" w:color="9F8AB9" w:themeColor="accent4" w:themeTint="BF" w:sz="8" w:space="0"/>
+        <w:bottom w:val="single" w:color="9F8AB9" w:themeColor="accent4" w:themeTint="BF" w:sz="8" w:space="0"/>
+        <w:right w:val="single" w:color="9F8AB9" w:themeColor="accent4" w:themeTint="BF" w:sz="8" w:space="0"/>
+        <w:insideH w:val="single" w:color="9F8AB9" w:themeColor="accent4" w:themeTint="BF" w:sz="8" w:space="0"/>
       </w:tblBorders>
       <w:tblCellMar>
         <w:top w:w="0" w:type="dxa"/>
@@ -6253,10 +8006,10 @@
       <w:tblPr/>
       <w:tcPr>
         <w:tcBorders>
-          <w:top w:val="single" w:sz="8" w:space="0" w:color="9F8AB9" w:themeColor="accent4" w:themeTint="BF"/>
-          <w:left w:val="single" w:sz="8" w:space="0" w:color="9F8AB9" w:themeColor="accent4" w:themeTint="BF"/>
-          <w:bottom w:val="single" w:sz="8" w:space="0" w:color="9F8AB9" w:themeColor="accent4" w:themeTint="BF"/>
-          <w:right w:val="single" w:sz="8" w:space="0" w:color="9F8AB9" w:themeColor="accent4" w:themeTint="BF"/>
+          <w:top w:val="single" w:color="9F8AB9" w:themeColor="accent4" w:themeTint="BF" w:sz="8" w:space="0"/>
+          <w:left w:val="single" w:color="9F8AB9" w:themeColor="accent4" w:themeTint="BF" w:sz="8" w:space="0"/>
+          <w:bottom w:val="single" w:color="9F8AB9" w:themeColor="accent4" w:themeTint="BF" w:sz="8" w:space="0"/>
+          <w:right w:val="single" w:color="9F8AB9" w:themeColor="accent4" w:themeTint="BF" w:sz="8" w:space="0"/>
           <w:insideH w:val="nil"/>
           <w:insideV w:val="nil"/>
         </w:tcBorders>
@@ -6274,10 +8027,10 @@
       <w:tblPr/>
       <w:tcPr>
         <w:tcBorders>
-          <w:top w:val="double" w:sz="6" w:space="0" w:color="9F8AB9" w:themeColor="accent4" w:themeTint="BF"/>
-          <w:left w:val="single" w:sz="8" w:space="0" w:color="9F8AB9" w:themeColor="accent4" w:themeTint="BF"/>
-          <w:bottom w:val="single" w:sz="8" w:space="0" w:color="9F8AB9" w:themeColor="accent4" w:themeTint="BF"/>
-          <w:right w:val="single" w:sz="8" w:space="0" w:color="9F8AB9" w:themeColor="accent4" w:themeTint="BF"/>
+          <w:top w:val="double" w:color="9F8AB9" w:themeColor="accent4" w:themeTint="BF" w:sz="6" w:space="0"/>
+          <w:left w:val="single" w:color="9F8AB9" w:themeColor="accent4" w:themeTint="BF" w:sz="8" w:space="0"/>
+          <w:bottom w:val="single" w:color="9F8AB9" w:themeColor="accent4" w:themeTint="BF" w:sz="8" w:space="0"/>
+          <w:right w:val="single" w:color="9F8AB9" w:themeColor="accent4" w:themeTint="BF" w:sz="8" w:space="0"/>
           <w:insideH w:val="nil"/>
           <w:insideV w:val="nil"/>
         </w:tcBorders>
@@ -6334,11 +8087,11 @@
       <w:tblStyleColBandSize w:val="1"/>
       <w:tblInd w:w="0" w:type="dxa"/>
       <w:tblBorders>
-        <w:top w:val="single" w:sz="8" w:space="0" w:color="78C0D4" w:themeColor="accent5" w:themeTint="BF"/>
-        <w:left w:val="single" w:sz="8" w:space="0" w:color="78C0D4" w:themeColor="accent5" w:themeTint="BF"/>
-        <w:bottom w:val="single" w:sz="8" w:space="0" w:color="78C0D4" w:themeColor="accent5" w:themeTint="BF"/>
-        <w:right w:val="single" w:sz="8" w:space="0" w:color="78C0D4" w:themeColor="accent5" w:themeTint="BF"/>
-        <w:insideH w:val="single" w:sz="8" w:space="0" w:color="78C0D4" w:themeColor="accent5" w:themeTint="BF"/>
+        <w:top w:val="single" w:color="78C0D4" w:themeColor="accent5" w:themeTint="BF" w:sz="8" w:space="0"/>
+        <w:left w:val="single" w:color="78C0D4" w:themeColor="accent5" w:themeTint="BF" w:sz="8" w:space="0"/>
+        <w:bottom w:val="single" w:color="78C0D4" w:themeColor="accent5" w:themeTint="BF" w:sz="8" w:space="0"/>
+        <w:right w:val="single" w:color="78C0D4" w:themeColor="accent5" w:themeTint="BF" w:sz="8" w:space="0"/>
+        <w:insideH w:val="single" w:color="78C0D4" w:themeColor="accent5" w:themeTint="BF" w:sz="8" w:space="0"/>
       </w:tblBorders>
       <w:tblCellMar>
         <w:top w:w="0" w:type="dxa"/>
@@ -6359,10 +8112,10 @@
       <w:tblPr/>
       <w:tcPr>
         <w:tcBorders>
-          <w:top w:val="single" w:sz="8" w:space="0" w:color="78C0D4" w:themeColor="accent5" w:themeTint="BF"/>
-          <w:left w:val="single" w:sz="8" w:space="0" w:color="78C0D4" w:themeColor="accent5" w:themeTint="BF"/>
-          <w:bottom w:val="single" w:sz="8" w:space="0" w:color="78C0D4" w:themeColor="accent5" w:themeTint="BF"/>
-          <w:right w:val="single" w:sz="8" w:space="0" w:color="78C0D4" w:themeColor="accent5" w:themeTint="BF"/>
+          <w:top w:val="single" w:color="78C0D4" w:themeColor="accent5" w:themeTint="BF" w:sz="8" w:space="0"/>
+          <w:left w:val="single" w:color="78C0D4" w:themeColor="accent5" w:themeTint="BF" w:sz="8" w:space="0"/>
+          <w:bottom w:val="single" w:color="78C0D4" w:themeColor="accent5" w:themeTint="BF" w:sz="8" w:space="0"/>
+          <w:right w:val="single" w:color="78C0D4" w:themeColor="accent5" w:themeTint="BF" w:sz="8" w:space="0"/>
           <w:insideH w:val="nil"/>
           <w:insideV w:val="nil"/>
         </w:tcBorders>
@@ -6380,10 +8133,10 @@
       <w:tblPr/>
       <w:tcPr>
         <w:tcBorders>
-          <w:top w:val="double" w:sz="6" w:space="0" w:color="78C0D4" w:themeColor="accent5" w:themeTint="BF"/>
-          <w:left w:val="single" w:sz="8" w:space="0" w:color="78C0D4" w:themeColor="accent5" w:themeTint="BF"/>
-          <w:bottom w:val="single" w:sz="8" w:space="0" w:color="78C0D4" w:themeColor="accent5" w:themeTint="BF"/>
-          <w:right w:val="single" w:sz="8" w:space="0" w:color="78C0D4" w:themeColor="accent5" w:themeTint="BF"/>
+          <w:top w:val="double" w:color="78C0D4" w:themeColor="accent5" w:themeTint="BF" w:sz="6" w:space="0"/>
+          <w:left w:val="single" w:color="78C0D4" w:themeColor="accent5" w:themeTint="BF" w:sz="8" w:space="0"/>
+          <w:bottom w:val="single" w:color="78C0D4" w:themeColor="accent5" w:themeTint="BF" w:sz="8" w:space="0"/>
+          <w:right w:val="single" w:color="78C0D4" w:themeColor="accent5" w:themeTint="BF" w:sz="8" w:space="0"/>
           <w:insideH w:val="nil"/>
           <w:insideV w:val="nil"/>
         </w:tcBorders>
@@ -6440,11 +8193,11 @@
       <w:tblStyleColBandSize w:val="1"/>
       <w:tblInd w:w="0" w:type="dxa"/>
       <w:tblBorders>
-        <w:top w:val="single" w:sz="8" w:space="0" w:color="F9B074" w:themeColor="accent6" w:themeTint="BF"/>
-        <w:left w:val="single" w:sz="8" w:space="0" w:color="F9B074" w:themeColor="accent6" w:themeTint="BF"/>
-        <w:bottom w:val="single" w:sz="8" w:space="0" w:color="F9B074" w:themeColor="accent6" w:themeTint="BF"/>
-        <w:right w:val="single" w:sz="8" w:space="0" w:color="F9B074" w:themeColor="accent6" w:themeTint="BF"/>
-        <w:insideH w:val="single" w:sz="8" w:space="0" w:color="F9B074" w:themeColor="accent6" w:themeTint="BF"/>
+        <w:top w:val="single" w:color="F9B074" w:themeColor="accent6" w:themeTint="BF" w:sz="8" w:space="0"/>
+        <w:left w:val="single" w:color="F9B074" w:themeColor="accent6" w:themeTint="BF" w:sz="8" w:space="0"/>
+        <w:bottom w:val="single" w:color="F9B074" w:themeColor="accent6" w:themeTint="BF" w:sz="8" w:space="0"/>
+        <w:right w:val="single" w:color="F9B074" w:themeColor="accent6" w:themeTint="BF" w:sz="8" w:space="0"/>
+        <w:insideH w:val="single" w:color="F9B074" w:themeColor="accent6" w:themeTint="BF" w:sz="8" w:space="0"/>
       </w:tblBorders>
       <w:tblCellMar>
         <w:top w:w="0" w:type="dxa"/>
@@ -6465,10 +8218,10 @@
       <w:tblPr/>
       <w:tcPr>
         <w:tcBorders>
-          <w:top w:val="single" w:sz="8" w:space="0" w:color="F9B074" w:themeColor="accent6" w:themeTint="BF"/>
-          <w:left w:val="single" w:sz="8" w:space="0" w:color="F9B074" w:themeColor="accent6" w:themeTint="BF"/>
-          <w:bottom w:val="single" w:sz="8" w:space="0" w:color="F9B074" w:themeColor="accent6" w:themeTint="BF"/>
-          <w:right w:val="single" w:sz="8" w:space="0" w:color="F9B074" w:themeColor="accent6" w:themeTint="BF"/>
+          <w:top w:val="single" w:color="F9B074" w:themeColor="accent6" w:themeTint="BF" w:sz="8" w:space="0"/>
+          <w:left w:val="single" w:color="F9B074" w:themeColor="accent6" w:themeTint="BF" w:sz="8" w:space="0"/>
+          <w:bottom w:val="single" w:color="F9B074" w:themeColor="accent6" w:themeTint="BF" w:sz="8" w:space="0"/>
+          <w:right w:val="single" w:color="F9B074" w:themeColor="accent6" w:themeTint="BF" w:sz="8" w:space="0"/>
           <w:insideH w:val="nil"/>
           <w:insideV w:val="nil"/>
         </w:tcBorders>
@@ -6486,10 +8239,10 @@
       <w:tblPr/>
       <w:tcPr>
         <w:tcBorders>
-          <w:top w:val="double" w:sz="6" w:space="0" w:color="F9B074" w:themeColor="accent6" w:themeTint="BF"/>
-          <w:left w:val="single" w:sz="8" w:space="0" w:color="F9B074" w:themeColor="accent6" w:themeTint="BF"/>
-          <w:bottom w:val="single" w:sz="8" w:space="0" w:color="F9B074" w:themeColor="accent6" w:themeTint="BF"/>
-          <w:right w:val="single" w:sz="8" w:space="0" w:color="F9B074" w:themeColor="accent6" w:themeTint="BF"/>
+          <w:top w:val="double" w:color="F9B074" w:themeColor="accent6" w:themeTint="BF" w:sz="6" w:space="0"/>
+          <w:left w:val="single" w:color="F9B074" w:themeColor="accent6" w:themeTint="BF" w:sz="8" w:space="0"/>
+          <w:bottom w:val="single" w:color="F9B074" w:themeColor="accent6" w:themeTint="BF" w:sz="8" w:space="0"/>
+          <w:right w:val="single" w:color="F9B074" w:themeColor="accent6" w:themeTint="BF" w:sz="8" w:space="0"/>
           <w:insideH w:val="nil"/>
           <w:insideV w:val="nil"/>
         </w:tcBorders>
@@ -6546,8 +8299,8 @@
       <w:tblStyleColBandSize w:val="1"/>
       <w:tblInd w:w="0" w:type="dxa"/>
       <w:tblBorders>
-        <w:top w:val="single" w:sz="18" w:space="0" w:color="auto"/>
-        <w:bottom w:val="single" w:sz="18" w:space="0" w:color="auto"/>
+        <w:top w:val="single" w:color="auto" w:sz="18" w:space="0"/>
+        <w:bottom w:val="single" w:color="auto" w:sz="18" w:space="0"/>
       </w:tblBorders>
       <w:tblCellMar>
         <w:top w:w="0" w:type="dxa"/>
@@ -6568,9 +8321,9 @@
       <w:tblPr/>
       <w:tcPr>
         <w:tcBorders>
-          <w:top w:val="single" w:sz="18" w:space="0" w:color="auto"/>
-          <w:left w:val="nil"/>
-          <w:bottom w:val="single" w:sz="18" w:space="0" w:color="auto"/>
+          <w:top w:val="single" w:color="auto" w:sz="18" w:space="0"/>
+          <w:left w:val="nil"/>
+          <w:bottom w:val="single" w:color="auto" w:sz="18" w:space="0"/>
           <w:right w:val="nil"/>
           <w:insideH w:val="nil"/>
           <w:insideV w:val="nil"/>
@@ -6588,9 +8341,9 @@
       <w:tblPr/>
       <w:tcPr>
         <w:tcBorders>
-          <w:top w:val="double" w:sz="6" w:space="0" w:color="auto"/>
-          <w:left w:val="nil"/>
-          <w:bottom w:val="single" w:sz="18" w:space="0" w:color="auto"/>
+          <w:top w:val="double" w:color="auto" w:sz="6" w:space="0"/>
+          <w:left w:val="nil"/>
+          <w:bottom w:val="single" w:color="auto" w:sz="18" w:space="0"/>
           <w:right w:val="nil"/>
           <w:insideH w:val="nil"/>
           <w:insideV w:val="nil"/>
@@ -6609,7 +8362,7 @@
         <w:tcBorders>
           <w:top w:val="nil"/>
           <w:left w:val="nil"/>
-          <w:bottom w:val="single" w:sz="18" w:space="0" w:color="auto"/>
+          <w:bottom w:val="single" w:color="auto" w:sz="18" w:space="0"/>
           <w:right w:val="nil"/>
           <w:insideH w:val="nil"/>
           <w:insideV w:val="nil"/>
@@ -6656,9 +8409,9 @@
       <w:tblPr/>
       <w:tcPr>
         <w:tcBorders>
-          <w:top w:val="single" w:sz="18" w:space="0" w:color="auto"/>
-          <w:left w:val="nil"/>
-          <w:bottom w:val="single" w:sz="18" w:space="0" w:color="auto"/>
+          <w:top w:val="single" w:color="auto" w:sz="18" w:space="0"/>
+          <w:left w:val="nil"/>
+          <w:bottom w:val="single" w:color="auto" w:sz="18" w:space="0"/>
           <w:right w:val="nil"/>
           <w:insideH w:val="nil"/>
           <w:insideV w:val="nil"/>
@@ -6672,9 +8425,9 @@
       <w:tblPr/>
       <w:tcPr>
         <w:tcBorders>
-          <w:top w:val="single" w:sz="18" w:space="0" w:color="auto"/>
-          <w:left w:val="nil"/>
-          <w:bottom w:val="single" w:sz="18" w:space="0" w:color="auto"/>
+          <w:top w:val="single" w:color="auto" w:sz="18" w:space="0"/>
+          <w:left w:val="nil"/>
+          <w:bottom w:val="single" w:color="auto" w:sz="18" w:space="0"/>
           <w:right w:val="nil"/>
           <w:insideH w:val="nil"/>
           <w:insideV w:val="nil"/>
@@ -6695,8 +8448,8 @@
       <w:tblStyleColBandSize w:val="1"/>
       <w:tblInd w:w="0" w:type="dxa"/>
       <w:tblBorders>
-        <w:top w:val="single" w:sz="18" w:space="0" w:color="auto"/>
-        <w:bottom w:val="single" w:sz="18" w:space="0" w:color="auto"/>
+        <w:top w:val="single" w:color="auto" w:sz="18" w:space="0"/>
+        <w:bottom w:val="single" w:color="auto" w:sz="18" w:space="0"/>
       </w:tblBorders>
       <w:tblCellMar>
         <w:top w:w="0" w:type="dxa"/>
@@ -6717,9 +8470,9 @@
       <w:tblPr/>
       <w:tcPr>
         <w:tcBorders>
-          <w:top w:val="single" w:sz="18" w:space="0" w:color="auto"/>
-          <w:left w:val="nil"/>
-          <w:bottom w:val="single" w:sz="18" w:space="0" w:color="auto"/>
+          <w:top w:val="single" w:color="auto" w:sz="18" w:space="0"/>
+          <w:left w:val="nil"/>
+          <w:bottom w:val="single" w:color="auto" w:sz="18" w:space="0"/>
           <w:right w:val="nil"/>
           <w:insideH w:val="nil"/>
           <w:insideV w:val="nil"/>
@@ -6737,9 +8490,9 @@
       <w:tblPr/>
       <w:tcPr>
         <w:tcBorders>
-          <w:top w:val="double" w:sz="6" w:space="0" w:color="auto"/>
-          <w:left w:val="nil"/>
-          <w:bottom w:val="single" w:sz="18" w:space="0" w:color="auto"/>
+          <w:top w:val="double" w:color="auto" w:sz="6" w:space="0"/>
+          <w:left w:val="nil"/>
+          <w:bottom w:val="single" w:color="auto" w:sz="18" w:space="0"/>
           <w:right w:val="nil"/>
           <w:insideH w:val="nil"/>
           <w:insideV w:val="nil"/>
@@ -6758,7 +8511,7 @@
         <w:tcBorders>
           <w:top w:val="nil"/>
           <w:left w:val="nil"/>
-          <w:bottom w:val="single" w:sz="18" w:space="0" w:color="auto"/>
+          <w:bottom w:val="single" w:color="auto" w:sz="18" w:space="0"/>
           <w:right w:val="nil"/>
           <w:insideH w:val="nil"/>
           <w:insideV w:val="nil"/>
@@ -6805,9 +8558,9 @@
       <w:tblPr/>
       <w:tcPr>
         <w:tcBorders>
-          <w:top w:val="single" w:sz="18" w:space="0" w:color="auto"/>
-          <w:left w:val="nil"/>
-          <w:bottom w:val="single" w:sz="18" w:space="0" w:color="auto"/>
+          <w:top w:val="single" w:color="auto" w:sz="18" w:space="0"/>
+          <w:left w:val="nil"/>
+          <w:bottom w:val="single" w:color="auto" w:sz="18" w:space="0"/>
           <w:right w:val="nil"/>
           <w:insideH w:val="nil"/>
           <w:insideV w:val="nil"/>
@@ -6821,9 +8574,9 @@
       <w:tblPr/>
       <w:tcPr>
         <w:tcBorders>
-          <w:top w:val="single" w:sz="18" w:space="0" w:color="auto"/>
-          <w:left w:val="nil"/>
-          <w:bottom w:val="single" w:sz="18" w:space="0" w:color="auto"/>
+          <w:top w:val="single" w:color="auto" w:sz="18" w:space="0"/>
+          <w:left w:val="nil"/>
+          <w:bottom w:val="single" w:color="auto" w:sz="18" w:space="0"/>
           <w:right w:val="nil"/>
           <w:insideH w:val="nil"/>
           <w:insideV w:val="nil"/>
@@ -6844,8 +8597,8 @@
       <w:tblStyleColBandSize w:val="1"/>
       <w:tblInd w:w="0" w:type="dxa"/>
       <w:tblBorders>
-        <w:top w:val="single" w:sz="18" w:space="0" w:color="auto"/>
-        <w:bottom w:val="single" w:sz="18" w:space="0" w:color="auto"/>
+        <w:top w:val="single" w:color="auto" w:sz="18" w:space="0"/>
+        <w:bottom w:val="single" w:color="auto" w:sz="18" w:space="0"/>
       </w:tblBorders>
       <w:tblCellMar>
         <w:top w:w="0" w:type="dxa"/>
@@ -6866,9 +8619,9 @@
       <w:tblPr/>
       <w:tcPr>
         <w:tcBorders>
-          <w:top w:val="single" w:sz="18" w:space="0" w:color="auto"/>
-          <w:left w:val="nil"/>
-          <w:bottom w:val="single" w:sz="18" w:space="0" w:color="auto"/>
+          <w:top w:val="single" w:color="auto" w:sz="18" w:space="0"/>
+          <w:left w:val="nil"/>
+          <w:bottom w:val="single" w:color="auto" w:sz="18" w:space="0"/>
           <w:right w:val="nil"/>
           <w:insideH w:val="nil"/>
           <w:insideV w:val="nil"/>
@@ -6886,9 +8639,9 @@
       <w:tblPr/>
       <w:tcPr>
         <w:tcBorders>
-          <w:top w:val="double" w:sz="6" w:space="0" w:color="auto"/>
-          <w:left w:val="nil"/>
-          <w:bottom w:val="single" w:sz="18" w:space="0" w:color="auto"/>
+          <w:top w:val="double" w:color="auto" w:sz="6" w:space="0"/>
+          <w:left w:val="nil"/>
+          <w:bottom w:val="single" w:color="auto" w:sz="18" w:space="0"/>
           <w:right w:val="nil"/>
           <w:insideH w:val="nil"/>
           <w:insideV w:val="nil"/>
@@ -6907,7 +8660,7 @@
         <w:tcBorders>
           <w:top w:val="nil"/>
           <w:left w:val="nil"/>
-          <w:bottom w:val="single" w:sz="18" w:space="0" w:color="auto"/>
+          <w:bottom w:val="single" w:color="auto" w:sz="18" w:space="0"/>
           <w:right w:val="nil"/>
           <w:insideH w:val="nil"/>
           <w:insideV w:val="nil"/>
@@ -6954,9 +8707,9 @@
       <w:tblPr/>
       <w:tcPr>
         <w:tcBorders>
-          <w:top w:val="single" w:sz="18" w:space="0" w:color="auto"/>
-          <w:left w:val="nil"/>
-          <w:bottom w:val="single" w:sz="18" w:space="0" w:color="auto"/>
+          <w:top w:val="single" w:color="auto" w:sz="18" w:space="0"/>
+          <w:left w:val="nil"/>
+          <w:bottom w:val="single" w:color="auto" w:sz="18" w:space="0"/>
           <w:right w:val="nil"/>
           <w:insideH w:val="nil"/>
           <w:insideV w:val="nil"/>
@@ -6970,9 +8723,9 @@
       <w:tblPr/>
       <w:tcPr>
         <w:tcBorders>
-          <w:top w:val="single" w:sz="18" w:space="0" w:color="auto"/>
-          <w:left w:val="nil"/>
-          <w:bottom w:val="single" w:sz="18" w:space="0" w:color="auto"/>
+          <w:top w:val="single" w:color="auto" w:sz="18" w:space="0"/>
+          <w:left w:val="nil"/>
+          <w:bottom w:val="single" w:color="auto" w:sz="18" w:space="0"/>
           <w:right w:val="nil"/>
           <w:insideH w:val="nil"/>
           <w:insideV w:val="nil"/>
@@ -6993,8 +8746,8 @@
       <w:tblStyleColBandSize w:val="1"/>
       <w:tblInd w:w="0" w:type="dxa"/>
       <w:tblBorders>
-        <w:top w:val="single" w:sz="18" w:space="0" w:color="auto"/>
-        <w:bottom w:val="single" w:sz="18" w:space="0" w:color="auto"/>
+        <w:top w:val="single" w:color="auto" w:sz="18" w:space="0"/>
+        <w:bottom w:val="single" w:color="auto" w:sz="18" w:space="0"/>
       </w:tblBorders>
       <w:tblCellMar>
         <w:top w:w="0" w:type="dxa"/>
@@ -7015,9 +8768,9 @@
       <w:tblPr/>
       <w:tcPr>
         <w:tcBorders>
-          <w:top w:val="single" w:sz="18" w:space="0" w:color="auto"/>
-          <w:left w:val="nil"/>
-          <w:bottom w:val="single" w:sz="18" w:space="0" w:color="auto"/>
+          <w:top w:val="single" w:color="auto" w:sz="18" w:space="0"/>
+          <w:left w:val="nil"/>
+          <w:bottom w:val="single" w:color="auto" w:sz="18" w:space="0"/>
           <w:right w:val="nil"/>
           <w:insideH w:val="nil"/>
           <w:insideV w:val="nil"/>
@@ -7035,9 +8788,9 @@
       <w:tblPr/>
       <w:tcPr>
         <w:tcBorders>
-          <w:top w:val="double" w:sz="6" w:space="0" w:color="auto"/>
-          <w:left w:val="nil"/>
-          <w:bottom w:val="single" w:sz="18" w:space="0" w:color="auto"/>
+          <w:top w:val="double" w:color="auto" w:sz="6" w:space="0"/>
+          <w:left w:val="nil"/>
+          <w:bottom w:val="single" w:color="auto" w:sz="18" w:space="0"/>
           <w:right w:val="nil"/>
           <w:insideH w:val="nil"/>
           <w:insideV w:val="nil"/>
@@ -7056,7 +8809,7 @@
         <w:tcBorders>
           <w:top w:val="nil"/>
           <w:left w:val="nil"/>
-          <w:bottom w:val="single" w:sz="18" w:space="0" w:color="auto"/>
+          <w:bottom w:val="single" w:color="auto" w:sz="18" w:space="0"/>
           <w:right w:val="nil"/>
           <w:insideH w:val="nil"/>
           <w:insideV w:val="nil"/>
@@ -7103,9 +8856,9 @@
       <w:tblPr/>
       <w:tcPr>
         <w:tcBorders>
-          <w:top w:val="single" w:sz="18" w:space="0" w:color="auto"/>
-          <w:left w:val="nil"/>
-          <w:bottom w:val="single" w:sz="18" w:space="0" w:color="auto"/>
+          <w:top w:val="single" w:color="auto" w:sz="18" w:space="0"/>
+          <w:left w:val="nil"/>
+          <w:bottom w:val="single" w:color="auto" w:sz="18" w:space="0"/>
           <w:right w:val="nil"/>
           <w:insideH w:val="nil"/>
           <w:insideV w:val="nil"/>
@@ -7119,9 +8872,9 @@
       <w:tblPr/>
       <w:tcPr>
         <w:tcBorders>
-          <w:top w:val="single" w:sz="18" w:space="0" w:color="auto"/>
-          <w:left w:val="nil"/>
-          <w:bottom w:val="single" w:sz="18" w:space="0" w:color="auto"/>
+          <w:top w:val="single" w:color="auto" w:sz="18" w:space="0"/>
+          <w:left w:val="nil"/>
+          <w:bottom w:val="single" w:color="auto" w:sz="18" w:space="0"/>
           <w:right w:val="nil"/>
           <w:insideH w:val="nil"/>
           <w:insideV w:val="nil"/>
@@ -7142,8 +8895,8 @@
       <w:tblStyleColBandSize w:val="1"/>
       <w:tblInd w:w="0" w:type="dxa"/>
       <w:tblBorders>
-        <w:top w:val="single" w:sz="18" w:space="0" w:color="auto"/>
-        <w:bottom w:val="single" w:sz="18" w:space="0" w:color="auto"/>
+        <w:top w:val="single" w:color="auto" w:sz="18" w:space="0"/>
+        <w:bottom w:val="single" w:color="auto" w:sz="18" w:space="0"/>
       </w:tblBorders>
       <w:tblCellMar>
         <w:top w:w="0" w:type="dxa"/>
@@ -7164,9 +8917,9 @@
       <w:tblPr/>
       <w:tcPr>
         <w:tcBorders>
-          <w:top w:val="single" w:sz="18" w:space="0" w:color="auto"/>
-          <w:left w:val="nil"/>
-          <w:bottom w:val="single" w:sz="18" w:space="0" w:color="auto"/>
+          <w:top w:val="single" w:color="auto" w:sz="18" w:space="0"/>
+          <w:left w:val="nil"/>
+          <w:bottom w:val="single" w:color="auto" w:sz="18" w:space="0"/>
           <w:right w:val="nil"/>
           <w:insideH w:val="nil"/>
           <w:insideV w:val="nil"/>
@@ -7184,9 +8937,9 @@
       <w:tblPr/>
       <w:tcPr>
         <w:tcBorders>
-          <w:top w:val="double" w:sz="6" w:space="0" w:color="auto"/>
-          <w:left w:val="nil"/>
-          <w:bottom w:val="single" w:sz="18" w:space="0" w:color="auto"/>
+          <w:top w:val="double" w:color="auto" w:sz="6" w:space="0"/>
+          <w:left w:val="nil"/>
+          <w:bottom w:val="single" w:color="auto" w:sz="18" w:space="0"/>
           <w:right w:val="nil"/>
           <w:insideH w:val="nil"/>
           <w:insideV w:val="nil"/>
@@ -7205,7 +8958,7 @@
         <w:tcBorders>
           <w:top w:val="nil"/>
           <w:left w:val="nil"/>
-          <w:bottom w:val="single" w:sz="18" w:space="0" w:color="auto"/>
+          <w:bottom w:val="single" w:color="auto" w:sz="18" w:space="0"/>
           <w:right w:val="nil"/>
           <w:insideH w:val="nil"/>
           <w:insideV w:val="nil"/>
@@ -7252,9 +9005,9 @@
       <w:tblPr/>
       <w:tcPr>
         <w:tcBorders>
-          <w:top w:val="single" w:sz="18" w:space="0" w:color="auto"/>
-          <w:left w:val="nil"/>
-          <w:bottom w:val="single" w:sz="18" w:space="0" w:color="auto"/>
+          <w:top w:val="single" w:color="auto" w:sz="18" w:space="0"/>
+          <w:left w:val="nil"/>
+          <w:bottom w:val="single" w:color="auto" w:sz="18" w:space="0"/>
           <w:right w:val="nil"/>
           <w:insideH w:val="nil"/>
           <w:insideV w:val="nil"/>
@@ -7268,9 +9021,9 @@
       <w:tblPr/>
       <w:tcPr>
         <w:tcBorders>
-          <w:top w:val="single" w:sz="18" w:space="0" w:color="auto"/>
-          <w:left w:val="nil"/>
-          <w:bottom w:val="single" w:sz="18" w:space="0" w:color="auto"/>
+          <w:top w:val="single" w:color="auto" w:sz="18" w:space="0"/>
+          <w:left w:val="nil"/>
+          <w:bottom w:val="single" w:color="auto" w:sz="18" w:space="0"/>
           <w:right w:val="nil"/>
           <w:insideH w:val="nil"/>
           <w:insideV w:val="nil"/>
@@ -7291,8 +9044,8 @@
       <w:tblStyleColBandSize w:val="1"/>
       <w:tblInd w:w="0" w:type="dxa"/>
       <w:tblBorders>
-        <w:top w:val="single" w:sz="18" w:space="0" w:color="auto"/>
-        <w:bottom w:val="single" w:sz="18" w:space="0" w:color="auto"/>
+        <w:top w:val="single" w:color="auto" w:sz="18" w:space="0"/>
+        <w:bottom w:val="single" w:color="auto" w:sz="18" w:space="0"/>
       </w:tblBorders>
       <w:tblCellMar>
         <w:top w:w="0" w:type="dxa"/>
@@ -7313,9 +9066,9 @@
       <w:tblPr/>
       <w:tcPr>
         <w:tcBorders>
-          <w:top w:val="single" w:sz="18" w:space="0" w:color="auto"/>
-          <w:left w:val="nil"/>
-          <w:bottom w:val="single" w:sz="18" w:space="0" w:color="auto"/>
+          <w:top w:val="single" w:color="auto" w:sz="18" w:space="0"/>
+          <w:left w:val="nil"/>
+          <w:bottom w:val="single" w:color="auto" w:sz="18" w:space="0"/>
           <w:right w:val="nil"/>
           <w:insideH w:val="nil"/>
           <w:insideV w:val="nil"/>
@@ -7333,9 +9086,9 @@
       <w:tblPr/>
       <w:tcPr>
         <w:tcBorders>
-          <w:top w:val="double" w:sz="6" w:space="0" w:color="auto"/>
-          <w:left w:val="nil"/>
-          <w:bottom w:val="single" w:sz="18" w:space="0" w:color="auto"/>
+          <w:top w:val="double" w:color="auto" w:sz="6" w:space="0"/>
+          <w:left w:val="nil"/>
+          <w:bottom w:val="single" w:color="auto" w:sz="18" w:space="0"/>
           <w:right w:val="nil"/>
           <w:insideH w:val="nil"/>
           <w:insideV w:val="nil"/>
@@ -7354,7 +9107,7 @@
         <w:tcBorders>
           <w:top w:val="nil"/>
           <w:left w:val="nil"/>
-          <w:bottom w:val="single" w:sz="18" w:space="0" w:color="auto"/>
+          <w:bottom w:val="single" w:color="auto" w:sz="18" w:space="0"/>
           <w:right w:val="nil"/>
           <w:insideH w:val="nil"/>
           <w:insideV w:val="nil"/>
@@ -7401,9 +9154,9 @@
       <w:tblPr/>
       <w:tcPr>
         <w:tcBorders>
-          <w:top w:val="single" w:sz="18" w:space="0" w:color="auto"/>
-          <w:left w:val="nil"/>
-          <w:bottom w:val="single" w:sz="18" w:space="0" w:color="auto"/>
+          <w:top w:val="single" w:color="auto" w:sz="18" w:space="0"/>
+          <w:left w:val="nil"/>
+          <w:bottom w:val="single" w:color="auto" w:sz="18" w:space="0"/>
           <w:right w:val="nil"/>
           <w:insideH w:val="nil"/>
           <w:insideV w:val="nil"/>
@@ -7417,9 +9170,9 @@
       <w:tblPr/>
       <w:tcPr>
         <w:tcBorders>
-          <w:top w:val="single" w:sz="18" w:space="0" w:color="auto"/>
-          <w:left w:val="nil"/>
-          <w:bottom w:val="single" w:sz="18" w:space="0" w:color="auto"/>
+          <w:top w:val="single" w:color="auto" w:sz="18" w:space="0"/>
+          <w:left w:val="nil"/>
+          <w:bottom w:val="single" w:color="auto" w:sz="18" w:space="0"/>
           <w:right w:val="nil"/>
           <w:insideH w:val="nil"/>
           <w:insideV w:val="nil"/>
@@ -7440,8 +9193,8 @@
       <w:tblStyleColBandSize w:val="1"/>
       <w:tblInd w:w="0" w:type="dxa"/>
       <w:tblBorders>
-        <w:top w:val="single" w:sz="18" w:space="0" w:color="auto"/>
-        <w:bottom w:val="single" w:sz="18" w:space="0" w:color="auto"/>
+        <w:top w:val="single" w:color="auto" w:sz="18" w:space="0"/>
+        <w:bottom w:val="single" w:color="auto" w:sz="18" w:space="0"/>
       </w:tblBorders>
       <w:tblCellMar>
         <w:top w:w="0" w:type="dxa"/>
@@ -7462,9 +9215,9 @@
       <w:tblPr/>
       <w:tcPr>
         <w:tcBorders>
-          <w:top w:val="single" w:sz="18" w:space="0" w:color="auto"/>
-          <w:left w:val="nil"/>
-          <w:bottom w:val="single" w:sz="18" w:space="0" w:color="auto"/>
+          <w:top w:val="single" w:color="auto" w:sz="18" w:space="0"/>
+          <w:left w:val="nil"/>
+          <w:bottom w:val="single" w:color="auto" w:sz="18" w:space="0"/>
           <w:right w:val="nil"/>
           <w:insideH w:val="nil"/>
           <w:insideV w:val="nil"/>
@@ -7482,9 +9235,9 @@
       <w:tblPr/>
       <w:tcPr>
         <w:tcBorders>
-          <w:top w:val="double" w:sz="6" w:space="0" w:color="auto"/>
-          <w:left w:val="nil"/>
-          <w:bottom w:val="single" w:sz="18" w:space="0" w:color="auto"/>
+          <w:top w:val="double" w:color="auto" w:sz="6" w:space="0"/>
+          <w:left w:val="nil"/>
+          <w:bottom w:val="single" w:color="auto" w:sz="18" w:space="0"/>
           <w:right w:val="nil"/>
           <w:insideH w:val="nil"/>
           <w:insideV w:val="nil"/>
@@ -7503,7 +9256,7 @@
         <w:tcBorders>
           <w:top w:val="nil"/>
           <w:left w:val="nil"/>
-          <w:bottom w:val="single" w:sz="18" w:space="0" w:color="auto"/>
+          <w:bottom w:val="single" w:color="auto" w:sz="18" w:space="0"/>
           <w:right w:val="nil"/>
           <w:insideH w:val="nil"/>
           <w:insideV w:val="nil"/>
@@ -7550,9 +9303,9 @@
       <w:tblPr/>
       <w:tcPr>
         <w:tcBorders>
-          <w:top w:val="single" w:sz="18" w:space="0" w:color="auto"/>
-          <w:left w:val="nil"/>
-          <w:bottom w:val="single" w:sz="18" w:space="0" w:color="auto"/>
+          <w:top w:val="single" w:color="auto" w:sz="18" w:space="0"/>
+          <w:left w:val="nil"/>
+          <w:bottom w:val="single" w:color="auto" w:sz="18" w:space="0"/>
           <w:right w:val="nil"/>
           <w:insideH w:val="nil"/>
           <w:insideV w:val="nil"/>
@@ -7566,9 +9319,9 @@
       <w:tblPr/>
       <w:tcPr>
         <w:tcBorders>
-          <w:top w:val="single" w:sz="18" w:space="0" w:color="auto"/>
-          <w:left w:val="nil"/>
-          <w:bottom w:val="single" w:sz="18" w:space="0" w:color="auto"/>
+          <w:top w:val="single" w:color="auto" w:sz="18" w:space="0"/>
+          <w:left w:val="nil"/>
+          <w:bottom w:val="single" w:color="auto" w:sz="18" w:space="0"/>
           <w:right w:val="nil"/>
           <w:insideH w:val="nil"/>
           <w:insideV w:val="nil"/>
@@ -7592,8 +9345,8 @@
       <w:tblStyleColBandSize w:val="1"/>
       <w:tblInd w:w="0" w:type="dxa"/>
       <w:tblBorders>
-        <w:top w:val="single" w:sz="8" w:space="0" w:color="000000" w:themeColor="text1"/>
-        <w:bottom w:val="single" w:sz="8" w:space="0" w:color="000000" w:themeColor="text1"/>
+        <w:top w:val="single" w:color="000000" w:themeColor="text1" w:sz="8" w:space="0"/>
+        <w:bottom w:val="single" w:color="000000" w:themeColor="text1" w:sz="8" w:space="0"/>
       </w:tblBorders>
       <w:tblCellMar>
         <w:top w:w="0" w:type="dxa"/>
@@ -7604,13 +9357,13 @@
     </w:tblPr>
     <w:tblStylePr w:type="firstRow">
       <w:rPr>
-        <w:rFonts w:asciiTheme="majorHAnsi" w:eastAsiaTheme="majorEastAsia" w:hAnsiTheme="majorHAnsi" w:cstheme="majorBidi"/>
+        <w:rFonts w:asciiTheme="majorHAnsi" w:hAnsiTheme="majorHAnsi" w:eastAsiaTheme="majorEastAsia" w:cstheme="majorBidi"/>
       </w:rPr>
       <w:tblPr/>
       <w:tcPr>
         <w:tcBorders>
           <w:top w:val="nil"/>
-          <w:bottom w:val="single" w:sz="8" w:space="0" w:color="000000" w:themeColor="text1"/>
+          <w:bottom w:val="single" w:color="000000" w:themeColor="text1" w:sz="8" w:space="0"/>
         </w:tcBorders>
       </w:tcPr>
     </w:tblStylePr>
@@ -7623,8 +9376,8 @@
       <w:tblPr/>
       <w:tcPr>
         <w:tcBorders>
-          <w:top w:val="single" w:sz="8" w:space="0" w:color="000000" w:themeColor="text1"/>
-          <w:bottom w:val="single" w:sz="8" w:space="0" w:color="000000" w:themeColor="text1"/>
+          <w:top w:val="single" w:color="000000" w:themeColor="text1" w:sz="8" w:space="0"/>
+          <w:bottom w:val="single" w:color="000000" w:themeColor="text1" w:sz="8" w:space="0"/>
         </w:tcBorders>
       </w:tcPr>
     </w:tblStylePr>
@@ -7642,8 +9395,8 @@
       <w:tblPr/>
       <w:tcPr>
         <w:tcBorders>
-          <w:top w:val="single" w:sz="8" w:space="0" w:color="000000" w:themeColor="text1"/>
-          <w:bottom w:val="single" w:sz="8" w:space="0" w:color="000000" w:themeColor="text1"/>
+          <w:top w:val="single" w:color="000000" w:themeColor="text1" w:sz="8" w:space="0"/>
+          <w:bottom w:val="single" w:color="000000" w:themeColor="text1" w:sz="8" w:space="0"/>
         </w:tcBorders>
       </w:tcPr>
     </w:tblStylePr>
@@ -7676,8 +9429,8 @@
       <w:tblStyleColBandSize w:val="1"/>
       <w:tblInd w:w="0" w:type="dxa"/>
       <w:tblBorders>
-        <w:top w:val="single" w:sz="8" w:space="0" w:color="4F81BD" w:themeColor="accent1"/>
-        <w:bottom w:val="single" w:sz="8" w:space="0" w:color="4F81BD" w:themeColor="accent1"/>
+        <w:top w:val="single" w:color="4F81BD" w:themeColor="accent1" w:sz="8" w:space="0"/>
+        <w:bottom w:val="single" w:color="4F81BD" w:themeColor="accent1" w:sz="8" w:space="0"/>
       </w:tblBorders>
       <w:tblCellMar>
         <w:top w:w="0" w:type="dxa"/>
@@ -7688,13 +9441,13 @@
     </w:tblPr>
     <w:tblStylePr w:type="firstRow">
       <w:rPr>
-        <w:rFonts w:asciiTheme="majorHAnsi" w:eastAsiaTheme="majorEastAsia" w:hAnsiTheme="majorHAnsi" w:cstheme="majorBidi"/>
+        <w:rFonts w:asciiTheme="majorHAnsi" w:hAnsiTheme="majorHAnsi" w:eastAsiaTheme="majorEastAsia" w:cstheme="majorBidi"/>
       </w:rPr>
       <w:tblPr/>
       <w:tcPr>
         <w:tcBorders>
           <w:top w:val="nil"/>
-          <w:bottom w:val="single" w:sz="8" w:space="0" w:color="4F81BD" w:themeColor="accent1"/>
+          <w:bottom w:val="single" w:color="4F81BD" w:themeColor="accent1" w:sz="8" w:space="0"/>
         </w:tcBorders>
       </w:tcPr>
     </w:tblStylePr>
@@ -7707,8 +9460,8 @@
       <w:tblPr/>
       <w:tcPr>
         <w:tcBorders>
-          <w:top w:val="single" w:sz="8" w:space="0" w:color="4F81BD" w:themeColor="accent1"/>
-          <w:bottom w:val="single" w:sz="8" w:space="0" w:color="4F81BD" w:themeColor="accent1"/>
+          <w:top w:val="single" w:color="4F81BD" w:themeColor="accent1" w:sz="8" w:space="0"/>
+          <w:bottom w:val="single" w:color="4F81BD" w:themeColor="accent1" w:sz="8" w:space="0"/>
         </w:tcBorders>
       </w:tcPr>
     </w:tblStylePr>
@@ -7726,8 +9479,8 @@
       <w:tblPr/>
       <w:tcPr>
         <w:tcBorders>
-          <w:top w:val="single" w:sz="8" w:space="0" w:color="4F81BD" w:themeColor="accent1"/>
-          <w:bottom w:val="single" w:sz="8" w:space="0" w:color="4F81BD" w:themeColor="accent1"/>
+          <w:top w:val="single" w:color="4F81BD" w:themeColor="accent1" w:sz="8" w:space="0"/>
+          <w:bottom w:val="single" w:color="4F81BD" w:themeColor="accent1" w:sz="8" w:space="0"/>
         </w:tcBorders>
       </w:tcPr>
     </w:tblStylePr>
@@ -7760,8 +9513,8 @@
       <w:tblStyleColBandSize w:val="1"/>
       <w:tblInd w:w="0" w:type="dxa"/>
       <w:tblBorders>
-        <w:top w:val="single" w:sz="8" w:space="0" w:color="C0504D" w:themeColor="accent2"/>
-        <w:bottom w:val="single" w:sz="8" w:space="0" w:color="C0504D" w:themeColor="accent2"/>
+        <w:top w:val="single" w:color="C0504D" w:themeColor="accent2" w:sz="8" w:space="0"/>
+        <w:bottom w:val="single" w:color="C0504D" w:themeColor="accent2" w:sz="8" w:space="0"/>
       </w:tblBorders>
       <w:tblCellMar>
         <w:top w:w="0" w:type="dxa"/>
@@ -7772,13 +9525,13 @@
     </w:tblPr>
     <w:tblStylePr w:type="firstRow">
       <w:rPr>
-        <w:rFonts w:asciiTheme="majorHAnsi" w:eastAsiaTheme="majorEastAsia" w:hAnsiTheme="majorHAnsi" w:cstheme="majorBidi"/>
+        <w:rFonts w:asciiTheme="majorHAnsi" w:hAnsiTheme="majorHAnsi" w:eastAsiaTheme="majorEastAsia" w:cstheme="majorBidi"/>
       </w:rPr>
       <w:tblPr/>
       <w:tcPr>
         <w:tcBorders>
           <w:top w:val="nil"/>
-          <w:bottom w:val="single" w:sz="8" w:space="0" w:color="C0504D" w:themeColor="accent2"/>
+          <w:bottom w:val="single" w:color="C0504D" w:themeColor="accent2" w:sz="8" w:space="0"/>
         </w:tcBorders>
       </w:tcPr>
     </w:tblStylePr>
@@ -7791,8 +9544,8 @@
       <w:tblPr/>
       <w:tcPr>
         <w:tcBorders>
-          <w:top w:val="single" w:sz="8" w:space="0" w:color="C0504D" w:themeColor="accent2"/>
-          <w:bottom w:val="single" w:sz="8" w:space="0" w:color="C0504D" w:themeColor="accent2"/>
+          <w:top w:val="single" w:color="C0504D" w:themeColor="accent2" w:sz="8" w:space="0"/>
+          <w:bottom w:val="single" w:color="C0504D" w:themeColor="accent2" w:sz="8" w:space="0"/>
         </w:tcBorders>
       </w:tcPr>
     </w:tblStylePr>
@@ -7810,8 +9563,8 @@
       <w:tblPr/>
       <w:tcPr>
         <w:tcBorders>
-          <w:top w:val="single" w:sz="8" w:space="0" w:color="C0504D" w:themeColor="accent2"/>
-          <w:bottom w:val="single" w:sz="8" w:space="0" w:color="C0504D" w:themeColor="accent2"/>
+          <w:top w:val="single" w:color="C0504D" w:themeColor="accent2" w:sz="8" w:space="0"/>
+          <w:bottom w:val="single" w:color="C0504D" w:themeColor="accent2" w:sz="8" w:space="0"/>
         </w:tcBorders>
       </w:tcPr>
     </w:tblStylePr>
@@ -7844,8 +9597,8 @@
       <w:tblStyleColBandSize w:val="1"/>
       <w:tblInd w:w="0" w:type="dxa"/>
       <w:tblBorders>
-        <w:top w:val="single" w:sz="8" w:space="0" w:color="9BBB59" w:themeColor="accent3"/>
-        <w:bottom w:val="single" w:sz="8" w:space="0" w:color="9BBB59" w:themeColor="accent3"/>
+        <w:top w:val="single" w:color="9BBB59" w:themeColor="accent3" w:sz="8" w:space="0"/>
+        <w:bottom w:val="single" w:color="9BBB59" w:themeColor="accent3" w:sz="8" w:space="0"/>
       </w:tblBorders>
       <w:tblCellMar>
         <w:top w:w="0" w:type="dxa"/>
@@ -7856,13 +9609,13 @@
     </w:tblPr>
     <w:tblStylePr w:type="firstRow">
       <w:rPr>
-        <w:rFonts w:asciiTheme="majorHAnsi" w:eastAsiaTheme="majorEastAsia" w:hAnsiTheme="majorHAnsi" w:cstheme="majorBidi"/>
+        <w:rFonts w:asciiTheme="majorHAnsi" w:hAnsiTheme="majorHAnsi" w:eastAsiaTheme="majorEastAsia" w:cstheme="majorBidi"/>
       </w:rPr>
       <w:tblPr/>
       <w:tcPr>
         <w:tcBorders>
           <w:top w:val="nil"/>
-          <w:bottom w:val="single" w:sz="8" w:space="0" w:color="9BBB59" w:themeColor="accent3"/>
+          <w:bottom w:val="single" w:color="9BBB59" w:themeColor="accent3" w:sz="8" w:space="0"/>
         </w:tcBorders>
       </w:tcPr>
     </w:tblStylePr>
@@ -7875,8 +9628,8 @@
       <w:tblPr/>
       <w:tcPr>
         <w:tcBorders>
-          <w:top w:val="single" w:sz="8" w:space="0" w:color="9BBB59" w:themeColor="accent3"/>
-          <w:bottom w:val="single" w:sz="8" w:space="0" w:color="9BBB59" w:themeColor="accent3"/>
+          <w:top w:val="single" w:color="9BBB59" w:themeColor="accent3" w:sz="8" w:space="0"/>
+          <w:bottom w:val="single" w:color="9BBB59" w:themeColor="accent3" w:sz="8" w:space="0"/>
         </w:tcBorders>
       </w:tcPr>
     </w:tblStylePr>
@@ -7894,8 +9647,8 @@
       <w:tblPr/>
       <w:tcPr>
         <w:tcBorders>
-          <w:top w:val="single" w:sz="8" w:space="0" w:color="9BBB59" w:themeColor="accent3"/>
-          <w:bottom w:val="single" w:sz="8" w:space="0" w:color="9BBB59" w:themeColor="accent3"/>
+          <w:top w:val="single" w:color="9BBB59" w:themeColor="accent3" w:sz="8" w:space="0"/>
+          <w:bottom w:val="single" w:color="9BBB59" w:themeColor="accent3" w:sz="8" w:space="0"/>
         </w:tcBorders>
       </w:tcPr>
     </w:tblStylePr>
@@ -7928,8 +9681,8 @@
       <w:tblStyleColBandSize w:val="1"/>
       <w:tblInd w:w="0" w:type="dxa"/>
       <w:tblBorders>
-        <w:top w:val="single" w:sz="8" w:space="0" w:color="8064A2" w:themeColor="accent4"/>
-        <w:bottom w:val="single" w:sz="8" w:space="0" w:color="8064A2" w:themeColor="accent4"/>
+        <w:top w:val="single" w:color="8064A2" w:themeColor="accent4" w:sz="8" w:space="0"/>
+        <w:bottom w:val="single" w:color="8064A2" w:themeColor="accent4" w:sz="8" w:space="0"/>
       </w:tblBorders>
       <w:tblCellMar>
         <w:top w:w="0" w:type="dxa"/>
@@ -7940,13 +9693,13 @@
     </w:tblPr>
     <w:tblStylePr w:type="firstRow">
       <w:rPr>
-        <w:rFonts w:asciiTheme="majorHAnsi" w:eastAsiaTheme="majorEastAsia" w:hAnsiTheme="majorHAnsi" w:cstheme="majorBidi"/>
+        <w:rFonts w:asciiTheme="majorHAnsi" w:hAnsiTheme="majorHAnsi" w:eastAsiaTheme="majorEastAsia" w:cstheme="majorBidi"/>
       </w:rPr>
       <w:tblPr/>
       <w:tcPr>
         <w:tcBorders>
           <w:top w:val="nil"/>
-          <w:bottom w:val="single" w:sz="8" w:space="0" w:color="8064A2" w:themeColor="accent4"/>
+          <w:bottom w:val="single" w:color="8064A2" w:themeColor="accent4" w:sz="8" w:space="0"/>
         </w:tcBorders>
       </w:tcPr>
     </w:tblStylePr>
@@ -7959,8 +9712,8 @@
       <w:tblPr/>
       <w:tcPr>
         <w:tcBorders>
-          <w:top w:val="single" w:sz="8" w:space="0" w:color="8064A2" w:themeColor="accent4"/>
-          <w:bottom w:val="single" w:sz="8" w:space="0" w:color="8064A2" w:themeColor="accent4"/>
+          <w:top w:val="single" w:color="8064A2" w:themeColor="accent4" w:sz="8" w:space="0"/>
+          <w:bottom w:val="single" w:color="8064A2" w:themeColor="accent4" w:sz="8" w:space="0"/>
         </w:tcBorders>
       </w:tcPr>
     </w:tblStylePr>
@@ -7978,8 +9731,8 @@
       <w:tblPr/>
       <w:tcPr>
         <w:tcBorders>
-          <w:top w:val="single" w:sz="8" w:space="0" w:color="8064A2" w:themeColor="accent4"/>
-          <w:bottom w:val="single" w:sz="8" w:space="0" w:color="8064A2" w:themeColor="accent4"/>
+          <w:top w:val="single" w:color="8064A2" w:themeColor="accent4" w:sz="8" w:space="0"/>
+          <w:bottom w:val="single" w:color="8064A2" w:themeColor="accent4" w:sz="8" w:space="0"/>
         </w:tcBorders>
       </w:tcPr>
     </w:tblStylePr>
@@ -8012,8 +9765,8 @@
       <w:tblStyleColBandSize w:val="1"/>
       <w:tblInd w:w="0" w:type="dxa"/>
       <w:tblBorders>
-        <w:top w:val="single" w:sz="8" w:space="0" w:color="4BACC6" w:themeColor="accent5"/>
-        <w:bottom w:val="single" w:sz="8" w:space="0" w:color="4BACC6" w:themeColor="accent5"/>
+        <w:top w:val="single" w:color="4BACC6" w:themeColor="accent5" w:sz="8" w:space="0"/>
+        <w:bottom w:val="single" w:color="4BACC6" w:themeColor="accent5" w:sz="8" w:space="0"/>
       </w:tblBorders>
       <w:tblCellMar>
         <w:top w:w="0" w:type="dxa"/>
@@ -8024,13 +9777,13 @@
     </w:tblPr>
     <w:tblStylePr w:type="firstRow">
       <w:rPr>
-        <w:rFonts w:asciiTheme="majorHAnsi" w:eastAsiaTheme="majorEastAsia" w:hAnsiTheme="majorHAnsi" w:cstheme="majorBidi"/>
+        <w:rFonts w:asciiTheme="majorHAnsi" w:hAnsiTheme="majorHAnsi" w:eastAsiaTheme="majorEastAsia" w:cstheme="majorBidi"/>
       </w:rPr>
       <w:tblPr/>
       <w:tcPr>
         <w:tcBorders>
           <w:top w:val="nil"/>
-          <w:bottom w:val="single" w:sz="8" w:space="0" w:color="4BACC6" w:themeColor="accent5"/>
+          <w:bottom w:val="single" w:color="4BACC6" w:themeColor="accent5" w:sz="8" w:space="0"/>
         </w:tcBorders>
       </w:tcPr>
     </w:tblStylePr>
@@ -8043,8 +9796,8 @@
       <w:tblPr/>
       <w:tcPr>
         <w:tcBorders>
-          <w:top w:val="single" w:sz="8" w:space="0" w:color="4BACC6" w:themeColor="accent5"/>
-          <w:bottom w:val="single" w:sz="8" w:space="0" w:color="4BACC6" w:themeColor="accent5"/>
+          <w:top w:val="single" w:color="4BACC6" w:themeColor="accent5" w:sz="8" w:space="0"/>
+          <w:bottom w:val="single" w:color="4BACC6" w:themeColor="accent5" w:sz="8" w:space="0"/>
         </w:tcBorders>
       </w:tcPr>
     </w:tblStylePr>
@@ -8062,8 +9815,8 @@
       <w:tblPr/>
       <w:tcPr>
         <w:tcBorders>
-          <w:top w:val="single" w:sz="8" w:space="0" w:color="4BACC6" w:themeColor="accent5"/>
-          <w:bottom w:val="single" w:sz="8" w:space="0" w:color="4BACC6" w:themeColor="accent5"/>
+          <w:top w:val="single" w:color="4BACC6" w:themeColor="accent5" w:sz="8" w:space="0"/>
+          <w:bottom w:val="single" w:color="4BACC6" w:themeColor="accent5" w:sz="8" w:space="0"/>
         </w:tcBorders>
       </w:tcPr>
     </w:tblStylePr>
@@ -8096,8 +9849,8 @@
       <w:tblStyleColBandSize w:val="1"/>
       <w:tblInd w:w="0" w:type="dxa"/>
       <w:tblBorders>
-        <w:top w:val="single" w:sz="8" w:space="0" w:color="F79646" w:themeColor="accent6"/>
-        <w:bottom w:val="single" w:sz="8" w:space="0" w:color="F79646" w:themeColor="accent6"/>
+        <w:top w:val="single" w:color="F79646" w:themeColor="accent6" w:sz="8" w:space="0"/>
+        <w:bottom w:val="single" w:color="F79646" w:themeColor="accent6" w:sz="8" w:space="0"/>
       </w:tblBorders>
       <w:tblCellMar>
         <w:top w:w="0" w:type="dxa"/>
@@ -8108,13 +9861,13 @@
     </w:tblPr>
     <w:tblStylePr w:type="firstRow">
       <w:rPr>
-        <w:rFonts w:asciiTheme="majorHAnsi" w:eastAsiaTheme="majorEastAsia" w:hAnsiTheme="majorHAnsi" w:cstheme="majorBidi"/>
+        <w:rFonts w:asciiTheme="majorHAnsi" w:hAnsiTheme="majorHAnsi" w:eastAsiaTheme="majorEastAsia" w:cstheme="majorBidi"/>
       </w:rPr>
       <w:tblPr/>
       <w:tcPr>
         <w:tcBorders>
           <w:top w:val="nil"/>
-          <w:bottom w:val="single" w:sz="8" w:space="0" w:color="F79646" w:themeColor="accent6"/>
+          <w:bottom w:val="single" w:color="F79646" w:themeColor="accent6" w:sz="8" w:space="0"/>
         </w:tcBorders>
       </w:tcPr>
     </w:tblStylePr>
@@ -8127,8 +9880,8 @@
       <w:tblPr/>
       <w:tcPr>
         <w:tcBorders>
-          <w:top w:val="single" w:sz="8" w:space="0" w:color="F79646" w:themeColor="accent6"/>
-          <w:bottom w:val="single" w:sz="8" w:space="0" w:color="F79646" w:themeColor="accent6"/>
+          <w:top w:val="single" w:color="F79646" w:themeColor="accent6" w:sz="8" w:space="0"/>
+          <w:bottom w:val="single" w:color="F79646" w:themeColor="accent6" w:sz="8" w:space="0"/>
         </w:tcBorders>
       </w:tcPr>
     </w:tblStylePr>
@@ -8146,8 +9899,8 @@
       <w:tblPr/>
       <w:tcPr>
         <w:tcBorders>
-          <w:top w:val="single" w:sz="8" w:space="0" w:color="F79646" w:themeColor="accent6"/>
-          <w:bottom w:val="single" w:sz="8" w:space="0" w:color="F79646" w:themeColor="accent6"/>
+          <w:top w:val="single" w:color="F79646" w:themeColor="accent6" w:sz="8" w:space="0"/>
+          <w:bottom w:val="single" w:color="F79646" w:themeColor="accent6" w:sz="8" w:space="0"/>
         </w:tcBorders>
       </w:tcPr>
     </w:tblStylePr>
@@ -8173,7 +9926,7 @@
       <w:spacing w:after="0" w:line="240" w:lineRule="auto"/>
     </w:pPr>
     <w:rPr>
-      <w:rFonts w:asciiTheme="majorHAnsi" w:eastAsiaTheme="majorEastAsia" w:hAnsiTheme="majorHAnsi" w:cstheme="majorBidi"/>
+      <w:rFonts w:asciiTheme="majorHAnsi" w:hAnsiTheme="majorHAnsi" w:eastAsiaTheme="majorEastAsia" w:cstheme="majorBidi"/>
       <w:color w:val="000000" w:themeColor="text1"/>
     </w:rPr>
     <w:tblPr>
@@ -8181,10 +9934,10 @@
       <w:tblStyleColBandSize w:val="1"/>
       <w:tblInd w:w="0" w:type="dxa"/>
       <w:tblBorders>
-        <w:top w:val="single" w:sz="8" w:space="0" w:color="000000" w:themeColor="text1"/>
-        <w:left w:val="single" w:sz="8" w:space="0" w:color="000000" w:themeColor="text1"/>
-        <w:bottom w:val="single" w:sz="8" w:space="0" w:color="000000" w:themeColor="text1"/>
-        <w:right w:val="single" w:sz="8" w:space="0" w:color="000000" w:themeColor="text1"/>
+        <w:top w:val="single" w:color="000000" w:themeColor="text1" w:sz="8" w:space="0"/>
+        <w:left w:val="single" w:color="000000" w:themeColor="text1" w:sz="8" w:space="0"/>
+        <w:bottom w:val="single" w:color="000000" w:themeColor="text1" w:sz="8" w:space="0"/>
+        <w:right w:val="single" w:color="000000" w:themeColor="text1" w:sz="8" w:space="0"/>
       </w:tblBorders>
       <w:tblCellMar>
         <w:top w:w="0" w:type="dxa"/>
@@ -8203,7 +9956,7 @@
         <w:tcBorders>
           <w:top w:val="nil"/>
           <w:left w:val="nil"/>
-          <w:bottom w:val="single" w:sz="24" w:space="0" w:color="000000" w:themeColor="text1"/>
+          <w:bottom w:val="single" w:color="000000" w:themeColor="text1" w:sz="24" w:space="0"/>
           <w:right w:val="nil"/>
           <w:insideH w:val="nil"/>
           <w:insideV w:val="nil"/>
@@ -8215,7 +9968,7 @@
       <w:tblPr/>
       <w:tcPr>
         <w:tcBorders>
-          <w:top w:val="single" w:sz="8" w:space="0" w:color="000000" w:themeColor="text1"/>
+          <w:top w:val="single" w:color="000000" w:themeColor="text1" w:sz="8" w:space="0"/>
           <w:left w:val="nil"/>
           <w:bottom w:val="nil"/>
           <w:right w:val="nil"/>
@@ -8232,7 +9985,7 @@
           <w:top w:val="nil"/>
           <w:left w:val="nil"/>
           <w:bottom w:val="nil"/>
-          <w:right w:val="single" w:sz="8" w:space="0" w:color="000000" w:themeColor="text1"/>
+          <w:right w:val="single" w:color="000000" w:themeColor="text1" w:sz="8" w:space="0"/>
           <w:insideH w:val="nil"/>
           <w:insideV w:val="nil"/>
         </w:tcBorders>
@@ -8244,7 +9997,7 @@
       <w:tcPr>
         <w:tcBorders>
           <w:top w:val="nil"/>
-          <w:left w:val="single" w:sz="8" w:space="0" w:color="000000" w:themeColor="text1"/>
+          <w:left w:val="single" w:color="000000" w:themeColor="text1" w:sz="8" w:space="0"/>
           <w:bottom w:val="nil"/>
           <w:right w:val="nil"/>
           <w:insideH w:val="nil"/>
@@ -8301,7 +10054,7 @@
       <w:spacing w:after="0" w:line="240" w:lineRule="auto"/>
     </w:pPr>
     <w:rPr>
-      <w:rFonts w:asciiTheme="majorHAnsi" w:eastAsiaTheme="majorEastAsia" w:hAnsiTheme="majorHAnsi" w:cstheme="majorBidi"/>
+      <w:rFonts w:asciiTheme="majorHAnsi" w:hAnsiTheme="majorHAnsi" w:eastAsiaTheme="majorEastAsia" w:cstheme="majorBidi"/>
       <w:color w:val="000000" w:themeColor="text1"/>
     </w:rPr>
     <w:tblPr>
@@ -8309,10 +10062,10 @@
       <w:tblStyleColBandSize w:val="1"/>
       <w:tblInd w:w="0" w:type="dxa"/>
       <w:tblBorders>
-        <w:top w:val="single" w:sz="8" w:space="0" w:color="4F81BD" w:themeColor="accent1"/>
-        <w:left w:val="single" w:sz="8" w:space="0" w:color="4F81BD" w:themeColor="accent1"/>
-        <w:bottom w:val="single" w:sz="8" w:space="0" w:color="4F81BD" w:themeColor="accent1"/>
-        <w:right w:val="single" w:sz="8" w:space="0" w:color="4F81BD" w:themeColor="accent1"/>
+        <w:top w:val="single" w:color="4F81BD" w:themeColor="accent1" w:sz="8" w:space="0"/>
+        <w:left w:val="single" w:color="4F81BD" w:themeColor="accent1" w:sz="8" w:space="0"/>
+        <w:bottom w:val="single" w:color="4F81BD" w:themeColor="accent1" w:sz="8" w:space="0"/>
+        <w:right w:val="single" w:color="4F81BD" w:themeColor="accent1" w:sz="8" w:space="0"/>
       </w:tblBorders>
       <w:tblCellMar>
         <w:top w:w="0" w:type="dxa"/>
@@ -8331,7 +10084,7 @@
         <w:tcBorders>
           <w:top w:val="nil"/>
           <w:left w:val="nil"/>
-          <w:bottom w:val="single" w:sz="24" w:space="0" w:color="4F81BD" w:themeColor="accent1"/>
+          <w:bottom w:val="single" w:color="4F81BD" w:themeColor="accent1" w:sz="24" w:space="0"/>
           <w:right w:val="nil"/>
           <w:insideH w:val="nil"/>
           <w:insideV w:val="nil"/>
@@ -8343,7 +10096,7 @@
       <w:tblPr/>
       <w:tcPr>
         <w:tcBorders>
-          <w:top w:val="single" w:sz="8" w:space="0" w:color="4F81BD" w:themeColor="accent1"/>
+          <w:top w:val="single" w:color="4F81BD" w:themeColor="accent1" w:sz="8" w:space="0"/>
           <w:left w:val="nil"/>
           <w:bottom w:val="nil"/>
           <w:right w:val="nil"/>
@@ -8360,7 +10113,7 @@
           <w:top w:val="nil"/>
           <w:left w:val="nil"/>
           <w:bottom w:val="nil"/>
-          <w:right w:val="single" w:sz="8" w:space="0" w:color="4F81BD" w:themeColor="accent1"/>
+          <w:right w:val="single" w:color="4F81BD" w:themeColor="accent1" w:sz="8" w:space="0"/>
           <w:insideH w:val="nil"/>
           <w:insideV w:val="nil"/>
         </w:tcBorders>
@@ -8372,7 +10125,7 @@
       <w:tcPr>
         <w:tcBorders>
           <w:top w:val="nil"/>
-          <w:left w:val="single" w:sz="8" w:space="0" w:color="4F81BD" w:themeColor="accent1"/>
+          <w:left w:val="single" w:color="4F81BD" w:themeColor="accent1" w:sz="8" w:space="0"/>
           <w:bottom w:val="nil"/>
           <w:right w:val="nil"/>
           <w:insideH w:val="nil"/>
@@ -8429,7 +10182,7 @@
       <w:spacing w:after="0" w:line="240" w:lineRule="auto"/>
     </w:pPr>
     <w:rPr>
-      <w:rFonts w:asciiTheme="majorHAnsi" w:eastAsiaTheme="majorEastAsia" w:hAnsiTheme="majorHAnsi" w:cstheme="majorBidi"/>
+      <w:rFonts w:asciiTheme="majorHAnsi" w:hAnsiTheme="majorHAnsi" w:eastAsiaTheme="majorEastAsia" w:cstheme="majorBidi"/>
       <w:color w:val="000000" w:themeColor="text1"/>
     </w:rPr>
     <w:tblPr>
@@ -8437,10 +10190,10 @@
       <w:tblStyleColBandSize w:val="1"/>
       <w:tblInd w:w="0" w:type="dxa"/>
       <w:tblBorders>
-        <w:top w:val="single" w:sz="8" w:space="0" w:color="C0504D" w:themeColor="accent2"/>
-        <w:left w:val="single" w:sz="8" w:space="0" w:color="C0504D" w:themeColor="accent2"/>
-        <w:bottom w:val="single" w:sz="8" w:space="0" w:color="C0504D" w:themeColor="accent2"/>
-        <w:right w:val="single" w:sz="8" w:space="0" w:color="C0504D" w:themeColor="accent2"/>
+        <w:top w:val="single" w:color="C0504D" w:themeColor="accent2" w:sz="8" w:space="0"/>
+        <w:left w:val="single" w:color="C0504D" w:themeColor="accent2" w:sz="8" w:space="0"/>
+        <w:bottom w:val="single" w:color="C0504D" w:themeColor="accent2" w:sz="8" w:space="0"/>
+        <w:right w:val="single" w:color="C0504D" w:themeColor="accent2" w:sz="8" w:space="0"/>
       </w:tblBorders>
       <w:tblCellMar>
         <w:top w:w="0" w:type="dxa"/>
@@ -8459,7 +10212,7 @@
         <w:tcBorders>
           <w:top w:val="nil"/>
           <w:left w:val="nil"/>
-          <w:bottom w:val="single" w:sz="24" w:space="0" w:color="C0504D" w:themeColor="accent2"/>
+          <w:bottom w:val="single" w:color="C0504D" w:themeColor="accent2" w:sz="24" w:space="0"/>
           <w:right w:val="nil"/>
           <w:insideH w:val="nil"/>
           <w:insideV w:val="nil"/>
@@ -8471,7 +10224,7 @@
       <w:tblPr/>
       <w:tcPr>
         <w:tcBorders>
-          <w:top w:val="single" w:sz="8" w:space="0" w:color="C0504D" w:themeColor="accent2"/>
+          <w:top w:val="single" w:color="C0504D" w:themeColor="accent2" w:sz="8" w:space="0"/>
           <w:left w:val="nil"/>
           <w:bottom w:val="nil"/>
           <w:right w:val="nil"/>
@@ -8488,7 +10241,7 @@
           <w:top w:val="nil"/>
           <w:left w:val="nil"/>
           <w:bottom w:val="nil"/>
-          <w:right w:val="single" w:sz="8" w:space="0" w:color="C0504D" w:themeColor="accent2"/>
+          <w:right w:val="single" w:color="C0504D" w:themeColor="accent2" w:sz="8" w:space="0"/>
           <w:insideH w:val="nil"/>
           <w:insideV w:val="nil"/>
         </w:tcBorders>
@@ -8500,7 +10253,7 @@
       <w:tcPr>
         <w:tcBorders>
           <w:top w:val="nil"/>
-          <w:left w:val="single" w:sz="8" w:space="0" w:color="C0504D" w:themeColor="accent2"/>
+          <w:left w:val="single" w:color="C0504D" w:themeColor="accent2" w:sz="8" w:space="0"/>
           <w:bottom w:val="nil"/>
           <w:right w:val="nil"/>
           <w:insideH w:val="nil"/>
@@ -8557,7 +10310,7 @@
       <w:spacing w:after="0" w:line="240" w:lineRule="auto"/>
     </w:pPr>
     <w:rPr>
-      <w:rFonts w:asciiTheme="majorHAnsi" w:eastAsiaTheme="majorEastAsia" w:hAnsiTheme="majorHAnsi" w:cstheme="majorBidi"/>
+      <w:rFonts w:asciiTheme="majorHAnsi" w:hAnsiTheme="majorHAnsi" w:eastAsiaTheme="majorEastAsia" w:cstheme="majorBidi"/>
       <w:color w:val="000000" w:themeColor="text1"/>
     </w:rPr>
     <w:tblPr>
@@ -8565,10 +10318,10 @@
       <w:tblStyleColBandSize w:val="1"/>
       <w:tblInd w:w="0" w:type="dxa"/>
       <w:tblBorders>
-        <w:top w:val="single" w:sz="8" w:space="0" w:color="9BBB59" w:themeColor="accent3"/>
-        <w:left w:val="single" w:sz="8" w:space="0" w:color="9BBB59" w:themeColor="accent3"/>
-        <w:bottom w:val="single" w:sz="8" w:space="0" w:color="9BBB59" w:themeColor="accent3"/>
-        <w:right w:val="single" w:sz="8" w:space="0" w:color="9BBB59" w:themeColor="accent3"/>
+        <w:top w:val="single" w:color="9BBB59" w:themeColor="accent3" w:sz="8" w:space="0"/>
+        <w:left w:val="single" w:color="9BBB59" w:themeColor="accent3" w:sz="8" w:space="0"/>
+        <w:bottom w:val="single" w:color="9BBB59" w:themeColor="accent3" w:sz="8" w:space="0"/>
+        <w:right w:val="single" w:color="9BBB59" w:themeColor="accent3" w:sz="8" w:space="0"/>
       </w:tblBorders>
       <w:tblCellMar>
         <w:top w:w="0" w:type="dxa"/>
@@ -8587,7 +10340,7 @@
         <w:tcBorders>
           <w:top w:val="nil"/>
           <w:left w:val="nil"/>
-          <w:bottom w:val="single" w:sz="24" w:space="0" w:color="9BBB59" w:themeColor="accent3"/>
+          <w:bottom w:val="single" w:color="9BBB59" w:themeColor="accent3" w:sz="24" w:space="0"/>
           <w:right w:val="nil"/>
           <w:insideH w:val="nil"/>
           <w:insideV w:val="nil"/>
@@ -8599,7 +10352,7 @@
       <w:tblPr/>
       <w:tcPr>
         <w:tcBorders>
-          <w:top w:val="single" w:sz="8" w:space="0" w:color="9BBB59" w:themeColor="accent3"/>
+          <w:top w:val="single" w:color="9BBB59" w:themeColor="accent3" w:sz="8" w:space="0"/>
           <w:left w:val="nil"/>
           <w:bottom w:val="nil"/>
           <w:right w:val="nil"/>
@@ -8616,7 +10369,7 @@
           <w:top w:val="nil"/>
           <w:left w:val="nil"/>
           <w:bottom w:val="nil"/>
-          <w:right w:val="single" w:sz="8" w:space="0" w:color="9BBB59" w:themeColor="accent3"/>
+          <w:right w:val="single" w:color="9BBB59" w:themeColor="accent3" w:sz="8" w:space="0"/>
           <w:insideH w:val="nil"/>
           <w:insideV w:val="nil"/>
         </w:tcBorders>
@@ -8628,7 +10381,7 @@
       <w:tcPr>
         <w:tcBorders>
           <w:top w:val="nil"/>
-          <w:left w:val="single" w:sz="8" w:space="0" w:color="9BBB59" w:themeColor="accent3"/>
+          <w:left w:val="single" w:color="9BBB59" w:themeColor="accent3" w:sz="8" w:space="0"/>
           <w:bottom w:val="nil"/>
           <w:right w:val="nil"/>
           <w:insideH w:val="nil"/>
@@ -8685,7 +10438,7 @@
       <w:spacing w:after="0" w:line="240" w:lineRule="auto"/>
     </w:pPr>
     <w:rPr>
-      <w:rFonts w:asciiTheme="majorHAnsi" w:eastAsiaTheme="majorEastAsia" w:hAnsiTheme="majorHAnsi" w:cstheme="majorBidi"/>
+      <w:rFonts w:asciiTheme="majorHAnsi" w:hAnsiTheme="majorHAnsi" w:eastAsiaTheme="majorEastAsia" w:cstheme="majorBidi"/>
       <w:color w:val="000000" w:themeColor="text1"/>
     </w:rPr>
     <w:tblPr>
@@ -8693,10 +10446,10 @@
       <w:tblStyleColBandSize w:val="1"/>
       <w:tblInd w:w="0" w:type="dxa"/>
       <w:tblBorders>
-        <w:top w:val="single" w:sz="8" w:space="0" w:color="8064A2" w:themeColor="accent4"/>
-        <w:left w:val="single" w:sz="8" w:space="0" w:color="8064A2" w:themeColor="accent4"/>
-        <w:bottom w:val="single" w:sz="8" w:space="0" w:color="8064A2" w:themeColor="accent4"/>
-        <w:right w:val="single" w:sz="8" w:space="0" w:color="8064A2" w:themeColor="accent4"/>
+        <w:top w:val="single" w:color="8064A2" w:themeColor="accent4" w:sz="8" w:space="0"/>
+        <w:left w:val="single" w:color="8064A2" w:themeColor="accent4" w:sz="8" w:space="0"/>
+        <w:bottom w:val="single" w:color="8064A2" w:themeColor="accent4" w:sz="8" w:space="0"/>
+        <w:right w:val="single" w:color="8064A2" w:themeColor="accent4" w:sz="8" w:space="0"/>
       </w:tblBorders>
       <w:tblCellMar>
         <w:top w:w="0" w:type="dxa"/>
@@ -8715,7 +10468,7 @@
         <w:tcBorders>
           <w:top w:val="nil"/>
           <w:left w:val="nil"/>
-          <w:bottom w:val="single" w:sz="24" w:space="0" w:color="8064A2" w:themeColor="accent4"/>
+          <w:bottom w:val="single" w:color="8064A2" w:themeColor="accent4" w:sz="24" w:space="0"/>
           <w:right w:val="nil"/>
           <w:insideH w:val="nil"/>
           <w:insideV w:val="nil"/>
@@ -8727,7 +10480,7 @@
       <w:tblPr/>
       <w:tcPr>
         <w:tcBorders>
-          <w:top w:val="single" w:sz="8" w:space="0" w:color="8064A2" w:themeColor="accent4"/>
+          <w:top w:val="single" w:color="8064A2" w:themeColor="accent4" w:sz="8" w:space="0"/>
           <w:left w:val="nil"/>
           <w:bottom w:val="nil"/>
           <w:right w:val="nil"/>
@@ -8744,7 +10497,7 @@
           <w:top w:val="nil"/>
           <w:left w:val="nil"/>
           <w:bottom w:val="nil"/>
-          <w:right w:val="single" w:sz="8" w:space="0" w:color="8064A2" w:themeColor="accent4"/>
+          <w:right w:val="single" w:color="8064A2" w:themeColor="accent4" w:sz="8" w:space="0"/>
           <w:insideH w:val="nil"/>
           <w:insideV w:val="nil"/>
         </w:tcBorders>
@@ -8756,7 +10509,7 @@
       <w:tcPr>
         <w:tcBorders>
           <w:top w:val="nil"/>
-          <w:left w:val="single" w:sz="8" w:space="0" w:color="8064A2" w:themeColor="accent4"/>
+          <w:left w:val="single" w:color="8064A2" w:themeColor="accent4" w:sz="8" w:space="0"/>
           <w:bottom w:val="nil"/>
           <w:right w:val="nil"/>
           <w:insideH w:val="nil"/>
@@ -8813,7 +10566,7 @@
       <w:spacing w:after="0" w:line="240" w:lineRule="auto"/>
     </w:pPr>
     <w:rPr>
-      <w:rFonts w:asciiTheme="majorHAnsi" w:eastAsiaTheme="majorEastAsia" w:hAnsiTheme="majorHAnsi" w:cstheme="majorBidi"/>
+      <w:rFonts w:asciiTheme="majorHAnsi" w:hAnsiTheme="majorHAnsi" w:eastAsiaTheme="majorEastAsia" w:cstheme="majorBidi"/>
       <w:color w:val="000000" w:themeColor="text1"/>
     </w:rPr>
     <w:tblPr>
@@ -8821,10 +10574,10 @@
       <w:tblStyleColBandSize w:val="1"/>
       <w:tblInd w:w="0" w:type="dxa"/>
       <w:tblBorders>
-        <w:top w:val="single" w:sz="8" w:space="0" w:color="4BACC6" w:themeColor="accent5"/>
-        <w:left w:val="single" w:sz="8" w:space="0" w:color="4BACC6" w:themeColor="accent5"/>
-        <w:bottom w:val="single" w:sz="8" w:space="0" w:color="4BACC6" w:themeColor="accent5"/>
-        <w:right w:val="single" w:sz="8" w:space="0" w:color="4BACC6" w:themeColor="accent5"/>
+        <w:top w:val="single" w:color="4BACC6" w:themeColor="accent5" w:sz="8" w:space="0"/>
+        <w:left w:val="single" w:color="4BACC6" w:themeColor="accent5" w:sz="8" w:space="0"/>
+        <w:bottom w:val="single" w:color="4BACC6" w:themeColor="accent5" w:sz="8" w:space="0"/>
+        <w:right w:val="single" w:color="4BACC6" w:themeColor="accent5" w:sz="8" w:space="0"/>
       </w:tblBorders>
       <w:tblCellMar>
         <w:top w:w="0" w:type="dxa"/>
@@ -8843,7 +10596,7 @@
         <w:tcBorders>
           <w:top w:val="nil"/>
           <w:left w:val="nil"/>
-          <w:bottom w:val="single" w:sz="24" w:space="0" w:color="4BACC6" w:themeColor="accent5"/>
+          <w:bottom w:val="single" w:color="4BACC6" w:themeColor="accent5" w:sz="24" w:space="0"/>
           <w:right w:val="nil"/>
           <w:insideH w:val="nil"/>
           <w:insideV w:val="nil"/>
@@ -8855,7 +10608,7 @@
       <w:tblPr/>
       <w:tcPr>
         <w:tcBorders>
-          <w:top w:val="single" w:sz="8" w:space="0" w:color="4BACC6" w:themeColor="accent5"/>
+          <w:top w:val="single" w:color="4BACC6" w:themeColor="accent5" w:sz="8" w:space="0"/>
           <w:left w:val="nil"/>
           <w:bottom w:val="nil"/>
           <w:right w:val="nil"/>
@@ -8872,7 +10625,7 @@
           <w:top w:val="nil"/>
           <w:left w:val="nil"/>
           <w:bottom w:val="nil"/>
-          <w:right w:val="single" w:sz="8" w:space="0" w:color="4BACC6" w:themeColor="accent5"/>
+          <w:right w:val="single" w:color="4BACC6" w:themeColor="accent5" w:sz="8" w:space="0"/>
           <w:insideH w:val="nil"/>
           <w:insideV w:val="nil"/>
         </w:tcBorders>
@@ -8884,7 +10637,7 @@
       <w:tcPr>
         <w:tcBorders>
           <w:top w:val="nil"/>
-          <w:left w:val="single" w:sz="8" w:space="0" w:color="4BACC6" w:themeColor="accent5"/>
+          <w:left w:val="single" w:color="4BACC6" w:themeColor="accent5" w:sz="8" w:space="0"/>
           <w:bottom w:val="nil"/>
           <w:right w:val="nil"/>
           <w:insideH w:val="nil"/>
@@ -8941,7 +10694,7 @@
       <w:spacing w:after="0" w:line="240" w:lineRule="auto"/>
     </w:pPr>
     <w:rPr>
-      <w:rFonts w:asciiTheme="majorHAnsi" w:eastAsiaTheme="majorEastAsia" w:hAnsiTheme="majorHAnsi" w:cstheme="majorBidi"/>
+      <w:rFonts w:asciiTheme="majorHAnsi" w:hAnsiTheme="majorHAnsi" w:eastAsiaTheme="majorEastAsia" w:cstheme="majorBidi"/>
       <w:color w:val="000000" w:themeColor="text1"/>
     </w:rPr>
     <w:tblPr>
@@ -8949,10 +10702,10 @@
       <w:tblStyleColBandSize w:val="1"/>
       <w:tblInd w:w="0" w:type="dxa"/>
       <w:tblBorders>
-        <w:top w:val="single" w:sz="8" w:space="0" w:color="F79646" w:themeColor="accent6"/>
-        <w:left w:val="single" w:sz="8" w:space="0" w:color="F79646" w:themeColor="accent6"/>
-        <w:bottom w:val="single" w:sz="8" w:space="0" w:color="F79646" w:themeColor="accent6"/>
-        <w:right w:val="single" w:sz="8" w:space="0" w:color="F79646" w:themeColor="accent6"/>
+        <w:top w:val="single" w:color="F79646" w:themeColor="accent6" w:sz="8" w:space="0"/>
+        <w:left w:val="single" w:color="F79646" w:themeColor="accent6" w:sz="8" w:space="0"/>
+        <w:bottom w:val="single" w:color="F79646" w:themeColor="accent6" w:sz="8" w:space="0"/>
+        <w:right w:val="single" w:color="F79646" w:themeColor="accent6" w:sz="8" w:space="0"/>
       </w:tblBorders>
       <w:tblCellMar>
         <w:top w:w="0" w:type="dxa"/>
@@ -8971,7 +10724,7 @@
         <w:tcBorders>
           <w:top w:val="nil"/>
           <w:left w:val="nil"/>
-          <w:bottom w:val="single" w:sz="24" w:space="0" w:color="F79646" w:themeColor="accent6"/>
+          <w:bottom w:val="single" w:color="F79646" w:themeColor="accent6" w:sz="24" w:space="0"/>
           <w:right w:val="nil"/>
           <w:insideH w:val="nil"/>
           <w:insideV w:val="nil"/>
@@ -8983,7 +10736,7 @@
       <w:tblPr/>
       <w:tcPr>
         <w:tcBorders>
-          <w:top w:val="single" w:sz="8" w:space="0" w:color="F79646" w:themeColor="accent6"/>
+          <w:top w:val="single" w:color="F79646" w:themeColor="accent6" w:sz="8" w:space="0"/>
           <w:left w:val="nil"/>
           <w:bottom w:val="nil"/>
           <w:right w:val="nil"/>
@@ -9000,7 +10753,7 @@
           <w:top w:val="nil"/>
           <w:left w:val="nil"/>
           <w:bottom w:val="nil"/>
-          <w:right w:val="single" w:sz="8" w:space="0" w:color="F79646" w:themeColor="accent6"/>
+          <w:right w:val="single" w:color="F79646" w:themeColor="accent6" w:sz="8" w:space="0"/>
           <w:insideH w:val="nil"/>
           <w:insideV w:val="nil"/>
         </w:tcBorders>
@@ -9012,7 +10765,7 @@
       <w:tcPr>
         <w:tcBorders>
           <w:top w:val="nil"/>
-          <w:left w:val="single" w:sz="8" w:space="0" w:color="F79646" w:themeColor="accent6"/>
+          <w:left w:val="single" w:color="F79646" w:themeColor="accent6" w:sz="8" w:space="0"/>
           <w:bottom w:val="nil"/>
           <w:right w:val="nil"/>
           <w:insideH w:val="nil"/>
@@ -9073,12 +10826,12 @@
       <w:tblStyleColBandSize w:val="1"/>
       <w:tblInd w:w="0" w:type="dxa"/>
       <w:tblBorders>
-        <w:top w:val="single" w:sz="8" w:space="0" w:color="404040" w:themeColor="text1" w:themeTint="BF"/>
-        <w:left w:val="single" w:sz="8" w:space="0" w:color="404040" w:themeColor="text1" w:themeTint="BF"/>
-        <w:bottom w:val="single" w:sz="8" w:space="0" w:color="404040" w:themeColor="text1" w:themeTint="BF"/>
-        <w:right w:val="single" w:sz="8" w:space="0" w:color="404040" w:themeColor="text1" w:themeTint="BF"/>
-        <w:insideH w:val="single" w:sz="8" w:space="0" w:color="404040" w:themeColor="text1" w:themeTint="BF"/>
-        <w:insideV w:val="single" w:sz="8" w:space="0" w:color="404040" w:themeColor="text1" w:themeTint="BF"/>
+        <w:top w:val="single" w:color="404040" w:themeColor="text1" w:themeTint="BF" w:sz="8" w:space="0"/>
+        <w:left w:val="single" w:color="404040" w:themeColor="text1" w:themeTint="BF" w:sz="8" w:space="0"/>
+        <w:bottom w:val="single" w:color="404040" w:themeColor="text1" w:themeTint="BF" w:sz="8" w:space="0"/>
+        <w:right w:val="single" w:color="404040" w:themeColor="text1" w:themeTint="BF" w:sz="8" w:space="0"/>
+        <w:insideH w:val="single" w:color="404040" w:themeColor="text1" w:themeTint="BF" w:sz="8" w:space="0"/>
+        <w:insideV w:val="single" w:color="404040" w:themeColor="text1" w:themeTint="BF" w:sz="8" w:space="0"/>
       </w:tblBorders>
       <w:tblCellMar>
         <w:top w:w="0" w:type="dxa"/>
@@ -9104,7 +10857,7 @@
       <w:tblPr/>
       <w:tcPr>
         <w:tcBorders>
-          <w:top w:val="single" w:sz="18" w:space="0" w:color="404040" w:themeColor="text1" w:themeTint="BF"/>
+          <w:top w:val="single" w:color="404040" w:themeColor="text1" w:themeTint="BF" w:sz="18" w:space="0"/>
         </w:tcBorders>
       </w:tcPr>
     </w:tblStylePr>
@@ -9146,12 +10899,12 @@
       <w:tblStyleColBandSize w:val="1"/>
       <w:tblInd w:w="0" w:type="dxa"/>
       <w:tblBorders>
-        <w:top w:val="single" w:sz="8" w:space="0" w:color="7BA0CD" w:themeColor="accent1" w:themeTint="BF"/>
-        <w:left w:val="single" w:sz="8" w:space="0" w:color="7BA0CD" w:themeColor="accent1" w:themeTint="BF"/>
-        <w:bottom w:val="single" w:sz="8" w:space="0" w:color="7BA0CD" w:themeColor="accent1" w:themeTint="BF"/>
-        <w:right w:val="single" w:sz="8" w:space="0" w:color="7BA0CD" w:themeColor="accent1" w:themeTint="BF"/>
-        <w:insideH w:val="single" w:sz="8" w:space="0" w:color="7BA0CD" w:themeColor="accent1" w:themeTint="BF"/>
-        <w:insideV w:val="single" w:sz="8" w:space="0" w:color="7BA0CD" w:themeColor="accent1" w:themeTint="BF"/>
+        <w:top w:val="single" w:color="7BA0CD" w:themeColor="accent1" w:themeTint="BF" w:sz="8" w:space="0"/>
+        <w:left w:val="single" w:color="7BA0CD" w:themeColor="accent1" w:themeTint="BF" w:sz="8" w:space="0"/>
+        <w:bottom w:val="single" w:color="7BA0CD" w:themeColor="accent1" w:themeTint="BF" w:sz="8" w:space="0"/>
+        <w:right w:val="single" w:color="7BA0CD" w:themeColor="accent1" w:themeTint="BF" w:sz="8" w:space="0"/>
+        <w:insideH w:val="single" w:color="7BA0CD" w:themeColor="accent1" w:themeTint="BF" w:sz="8" w:space="0"/>
+        <w:insideV w:val="single" w:color="7BA0CD" w:themeColor="accent1" w:themeTint="BF" w:sz="8" w:space="0"/>
       </w:tblBorders>
       <w:tblCellMar>
         <w:top w:w="0" w:type="dxa"/>
@@ -9177,7 +10930,7 @@
       <w:tblPr/>
       <w:tcPr>
         <w:tcBorders>
-          <w:top w:val="single" w:sz="18" w:space="0" w:color="7BA0CD" w:themeColor="accent1" w:themeTint="BF"/>
+          <w:top w:val="single" w:color="7BA0CD" w:themeColor="accent1" w:themeTint="BF" w:sz="18" w:space="0"/>
         </w:tcBorders>
       </w:tcPr>
     </w:tblStylePr>
@@ -9219,12 +10972,12 @@
       <w:tblStyleColBandSize w:val="1"/>
       <w:tblInd w:w="0" w:type="dxa"/>
       <w:tblBorders>
-        <w:top w:val="single" w:sz="8" w:space="0" w:color="CF7B79" w:themeColor="accent2" w:themeTint="BF"/>
-        <w:left w:val="single" w:sz="8" w:space="0" w:color="CF7B79" w:themeColor="accent2" w:themeTint="BF"/>
-        <w:bottom w:val="single" w:sz="8" w:space="0" w:color="CF7B79" w:themeColor="accent2" w:themeTint="BF"/>
-        <w:right w:val="single" w:sz="8" w:space="0" w:color="CF7B79" w:themeColor="accent2" w:themeTint="BF"/>
-        <w:insideH w:val="single" w:sz="8" w:space="0" w:color="CF7B79" w:themeColor="accent2" w:themeTint="BF"/>
-        <w:insideV w:val="single" w:sz="8" w:space="0" w:color="CF7B79" w:themeColor="accent2" w:themeTint="BF"/>
+        <w:top w:val="single" w:color="CF7B79" w:themeColor="accent2" w:themeTint="BF" w:sz="8" w:space="0"/>
+        <w:left w:val="single" w:color="CF7B79" w:themeColor="accent2" w:themeTint="BF" w:sz="8" w:space="0"/>
+        <w:bottom w:val="single" w:color="CF7B79" w:themeColor="accent2" w:themeTint="BF" w:sz="8" w:space="0"/>
+        <w:right w:val="single" w:color="CF7B79" w:themeColor="accent2" w:themeTint="BF" w:sz="8" w:space="0"/>
+        <w:insideH w:val="single" w:color="CF7B79" w:themeColor="accent2" w:themeTint="BF" w:sz="8" w:space="0"/>
+        <w:insideV w:val="single" w:color="CF7B79" w:themeColor="accent2" w:themeTint="BF" w:sz="8" w:space="0"/>
       </w:tblBorders>
       <w:tblCellMar>
         <w:top w:w="0" w:type="dxa"/>
@@ -9250,7 +11003,7 @@
       <w:tblPr/>
       <w:tcPr>
         <w:tcBorders>
-          <w:top w:val="single" w:sz="18" w:space="0" w:color="CF7B79" w:themeColor="accent2" w:themeTint="BF"/>
+          <w:top w:val="single" w:color="CF7B79" w:themeColor="accent2" w:themeTint="BF" w:sz="18" w:space="0"/>
         </w:tcBorders>
       </w:tcPr>
     </w:tblStylePr>
@@ -9292,12 +11045,12 @@
       <w:tblStyleColBandSize w:val="1"/>
       <w:tblInd w:w="0" w:type="dxa"/>
       <w:tblBorders>
-        <w:top w:val="single" w:sz="8" w:space="0" w:color="B3CC82" w:themeColor="accent3" w:themeTint="BF"/>
-        <w:left w:val="single" w:sz="8" w:space="0" w:color="B3CC82" w:themeColor="accent3" w:themeTint="BF"/>
-        <w:bottom w:val="single" w:sz="8" w:space="0" w:color="B3CC82" w:themeColor="accent3" w:themeTint="BF"/>
-        <w:right w:val="single" w:sz="8" w:space="0" w:color="B3CC82" w:themeColor="accent3" w:themeTint="BF"/>
-        <w:insideH w:val="single" w:sz="8" w:space="0" w:color="B3CC82" w:themeColor="accent3" w:themeTint="BF"/>
-        <w:insideV w:val="single" w:sz="8" w:space="0" w:color="B3CC82" w:themeColor="accent3" w:themeTint="BF"/>
+        <w:top w:val="single" w:color="B3CC82" w:themeColor="accent3" w:themeTint="BF" w:sz="8" w:space="0"/>
+        <w:left w:val="single" w:color="B3CC82" w:themeColor="accent3" w:themeTint="BF" w:sz="8" w:space="0"/>
+        <w:bottom w:val="single" w:color="B3CC82" w:themeColor="accent3" w:themeTint="BF" w:sz="8" w:space="0"/>
+        <w:right w:val="single" w:color="B3CC82" w:themeColor="accent3" w:themeTint="BF" w:sz="8" w:space="0"/>
+        <w:insideH w:val="single" w:color="B3CC82" w:themeColor="accent3" w:themeTint="BF" w:sz="8" w:space="0"/>
+        <w:insideV w:val="single" w:color="B3CC82" w:themeColor="accent3" w:themeTint="BF" w:sz="8" w:space="0"/>
       </w:tblBorders>
       <w:tblCellMar>
         <w:top w:w="0" w:type="dxa"/>
@@ -9323,7 +11076,7 @@
       <w:tblPr/>
       <w:tcPr>
         <w:tcBorders>
-          <w:top w:val="single" w:sz="18" w:space="0" w:color="B3CC82" w:themeColor="accent3" w:themeTint="BF"/>
+          <w:top w:val="single" w:color="B3CC82" w:themeColor="accent3" w:themeTint="BF" w:sz="18" w:space="0"/>
         </w:tcBorders>
       </w:tcPr>
     </w:tblStylePr>
@@ -9365,12 +11118,12 @@
       <w:tblStyleColBandSize w:val="1"/>
       <w:tblInd w:w="0" w:type="dxa"/>
       <w:tblBorders>
-        <w:top w:val="single" w:sz="8" w:space="0" w:color="9F8AB9" w:themeColor="accent4" w:themeTint="BF"/>
-        <w:left w:val="single" w:sz="8" w:space="0" w:color="9F8AB9" w:themeColor="accent4" w:themeTint="BF"/>
-        <w:bottom w:val="single" w:sz="8" w:space="0" w:color="9F8AB9" w:themeColor="accent4" w:themeTint="BF"/>
-        <w:right w:val="single" w:sz="8" w:space="0" w:color="9F8AB9" w:themeColor="accent4" w:themeTint="BF"/>
-        <w:insideH w:val="single" w:sz="8" w:space="0" w:color="9F8AB9" w:themeColor="accent4" w:themeTint="BF"/>
-        <w:insideV w:val="single" w:sz="8" w:space="0" w:color="9F8AB9" w:themeColor="accent4" w:themeTint="BF"/>
+        <w:top w:val="single" w:color="9F8AB9" w:themeColor="accent4" w:themeTint="BF" w:sz="8" w:space="0"/>
+        <w:left w:val="single" w:color="9F8AB9" w:themeColor="accent4" w:themeTint="BF" w:sz="8" w:space="0"/>
+        <w:bottom w:val="single" w:color="9F8AB9" w:themeColor="accent4" w:themeTint="BF" w:sz="8" w:space="0"/>
+        <w:right w:val="single" w:color="9F8AB9" w:themeColor="accent4" w:themeTint="BF" w:sz="8" w:space="0"/>
+        <w:insideH w:val="single" w:color="9F8AB9" w:themeColor="accent4" w:themeTint="BF" w:sz="8" w:space="0"/>
+        <w:insideV w:val="single" w:color="9F8AB9" w:themeColor="accent4" w:themeTint="BF" w:sz="8" w:space="0"/>
       </w:tblBorders>
       <w:tblCellMar>
         <w:top w:w="0" w:type="dxa"/>
@@ -9396,7 +11149,7 @@
       <w:tblPr/>
       <w:tcPr>
         <w:tcBorders>
-          <w:top w:val="single" w:sz="18" w:space="0" w:color="9F8AB9" w:themeColor="accent4" w:themeTint="BF"/>
+          <w:top w:val="single" w:color="9F8AB9" w:themeColor="accent4" w:themeTint="BF" w:sz="18" w:space="0"/>
         </w:tcBorders>
       </w:tcPr>
     </w:tblStylePr>
@@ -9438,12 +11191,12 @@
       <w:tblStyleColBandSize w:val="1"/>
       <w:tblInd w:w="0" w:type="dxa"/>
       <w:tblBorders>
-        <w:top w:val="single" w:sz="8" w:space="0" w:color="78C0D4" w:themeColor="accent5" w:themeTint="BF"/>
-        <w:left w:val="single" w:sz="8" w:space="0" w:color="78C0D4" w:themeColor="accent5" w:themeTint="BF"/>
-        <w:bottom w:val="single" w:sz="8" w:space="0" w:color="78C0D4" w:themeColor="accent5" w:themeTint="BF"/>
-        <w:right w:val="single" w:sz="8" w:space="0" w:color="78C0D4" w:themeColor="accent5" w:themeTint="BF"/>
-        <w:insideH w:val="single" w:sz="8" w:space="0" w:color="78C0D4" w:themeColor="accent5" w:themeTint="BF"/>
-        <w:insideV w:val="single" w:sz="8" w:space="0" w:color="78C0D4" w:themeColor="accent5" w:themeTint="BF"/>
+        <w:top w:val="single" w:color="78C0D4" w:themeColor="accent5" w:themeTint="BF" w:sz="8" w:space="0"/>
+        <w:left w:val="single" w:color="78C0D4" w:themeColor="accent5" w:themeTint="BF" w:sz="8" w:space="0"/>
+        <w:bottom w:val="single" w:color="78C0D4" w:themeColor="accent5" w:themeTint="BF" w:sz="8" w:space="0"/>
+        <w:right w:val="single" w:color="78C0D4" w:themeColor="accent5" w:themeTint="BF" w:sz="8" w:space="0"/>
+        <w:insideH w:val="single" w:color="78C0D4" w:themeColor="accent5" w:themeTint="BF" w:sz="8" w:space="0"/>
+        <w:insideV w:val="single" w:color="78C0D4" w:themeColor="accent5" w:themeTint="BF" w:sz="8" w:space="0"/>
       </w:tblBorders>
       <w:tblCellMar>
         <w:top w:w="0" w:type="dxa"/>
@@ -9469,7 +11222,7 @@
       <w:tblPr/>
       <w:tcPr>
         <w:tcBorders>
-          <w:top w:val="single" w:sz="18" w:space="0" w:color="78C0D4" w:themeColor="accent5" w:themeTint="BF"/>
+          <w:top w:val="single" w:color="78C0D4" w:themeColor="accent5" w:themeTint="BF" w:sz="18" w:space="0"/>
         </w:tcBorders>
       </w:tcPr>
     </w:tblStylePr>
@@ -9511,12 +11264,12 @@
       <w:tblStyleColBandSize w:val="1"/>
       <w:tblInd w:w="0" w:type="dxa"/>
       <w:tblBorders>
-        <w:top w:val="single" w:sz="8" w:space="0" w:color="F9B074" w:themeColor="accent6" w:themeTint="BF"/>
-        <w:left w:val="single" w:sz="8" w:space="0" w:color="F9B074" w:themeColor="accent6" w:themeTint="BF"/>
-        <w:bottom w:val="single" w:sz="8" w:space="0" w:color="F9B074" w:themeColor="accent6" w:themeTint="BF"/>
-        <w:right w:val="single" w:sz="8" w:space="0" w:color="F9B074" w:themeColor="accent6" w:themeTint="BF"/>
-        <w:insideH w:val="single" w:sz="8" w:space="0" w:color="F9B074" w:themeColor="accent6" w:themeTint="BF"/>
-        <w:insideV w:val="single" w:sz="8" w:space="0" w:color="F9B074" w:themeColor="accent6" w:themeTint="BF"/>
+        <w:top w:val="single" w:color="F9B074" w:themeColor="accent6" w:themeTint="BF" w:sz="8" w:space="0"/>
+        <w:left w:val="single" w:color="F9B074" w:themeColor="accent6" w:themeTint="BF" w:sz="8" w:space="0"/>
+        <w:bottom w:val="single" w:color="F9B074" w:themeColor="accent6" w:themeTint="BF" w:sz="8" w:space="0"/>
+        <w:right w:val="single" w:color="F9B074" w:themeColor="accent6" w:themeTint="BF" w:sz="8" w:space="0"/>
+        <w:insideH w:val="single" w:color="F9B074" w:themeColor="accent6" w:themeTint="BF" w:sz="8" w:space="0"/>
+        <w:insideV w:val="single" w:color="F9B074" w:themeColor="accent6" w:themeTint="BF" w:sz="8" w:space="0"/>
       </w:tblBorders>
       <w:tblCellMar>
         <w:top w:w="0" w:type="dxa"/>
@@ -9542,7 +11295,7 @@
       <w:tblPr/>
       <w:tcPr>
         <w:tcBorders>
-          <w:top w:val="single" w:sz="18" w:space="0" w:color="F9B074" w:themeColor="accent6" w:themeTint="BF"/>
+          <w:top w:val="single" w:color="F9B074" w:themeColor="accent6" w:themeTint="BF" w:sz="18" w:space="0"/>
         </w:tcBorders>
       </w:tcPr>
     </w:tblStylePr>
@@ -9580,7 +11333,7 @@
       <w:spacing w:after="0" w:line="240" w:lineRule="auto"/>
     </w:pPr>
     <w:rPr>
-      <w:rFonts w:asciiTheme="majorHAnsi" w:eastAsiaTheme="majorEastAsia" w:hAnsiTheme="majorHAnsi" w:cstheme="majorBidi"/>
+      <w:rFonts w:asciiTheme="majorHAnsi" w:hAnsiTheme="majorHAnsi" w:eastAsiaTheme="majorEastAsia" w:cstheme="majorBidi"/>
       <w:color w:val="000000" w:themeColor="text1"/>
     </w:rPr>
     <w:tblPr>
@@ -9588,12 +11341,12 @@
       <w:tblStyleColBandSize w:val="1"/>
       <w:tblInd w:w="0" w:type="dxa"/>
       <w:tblBorders>
-        <w:top w:val="single" w:sz="8" w:space="0" w:color="000000" w:themeColor="text1"/>
-        <w:left w:val="single" w:sz="8" w:space="0" w:color="000000" w:themeColor="text1"/>
-        <w:bottom w:val="single" w:sz="8" w:space="0" w:color="000000" w:themeColor="text1"/>
-        <w:right w:val="single" w:sz="8" w:space="0" w:color="000000" w:themeColor="text1"/>
-        <w:insideH w:val="single" w:sz="8" w:space="0" w:color="000000" w:themeColor="text1"/>
-        <w:insideV w:val="single" w:sz="8" w:space="0" w:color="000000" w:themeColor="text1"/>
+        <w:top w:val="single" w:color="000000" w:themeColor="text1" w:sz="8" w:space="0"/>
+        <w:left w:val="single" w:color="000000" w:themeColor="text1" w:sz="8" w:space="0"/>
+        <w:bottom w:val="single" w:color="000000" w:themeColor="text1" w:sz="8" w:space="0"/>
+        <w:right w:val="single" w:color="000000" w:themeColor="text1" w:sz="8" w:space="0"/>
+        <w:insideH w:val="single" w:color="000000" w:themeColor="text1" w:sz="8" w:space="0"/>
+        <w:insideV w:val="single" w:color="000000" w:themeColor="text1" w:sz="8" w:space="0"/>
       </w:tblBorders>
       <w:tblCellMar>
         <w:top w:w="0" w:type="dxa"/>
@@ -9625,7 +11378,7 @@
       <w:tblPr/>
       <w:tcPr>
         <w:tcBorders>
-          <w:top w:val="single" w:sz="12" w:space="0" w:color="000000" w:themeColor="text1"/>
+          <w:top w:val="single" w:color="000000" w:themeColor="text1" w:sz="12" w:space="0"/>
           <w:left w:val="nil"/>
           <w:bottom w:val="nil"/>
           <w:right w:val="nil"/>
@@ -9683,8 +11436,8 @@
       <w:tblPr/>
       <w:tcPr>
         <w:tcBorders>
-          <w:insideH w:val="single" w:sz="6" w:space="0" w:color="000000" w:themeColor="text1"/>
-          <w:insideV w:val="single" w:sz="6" w:space="0" w:color="000000" w:themeColor="text1"/>
+          <w:insideH w:val="single" w:color="000000" w:themeColor="text1" w:sz="6" w:space="0"/>
+          <w:insideV w:val="single" w:color="000000" w:themeColor="text1" w:sz="6" w:space="0"/>
         </w:tcBorders>
         <w:shd w:val="clear" w:color="auto" w:fill="808080" w:themeFill="text1" w:themeFillTint="7F"/>
       </w:tcPr>
@@ -9705,7 +11458,7 @@
       <w:spacing w:after="0" w:line="240" w:lineRule="auto"/>
     </w:pPr>
     <w:rPr>
-      <w:rFonts w:asciiTheme="majorHAnsi" w:eastAsiaTheme="majorEastAsia" w:hAnsiTheme="majorHAnsi" w:cstheme="majorBidi"/>
+      <w:rFonts w:asciiTheme="majorHAnsi" w:hAnsiTheme="majorHAnsi" w:eastAsiaTheme="majorEastAsia" w:cstheme="majorBidi"/>
       <w:color w:val="000000" w:themeColor="text1"/>
     </w:rPr>
     <w:tblPr>
@@ -9713,12 +11466,12 @@
       <w:tblStyleColBandSize w:val="1"/>
       <w:tblInd w:w="0" w:type="dxa"/>
       <w:tblBorders>
-        <w:top w:val="single" w:sz="8" w:space="0" w:color="4F81BD" w:themeColor="accent1"/>
-        <w:left w:val="single" w:sz="8" w:space="0" w:color="4F81BD" w:themeColor="accent1"/>
-        <w:bottom w:val="single" w:sz="8" w:space="0" w:color="4F81BD" w:themeColor="accent1"/>
-        <w:right w:val="single" w:sz="8" w:space="0" w:color="4F81BD" w:themeColor="accent1"/>
-        <w:insideH w:val="single" w:sz="8" w:space="0" w:color="4F81BD" w:themeColor="accent1"/>
-        <w:insideV w:val="single" w:sz="8" w:space="0" w:color="4F81BD" w:themeColor="accent1"/>
+        <w:top w:val="single" w:color="4F81BD" w:themeColor="accent1" w:sz="8" w:space="0"/>
+        <w:left w:val="single" w:color="4F81BD" w:themeColor="accent1" w:sz="8" w:space="0"/>
+        <w:bottom w:val="single" w:color="4F81BD" w:themeColor="accent1" w:sz="8" w:space="0"/>
+        <w:right w:val="single" w:color="4F81BD" w:themeColor="accent1" w:sz="8" w:space="0"/>
+        <w:insideH w:val="single" w:color="4F81BD" w:themeColor="accent1" w:sz="8" w:space="0"/>
+        <w:insideV w:val="single" w:color="4F81BD" w:themeColor="accent1" w:sz="8" w:space="0"/>
       </w:tblBorders>
       <w:tblCellMar>
         <w:top w:w="0" w:type="dxa"/>
@@ -9750,7 +11503,7 @@
       <w:tblPr/>
       <w:tcPr>
         <w:tcBorders>
-          <w:top w:val="single" w:sz="12" w:space="0" w:color="000000" w:themeColor="text1"/>
+          <w:top w:val="single" w:color="000000" w:themeColor="text1" w:sz="12" w:space="0"/>
           <w:left w:val="nil"/>
           <w:bottom w:val="nil"/>
           <w:right w:val="nil"/>
@@ -9808,8 +11561,8 @@
       <w:tblPr/>
       <w:tcPr>
         <w:tcBorders>
-          <w:insideH w:val="single" w:sz="6" w:space="0" w:color="4F81BD" w:themeColor="accent1"/>
-          <w:insideV w:val="single" w:sz="6" w:space="0" w:color="4F81BD" w:themeColor="accent1"/>
+          <w:insideH w:val="single" w:color="4F81BD" w:themeColor="accent1" w:sz="6" w:space="0"/>
+          <w:insideV w:val="single" w:color="4F81BD" w:themeColor="accent1" w:sz="6" w:space="0"/>
         </w:tcBorders>
         <w:shd w:val="clear" w:color="auto" w:fill="A7BFDE" w:themeFill="accent1" w:themeFillTint="7F"/>
       </w:tcPr>
@@ -9830,7 +11583,7 @@
       <w:spacing w:after="0" w:line="240" w:lineRule="auto"/>
     </w:pPr>
     <w:rPr>
-      <w:rFonts w:asciiTheme="majorHAnsi" w:eastAsiaTheme="majorEastAsia" w:hAnsiTheme="majorHAnsi" w:cstheme="majorBidi"/>
+      <w:rFonts w:asciiTheme="majorHAnsi" w:hAnsiTheme="majorHAnsi" w:eastAsiaTheme="majorEastAsia" w:cstheme="majorBidi"/>
       <w:color w:val="000000" w:themeColor="text1"/>
     </w:rPr>
     <w:tblPr>
@@ -9838,12 +11591,12 @@
       <w:tblStyleColBandSize w:val="1"/>
       <w:tblInd w:w="0" w:type="dxa"/>
       <w:tblBorders>
-        <w:top w:val="single" w:sz="8" w:space="0" w:color="C0504D" w:themeColor="accent2"/>
-        <w:left w:val="single" w:sz="8" w:space="0" w:color="C0504D" w:themeColor="accent2"/>
-        <w:bottom w:val="single" w:sz="8" w:space="0" w:color="C0504D" w:themeColor="accent2"/>
-        <w:right w:val="single" w:sz="8" w:space="0" w:color="C0504D" w:themeColor="accent2"/>
-        <w:insideH w:val="single" w:sz="8" w:space="0" w:color="C0504D" w:themeColor="accent2"/>
-        <w:insideV w:val="single" w:sz="8" w:space="0" w:color="C0504D" w:themeColor="accent2"/>
+        <w:top w:val="single" w:color="C0504D" w:themeColor="accent2" w:sz="8" w:space="0"/>
+        <w:left w:val="single" w:color="C0504D" w:themeColor="accent2" w:sz="8" w:space="0"/>
+        <w:bottom w:val="single" w:color="C0504D" w:themeColor="accent2" w:sz="8" w:space="0"/>
+        <w:right w:val="single" w:color="C0504D" w:themeColor="accent2" w:sz="8" w:space="0"/>
+        <w:insideH w:val="single" w:color="C0504D" w:themeColor="accent2" w:sz="8" w:space="0"/>
+        <w:insideV w:val="single" w:color="C0504D" w:themeColor="accent2" w:sz="8" w:space="0"/>
       </w:tblBorders>
       <w:tblCellMar>
         <w:top w:w="0" w:type="dxa"/>
@@ -9875,7 +11628,7 @@
       <w:tblPr/>
       <w:tcPr>
         <w:tcBorders>
-          <w:top w:val="single" w:sz="12" w:space="0" w:color="000000" w:themeColor="text1"/>
+          <w:top w:val="single" w:color="000000" w:themeColor="text1" w:sz="12" w:space="0"/>
           <w:left w:val="nil"/>
           <w:bottom w:val="nil"/>
           <w:right w:val="nil"/>
@@ -9933,8 +11686,8 @@
       <w:tblPr/>
       <w:tcPr>
         <w:tcBorders>
-          <w:insideH w:val="single" w:sz="6" w:space="0" w:color="C0504D" w:themeColor="accent2"/>
-          <w:insideV w:val="single" w:sz="6" w:space="0" w:color="C0504D" w:themeColor="accent2"/>
+          <w:insideH w:val="single" w:color="C0504D" w:themeColor="accent2" w:sz="6" w:space="0"/>
+          <w:insideV w:val="single" w:color="C0504D" w:themeColor="accent2" w:sz="6" w:space="0"/>
         </w:tcBorders>
         <w:shd w:val="clear" w:color="auto" w:fill="DFA7A6" w:themeFill="accent2" w:themeFillTint="7F"/>
       </w:tcPr>
@@ -9955,7 +11708,7 @@
       <w:spacing w:after="0" w:line="240" w:lineRule="auto"/>
     </w:pPr>
     <w:rPr>
-      <w:rFonts w:asciiTheme="majorHAnsi" w:eastAsiaTheme="majorEastAsia" w:hAnsiTheme="majorHAnsi" w:cstheme="majorBidi"/>
+      <w:rFonts w:asciiTheme="majorHAnsi" w:hAnsiTheme="majorHAnsi" w:eastAsiaTheme="majorEastAsia" w:cstheme="majorBidi"/>
       <w:color w:val="000000" w:themeColor="text1"/>
     </w:rPr>
     <w:tblPr>
@@ -9963,12 +11716,12 @@
       <w:tblStyleColBandSize w:val="1"/>
       <w:tblInd w:w="0" w:type="dxa"/>
       <w:tblBorders>
-        <w:top w:val="single" w:sz="8" w:space="0" w:color="9BBB59" w:themeColor="accent3"/>
-        <w:left w:val="single" w:sz="8" w:space="0" w:color="9BBB59" w:themeColor="accent3"/>
-        <w:bottom w:val="single" w:sz="8" w:space="0" w:color="9BBB59" w:themeColor="accent3"/>
-        <w:right w:val="single" w:sz="8" w:space="0" w:color="9BBB59" w:themeColor="accent3"/>
-        <w:insideH w:val="single" w:sz="8" w:space="0" w:color="9BBB59" w:themeColor="accent3"/>
-        <w:insideV w:val="single" w:sz="8" w:space="0" w:color="9BBB59" w:themeColor="accent3"/>
+        <w:top w:val="single" w:color="9BBB59" w:themeColor="accent3" w:sz="8" w:space="0"/>
+        <w:left w:val="single" w:color="9BBB59" w:themeColor="accent3" w:sz="8" w:space="0"/>
+        <w:bottom w:val="single" w:color="9BBB59" w:themeColor="accent3" w:sz="8" w:space="0"/>
+        <w:right w:val="single" w:color="9BBB59" w:themeColor="accent3" w:sz="8" w:space="0"/>
+        <w:insideH w:val="single" w:color="9BBB59" w:themeColor="accent3" w:sz="8" w:space="0"/>
+        <w:insideV w:val="single" w:color="9BBB59" w:themeColor="accent3" w:sz="8" w:space="0"/>
       </w:tblBorders>
       <w:tblCellMar>
         <w:top w:w="0" w:type="dxa"/>
@@ -10000,7 +11753,7 @@
       <w:tblPr/>
       <w:tcPr>
         <w:tcBorders>
-          <w:top w:val="single" w:sz="12" w:space="0" w:color="000000" w:themeColor="text1"/>
+          <w:top w:val="single" w:color="000000" w:themeColor="text1" w:sz="12" w:space="0"/>
           <w:left w:val="nil"/>
           <w:bottom w:val="nil"/>
           <w:right w:val="nil"/>
@@ -10058,8 +11811,8 @@
       <w:tblPr/>
       <w:tcPr>
         <w:tcBorders>
-          <w:insideH w:val="single" w:sz="6" w:space="0" w:color="9BBB59" w:themeColor="accent3"/>
-          <w:insideV w:val="single" w:sz="6" w:space="0" w:color="9BBB59" w:themeColor="accent3"/>
+          <w:insideH w:val="single" w:color="9BBB59" w:themeColor="accent3" w:sz="6" w:space="0"/>
+          <w:insideV w:val="single" w:color="9BBB59" w:themeColor="accent3" w:sz="6" w:space="0"/>
         </w:tcBorders>
         <w:shd w:val="clear" w:color="auto" w:fill="CDDDAC" w:themeFill="accent3" w:themeFillTint="7F"/>
       </w:tcPr>
@@ -10080,7 +11833,7 @@
       <w:spacing w:after="0" w:line="240" w:lineRule="auto"/>
     </w:pPr>
     <w:rPr>
-      <w:rFonts w:asciiTheme="majorHAnsi" w:eastAsiaTheme="majorEastAsia" w:hAnsiTheme="majorHAnsi" w:cstheme="majorBidi"/>
+      <w:rFonts w:asciiTheme="majorHAnsi" w:hAnsiTheme="majorHAnsi" w:eastAsiaTheme="majorEastAsia" w:cstheme="majorBidi"/>
       <w:color w:val="000000" w:themeColor="text1"/>
     </w:rPr>
     <w:tblPr>
@@ -10088,12 +11841,12 @@
       <w:tblStyleColBandSize w:val="1"/>
       <w:tblInd w:w="0" w:type="dxa"/>
       <w:tblBorders>
-        <w:top w:val="single" w:sz="8" w:space="0" w:color="8064A2" w:themeColor="accent4"/>
-        <w:left w:val="single" w:sz="8" w:space="0" w:color="8064A2" w:themeColor="accent4"/>
-        <w:bottom w:val="single" w:sz="8" w:space="0" w:color="8064A2" w:themeColor="accent4"/>
-        <w:right w:val="single" w:sz="8" w:space="0" w:color="8064A2" w:themeColor="accent4"/>
-        <w:insideH w:val="single" w:sz="8" w:space="0" w:color="8064A2" w:themeColor="accent4"/>
-        <w:insideV w:val="single" w:sz="8" w:space="0" w:color="8064A2" w:themeColor="accent4"/>
+        <w:top w:val="single" w:color="8064A2" w:themeColor="accent4" w:sz="8" w:space="0"/>
+        <w:left w:val="single" w:color="8064A2" w:themeColor="accent4" w:sz="8" w:space="0"/>
+        <w:bottom w:val="single" w:color="8064A2" w:themeColor="accent4" w:sz="8" w:space="0"/>
+        <w:right w:val="single" w:color="8064A2" w:themeColor="accent4" w:sz="8" w:space="0"/>
+        <w:insideH w:val="single" w:color="8064A2" w:themeColor="accent4" w:sz="8" w:space="0"/>
+        <w:insideV w:val="single" w:color="8064A2" w:themeColor="accent4" w:sz="8" w:space="0"/>
       </w:tblBorders>
       <w:tblCellMar>
         <w:top w:w="0" w:type="dxa"/>
@@ -10125,7 +11878,7 @@
       <w:tblPr/>
       <w:tcPr>
         <w:tcBorders>
-          <w:top w:val="single" w:sz="12" w:space="0" w:color="000000" w:themeColor="text1"/>
+          <w:top w:val="single" w:color="000000" w:themeColor="text1" w:sz="12" w:space="0"/>
           <w:left w:val="nil"/>
           <w:bottom w:val="nil"/>
           <w:right w:val="nil"/>
@@ -10183,8 +11936,8 @@
       <w:tblPr/>
       <w:tcPr>
         <w:tcBorders>
-          <w:insideH w:val="single" w:sz="6" w:space="0" w:color="8064A2" w:themeColor="accent4"/>
-          <w:insideV w:val="single" w:sz="6" w:space="0" w:color="8064A2" w:themeColor="accent4"/>
+          <w:insideH w:val="single" w:color="8064A2" w:themeColor="accent4" w:sz="6" w:space="0"/>
+          <w:insideV w:val="single" w:color="8064A2" w:themeColor="accent4" w:sz="6" w:space="0"/>
         </w:tcBorders>
         <w:shd w:val="clear" w:color="auto" w:fill="BFB1D0" w:themeFill="accent4" w:themeFillTint="7F"/>
       </w:tcPr>
@@ -10205,7 +11958,7 @@
       <w:spacing w:after="0" w:line="240" w:lineRule="auto"/>
     </w:pPr>
     <w:rPr>
-      <w:rFonts w:asciiTheme="majorHAnsi" w:eastAsiaTheme="majorEastAsia" w:hAnsiTheme="majorHAnsi" w:cstheme="majorBidi"/>
+      <w:rFonts w:asciiTheme="majorHAnsi" w:hAnsiTheme="majorHAnsi" w:eastAsiaTheme="majorEastAsia" w:cstheme="majorBidi"/>
       <w:color w:val="000000" w:themeColor="text1"/>
     </w:rPr>
     <w:tblPr>
@@ -10213,12 +11966,12 @@
       <w:tblStyleColBandSize w:val="1"/>
       <w:tblInd w:w="0" w:type="dxa"/>
       <w:tblBorders>
-        <w:top w:val="single" w:sz="8" w:space="0" w:color="4BACC6" w:themeColor="accent5"/>
-        <w:left w:val="single" w:sz="8" w:space="0" w:color="4BACC6" w:themeColor="accent5"/>
-        <w:bottom w:val="single" w:sz="8" w:space="0" w:color="4BACC6" w:themeColor="accent5"/>
-        <w:right w:val="single" w:sz="8" w:space="0" w:color="4BACC6" w:themeColor="accent5"/>
-        <w:insideH w:val="single" w:sz="8" w:space="0" w:color="4BACC6" w:themeColor="accent5"/>
-        <w:insideV w:val="single" w:sz="8" w:space="0" w:color="4BACC6" w:themeColor="accent5"/>
+        <w:top w:val="single" w:color="4BACC6" w:themeColor="accent5" w:sz="8" w:space="0"/>
+        <w:left w:val="single" w:color="4BACC6" w:themeColor="accent5" w:sz="8" w:space="0"/>
+        <w:bottom w:val="single" w:color="4BACC6" w:themeColor="accent5" w:sz="8" w:space="0"/>
+        <w:right w:val="single" w:color="4BACC6" w:themeColor="accent5" w:sz="8" w:space="0"/>
+        <w:insideH w:val="single" w:color="4BACC6" w:themeColor="accent5" w:sz="8" w:space="0"/>
+        <w:insideV w:val="single" w:color="4BACC6" w:themeColor="accent5" w:sz="8" w:space="0"/>
       </w:tblBorders>
       <w:tblCellMar>
         <w:top w:w="0" w:type="dxa"/>
@@ -10250,7 +12003,7 @@
       <w:tblPr/>
       <w:tcPr>
         <w:tcBorders>
-          <w:top w:val="single" w:sz="12" w:space="0" w:color="000000" w:themeColor="text1"/>
+          <w:top w:val="single" w:color="000000" w:themeColor="text1" w:sz="12" w:space="0"/>
           <w:left w:val="nil"/>
           <w:bottom w:val="nil"/>
           <w:right w:val="nil"/>
@@ -10308,8 +12061,8 @@
       <w:tblPr/>
       <w:tcPr>
         <w:tcBorders>
-          <w:insideH w:val="single" w:sz="6" w:space="0" w:color="4BACC6" w:themeColor="accent5"/>
-          <w:insideV w:val="single" w:sz="6" w:space="0" w:color="4BACC6" w:themeColor="accent5"/>
+          <w:insideH w:val="single" w:color="4BACC6" w:themeColor="accent5" w:sz="6" w:space="0"/>
+          <w:insideV w:val="single" w:color="4BACC6" w:themeColor="accent5" w:sz="6" w:space="0"/>
         </w:tcBorders>
         <w:shd w:val="clear" w:color="auto" w:fill="A5D5E2" w:themeFill="accent5" w:themeFillTint="7F"/>
       </w:tcPr>
@@ -10330,7 +12083,7 @@
       <w:spacing w:after="0" w:line="240" w:lineRule="auto"/>
     </w:pPr>
     <w:rPr>
-      <w:rFonts w:asciiTheme="majorHAnsi" w:eastAsiaTheme="majorEastAsia" w:hAnsiTheme="majorHAnsi" w:cstheme="majorBidi"/>
+      <w:rFonts w:asciiTheme="majorHAnsi" w:hAnsiTheme="majorHAnsi" w:eastAsiaTheme="majorEastAsia" w:cstheme="majorBidi"/>
       <w:color w:val="000000" w:themeColor="text1"/>
     </w:rPr>
     <w:tblPr>
@@ -10338,12 +12091,12 @@
       <w:tblStyleColBandSize w:val="1"/>
       <w:tblInd w:w="0" w:type="dxa"/>
       <w:tblBorders>
-        <w:top w:val="single" w:sz="8" w:space="0" w:color="F79646" w:themeColor="accent6"/>
-        <w:left w:val="single" w:sz="8" w:space="0" w:color="F79646" w:themeColor="accent6"/>
-        <w:bottom w:val="single" w:sz="8" w:space="0" w:color="F79646" w:themeColor="accent6"/>
-        <w:right w:val="single" w:sz="8" w:space="0" w:color="F79646" w:themeColor="accent6"/>
-        <w:insideH w:val="single" w:sz="8" w:space="0" w:color="F79646" w:themeColor="accent6"/>
-        <w:insideV w:val="single" w:sz="8" w:space="0" w:color="F79646" w:themeColor="accent6"/>
+        <w:top w:val="single" w:color="F79646" w:themeColor="accent6" w:sz="8" w:space="0"/>
+        <w:left w:val="single" w:color="F79646" w:themeColor="accent6" w:sz="8" w:space="0"/>
+        <w:bottom w:val="single" w:color="F79646" w:themeColor="accent6" w:sz="8" w:space="0"/>
+        <w:right w:val="single" w:color="F79646" w:themeColor="accent6" w:sz="8" w:space="0"/>
+        <w:insideH w:val="single" w:color="F79646" w:themeColor="accent6" w:sz="8" w:space="0"/>
+        <w:insideV w:val="single" w:color="F79646" w:themeColor="accent6" w:sz="8" w:space="0"/>
       </w:tblBorders>
       <w:tblCellMar>
         <w:top w:w="0" w:type="dxa"/>
@@ -10375,7 +12128,7 @@
       <w:tblPr/>
       <w:tcPr>
         <w:tcBorders>
-          <w:top w:val="single" w:sz="12" w:space="0" w:color="000000" w:themeColor="text1"/>
+          <w:top w:val="single" w:color="000000" w:themeColor="text1" w:sz="12" w:space="0"/>
           <w:left w:val="nil"/>
           <w:bottom w:val="nil"/>
           <w:right w:val="nil"/>
@@ -10433,8 +12186,8 @@
       <w:tblPr/>
       <w:tcPr>
         <w:tcBorders>
-          <w:insideH w:val="single" w:sz="6" w:space="0" w:color="F79646" w:themeColor="accent6"/>
-          <w:insideV w:val="single" w:sz="6" w:space="0" w:color="F79646" w:themeColor="accent6"/>
+          <w:insideH w:val="single" w:color="F79646" w:themeColor="accent6" w:sz="6" w:space="0"/>
+          <w:insideV w:val="single" w:color="F79646" w:themeColor="accent6" w:sz="6" w:space="0"/>
         </w:tcBorders>
         <w:shd w:val="clear" w:color="auto" w:fill="FBCAA2" w:themeFill="accent6" w:themeFillTint="7F"/>
       </w:tcPr>
@@ -10459,12 +12212,12 @@
       <w:tblStyleColBandSize w:val="1"/>
       <w:tblInd w:w="0" w:type="dxa"/>
       <w:tblBorders>
-        <w:top w:val="single" w:sz="8" w:space="0" w:color="FFFFFF" w:themeColor="background1"/>
-        <w:left w:val="single" w:sz="8" w:space="0" w:color="FFFFFF" w:themeColor="background1"/>
-        <w:bottom w:val="single" w:sz="8" w:space="0" w:color="FFFFFF" w:themeColor="background1"/>
-        <w:right w:val="single" w:sz="8" w:space="0" w:color="FFFFFF" w:themeColor="background1"/>
-        <w:insideH w:val="single" w:sz="6" w:space="0" w:color="FFFFFF" w:themeColor="background1"/>
-        <w:insideV w:val="single" w:sz="6" w:space="0" w:color="FFFFFF" w:themeColor="background1"/>
+        <w:top w:val="single" w:color="FFFFFF" w:themeColor="background1" w:sz="8" w:space="0"/>
+        <w:left w:val="single" w:color="FFFFFF" w:themeColor="background1" w:sz="8" w:space="0"/>
+        <w:bottom w:val="single" w:color="FFFFFF" w:themeColor="background1" w:sz="8" w:space="0"/>
+        <w:right w:val="single" w:color="FFFFFF" w:themeColor="background1" w:sz="8" w:space="0"/>
+        <w:insideH w:val="single" w:color="FFFFFF" w:themeColor="background1" w:sz="6" w:space="0"/>
+        <w:insideV w:val="single" w:color="FFFFFF" w:themeColor="background1" w:sz="6" w:space="0"/>
       </w:tblBorders>
       <w:tblCellMar>
         <w:top w:w="0" w:type="dxa"/>
@@ -10487,12 +12240,12 @@
       <w:tblPr/>
       <w:tcPr>
         <w:tcBorders>
-          <w:top w:val="single" w:sz="8" w:space="0" w:color="FFFFFF" w:themeColor="background1"/>
-          <w:left w:val="single" w:sz="8" w:space="0" w:color="FFFFFF" w:themeColor="background1"/>
-          <w:bottom w:val="single" w:sz="24" w:space="0" w:color="FFFFFF" w:themeColor="background1"/>
-          <w:right w:val="single" w:sz="8" w:space="0" w:color="FFFFFF" w:themeColor="background1"/>
-          <w:insideH w:val="nil"/>
-          <w:insideV w:val="single" w:sz="8" w:space="0" w:color="FFFFFF" w:themeColor="background1"/>
+          <w:top w:val="single" w:color="FFFFFF" w:themeColor="background1" w:sz="8" w:space="0"/>
+          <w:left w:val="single" w:color="FFFFFF" w:themeColor="background1" w:sz="8" w:space="0"/>
+          <w:bottom w:val="single" w:color="FFFFFF" w:themeColor="background1" w:sz="24" w:space="0"/>
+          <w:right w:val="single" w:color="FFFFFF" w:themeColor="background1" w:sz="8" w:space="0"/>
+          <w:insideH w:val="nil"/>
+          <w:insideV w:val="single" w:color="FFFFFF" w:themeColor="background1" w:sz="8" w:space="0"/>
         </w:tcBorders>
         <w:shd w:val="clear" w:color="auto" w:fill="000000" w:themeFill="text1"/>
       </w:tcPr>
@@ -10508,12 +12261,12 @@
       <w:tblPr/>
       <w:tcPr>
         <w:tcBorders>
-          <w:top w:val="single" w:sz="24" w:space="0" w:color="FFFFFF" w:themeColor="background1"/>
-          <w:left w:val="single" w:sz="8" w:space="0" w:color="FFFFFF" w:themeColor="background1"/>
-          <w:bottom w:val="single" w:sz="8" w:space="0" w:color="FFFFFF" w:themeColor="background1"/>
-          <w:right w:val="single" w:sz="8" w:space="0" w:color="FFFFFF" w:themeColor="background1"/>
-          <w:insideH w:val="nil"/>
-          <w:insideV w:val="single" w:sz="8" w:space="0" w:color="FFFFFF" w:themeColor="background1"/>
+          <w:top w:val="single" w:color="FFFFFF" w:themeColor="background1" w:sz="24" w:space="0"/>
+          <w:left w:val="single" w:color="FFFFFF" w:themeColor="background1" w:sz="8" w:space="0"/>
+          <w:bottom w:val="single" w:color="FFFFFF" w:themeColor="background1" w:sz="8" w:space="0"/>
+          <w:right w:val="single" w:color="FFFFFF" w:themeColor="background1" w:sz="8" w:space="0"/>
+          <w:insideH w:val="nil"/>
+          <w:insideV w:val="single" w:color="FFFFFF" w:themeColor="background1" w:sz="8" w:space="0"/>
         </w:tcBorders>
         <w:shd w:val="clear" w:color="auto" w:fill="000000" w:themeFill="text1"/>
       </w:tcPr>
@@ -10529,8 +12282,8 @@
       <w:tblPr/>
       <w:tcPr>
         <w:tcBorders>
-          <w:left w:val="single" w:sz="8" w:space="0" w:color="FFFFFF" w:themeColor="background1"/>
-          <w:right w:val="single" w:sz="24" w:space="0" w:color="FFFFFF" w:themeColor="background1"/>
+          <w:left w:val="single" w:color="FFFFFF" w:themeColor="background1" w:sz="8" w:space="0"/>
+          <w:right w:val="single" w:color="FFFFFF" w:themeColor="background1" w:sz="24" w:space="0"/>
           <w:insideH w:val="nil"/>
           <w:insideV w:val="nil"/>
         </w:tcBorders>
@@ -10549,7 +12302,7 @@
       <w:tcPr>
         <w:tcBorders>
           <w:top w:val="nil"/>
-          <w:left w:val="single" w:sz="24" w:space="0" w:color="FFFFFF" w:themeColor="background1"/>
+          <w:left w:val="single" w:color="FFFFFF" w:themeColor="background1" w:sz="24" w:space="0"/>
           <w:bottom w:val="nil"/>
           <w:right w:val="nil"/>
           <w:insideH w:val="nil"/>
@@ -10562,10 +12315,10 @@
       <w:tblPr/>
       <w:tcPr>
         <w:tcBorders>
-          <w:top w:val="single" w:sz="8" w:space="0" w:color="FFFFFF" w:themeColor="background1"/>
-          <w:left w:val="single" w:sz="8" w:space="0" w:color="FFFFFF" w:themeColor="background1"/>
-          <w:bottom w:val="single" w:sz="8" w:space="0" w:color="FFFFFF" w:themeColor="background1"/>
-          <w:right w:val="single" w:sz="8" w:space="0" w:color="FFFFFF" w:themeColor="background1"/>
+          <w:top w:val="single" w:color="FFFFFF" w:themeColor="background1" w:sz="8" w:space="0"/>
+          <w:left w:val="single" w:color="FFFFFF" w:themeColor="background1" w:sz="8" w:space="0"/>
+          <w:bottom w:val="single" w:color="FFFFFF" w:themeColor="background1" w:sz="8" w:space="0"/>
+          <w:right w:val="single" w:color="FFFFFF" w:themeColor="background1" w:sz="8" w:space="0"/>
           <w:insideH w:val="nil"/>
           <w:insideV w:val="nil"/>
         </w:tcBorders>
@@ -10576,12 +12329,12 @@
       <w:tblPr/>
       <w:tcPr>
         <w:tcBorders>
-          <w:top w:val="single" w:sz="8" w:space="0" w:color="FFFFFF" w:themeColor="background1"/>
-          <w:left w:val="single" w:sz="8" w:space="0" w:color="FFFFFF" w:themeColor="background1"/>
-          <w:bottom w:val="single" w:sz="8" w:space="0" w:color="FFFFFF" w:themeColor="background1"/>
-          <w:right w:val="single" w:sz="8" w:space="0" w:color="FFFFFF" w:themeColor="background1"/>
-          <w:insideH w:val="single" w:sz="8" w:space="0" w:color="FFFFFF" w:themeColor="background1"/>
-          <w:insideV w:val="single" w:sz="8" w:space="0" w:color="FFFFFF" w:themeColor="background1"/>
+          <w:top w:val="single" w:color="FFFFFF" w:themeColor="background1" w:sz="8" w:space="0"/>
+          <w:left w:val="single" w:color="FFFFFF" w:themeColor="background1" w:sz="8" w:space="0"/>
+          <w:bottom w:val="single" w:color="FFFFFF" w:themeColor="background1" w:sz="8" w:space="0"/>
+          <w:right w:val="single" w:color="FFFFFF" w:themeColor="background1" w:sz="8" w:space="0"/>
+          <w:insideH w:val="single" w:color="FFFFFF" w:themeColor="background1" w:sz="8" w:space="0"/>
+          <w:insideV w:val="single" w:color="FFFFFF" w:themeColor="background1" w:sz="8" w:space="0"/>
         </w:tcBorders>
         <w:shd w:val="clear" w:color="auto" w:fill="808080" w:themeFill="text1" w:themeFillTint="7F"/>
       </w:tcPr>
@@ -10600,12 +12353,12 @@
       <w:tblStyleColBandSize w:val="1"/>
       <w:tblInd w:w="0" w:type="dxa"/>
       <w:tblBorders>
-        <w:top w:val="single" w:sz="8" w:space="0" w:color="FFFFFF" w:themeColor="background1"/>
-        <w:left w:val="single" w:sz="8" w:space="0" w:color="FFFFFF" w:themeColor="background1"/>
-        <w:bottom w:val="single" w:sz="8" w:space="0" w:color="FFFFFF" w:themeColor="background1"/>
-        <w:right w:val="single" w:sz="8" w:space="0" w:color="FFFFFF" w:themeColor="background1"/>
-        <w:insideH w:val="single" w:sz="6" w:space="0" w:color="FFFFFF" w:themeColor="background1"/>
-        <w:insideV w:val="single" w:sz="6" w:space="0" w:color="FFFFFF" w:themeColor="background1"/>
+        <w:top w:val="single" w:color="FFFFFF" w:themeColor="background1" w:sz="8" w:space="0"/>
+        <w:left w:val="single" w:color="FFFFFF" w:themeColor="background1" w:sz="8" w:space="0"/>
+        <w:bottom w:val="single" w:color="FFFFFF" w:themeColor="background1" w:sz="8" w:space="0"/>
+        <w:right w:val="single" w:color="FFFFFF" w:themeColor="background1" w:sz="8" w:space="0"/>
+        <w:insideH w:val="single" w:color="FFFFFF" w:themeColor="background1" w:sz="6" w:space="0"/>
+        <w:insideV w:val="single" w:color="FFFFFF" w:themeColor="background1" w:sz="6" w:space="0"/>
       </w:tblBorders>
       <w:tblCellMar>
         <w:top w:w="0" w:type="dxa"/>
@@ -10628,12 +12381,12 @@
       <w:tblPr/>
       <w:tcPr>
         <w:tcBorders>
-          <w:top w:val="single" w:sz="8" w:space="0" w:color="FFFFFF" w:themeColor="background1"/>
-          <w:left w:val="single" w:sz="8" w:space="0" w:color="FFFFFF" w:themeColor="background1"/>
-          <w:bottom w:val="single" w:sz="24" w:space="0" w:color="FFFFFF" w:themeColor="background1"/>
-          <w:right w:val="single" w:sz="8" w:space="0" w:color="FFFFFF" w:themeColor="background1"/>
-          <w:insideH w:val="nil"/>
-          <w:insideV w:val="single" w:sz="8" w:space="0" w:color="FFFFFF" w:themeColor="background1"/>
+          <w:top w:val="single" w:color="FFFFFF" w:themeColor="background1" w:sz="8" w:space="0"/>
+          <w:left w:val="single" w:color="FFFFFF" w:themeColor="background1" w:sz="8" w:space="0"/>
+          <w:bottom w:val="single" w:color="FFFFFF" w:themeColor="background1" w:sz="24" w:space="0"/>
+          <w:right w:val="single" w:color="FFFFFF" w:themeColor="background1" w:sz="8" w:space="0"/>
+          <w:insideH w:val="nil"/>
+          <w:insideV w:val="single" w:color="FFFFFF" w:themeColor="background1" w:sz="8" w:space="0"/>
         </w:tcBorders>
         <w:shd w:val="clear" w:color="auto" w:fill="4F81BD" w:themeFill="accent1"/>
       </w:tcPr>
@@ -10649,12 +12402,12 @@
       <w:tblPr/>
       <w:tcPr>
         <w:tcBorders>
-          <w:top w:val="single" w:sz="24" w:space="0" w:color="FFFFFF" w:themeColor="background1"/>
-          <w:left w:val="single" w:sz="8" w:space="0" w:color="FFFFFF" w:themeColor="background1"/>
-          <w:bottom w:val="single" w:sz="8" w:space="0" w:color="FFFFFF" w:themeColor="background1"/>
-          <w:right w:val="single" w:sz="8" w:space="0" w:color="FFFFFF" w:themeColor="background1"/>
-          <w:insideH w:val="nil"/>
-          <w:insideV w:val="single" w:sz="8" w:space="0" w:color="FFFFFF" w:themeColor="background1"/>
+          <w:top w:val="single" w:color="FFFFFF" w:themeColor="background1" w:sz="24" w:space="0"/>
+          <w:left w:val="single" w:color="FFFFFF" w:themeColor="background1" w:sz="8" w:space="0"/>
+          <w:bottom w:val="single" w:color="FFFFFF" w:themeColor="background1" w:sz="8" w:space="0"/>
+          <w:right w:val="single" w:color="FFFFFF" w:themeColor="background1" w:sz="8" w:space="0"/>
+          <w:insideH w:val="nil"/>
+          <w:insideV w:val="single" w:color="FFFFFF" w:themeColor="background1" w:sz="8" w:space="0"/>
         </w:tcBorders>
         <w:shd w:val="clear" w:color="auto" w:fill="4F81BD" w:themeFill="accent1"/>
       </w:tcPr>
@@ -10670,8 +12423,8 @@
       <w:tblPr/>
       <w:tcPr>
         <w:tcBorders>
-          <w:left w:val="single" w:sz="8" w:space="0" w:color="FFFFFF" w:themeColor="background1"/>
-          <w:right w:val="single" w:sz="24" w:space="0" w:color="FFFFFF" w:themeColor="background1"/>
+          <w:left w:val="single" w:color="FFFFFF" w:themeColor="background1" w:sz="8" w:space="0"/>
+          <w:right w:val="single" w:color="FFFFFF" w:themeColor="background1" w:sz="24" w:space="0"/>
           <w:insideH w:val="nil"/>
           <w:insideV w:val="nil"/>
         </w:tcBorders>
@@ -10690,7 +12443,7 @@
       <w:tcPr>
         <w:tcBorders>
           <w:top w:val="nil"/>
-          <w:left w:val="single" w:sz="24" w:space="0" w:color="FFFFFF" w:themeColor="background1"/>
+          <w:left w:val="single" w:color="FFFFFF" w:themeColor="background1" w:sz="24" w:space="0"/>
           <w:bottom w:val="nil"/>
           <w:right w:val="nil"/>
           <w:insideH w:val="nil"/>
@@ -10703,10 +12456,10 @@
       <w:tblPr/>
       <w:tcPr>
         <w:tcBorders>
-          <w:top w:val="single" w:sz="8" w:space="0" w:color="FFFFFF" w:themeColor="background1"/>
-          <w:left w:val="single" w:sz="8" w:space="0" w:color="FFFFFF" w:themeColor="background1"/>
-          <w:bottom w:val="single" w:sz="8" w:space="0" w:color="FFFFFF" w:themeColor="background1"/>
-          <w:right w:val="single" w:sz="8" w:space="0" w:color="FFFFFF" w:themeColor="background1"/>
+          <w:top w:val="single" w:color="FFFFFF" w:themeColor="background1" w:sz="8" w:space="0"/>
+          <w:left w:val="single" w:color="FFFFFF" w:themeColor="background1" w:sz="8" w:space="0"/>
+          <w:bottom w:val="single" w:color="FFFFFF" w:themeColor="background1" w:sz="8" w:space="0"/>
+          <w:right w:val="single" w:color="FFFFFF" w:themeColor="background1" w:sz="8" w:space="0"/>
           <w:insideH w:val="nil"/>
           <w:insideV w:val="nil"/>
         </w:tcBorders>
@@ -10717,12 +12470,12 @@
       <w:tblPr/>
       <w:tcPr>
         <w:tcBorders>
-          <w:top w:val="single" w:sz="8" w:space="0" w:color="FFFFFF" w:themeColor="background1"/>
-          <w:left w:val="single" w:sz="8" w:space="0" w:color="FFFFFF" w:themeColor="background1"/>
-          <w:bottom w:val="single" w:sz="8" w:space="0" w:color="FFFFFF" w:themeColor="background1"/>
-          <w:right w:val="single" w:sz="8" w:space="0" w:color="FFFFFF" w:themeColor="background1"/>
-          <w:insideH w:val="single" w:sz="8" w:space="0" w:color="FFFFFF" w:themeColor="background1"/>
-          <w:insideV w:val="single" w:sz="8" w:space="0" w:color="FFFFFF" w:themeColor="background1"/>
+          <w:top w:val="single" w:color="FFFFFF" w:themeColor="background1" w:sz="8" w:space="0"/>
+          <w:left w:val="single" w:color="FFFFFF" w:themeColor="background1" w:sz="8" w:space="0"/>
+          <w:bottom w:val="single" w:color="FFFFFF" w:themeColor="background1" w:sz="8" w:space="0"/>
+          <w:right w:val="single" w:color="FFFFFF" w:themeColor="background1" w:sz="8" w:space="0"/>
+          <w:insideH w:val="single" w:color="FFFFFF" w:themeColor="background1" w:sz="8" w:space="0"/>
+          <w:insideV w:val="single" w:color="FFFFFF" w:themeColor="background1" w:sz="8" w:space="0"/>
         </w:tcBorders>
         <w:shd w:val="clear" w:color="auto" w:fill="A7BFDE" w:themeFill="accent1" w:themeFillTint="7F"/>
       </w:tcPr>
@@ -10741,12 +12494,12 @@
       <w:tblStyleColBandSize w:val="1"/>
       <w:tblInd w:w="0" w:type="dxa"/>
       <w:tblBorders>
-        <w:top w:val="single" w:sz="8" w:space="0" w:color="FFFFFF" w:themeColor="background1"/>
-        <w:left w:val="single" w:sz="8" w:space="0" w:color="FFFFFF" w:themeColor="background1"/>
-        <w:bottom w:val="single" w:sz="8" w:space="0" w:color="FFFFFF" w:themeColor="background1"/>
-        <w:right w:val="single" w:sz="8" w:space="0" w:color="FFFFFF" w:themeColor="background1"/>
-        <w:insideH w:val="single" w:sz="6" w:space="0" w:color="FFFFFF" w:themeColor="background1"/>
-        <w:insideV w:val="single" w:sz="6" w:space="0" w:color="FFFFFF" w:themeColor="background1"/>
+        <w:top w:val="single" w:color="FFFFFF" w:themeColor="background1" w:sz="8" w:space="0"/>
+        <w:left w:val="single" w:color="FFFFFF" w:themeColor="background1" w:sz="8" w:space="0"/>
+        <w:bottom w:val="single" w:color="FFFFFF" w:themeColor="background1" w:sz="8" w:space="0"/>
+        <w:right w:val="single" w:color="FFFFFF" w:themeColor="background1" w:sz="8" w:space="0"/>
+        <w:insideH w:val="single" w:color="FFFFFF" w:themeColor="background1" w:sz="6" w:space="0"/>
+        <w:insideV w:val="single" w:color="FFFFFF" w:themeColor="background1" w:sz="6" w:space="0"/>
       </w:tblBorders>
       <w:tblCellMar>
         <w:top w:w="0" w:type="dxa"/>
@@ -10769,12 +12522,12 @@
       <w:tblPr/>
       <w:tcPr>
         <w:tcBorders>
-          <w:top w:val="single" w:sz="8" w:space="0" w:color="FFFFFF" w:themeColor="background1"/>
-          <w:left w:val="single" w:sz="8" w:space="0" w:color="FFFFFF" w:themeColor="background1"/>
-          <w:bottom w:val="single" w:sz="24" w:space="0" w:color="FFFFFF" w:themeColor="background1"/>
-          <w:right w:val="single" w:sz="8" w:space="0" w:color="FFFFFF" w:themeColor="background1"/>
-          <w:insideH w:val="nil"/>
-          <w:insideV w:val="single" w:sz="8" w:space="0" w:color="FFFFFF" w:themeColor="background1"/>
+          <w:top w:val="single" w:color="FFFFFF" w:themeColor="background1" w:sz="8" w:space="0"/>
+          <w:left w:val="single" w:color="FFFFFF" w:themeColor="background1" w:sz="8" w:space="0"/>
+          <w:bottom w:val="single" w:color="FFFFFF" w:themeColor="background1" w:sz="24" w:space="0"/>
+          <w:right w:val="single" w:color="FFFFFF" w:themeColor="background1" w:sz="8" w:space="0"/>
+          <w:insideH w:val="nil"/>
+          <w:insideV w:val="single" w:color="FFFFFF" w:themeColor="background1" w:sz="8" w:space="0"/>
         </w:tcBorders>
         <w:shd w:val="clear" w:color="auto" w:fill="C0504D" w:themeFill="accent2"/>
       </w:tcPr>
@@ -10790,12 +12543,12 @@
       <w:tblPr/>
       <w:tcPr>
         <w:tcBorders>
-          <w:top w:val="single" w:sz="24" w:space="0" w:color="FFFFFF" w:themeColor="background1"/>
-          <w:left w:val="single" w:sz="8" w:space="0" w:color="FFFFFF" w:themeColor="background1"/>
-          <w:bottom w:val="single" w:sz="8" w:space="0" w:color="FFFFFF" w:themeColor="background1"/>
-          <w:right w:val="single" w:sz="8" w:space="0" w:color="FFFFFF" w:themeColor="background1"/>
-          <w:insideH w:val="nil"/>
-          <w:insideV w:val="single" w:sz="8" w:space="0" w:color="FFFFFF" w:themeColor="background1"/>
+          <w:top w:val="single" w:color="FFFFFF" w:themeColor="background1" w:sz="24" w:space="0"/>
+          <w:left w:val="single" w:color="FFFFFF" w:themeColor="background1" w:sz="8" w:space="0"/>
+          <w:bottom w:val="single" w:color="FFFFFF" w:themeColor="background1" w:sz="8" w:space="0"/>
+          <w:right w:val="single" w:color="FFFFFF" w:themeColor="background1" w:sz="8" w:space="0"/>
+          <w:insideH w:val="nil"/>
+          <w:insideV w:val="single" w:color="FFFFFF" w:themeColor="background1" w:sz="8" w:space="0"/>
         </w:tcBorders>
         <w:shd w:val="clear" w:color="auto" w:fill="C0504D" w:themeFill="accent2"/>
       </w:tcPr>
@@ -10811,8 +12564,8 @@
       <w:tblPr/>
       <w:tcPr>
         <w:tcBorders>
-          <w:left w:val="single" w:sz="8" w:space="0" w:color="FFFFFF" w:themeColor="background1"/>
-          <w:right w:val="single" w:sz="24" w:space="0" w:color="FFFFFF" w:themeColor="background1"/>
+          <w:left w:val="single" w:color="FFFFFF" w:themeColor="background1" w:sz="8" w:space="0"/>
+          <w:right w:val="single" w:color="FFFFFF" w:themeColor="background1" w:sz="24" w:space="0"/>
           <w:insideH w:val="nil"/>
           <w:insideV w:val="nil"/>
         </w:tcBorders>
@@ -10831,7 +12584,7 @@
       <w:tcPr>
         <w:tcBorders>
           <w:top w:val="nil"/>
-          <w:left w:val="single" w:sz="24" w:space="0" w:color="FFFFFF" w:themeColor="background1"/>
+          <w:left w:val="single" w:color="FFFFFF" w:themeColor="background1" w:sz="24" w:space="0"/>
           <w:bottom w:val="nil"/>
           <w:right w:val="nil"/>
           <w:insideH w:val="nil"/>
@@ -10844,10 +12597,10 @@
       <w:tblPr/>
       <w:tcPr>
         <w:tcBorders>
-          <w:top w:val="single" w:sz="8" w:space="0" w:color="FFFFFF" w:themeColor="background1"/>
-          <w:left w:val="single" w:sz="8" w:space="0" w:color="FFFFFF" w:themeColor="background1"/>
-          <w:bottom w:val="single" w:sz="8" w:space="0" w:color="FFFFFF" w:themeColor="background1"/>
-          <w:right w:val="single" w:sz="8" w:space="0" w:color="FFFFFF" w:themeColor="background1"/>
+          <w:top w:val="single" w:color="FFFFFF" w:themeColor="background1" w:sz="8" w:space="0"/>
+          <w:left w:val="single" w:color="FFFFFF" w:themeColor="background1" w:sz="8" w:space="0"/>
+          <w:bottom w:val="single" w:color="FFFFFF" w:themeColor="background1" w:sz="8" w:space="0"/>
+          <w:right w:val="single" w:color="FFFFFF" w:themeColor="background1" w:sz="8" w:space="0"/>
           <w:insideH w:val="nil"/>
           <w:insideV w:val="nil"/>
         </w:tcBorders>
@@ -10858,12 +12611,12 @@
       <w:tblPr/>
       <w:tcPr>
         <w:tcBorders>
-          <w:top w:val="single" w:sz="8" w:space="0" w:color="FFFFFF" w:themeColor="background1"/>
-          <w:left w:val="single" w:sz="8" w:space="0" w:color="FFFFFF" w:themeColor="background1"/>
-          <w:bottom w:val="single" w:sz="8" w:space="0" w:color="FFFFFF" w:themeColor="background1"/>
-          <w:right w:val="single" w:sz="8" w:space="0" w:color="FFFFFF" w:themeColor="background1"/>
-          <w:insideH w:val="single" w:sz="8" w:space="0" w:color="FFFFFF" w:themeColor="background1"/>
-          <w:insideV w:val="single" w:sz="8" w:space="0" w:color="FFFFFF" w:themeColor="background1"/>
+          <w:top w:val="single" w:color="FFFFFF" w:themeColor="background1" w:sz="8" w:space="0"/>
+          <w:left w:val="single" w:color="FFFFFF" w:themeColor="background1" w:sz="8" w:space="0"/>
+          <w:bottom w:val="single" w:color="FFFFFF" w:themeColor="background1" w:sz="8" w:space="0"/>
+          <w:right w:val="single" w:color="FFFFFF" w:themeColor="background1" w:sz="8" w:space="0"/>
+          <w:insideH w:val="single" w:color="FFFFFF" w:themeColor="background1" w:sz="8" w:space="0"/>
+          <w:insideV w:val="single" w:color="FFFFFF" w:themeColor="background1" w:sz="8" w:space="0"/>
         </w:tcBorders>
         <w:shd w:val="clear" w:color="auto" w:fill="DFA7A6" w:themeFill="accent2" w:themeFillTint="7F"/>
       </w:tcPr>
@@ -10882,12 +12635,12 @@
       <w:tblStyleColBandSize w:val="1"/>
       <w:tblInd w:w="0" w:type="dxa"/>
       <w:tblBorders>
-        <w:top w:val="single" w:sz="8" w:space="0" w:color="FFFFFF" w:themeColor="background1"/>
-        <w:left w:val="single" w:sz="8" w:space="0" w:color="FFFFFF" w:themeColor="background1"/>
-        <w:bottom w:val="single" w:sz="8" w:space="0" w:color="FFFFFF" w:themeColor="background1"/>
-        <w:right w:val="single" w:sz="8" w:space="0" w:color="FFFFFF" w:themeColor="background1"/>
-        <w:insideH w:val="single" w:sz="6" w:space="0" w:color="FFFFFF" w:themeColor="background1"/>
-        <w:insideV w:val="single" w:sz="6" w:space="0" w:color="FFFFFF" w:themeColor="background1"/>
+        <w:top w:val="single" w:color="FFFFFF" w:themeColor="background1" w:sz="8" w:space="0"/>
+        <w:left w:val="single" w:color="FFFFFF" w:themeColor="background1" w:sz="8" w:space="0"/>
+        <w:bottom w:val="single" w:color="FFFFFF" w:themeColor="background1" w:sz="8" w:space="0"/>
+        <w:right w:val="single" w:color="FFFFFF" w:themeColor="background1" w:sz="8" w:space="0"/>
+        <w:insideH w:val="single" w:color="FFFFFF" w:themeColor="background1" w:sz="6" w:space="0"/>
+        <w:insideV w:val="single" w:color="FFFFFF" w:themeColor="background1" w:sz="6" w:space="0"/>
       </w:tblBorders>
       <w:tblCellMar>
         <w:top w:w="0" w:type="dxa"/>
@@ -10910,12 +12663,12 @@
       <w:tblPr/>
       <w:tcPr>
         <w:tcBorders>
-          <w:top w:val="single" w:sz="8" w:space="0" w:color="FFFFFF" w:themeColor="background1"/>
-          <w:left w:val="single" w:sz="8" w:space="0" w:color="FFFFFF" w:themeColor="background1"/>
-          <w:bottom w:val="single" w:sz="24" w:space="0" w:color="FFFFFF" w:themeColor="background1"/>
-          <w:right w:val="single" w:sz="8" w:space="0" w:color="FFFFFF" w:themeColor="background1"/>
-          <w:insideH w:val="nil"/>
-          <w:insideV w:val="single" w:sz="8" w:space="0" w:color="FFFFFF" w:themeColor="background1"/>
+          <w:top w:val="single" w:color="FFFFFF" w:themeColor="background1" w:sz="8" w:space="0"/>
+          <w:left w:val="single" w:color="FFFFFF" w:themeColor="background1" w:sz="8" w:space="0"/>
+          <w:bottom w:val="single" w:color="FFFFFF" w:themeColor="background1" w:sz="24" w:space="0"/>
+          <w:right w:val="single" w:color="FFFFFF" w:themeColor="background1" w:sz="8" w:space="0"/>
+          <w:insideH w:val="nil"/>
+          <w:insideV w:val="single" w:color="FFFFFF" w:themeColor="background1" w:sz="8" w:space="0"/>
         </w:tcBorders>
         <w:shd w:val="clear" w:color="auto" w:fill="9BBB59" w:themeFill="accent3"/>
       </w:tcPr>
@@ -10931,12 +12684,12 @@
       <w:tblPr/>
       <w:tcPr>
         <w:tcBorders>
-          <w:top w:val="single" w:sz="24" w:space="0" w:color="FFFFFF" w:themeColor="background1"/>
-          <w:left w:val="single" w:sz="8" w:space="0" w:color="FFFFFF" w:themeColor="background1"/>
-          <w:bottom w:val="single" w:sz="8" w:space="0" w:color="FFFFFF" w:themeColor="background1"/>
-          <w:right w:val="single" w:sz="8" w:space="0" w:color="FFFFFF" w:themeColor="background1"/>
-          <w:insideH w:val="nil"/>
-          <w:insideV w:val="single" w:sz="8" w:space="0" w:color="FFFFFF" w:themeColor="background1"/>
+          <w:top w:val="single" w:color="FFFFFF" w:themeColor="background1" w:sz="24" w:space="0"/>
+          <w:left w:val="single" w:color="FFFFFF" w:themeColor="background1" w:sz="8" w:space="0"/>
+          <w:bottom w:val="single" w:color="FFFFFF" w:themeColor="background1" w:sz="8" w:space="0"/>
+          <w:right w:val="single" w:color="FFFFFF" w:themeColor="background1" w:sz="8" w:space="0"/>
+          <w:insideH w:val="nil"/>
+          <w:insideV w:val="single" w:color="FFFFFF" w:themeColor="background1" w:sz="8" w:space="0"/>
         </w:tcBorders>
         <w:shd w:val="clear" w:color="auto" w:fill="9BBB59" w:themeFill="accent3"/>
       </w:tcPr>
@@ -10952,8 +12705,8 @@
       <w:tblPr/>
       <w:tcPr>
         <w:tcBorders>
-          <w:left w:val="single" w:sz="8" w:space="0" w:color="FFFFFF" w:themeColor="background1"/>
-          <w:right w:val="single" w:sz="24" w:space="0" w:color="FFFFFF" w:themeColor="background1"/>
+          <w:left w:val="single" w:color="FFFFFF" w:themeColor="background1" w:sz="8" w:space="0"/>
+          <w:right w:val="single" w:color="FFFFFF" w:themeColor="background1" w:sz="24" w:space="0"/>
           <w:insideH w:val="nil"/>
           <w:insideV w:val="nil"/>
         </w:tcBorders>
@@ -10972,7 +12725,7 @@
       <w:tcPr>
         <w:tcBorders>
           <w:top w:val="nil"/>
-          <w:left w:val="single" w:sz="24" w:space="0" w:color="FFFFFF" w:themeColor="background1"/>
+          <w:left w:val="single" w:color="FFFFFF" w:themeColor="background1" w:sz="24" w:space="0"/>
           <w:bottom w:val="nil"/>
           <w:right w:val="nil"/>
           <w:insideH w:val="nil"/>
@@ -10985,10 +12738,10 @@
       <w:tblPr/>
       <w:tcPr>
         <w:tcBorders>
-          <w:top w:val="single" w:sz="8" w:space="0" w:color="FFFFFF" w:themeColor="background1"/>
-          <w:left w:val="single" w:sz="8" w:space="0" w:color="FFFFFF" w:themeColor="background1"/>
-          <w:bottom w:val="single" w:sz="8" w:space="0" w:color="FFFFFF" w:themeColor="background1"/>
-          <w:right w:val="single" w:sz="8" w:space="0" w:color="FFFFFF" w:themeColor="background1"/>
+          <w:top w:val="single" w:color="FFFFFF" w:themeColor="background1" w:sz="8" w:space="0"/>
+          <w:left w:val="single" w:color="FFFFFF" w:themeColor="background1" w:sz="8" w:space="0"/>
+          <w:bottom w:val="single" w:color="FFFFFF" w:themeColor="background1" w:sz="8" w:space="0"/>
+          <w:right w:val="single" w:color="FFFFFF" w:themeColor="background1" w:sz="8" w:space="0"/>
           <w:insideH w:val="nil"/>
           <w:insideV w:val="nil"/>
         </w:tcBorders>
@@ -10999,12 +12752,12 @@
       <w:tblPr/>
       <w:tcPr>
         <w:tcBorders>
-          <w:top w:val="single" w:sz="8" w:space="0" w:color="FFFFFF" w:themeColor="background1"/>
-          <w:left w:val="single" w:sz="8" w:space="0" w:color="FFFFFF" w:themeColor="background1"/>
-          <w:bottom w:val="single" w:sz="8" w:space="0" w:color="FFFFFF" w:themeColor="background1"/>
-          <w:right w:val="single" w:sz="8" w:space="0" w:color="FFFFFF" w:themeColor="background1"/>
-          <w:insideH w:val="single" w:sz="8" w:space="0" w:color="FFFFFF" w:themeColor="background1"/>
-          <w:insideV w:val="single" w:sz="8" w:space="0" w:color="FFFFFF" w:themeColor="background1"/>
+          <w:top w:val="single" w:color="FFFFFF" w:themeColor="background1" w:sz="8" w:space="0"/>
+          <w:left w:val="single" w:color="FFFFFF" w:themeColor="background1" w:sz="8" w:space="0"/>
+          <w:bottom w:val="single" w:color="FFFFFF" w:themeColor="background1" w:sz="8" w:space="0"/>
+          <w:right w:val="single" w:color="FFFFFF" w:themeColor="background1" w:sz="8" w:space="0"/>
+          <w:insideH w:val="single" w:color="FFFFFF" w:themeColor="background1" w:sz="8" w:space="0"/>
+          <w:insideV w:val="single" w:color="FFFFFF" w:themeColor="background1" w:sz="8" w:space="0"/>
         </w:tcBorders>
         <w:shd w:val="clear" w:color="auto" w:fill="CDDDAC" w:themeFill="accent3" w:themeFillTint="7F"/>
       </w:tcPr>
@@ -11023,12 +12776,12 @@
       <w:tblStyleColBandSize w:val="1"/>
       <w:tblInd w:w="0" w:type="dxa"/>
       <w:tblBorders>
-        <w:top w:val="single" w:sz="8" w:space="0" w:color="FFFFFF" w:themeColor="background1"/>
-        <w:left w:val="single" w:sz="8" w:space="0" w:color="FFFFFF" w:themeColor="background1"/>
-        <w:bottom w:val="single" w:sz="8" w:space="0" w:color="FFFFFF" w:themeColor="background1"/>
-        <w:right w:val="single" w:sz="8" w:space="0" w:color="FFFFFF" w:themeColor="background1"/>
-        <w:insideH w:val="single" w:sz="6" w:space="0" w:color="FFFFFF" w:themeColor="background1"/>
-        <w:insideV w:val="single" w:sz="6" w:space="0" w:color="FFFFFF" w:themeColor="background1"/>
+        <w:top w:val="single" w:color="FFFFFF" w:themeColor="background1" w:sz="8" w:space="0"/>
+        <w:left w:val="single" w:color="FFFFFF" w:themeColor="background1" w:sz="8" w:space="0"/>
+        <w:bottom w:val="single" w:color="FFFFFF" w:themeColor="background1" w:sz="8" w:space="0"/>
+        <w:right w:val="single" w:color="FFFFFF" w:themeColor="background1" w:sz="8" w:space="0"/>
+        <w:insideH w:val="single" w:color="FFFFFF" w:themeColor="background1" w:sz="6" w:space="0"/>
+        <w:insideV w:val="single" w:color="FFFFFF" w:themeColor="background1" w:sz="6" w:space="0"/>
       </w:tblBorders>
       <w:tblCellMar>
         <w:top w:w="0" w:type="dxa"/>
@@ -11051,12 +12804,12 @@
       <w:tblPr/>
       <w:tcPr>
         <w:tcBorders>
-          <w:top w:val="single" w:sz="8" w:space="0" w:color="FFFFFF" w:themeColor="background1"/>
-          <w:left w:val="single" w:sz="8" w:space="0" w:color="FFFFFF" w:themeColor="background1"/>
-          <w:bottom w:val="single" w:sz="24" w:space="0" w:color="FFFFFF" w:themeColor="background1"/>
-          <w:right w:val="single" w:sz="8" w:space="0" w:color="FFFFFF" w:themeColor="background1"/>
-          <w:insideH w:val="nil"/>
-          <w:insideV w:val="single" w:sz="8" w:space="0" w:color="FFFFFF" w:themeColor="background1"/>
+          <w:top w:val="single" w:color="FFFFFF" w:themeColor="background1" w:sz="8" w:space="0"/>
+          <w:left w:val="single" w:color="FFFFFF" w:themeColor="background1" w:sz="8" w:space="0"/>
+          <w:bottom w:val="single" w:color="FFFFFF" w:themeColor="background1" w:sz="24" w:space="0"/>
+          <w:right w:val="single" w:color="FFFFFF" w:themeColor="background1" w:sz="8" w:space="0"/>
+          <w:insideH w:val="nil"/>
+          <w:insideV w:val="single" w:color="FFFFFF" w:themeColor="background1" w:sz="8" w:space="0"/>
         </w:tcBorders>
         <w:shd w:val="clear" w:color="auto" w:fill="8064A2" w:themeFill="accent4"/>
       </w:tcPr>
@@ -11072,12 +12825,12 @@
       <w:tblPr/>
       <w:tcPr>
         <w:tcBorders>
-          <w:top w:val="single" w:sz="24" w:space="0" w:color="FFFFFF" w:themeColor="background1"/>
-          <w:left w:val="single" w:sz="8" w:space="0" w:color="FFFFFF" w:themeColor="background1"/>
-          <w:bottom w:val="single" w:sz="8" w:space="0" w:color="FFFFFF" w:themeColor="background1"/>
-          <w:right w:val="single" w:sz="8" w:space="0" w:color="FFFFFF" w:themeColor="background1"/>
-          <w:insideH w:val="nil"/>
-          <w:insideV w:val="single" w:sz="8" w:space="0" w:color="FFFFFF" w:themeColor="background1"/>
+          <w:top w:val="single" w:color="FFFFFF" w:themeColor="background1" w:sz="24" w:space="0"/>
+          <w:left w:val="single" w:color="FFFFFF" w:themeColor="background1" w:sz="8" w:space="0"/>
+          <w:bottom w:val="single" w:color="FFFFFF" w:themeColor="background1" w:sz="8" w:space="0"/>
+          <w:right w:val="single" w:color="FFFFFF" w:themeColor="background1" w:sz="8" w:space="0"/>
+          <w:insideH w:val="nil"/>
+          <w:insideV w:val="single" w:color="FFFFFF" w:themeColor="background1" w:sz="8" w:space="0"/>
         </w:tcBorders>
         <w:shd w:val="clear" w:color="auto" w:fill="8064A2" w:themeFill="accent4"/>
       </w:tcPr>
@@ -11093,8 +12846,8 @@
       <w:tblPr/>
       <w:tcPr>
         <w:tcBorders>
-          <w:left w:val="single" w:sz="8" w:space="0" w:color="FFFFFF" w:themeColor="background1"/>
-          <w:right w:val="single" w:sz="24" w:space="0" w:color="FFFFFF" w:themeColor="background1"/>
+          <w:left w:val="single" w:color="FFFFFF" w:themeColor="background1" w:sz="8" w:space="0"/>
+          <w:right w:val="single" w:color="FFFFFF" w:themeColor="background1" w:sz="24" w:space="0"/>
           <w:insideH w:val="nil"/>
           <w:insideV w:val="nil"/>
         </w:tcBorders>
@@ -11113,7 +12866,7 @@
       <w:tcPr>
         <w:tcBorders>
           <w:top w:val="nil"/>
-          <w:left w:val="single" w:sz="24" w:space="0" w:color="FFFFFF" w:themeColor="background1"/>
+          <w:left w:val="single" w:color="FFFFFF" w:themeColor="background1" w:sz="24" w:space="0"/>
           <w:bottom w:val="nil"/>
           <w:right w:val="nil"/>
           <w:insideH w:val="nil"/>
@@ -11126,10 +12879,10 @@
       <w:tblPr/>
       <w:tcPr>
         <w:tcBorders>
-          <w:top w:val="single" w:sz="8" w:space="0" w:color="FFFFFF" w:themeColor="background1"/>
-          <w:left w:val="single" w:sz="8" w:space="0" w:color="FFFFFF" w:themeColor="background1"/>
-          <w:bottom w:val="single" w:sz="8" w:space="0" w:color="FFFFFF" w:themeColor="background1"/>
-          <w:right w:val="single" w:sz="8" w:space="0" w:color="FFFFFF" w:themeColor="background1"/>
+          <w:top w:val="single" w:color="FFFFFF" w:themeColor="background1" w:sz="8" w:space="0"/>
+          <w:left w:val="single" w:color="FFFFFF" w:themeColor="background1" w:sz="8" w:space="0"/>
+          <w:bottom w:val="single" w:color="FFFFFF" w:themeColor="background1" w:sz="8" w:space="0"/>
+          <w:right w:val="single" w:color="FFFFFF" w:themeColor="background1" w:sz="8" w:space="0"/>
           <w:insideH w:val="nil"/>
           <w:insideV w:val="nil"/>
         </w:tcBorders>
@@ -11140,12 +12893,12 @@
       <w:tblPr/>
       <w:tcPr>
         <w:tcBorders>
-          <w:top w:val="single" w:sz="8" w:space="0" w:color="FFFFFF" w:themeColor="background1"/>
-          <w:left w:val="single" w:sz="8" w:space="0" w:color="FFFFFF" w:themeColor="background1"/>
-          <w:bottom w:val="single" w:sz="8" w:space="0" w:color="FFFFFF" w:themeColor="background1"/>
-          <w:right w:val="single" w:sz="8" w:space="0" w:color="FFFFFF" w:themeColor="background1"/>
-          <w:insideH w:val="single" w:sz="8" w:space="0" w:color="FFFFFF" w:themeColor="background1"/>
-          <w:insideV w:val="single" w:sz="8" w:space="0" w:color="FFFFFF" w:themeColor="background1"/>
+          <w:top w:val="single" w:color="FFFFFF" w:themeColor="background1" w:sz="8" w:space="0"/>
+          <w:left w:val="single" w:color="FFFFFF" w:themeColor="background1" w:sz="8" w:space="0"/>
+          <w:bottom w:val="single" w:color="FFFFFF" w:themeColor="background1" w:sz="8" w:space="0"/>
+          <w:right w:val="single" w:color="FFFFFF" w:themeColor="background1" w:sz="8" w:space="0"/>
+          <w:insideH w:val="single" w:color="FFFFFF" w:themeColor="background1" w:sz="8" w:space="0"/>
+          <w:insideV w:val="single" w:color="FFFFFF" w:themeColor="background1" w:sz="8" w:space="0"/>
         </w:tcBorders>
         <w:shd w:val="clear" w:color="auto" w:fill="BFB1D0" w:themeFill="accent4" w:themeFillTint="7F"/>
       </w:tcPr>
@@ -11164,12 +12917,12 @@
       <w:tblStyleColBandSize w:val="1"/>
       <w:tblInd w:w="0" w:type="dxa"/>
       <w:tblBorders>
-        <w:top w:val="single" w:sz="8" w:space="0" w:color="FFFFFF" w:themeColor="background1"/>
-        <w:left w:val="single" w:sz="8" w:space="0" w:color="FFFFFF" w:themeColor="background1"/>
-        <w:bottom w:val="single" w:sz="8" w:space="0" w:color="FFFFFF" w:themeColor="background1"/>
-        <w:right w:val="single" w:sz="8" w:space="0" w:color="FFFFFF" w:themeColor="background1"/>
-        <w:insideH w:val="single" w:sz="6" w:space="0" w:color="FFFFFF" w:themeColor="background1"/>
-        <w:insideV w:val="single" w:sz="6" w:space="0" w:color="FFFFFF" w:themeColor="background1"/>
+        <w:top w:val="single" w:color="FFFFFF" w:themeColor="background1" w:sz="8" w:space="0"/>
+        <w:left w:val="single" w:color="FFFFFF" w:themeColor="background1" w:sz="8" w:space="0"/>
+        <w:bottom w:val="single" w:color="FFFFFF" w:themeColor="background1" w:sz="8" w:space="0"/>
+        <w:right w:val="single" w:color="FFFFFF" w:themeColor="background1" w:sz="8" w:space="0"/>
+        <w:insideH w:val="single" w:color="FFFFFF" w:themeColor="background1" w:sz="6" w:space="0"/>
+        <w:insideV w:val="single" w:color="FFFFFF" w:themeColor="background1" w:sz="6" w:space="0"/>
       </w:tblBorders>
       <w:tblCellMar>
         <w:top w:w="0" w:type="dxa"/>
@@ -11192,12 +12945,12 @@
       <w:tblPr/>
       <w:tcPr>
         <w:tcBorders>
-          <w:top w:val="single" w:sz="8" w:space="0" w:color="FFFFFF" w:themeColor="background1"/>
-          <w:left w:val="single" w:sz="8" w:space="0" w:color="FFFFFF" w:themeColor="background1"/>
-          <w:bottom w:val="single" w:sz="24" w:space="0" w:color="FFFFFF" w:themeColor="background1"/>
-          <w:right w:val="single" w:sz="8" w:space="0" w:color="FFFFFF" w:themeColor="background1"/>
-          <w:insideH w:val="nil"/>
-          <w:insideV w:val="single" w:sz="8" w:space="0" w:color="FFFFFF" w:themeColor="background1"/>
+          <w:top w:val="single" w:color="FFFFFF" w:themeColor="background1" w:sz="8" w:space="0"/>
+          <w:left w:val="single" w:color="FFFFFF" w:themeColor="background1" w:sz="8" w:space="0"/>
+          <w:bottom w:val="single" w:color="FFFFFF" w:themeColor="background1" w:sz="24" w:space="0"/>
+          <w:right w:val="single" w:color="FFFFFF" w:themeColor="background1" w:sz="8" w:space="0"/>
+          <w:insideH w:val="nil"/>
+          <w:insideV w:val="single" w:color="FFFFFF" w:themeColor="background1" w:sz="8" w:space="0"/>
         </w:tcBorders>
         <w:shd w:val="clear" w:color="auto" w:fill="4BACC6" w:themeFill="accent5"/>
       </w:tcPr>
@@ -11213,12 +12966,12 @@
       <w:tblPr/>
       <w:tcPr>
         <w:tcBorders>
-          <w:top w:val="single" w:sz="24" w:space="0" w:color="FFFFFF" w:themeColor="background1"/>
-          <w:left w:val="single" w:sz="8" w:space="0" w:color="FFFFFF" w:themeColor="background1"/>
-          <w:bottom w:val="single" w:sz="8" w:space="0" w:color="FFFFFF" w:themeColor="background1"/>
-          <w:right w:val="single" w:sz="8" w:space="0" w:color="FFFFFF" w:themeColor="background1"/>
-          <w:insideH w:val="nil"/>
-          <w:insideV w:val="single" w:sz="8" w:space="0" w:color="FFFFFF" w:themeColor="background1"/>
+          <w:top w:val="single" w:color="FFFFFF" w:themeColor="background1" w:sz="24" w:space="0"/>
+          <w:left w:val="single" w:color="FFFFFF" w:themeColor="background1" w:sz="8" w:space="0"/>
+          <w:bottom w:val="single" w:color="FFFFFF" w:themeColor="background1" w:sz="8" w:space="0"/>
+          <w:right w:val="single" w:color="FFFFFF" w:themeColor="background1" w:sz="8" w:space="0"/>
+          <w:insideH w:val="nil"/>
+          <w:insideV w:val="single" w:color="FFFFFF" w:themeColor="background1" w:sz="8" w:space="0"/>
         </w:tcBorders>
         <w:shd w:val="clear" w:color="auto" w:fill="4BACC6" w:themeFill="accent5"/>
       </w:tcPr>
@@ -11234,8 +12987,8 @@
       <w:tblPr/>
       <w:tcPr>
         <w:tcBorders>
-          <w:left w:val="single" w:sz="8" w:space="0" w:color="FFFFFF" w:themeColor="background1"/>
-          <w:right w:val="single" w:sz="24" w:space="0" w:color="FFFFFF" w:themeColor="background1"/>
+          <w:left w:val="single" w:color="FFFFFF" w:themeColor="background1" w:sz="8" w:space="0"/>
+          <w:right w:val="single" w:color="FFFFFF" w:themeColor="background1" w:sz="24" w:space="0"/>
           <w:insideH w:val="nil"/>
           <w:insideV w:val="nil"/>
         </w:tcBorders>
@@ -11254,7 +13007,7 @@
       <w:tcPr>
         <w:tcBorders>
           <w:top w:val="nil"/>
-          <w:left w:val="single" w:sz="24" w:space="0" w:color="FFFFFF" w:themeColor="background1"/>
+          <w:left w:val="single" w:color="FFFFFF" w:themeColor="background1" w:sz="24" w:space="0"/>
           <w:bottom w:val="nil"/>
           <w:right w:val="nil"/>
           <w:insideH w:val="nil"/>
@@ -11267,10 +13020,10 @@
       <w:tblPr/>
       <w:tcPr>
         <w:tcBorders>
-          <w:top w:val="single" w:sz="8" w:space="0" w:color="FFFFFF" w:themeColor="background1"/>
-          <w:left w:val="single" w:sz="8" w:space="0" w:color="FFFFFF" w:themeColor="background1"/>
-          <w:bottom w:val="single" w:sz="8" w:space="0" w:color="FFFFFF" w:themeColor="background1"/>
-          <w:right w:val="single" w:sz="8" w:space="0" w:color="FFFFFF" w:themeColor="background1"/>
+          <w:top w:val="single" w:color="FFFFFF" w:themeColor="background1" w:sz="8" w:space="0"/>
+          <w:left w:val="single" w:color="FFFFFF" w:themeColor="background1" w:sz="8" w:space="0"/>
+          <w:bottom w:val="single" w:color="FFFFFF" w:themeColor="background1" w:sz="8" w:space="0"/>
+          <w:right w:val="single" w:color="FFFFFF" w:themeColor="background1" w:sz="8" w:space="0"/>
           <w:insideH w:val="nil"/>
           <w:insideV w:val="nil"/>
         </w:tcBorders>
@@ -11281,12 +13034,12 @@
       <w:tblPr/>
       <w:tcPr>
         <w:tcBorders>
-          <w:top w:val="single" w:sz="8" w:space="0" w:color="FFFFFF" w:themeColor="background1"/>
-          <w:left w:val="single" w:sz="8" w:space="0" w:color="FFFFFF" w:themeColor="background1"/>
-          <w:bottom w:val="single" w:sz="8" w:space="0" w:color="FFFFFF" w:themeColor="background1"/>
-          <w:right w:val="single" w:sz="8" w:space="0" w:color="FFFFFF" w:themeColor="background1"/>
-          <w:insideH w:val="single" w:sz="8" w:space="0" w:color="FFFFFF" w:themeColor="background1"/>
-          <w:insideV w:val="single" w:sz="8" w:space="0" w:color="FFFFFF" w:themeColor="background1"/>
+          <w:top w:val="single" w:color="FFFFFF" w:themeColor="background1" w:sz="8" w:space="0"/>
+          <w:left w:val="single" w:color="FFFFFF" w:themeColor="background1" w:sz="8" w:space="0"/>
+          <w:bottom w:val="single" w:color="FFFFFF" w:themeColor="background1" w:sz="8" w:space="0"/>
+          <w:right w:val="single" w:color="FFFFFF" w:themeColor="background1" w:sz="8" w:space="0"/>
+          <w:insideH w:val="single" w:color="FFFFFF" w:themeColor="background1" w:sz="8" w:space="0"/>
+          <w:insideV w:val="single" w:color="FFFFFF" w:themeColor="background1" w:sz="8" w:space="0"/>
         </w:tcBorders>
         <w:shd w:val="clear" w:color="auto" w:fill="A5D5E2" w:themeFill="accent5" w:themeFillTint="7F"/>
       </w:tcPr>
@@ -11305,12 +13058,12 @@
       <w:tblStyleColBandSize w:val="1"/>
       <w:tblInd w:w="0" w:type="dxa"/>
       <w:tblBorders>
-        <w:top w:val="single" w:sz="8" w:space="0" w:color="FFFFFF" w:themeColor="background1"/>
-        <w:left w:val="single" w:sz="8" w:space="0" w:color="FFFFFF" w:themeColor="background1"/>
-        <w:bottom w:val="single" w:sz="8" w:space="0" w:color="FFFFFF" w:themeColor="background1"/>
-        <w:right w:val="single" w:sz="8" w:space="0" w:color="FFFFFF" w:themeColor="background1"/>
-        <w:insideH w:val="single" w:sz="6" w:space="0" w:color="FFFFFF" w:themeColor="background1"/>
-        <w:insideV w:val="single" w:sz="6" w:space="0" w:color="FFFFFF" w:themeColor="background1"/>
+        <w:top w:val="single" w:color="FFFFFF" w:themeColor="background1" w:sz="8" w:space="0"/>
+        <w:left w:val="single" w:color="FFFFFF" w:themeColor="background1" w:sz="8" w:space="0"/>
+        <w:bottom w:val="single" w:color="FFFFFF" w:themeColor="background1" w:sz="8" w:space="0"/>
+        <w:right w:val="single" w:color="FFFFFF" w:themeColor="background1" w:sz="8" w:space="0"/>
+        <w:insideH w:val="single" w:color="FFFFFF" w:themeColor="background1" w:sz="6" w:space="0"/>
+        <w:insideV w:val="single" w:color="FFFFFF" w:themeColor="background1" w:sz="6" w:space="0"/>
       </w:tblBorders>
       <w:tblCellMar>
         <w:top w:w="0" w:type="dxa"/>
@@ -11333,12 +13086,12 @@
       <w:tblPr/>
       <w:tcPr>
         <w:tcBorders>
-          <w:top w:val="single" w:sz="8" w:space="0" w:color="FFFFFF" w:themeColor="background1"/>
-          <w:left w:val="single" w:sz="8" w:space="0" w:color="FFFFFF" w:themeColor="background1"/>
-          <w:bottom w:val="single" w:sz="24" w:space="0" w:color="FFFFFF" w:themeColor="background1"/>
-          <w:right w:val="single" w:sz="8" w:space="0" w:color="FFFFFF" w:themeColor="background1"/>
-          <w:insideH w:val="nil"/>
-          <w:insideV w:val="single" w:sz="8" w:space="0" w:color="FFFFFF" w:themeColor="background1"/>
+          <w:top w:val="single" w:color="FFFFFF" w:themeColor="background1" w:sz="8" w:space="0"/>
+          <w:left w:val="single" w:color="FFFFFF" w:themeColor="background1" w:sz="8" w:space="0"/>
+          <w:bottom w:val="single" w:color="FFFFFF" w:themeColor="background1" w:sz="24" w:space="0"/>
+          <w:right w:val="single" w:color="FFFFFF" w:themeColor="background1" w:sz="8" w:space="0"/>
+          <w:insideH w:val="nil"/>
+          <w:insideV w:val="single" w:color="FFFFFF" w:themeColor="background1" w:sz="8" w:space="0"/>
         </w:tcBorders>
         <w:shd w:val="clear" w:color="auto" w:fill="F79646" w:themeFill="accent6"/>
       </w:tcPr>
@@ -11354,12 +13107,12 @@
       <w:tblPr/>
       <w:tcPr>
         <w:tcBorders>
-          <w:top w:val="single" w:sz="24" w:space="0" w:color="FFFFFF" w:themeColor="background1"/>
-          <w:left w:val="single" w:sz="8" w:space="0" w:color="FFFFFF" w:themeColor="background1"/>
-          <w:bottom w:val="single" w:sz="8" w:space="0" w:color="FFFFFF" w:themeColor="background1"/>
-          <w:right w:val="single" w:sz="8" w:space="0" w:color="FFFFFF" w:themeColor="background1"/>
-          <w:insideH w:val="nil"/>
-          <w:insideV w:val="single" w:sz="8" w:space="0" w:color="FFFFFF" w:themeColor="background1"/>
+          <w:top w:val="single" w:color="FFFFFF" w:themeColor="background1" w:sz="24" w:space="0"/>
+          <w:left w:val="single" w:color="FFFFFF" w:themeColor="background1" w:sz="8" w:space="0"/>
+          <w:bottom w:val="single" w:color="FFFFFF" w:themeColor="background1" w:sz="8" w:space="0"/>
+          <w:right w:val="single" w:color="FFFFFF" w:themeColor="background1" w:sz="8" w:space="0"/>
+          <w:insideH w:val="nil"/>
+          <w:insideV w:val="single" w:color="FFFFFF" w:themeColor="background1" w:sz="8" w:space="0"/>
         </w:tcBorders>
         <w:shd w:val="clear" w:color="auto" w:fill="F79646" w:themeFill="accent6"/>
       </w:tcPr>
@@ -11375,8 +13128,8 @@
       <w:tblPr/>
       <w:tcPr>
         <w:tcBorders>
-          <w:left w:val="single" w:sz="8" w:space="0" w:color="FFFFFF" w:themeColor="background1"/>
-          <w:right w:val="single" w:sz="24" w:space="0" w:color="FFFFFF" w:themeColor="background1"/>
+          <w:left w:val="single" w:color="FFFFFF" w:themeColor="background1" w:sz="8" w:space="0"/>
+          <w:right w:val="single" w:color="FFFFFF" w:themeColor="background1" w:sz="24" w:space="0"/>
           <w:insideH w:val="nil"/>
           <w:insideV w:val="nil"/>
         </w:tcBorders>
@@ -11395,7 +13148,7 @@
       <w:tcPr>
         <w:tcBorders>
           <w:top w:val="nil"/>
-          <w:left w:val="single" w:sz="24" w:space="0" w:color="FFFFFF" w:themeColor="background1"/>
+          <w:left w:val="single" w:color="FFFFFF" w:themeColor="background1" w:sz="24" w:space="0"/>
           <w:bottom w:val="nil"/>
           <w:right w:val="nil"/>
           <w:insideH w:val="nil"/>
@@ -11408,10 +13161,10 @@
       <w:tblPr/>
       <w:tcPr>
         <w:tcBorders>
-          <w:top w:val="single" w:sz="8" w:space="0" w:color="FFFFFF" w:themeColor="background1"/>
-          <w:left w:val="single" w:sz="8" w:space="0" w:color="FFFFFF" w:themeColor="background1"/>
-          <w:bottom w:val="single" w:sz="8" w:space="0" w:color="FFFFFF" w:themeColor="background1"/>
-          <w:right w:val="single" w:sz="8" w:space="0" w:color="FFFFFF" w:themeColor="background1"/>
+          <w:top w:val="single" w:color="FFFFFF" w:themeColor="background1" w:sz="8" w:space="0"/>
+          <w:left w:val="single" w:color="FFFFFF" w:themeColor="background1" w:sz="8" w:space="0"/>
+          <w:bottom w:val="single" w:color="FFFFFF" w:themeColor="background1" w:sz="8" w:space="0"/>
+          <w:right w:val="single" w:color="FFFFFF" w:themeColor="background1" w:sz="8" w:space="0"/>
           <w:insideH w:val="nil"/>
           <w:insideV w:val="nil"/>
         </w:tcBorders>
@@ -11422,12 +13175,12 @@
       <w:tblPr/>
       <w:tcPr>
         <w:tcBorders>
-          <w:top w:val="single" w:sz="8" w:space="0" w:color="FFFFFF" w:themeColor="background1"/>
-          <w:left w:val="single" w:sz="8" w:space="0" w:color="FFFFFF" w:themeColor="background1"/>
-          <w:bottom w:val="single" w:sz="8" w:space="0" w:color="FFFFFF" w:themeColor="background1"/>
-          <w:right w:val="single" w:sz="8" w:space="0" w:color="FFFFFF" w:themeColor="background1"/>
-          <w:insideH w:val="single" w:sz="8" w:space="0" w:color="FFFFFF" w:themeColor="background1"/>
-          <w:insideV w:val="single" w:sz="8" w:space="0" w:color="FFFFFF" w:themeColor="background1"/>
+          <w:top w:val="single" w:color="FFFFFF" w:themeColor="background1" w:sz="8" w:space="0"/>
+          <w:left w:val="single" w:color="FFFFFF" w:themeColor="background1" w:sz="8" w:space="0"/>
+          <w:bottom w:val="single" w:color="FFFFFF" w:themeColor="background1" w:sz="8" w:space="0"/>
+          <w:right w:val="single" w:color="FFFFFF" w:themeColor="background1" w:sz="8" w:space="0"/>
+          <w:insideH w:val="single" w:color="FFFFFF" w:themeColor="background1" w:sz="8" w:space="0"/>
+          <w:insideV w:val="single" w:color="FFFFFF" w:themeColor="background1" w:sz="8" w:space="0"/>
         </w:tcBorders>
         <w:shd w:val="clear" w:color="auto" w:fill="FBCAA2" w:themeFill="accent6" w:themeFillTint="7F"/>
       </w:tcPr>
@@ -11468,7 +13221,7 @@
         <w:tcBorders>
           <w:top w:val="nil"/>
           <w:left w:val="nil"/>
-          <w:bottom w:val="single" w:sz="18" w:space="0" w:color="FFFFFF" w:themeColor="background1"/>
+          <w:bottom w:val="single" w:color="FFFFFF" w:themeColor="background1" w:sz="18" w:space="0"/>
           <w:right w:val="nil"/>
           <w:insideH w:val="nil"/>
           <w:insideV w:val="nil"/>
@@ -11480,7 +13233,7 @@
       <w:tblPr/>
       <w:tcPr>
         <w:tcBorders>
-          <w:top w:val="single" w:sz="18" w:space="0" w:color="FFFFFF" w:themeColor="background1"/>
+          <w:top w:val="single" w:color="FFFFFF" w:themeColor="background1" w:sz="18" w:space="0"/>
           <w:left w:val="nil"/>
           <w:bottom w:val="nil"/>
           <w:right w:val="nil"/>
@@ -11497,7 +13250,7 @@
           <w:top w:val="nil"/>
           <w:left w:val="nil"/>
           <w:bottom w:val="nil"/>
-          <w:right w:val="single" w:sz="18" w:space="0" w:color="FFFFFF" w:themeColor="background1"/>
+          <w:right w:val="single" w:color="FFFFFF" w:themeColor="background1" w:sz="18" w:space="0"/>
           <w:insideH w:val="nil"/>
           <w:insideV w:val="nil"/>
         </w:tcBorders>
@@ -11509,7 +13262,7 @@
       <w:tcPr>
         <w:tcBorders>
           <w:top w:val="nil"/>
-          <w:left w:val="single" w:sz="18" w:space="0" w:color="FFFFFF" w:themeColor="background1"/>
+          <w:left w:val="single" w:color="FFFFFF" w:themeColor="background1" w:sz="18" w:space="0"/>
           <w:bottom w:val="nil"/>
           <w:right w:val="nil"/>
           <w:insideH w:val="nil"/>
@@ -11582,7 +13335,7 @@
         <w:tcBorders>
           <w:top w:val="nil"/>
           <w:left w:val="nil"/>
-          <w:bottom w:val="single" w:sz="18" w:space="0" w:color="FFFFFF" w:themeColor="background1"/>
+          <w:bottom w:val="single" w:color="FFFFFF" w:themeColor="background1" w:sz="18" w:space="0"/>
           <w:right w:val="nil"/>
           <w:insideH w:val="nil"/>
           <w:insideV w:val="nil"/>
@@ -11594,7 +13347,7 @@
       <w:tblPr/>
       <w:tcPr>
         <w:tcBorders>
-          <w:top w:val="single" w:sz="18" w:space="0" w:color="FFFFFF" w:themeColor="background1"/>
+          <w:top w:val="single" w:color="FFFFFF" w:themeColor="background1" w:sz="18" w:space="0"/>
           <w:left w:val="nil"/>
           <w:bottom w:val="nil"/>
           <w:right w:val="nil"/>
@@ -11611,7 +13364,7 @@
           <w:top w:val="nil"/>
           <w:left w:val="nil"/>
           <w:bottom w:val="nil"/>
-          <w:right w:val="single" w:sz="18" w:space="0" w:color="FFFFFF" w:themeColor="background1"/>
+          <w:right w:val="single" w:color="FFFFFF" w:themeColor="background1" w:sz="18" w:space="0"/>
           <w:insideH w:val="nil"/>
           <w:insideV w:val="nil"/>
         </w:tcBorders>
@@ -11623,7 +13376,7 @@
       <w:tcPr>
         <w:tcBorders>
           <w:top w:val="nil"/>
-          <w:left w:val="single" w:sz="18" w:space="0" w:color="FFFFFF" w:themeColor="background1"/>
+          <w:left w:val="single" w:color="FFFFFF" w:themeColor="background1" w:sz="18" w:space="0"/>
           <w:bottom w:val="nil"/>
           <w:right w:val="nil"/>
           <w:insideH w:val="nil"/>
@@ -11696,7 +13449,7 @@
         <w:tcBorders>
           <w:top w:val="nil"/>
           <w:left w:val="nil"/>
-          <w:bottom w:val="single" w:sz="18" w:space="0" w:color="FFFFFF" w:themeColor="background1"/>
+          <w:bottom w:val="single" w:color="FFFFFF" w:themeColor="background1" w:sz="18" w:space="0"/>
           <w:right w:val="nil"/>
           <w:insideH w:val="nil"/>
           <w:insideV w:val="nil"/>
@@ -11708,7 +13461,7 @@
       <w:tblPr/>
       <w:tcPr>
         <w:tcBorders>
-          <w:top w:val="single" w:sz="18" w:space="0" w:color="FFFFFF" w:themeColor="background1"/>
+          <w:top w:val="single" w:color="FFFFFF" w:themeColor="background1" w:sz="18" w:space="0"/>
           <w:left w:val="nil"/>
           <w:bottom w:val="nil"/>
           <w:right w:val="nil"/>
@@ -11725,7 +13478,7 @@
           <w:top w:val="nil"/>
           <w:left w:val="nil"/>
           <w:bottom w:val="nil"/>
-          <w:right w:val="single" w:sz="18" w:space="0" w:color="FFFFFF" w:themeColor="background1"/>
+          <w:right w:val="single" w:color="FFFFFF" w:themeColor="background1" w:sz="18" w:space="0"/>
           <w:insideH w:val="nil"/>
           <w:insideV w:val="nil"/>
         </w:tcBorders>
@@ -11737,7 +13490,7 @@
       <w:tcPr>
         <w:tcBorders>
           <w:top w:val="nil"/>
-          <w:left w:val="single" w:sz="18" w:space="0" w:color="FFFFFF" w:themeColor="background1"/>
+          <w:left w:val="single" w:color="FFFFFF" w:themeColor="background1" w:sz="18" w:space="0"/>
           <w:bottom w:val="nil"/>
           <w:right w:val="nil"/>
           <w:insideH w:val="nil"/>
@@ -11810,7 +13563,7 @@
         <w:tcBorders>
           <w:top w:val="nil"/>
           <w:left w:val="nil"/>
-          <w:bottom w:val="single" w:sz="18" w:space="0" w:color="FFFFFF" w:themeColor="background1"/>
+          <w:bottom w:val="single" w:color="FFFFFF" w:themeColor="background1" w:sz="18" w:space="0"/>
           <w:right w:val="nil"/>
           <w:insideH w:val="nil"/>
           <w:insideV w:val="nil"/>
@@ -11822,7 +13575,7 @@
       <w:tblPr/>
       <w:tcPr>
         <w:tcBorders>
-          <w:top w:val="single" w:sz="18" w:space="0" w:color="FFFFFF" w:themeColor="background1"/>
+          <w:top w:val="single" w:color="FFFFFF" w:themeColor="background1" w:sz="18" w:space="0"/>
           <w:left w:val="nil"/>
           <w:bottom w:val="nil"/>
           <w:right w:val="nil"/>
@@ -11839,7 +13592,7 @@
           <w:top w:val="nil"/>
           <w:left w:val="nil"/>
           <w:bottom w:val="nil"/>
-          <w:right w:val="single" w:sz="18" w:space="0" w:color="FFFFFF" w:themeColor="background1"/>
+          <w:right w:val="single" w:color="FFFFFF" w:themeColor="background1" w:sz="18" w:space="0"/>
           <w:insideH w:val="nil"/>
           <w:insideV w:val="nil"/>
         </w:tcBorders>
@@ -11851,7 +13604,7 @@
       <w:tcPr>
         <w:tcBorders>
           <w:top w:val="nil"/>
-          <w:left w:val="single" w:sz="18" w:space="0" w:color="FFFFFF" w:themeColor="background1"/>
+          <w:left w:val="single" w:color="FFFFFF" w:themeColor="background1" w:sz="18" w:space="0"/>
           <w:bottom w:val="nil"/>
           <w:right w:val="nil"/>
           <w:insideH w:val="nil"/>
@@ -11924,7 +13677,7 @@
         <w:tcBorders>
           <w:top w:val="nil"/>
           <w:left w:val="nil"/>
-          <w:bottom w:val="single" w:sz="18" w:space="0" w:color="FFFFFF" w:themeColor="background1"/>
+          <w:bottom w:val="single" w:color="FFFFFF" w:themeColor="background1" w:sz="18" w:space="0"/>
           <w:right w:val="nil"/>
           <w:insideH w:val="nil"/>
           <w:insideV w:val="nil"/>
@@ -11936,7 +13689,7 @@
       <w:tblPr/>
       <w:tcPr>
         <w:tcBorders>
-          <w:top w:val="single" w:sz="18" w:space="0" w:color="FFFFFF" w:themeColor="background1"/>
+          <w:top w:val="single" w:color="FFFFFF" w:themeColor="background1" w:sz="18" w:space="0"/>
           <w:left w:val="nil"/>
           <w:bottom w:val="nil"/>
           <w:right w:val="nil"/>
@@ -11953,7 +13706,7 @@
           <w:top w:val="nil"/>
           <w:left w:val="nil"/>
           <w:bottom w:val="nil"/>
-          <w:right w:val="single" w:sz="18" w:space="0" w:color="FFFFFF" w:themeColor="background1"/>
+          <w:right w:val="single" w:color="FFFFFF" w:themeColor="background1" w:sz="18" w:space="0"/>
           <w:insideH w:val="nil"/>
           <w:insideV w:val="nil"/>
         </w:tcBorders>
@@ -11965,7 +13718,7 @@
       <w:tcPr>
         <w:tcBorders>
           <w:top w:val="nil"/>
-          <w:left w:val="single" w:sz="18" w:space="0" w:color="FFFFFF" w:themeColor="background1"/>
+          <w:left w:val="single" w:color="FFFFFF" w:themeColor="background1" w:sz="18" w:space="0"/>
           <w:bottom w:val="nil"/>
           <w:right w:val="nil"/>
           <w:insideH w:val="nil"/>
@@ -12038,7 +13791,7 @@
         <w:tcBorders>
           <w:top w:val="nil"/>
           <w:left w:val="nil"/>
-          <w:bottom w:val="single" w:sz="18" w:space="0" w:color="FFFFFF" w:themeColor="background1"/>
+          <w:bottom w:val="single" w:color="FFFFFF" w:themeColor="background1" w:sz="18" w:space="0"/>
           <w:right w:val="nil"/>
           <w:insideH w:val="nil"/>
           <w:insideV w:val="nil"/>
@@ -12050,7 +13803,7 @@
       <w:tblPr/>
       <w:tcPr>
         <w:tcBorders>
-          <w:top w:val="single" w:sz="18" w:space="0" w:color="FFFFFF" w:themeColor="background1"/>
+          <w:top w:val="single" w:color="FFFFFF" w:themeColor="background1" w:sz="18" w:space="0"/>
           <w:left w:val="nil"/>
           <w:bottom w:val="nil"/>
           <w:right w:val="nil"/>
@@ -12067,7 +13820,7 @@
           <w:top w:val="nil"/>
           <w:left w:val="nil"/>
           <w:bottom w:val="nil"/>
-          <w:right w:val="single" w:sz="18" w:space="0" w:color="FFFFFF" w:themeColor="background1"/>
+          <w:right w:val="single" w:color="FFFFFF" w:themeColor="background1" w:sz="18" w:space="0"/>
           <w:insideH w:val="nil"/>
           <w:insideV w:val="nil"/>
         </w:tcBorders>
@@ -12079,7 +13832,7 @@
       <w:tcPr>
         <w:tcBorders>
           <w:top w:val="nil"/>
-          <w:left w:val="single" w:sz="18" w:space="0" w:color="FFFFFF" w:themeColor="background1"/>
+          <w:left w:val="single" w:color="FFFFFF" w:themeColor="background1" w:sz="18" w:space="0"/>
           <w:bottom w:val="nil"/>
           <w:right w:val="nil"/>
           <w:insideH w:val="nil"/>
@@ -12152,7 +13905,7 @@
         <w:tcBorders>
           <w:top w:val="nil"/>
           <w:left w:val="nil"/>
-          <w:bottom w:val="single" w:sz="18" w:space="0" w:color="FFFFFF" w:themeColor="background1"/>
+          <w:bottom w:val="single" w:color="FFFFFF" w:themeColor="background1" w:sz="18" w:space="0"/>
           <w:right w:val="nil"/>
           <w:insideH w:val="nil"/>
           <w:insideV w:val="nil"/>
@@ -12164,7 +13917,7 @@
       <w:tblPr/>
       <w:tcPr>
         <w:tcBorders>
-          <w:top w:val="single" w:sz="18" w:space="0" w:color="FFFFFF" w:themeColor="background1"/>
+          <w:top w:val="single" w:color="FFFFFF" w:themeColor="background1" w:sz="18" w:space="0"/>
           <w:left w:val="nil"/>
           <w:bottom w:val="nil"/>
           <w:right w:val="nil"/>
@@ -12181,7 +13934,7 @@
           <w:top w:val="nil"/>
           <w:left w:val="nil"/>
           <w:bottom w:val="nil"/>
-          <w:right w:val="single" w:sz="18" w:space="0" w:color="FFFFFF" w:themeColor="background1"/>
+          <w:right w:val="single" w:color="FFFFFF" w:themeColor="background1" w:sz="18" w:space="0"/>
           <w:insideH w:val="nil"/>
           <w:insideV w:val="nil"/>
         </w:tcBorders>
@@ -12193,7 +13946,7 @@
       <w:tcPr>
         <w:tcBorders>
           <w:top w:val="nil"/>
-          <w:left w:val="single" w:sz="18" w:space="0" w:color="FFFFFF" w:themeColor="background1"/>
+          <w:left w:val="single" w:color="FFFFFF" w:themeColor="background1" w:sz="18" w:space="0"/>
           <w:bottom w:val="nil"/>
           <w:right w:val="nil"/>
           <w:insideH w:val="nil"/>
@@ -12247,12 +14000,12 @@
       <w:tblStyleColBandSize w:val="1"/>
       <w:tblInd w:w="0" w:type="dxa"/>
       <w:tblBorders>
-        <w:top w:val="single" w:sz="24" w:space="0" w:color="C0504D" w:themeColor="accent2"/>
-        <w:left w:val="single" w:sz="4" w:space="0" w:color="000000" w:themeColor="text1"/>
-        <w:bottom w:val="single" w:sz="4" w:space="0" w:color="000000" w:themeColor="text1"/>
-        <w:right w:val="single" w:sz="4" w:space="0" w:color="000000" w:themeColor="text1"/>
-        <w:insideH w:val="single" w:sz="4" w:space="0" w:color="FFFFFF" w:themeColor="background1"/>
-        <w:insideV w:val="single" w:sz="4" w:space="0" w:color="FFFFFF" w:themeColor="background1"/>
+        <w:top w:val="single" w:color="C0504D" w:themeColor="accent2" w:sz="24" w:space="0"/>
+        <w:left w:val="single" w:color="000000" w:themeColor="text1" w:sz="4" w:space="0"/>
+        <w:bottom w:val="single" w:color="000000" w:themeColor="text1" w:sz="4" w:space="0"/>
+        <w:right w:val="single" w:color="000000" w:themeColor="text1" w:sz="4" w:space="0"/>
+        <w:insideH w:val="single" w:color="FFFFFF" w:themeColor="background1" w:sz="4" w:space="0"/>
+        <w:insideV w:val="single" w:color="FFFFFF" w:themeColor="background1" w:sz="4" w:space="0"/>
       </w:tblBorders>
       <w:tblCellMar>
         <w:top w:w="0" w:type="dxa"/>
@@ -12274,7 +14027,7 @@
         <w:tcBorders>
           <w:top w:val="nil"/>
           <w:left w:val="nil"/>
-          <w:bottom w:val="single" w:sz="24" w:space="0" w:color="C0504D" w:themeColor="accent2"/>
+          <w:bottom w:val="single" w:color="C0504D" w:themeColor="accent2" w:sz="24" w:space="0"/>
           <w:right w:val="nil"/>
           <w:insideH w:val="nil"/>
           <w:insideV w:val="nil"/>
@@ -12291,7 +14044,7 @@
       <w:tblPr/>
       <w:tcPr>
         <w:tcBorders>
-          <w:top w:val="single" w:sz="6" w:space="0" w:color="FFFFFF" w:themeColor="background1"/>
+          <w:top w:val="single" w:color="FFFFFF" w:themeColor="background1" w:sz="6" w:space="0"/>
         </w:tcBorders>
         <w:shd w:val="clear" w:color="auto" w:fill="000000" w:themeFill="text1" w:themeFillShade="99"/>
       </w:tcPr>
@@ -12307,7 +14060,7 @@
           <w:left w:val="nil"/>
           <w:bottom w:val="nil"/>
           <w:right w:val="nil"/>
-          <w:insideH w:val="single" w:sz="4" w:space="0" w:color="000000" w:themeColor="text1" w:themeShade="99"/>
+          <w:insideH w:val="single" w:color="000000" w:themeColor="text1" w:themeShade="99" w:sz="4" w:space="0"/>
           <w:insideV w:val="nil"/>
         </w:tcBorders>
         <w:shd w:val="clear" w:color="auto" w:fill="000000" w:themeFill="text1" w:themeFillShade="99"/>
@@ -12369,12 +14122,12 @@
       <w:tblStyleColBandSize w:val="1"/>
       <w:tblInd w:w="0" w:type="dxa"/>
       <w:tblBorders>
-        <w:top w:val="single" w:sz="24" w:space="0" w:color="C0504D" w:themeColor="accent2"/>
-        <w:left w:val="single" w:sz="4" w:space="0" w:color="4F81BD" w:themeColor="accent1"/>
-        <w:bottom w:val="single" w:sz="4" w:space="0" w:color="4F81BD" w:themeColor="accent1"/>
-        <w:right w:val="single" w:sz="4" w:space="0" w:color="4F81BD" w:themeColor="accent1"/>
-        <w:insideH w:val="single" w:sz="4" w:space="0" w:color="FFFFFF" w:themeColor="background1"/>
-        <w:insideV w:val="single" w:sz="4" w:space="0" w:color="FFFFFF" w:themeColor="background1"/>
+        <w:top w:val="single" w:color="C0504D" w:themeColor="accent2" w:sz="24" w:space="0"/>
+        <w:left w:val="single" w:color="4F81BD" w:themeColor="accent1" w:sz="4" w:space="0"/>
+        <w:bottom w:val="single" w:color="4F81BD" w:themeColor="accent1" w:sz="4" w:space="0"/>
+        <w:right w:val="single" w:color="4F81BD" w:themeColor="accent1" w:sz="4" w:space="0"/>
+        <w:insideH w:val="single" w:color="FFFFFF" w:themeColor="background1" w:sz="4" w:space="0"/>
+        <w:insideV w:val="single" w:color="FFFFFF" w:themeColor="background1" w:sz="4" w:space="0"/>
       </w:tblBorders>
       <w:tblCellMar>
         <w:top w:w="0" w:type="dxa"/>
@@ -12396,7 +14149,7 @@
         <w:tcBorders>
           <w:top w:val="nil"/>
           <w:left w:val="nil"/>
-          <w:bottom w:val="single" w:sz="24" w:space="0" w:color="C0504D" w:themeColor="accent2"/>
+          <w:bottom w:val="single" w:color="C0504D" w:themeColor="accent2" w:sz="24" w:space="0"/>
           <w:right w:val="nil"/>
           <w:insideH w:val="nil"/>
           <w:insideV w:val="nil"/>
@@ -12413,7 +14166,7 @@
       <w:tblPr/>
       <w:tcPr>
         <w:tcBorders>
-          <w:top w:val="single" w:sz="6" w:space="0" w:color="FFFFFF" w:themeColor="background1"/>
+          <w:top w:val="single" w:color="FFFFFF" w:themeColor="background1" w:sz="6" w:space="0"/>
         </w:tcBorders>
         <w:shd w:val="clear" w:color="auto" w:fill="2C4C74" w:themeFill="accent1" w:themeFillShade="99"/>
       </w:tcPr>
@@ -12429,7 +14182,7 @@
           <w:left w:val="nil"/>
           <w:bottom w:val="nil"/>
           <w:right w:val="nil"/>
-          <w:insideH w:val="single" w:sz="4" w:space="0" w:color="2C4C74" w:themeColor="accent1" w:themeShade="99"/>
+          <w:insideH w:val="single" w:color="2C4C74" w:themeColor="accent1" w:themeShade="99" w:sz="4" w:space="0"/>
           <w:insideV w:val="nil"/>
         </w:tcBorders>
         <w:shd w:val="clear" w:color="auto" w:fill="2C4C74" w:themeFill="accent1" w:themeFillShade="99"/>
@@ -12491,12 +14244,12 @@
       <w:tblStyleColBandSize w:val="1"/>
       <w:tblInd w:w="0" w:type="dxa"/>
       <w:tblBorders>
-        <w:top w:val="single" w:sz="24" w:space="0" w:color="C0504D" w:themeColor="accent2"/>
-        <w:left w:val="single" w:sz="4" w:space="0" w:color="C0504D" w:themeColor="accent2"/>
-        <w:bottom w:val="single" w:sz="4" w:space="0" w:color="C0504D" w:themeColor="accent2"/>
-        <w:right w:val="single" w:sz="4" w:space="0" w:color="C0504D" w:themeColor="accent2"/>
-        <w:insideH w:val="single" w:sz="4" w:space="0" w:color="FFFFFF" w:themeColor="background1"/>
-        <w:insideV w:val="single" w:sz="4" w:space="0" w:color="FFFFFF" w:themeColor="background1"/>
+        <w:top w:val="single" w:color="C0504D" w:themeColor="accent2" w:sz="24" w:space="0"/>
+        <w:left w:val="single" w:color="C0504D" w:themeColor="accent2" w:sz="4" w:space="0"/>
+        <w:bottom w:val="single" w:color="C0504D" w:themeColor="accent2" w:sz="4" w:space="0"/>
+        <w:right w:val="single" w:color="C0504D" w:themeColor="accent2" w:sz="4" w:space="0"/>
+        <w:insideH w:val="single" w:color="FFFFFF" w:themeColor="background1" w:sz="4" w:space="0"/>
+        <w:insideV w:val="single" w:color="FFFFFF" w:themeColor="background1" w:sz="4" w:space="0"/>
       </w:tblBorders>
       <w:tblCellMar>
         <w:top w:w="0" w:type="dxa"/>
@@ -12518,7 +14271,7 @@
         <w:tcBorders>
           <w:top w:val="nil"/>
           <w:left w:val="nil"/>
-          <w:bottom w:val="single" w:sz="24" w:space="0" w:color="C0504D" w:themeColor="accent2"/>
+          <w:bottom w:val="single" w:color="C0504D" w:themeColor="accent2" w:sz="24" w:space="0"/>
           <w:right w:val="nil"/>
           <w:insideH w:val="nil"/>
           <w:insideV w:val="nil"/>
@@ -12535,7 +14288,7 @@
       <w:tblPr/>
       <w:tcPr>
         <w:tcBorders>
-          <w:top w:val="single" w:sz="6" w:space="0" w:color="FFFFFF" w:themeColor="background1"/>
+          <w:top w:val="single" w:color="FFFFFF" w:themeColor="background1" w:sz="6" w:space="0"/>
         </w:tcBorders>
         <w:shd w:val="clear" w:color="auto" w:fill="772C2A" w:themeFill="accent2" w:themeFillShade="99"/>
       </w:tcPr>
@@ -12551,7 +14304,7 @@
           <w:left w:val="nil"/>
           <w:bottom w:val="nil"/>
           <w:right w:val="nil"/>
-          <w:insideH w:val="single" w:sz="4" w:space="0" w:color="772C2A" w:themeColor="accent2" w:themeShade="99"/>
+          <w:insideH w:val="single" w:color="772C2A" w:themeColor="accent2" w:themeShade="99" w:sz="4" w:space="0"/>
           <w:insideV w:val="nil"/>
         </w:tcBorders>
         <w:shd w:val="clear" w:color="auto" w:fill="772C2A" w:themeFill="accent2" w:themeFillShade="99"/>
@@ -12613,12 +14366,12 @@
       <w:tblStyleColBandSize w:val="1"/>
       <w:tblInd w:w="0" w:type="dxa"/>
       <w:tblBorders>
-        <w:top w:val="single" w:sz="24" w:space="0" w:color="8064A2" w:themeColor="accent4"/>
-        <w:left w:val="single" w:sz="4" w:space="0" w:color="9BBB59" w:themeColor="accent3"/>
-        <w:bottom w:val="single" w:sz="4" w:space="0" w:color="9BBB59" w:themeColor="accent3"/>
-        <w:right w:val="single" w:sz="4" w:space="0" w:color="9BBB59" w:themeColor="accent3"/>
-        <w:insideH w:val="single" w:sz="4" w:space="0" w:color="FFFFFF" w:themeColor="background1"/>
-        <w:insideV w:val="single" w:sz="4" w:space="0" w:color="FFFFFF" w:themeColor="background1"/>
+        <w:top w:val="single" w:color="8064A2" w:themeColor="accent4" w:sz="24" w:space="0"/>
+        <w:left w:val="single" w:color="9BBB59" w:themeColor="accent3" w:sz="4" w:space="0"/>
+        <w:bottom w:val="single" w:color="9BBB59" w:themeColor="accent3" w:sz="4" w:space="0"/>
+        <w:right w:val="single" w:color="9BBB59" w:themeColor="accent3" w:sz="4" w:space="0"/>
+        <w:insideH w:val="single" w:color="FFFFFF" w:themeColor="background1" w:sz="4" w:space="0"/>
+        <w:insideV w:val="single" w:color="FFFFFF" w:themeColor="background1" w:sz="4" w:space="0"/>
       </w:tblBorders>
       <w:tblCellMar>
         <w:top w:w="0" w:type="dxa"/>
@@ -12640,7 +14393,7 @@
         <w:tcBorders>
           <w:top w:val="nil"/>
           <w:left w:val="nil"/>
-          <w:bottom w:val="single" w:sz="24" w:space="0" w:color="8064A2" w:themeColor="accent4"/>
+          <w:bottom w:val="single" w:color="8064A2" w:themeColor="accent4" w:sz="24" w:space="0"/>
           <w:right w:val="nil"/>
           <w:insideH w:val="nil"/>
           <w:insideV w:val="nil"/>
@@ -12657,7 +14410,7 @@
       <w:tblPr/>
       <w:tcPr>
         <w:tcBorders>
-          <w:top w:val="single" w:sz="6" w:space="0" w:color="FFFFFF" w:themeColor="background1"/>
+          <w:top w:val="single" w:color="FFFFFF" w:themeColor="background1" w:sz="6" w:space="0"/>
         </w:tcBorders>
         <w:shd w:val="clear" w:color="auto" w:fill="5E7530" w:themeFill="accent3" w:themeFillShade="99"/>
       </w:tcPr>
@@ -12673,7 +14426,7 @@
           <w:left w:val="nil"/>
           <w:bottom w:val="nil"/>
           <w:right w:val="nil"/>
-          <w:insideH w:val="single" w:sz="4" w:space="0" w:color="5E7530" w:themeColor="accent3" w:themeShade="99"/>
+          <w:insideH w:val="single" w:color="5E7530" w:themeColor="accent3" w:themeShade="99" w:sz="4" w:space="0"/>
           <w:insideV w:val="nil"/>
         </w:tcBorders>
         <w:shd w:val="clear" w:color="auto" w:fill="5E7530" w:themeFill="accent3" w:themeFillShade="99"/>
@@ -12725,12 +14478,12 @@
       <w:tblStyleColBandSize w:val="1"/>
       <w:tblInd w:w="0" w:type="dxa"/>
       <w:tblBorders>
-        <w:top w:val="single" w:sz="24" w:space="0" w:color="9BBB59" w:themeColor="accent3"/>
-        <w:left w:val="single" w:sz="4" w:space="0" w:color="8064A2" w:themeColor="accent4"/>
-        <w:bottom w:val="single" w:sz="4" w:space="0" w:color="8064A2" w:themeColor="accent4"/>
-        <w:right w:val="single" w:sz="4" w:space="0" w:color="8064A2" w:themeColor="accent4"/>
-        <w:insideH w:val="single" w:sz="4" w:space="0" w:color="FFFFFF" w:themeColor="background1"/>
-        <w:insideV w:val="single" w:sz="4" w:space="0" w:color="FFFFFF" w:themeColor="background1"/>
+        <w:top w:val="single" w:color="9BBB59" w:themeColor="accent3" w:sz="24" w:space="0"/>
+        <w:left w:val="single" w:color="8064A2" w:themeColor="accent4" w:sz="4" w:space="0"/>
+        <w:bottom w:val="single" w:color="8064A2" w:themeColor="accent4" w:sz="4" w:space="0"/>
+        <w:right w:val="single" w:color="8064A2" w:themeColor="accent4" w:sz="4" w:space="0"/>
+        <w:insideH w:val="single" w:color="FFFFFF" w:themeColor="background1" w:sz="4" w:space="0"/>
+        <w:insideV w:val="single" w:color="FFFFFF" w:themeColor="background1" w:sz="4" w:space="0"/>
       </w:tblBorders>
       <w:tblCellMar>
         <w:top w:w="0" w:type="dxa"/>
@@ -12752,7 +14505,7 @@
         <w:tcBorders>
           <w:top w:val="nil"/>
           <w:left w:val="nil"/>
-          <w:bottom w:val="single" w:sz="24" w:space="0" w:color="9BBB59" w:themeColor="accent3"/>
+          <w:bottom w:val="single" w:color="9BBB59" w:themeColor="accent3" w:sz="24" w:space="0"/>
           <w:right w:val="nil"/>
           <w:insideH w:val="nil"/>
           <w:insideV w:val="nil"/>
@@ -12769,7 +14522,7 @@
       <w:tblPr/>
       <w:tcPr>
         <w:tcBorders>
-          <w:top w:val="single" w:sz="6" w:space="0" w:color="FFFFFF" w:themeColor="background1"/>
+          <w:top w:val="single" w:color="FFFFFF" w:themeColor="background1" w:sz="6" w:space="0"/>
         </w:tcBorders>
         <w:shd w:val="clear" w:color="auto" w:fill="4C3B62" w:themeFill="accent4" w:themeFillShade="99"/>
       </w:tcPr>
@@ -12785,7 +14538,7 @@
           <w:left w:val="nil"/>
           <w:bottom w:val="nil"/>
           <w:right w:val="nil"/>
-          <w:insideH w:val="single" w:sz="4" w:space="0" w:color="4C3B62" w:themeColor="accent4" w:themeShade="99"/>
+          <w:insideH w:val="single" w:color="4C3B62" w:themeColor="accent4" w:themeShade="99" w:sz="4" w:space="0"/>
           <w:insideV w:val="nil"/>
         </w:tcBorders>
         <w:shd w:val="clear" w:color="auto" w:fill="4C3B62" w:themeFill="accent4" w:themeFillShade="99"/>
@@ -12847,12 +14600,12 @@
       <w:tblStyleColBandSize w:val="1"/>
       <w:tblInd w:w="0" w:type="dxa"/>
       <w:tblBorders>
-        <w:top w:val="single" w:sz="24" w:space="0" w:color="F79646" w:themeColor="accent6"/>
-        <w:left w:val="single" w:sz="4" w:space="0" w:color="4BACC6" w:themeColor="accent5"/>
-        <w:bottom w:val="single" w:sz="4" w:space="0" w:color="4BACC6" w:themeColor="accent5"/>
-        <w:right w:val="single" w:sz="4" w:space="0" w:color="4BACC6" w:themeColor="accent5"/>
-        <w:insideH w:val="single" w:sz="4" w:space="0" w:color="FFFFFF" w:themeColor="background1"/>
-        <w:insideV w:val="single" w:sz="4" w:space="0" w:color="FFFFFF" w:themeColor="background1"/>
+        <w:top w:val="single" w:color="F79646" w:themeColor="accent6" w:sz="24" w:space="0"/>
+        <w:left w:val="single" w:color="4BACC6" w:themeColor="accent5" w:sz="4" w:space="0"/>
+        <w:bottom w:val="single" w:color="4BACC6" w:themeColor="accent5" w:sz="4" w:space="0"/>
+        <w:right w:val="single" w:color="4BACC6" w:themeColor="accent5" w:sz="4" w:space="0"/>
+        <w:insideH w:val="single" w:color="FFFFFF" w:themeColor="background1" w:sz="4" w:space="0"/>
+        <w:insideV w:val="single" w:color="FFFFFF" w:themeColor="background1" w:sz="4" w:space="0"/>
       </w:tblBorders>
       <w:tblCellMar>
         <w:top w:w="0" w:type="dxa"/>
@@ -12874,7 +14627,7 @@
         <w:tcBorders>
           <w:top w:val="nil"/>
           <w:left w:val="nil"/>
-          <w:bottom w:val="single" w:sz="24" w:space="0" w:color="F79646" w:themeColor="accent6"/>
+          <w:bottom w:val="single" w:color="F79646" w:themeColor="accent6" w:sz="24" w:space="0"/>
           <w:right w:val="nil"/>
           <w:insideH w:val="nil"/>
           <w:insideV w:val="nil"/>
@@ -12891,7 +14644,7 @@
       <w:tblPr/>
       <w:tcPr>
         <w:tcBorders>
-          <w:top w:val="single" w:sz="6" w:space="0" w:color="FFFFFF" w:themeColor="background1"/>
+          <w:top w:val="single" w:color="FFFFFF" w:themeColor="background1" w:sz="6" w:space="0"/>
         </w:tcBorders>
         <w:shd w:val="clear" w:color="auto" w:fill="276A7C" w:themeFill="accent5" w:themeFillShade="99"/>
       </w:tcPr>
@@ -12907,7 +14660,7 @@
           <w:left w:val="nil"/>
           <w:bottom w:val="nil"/>
           <w:right w:val="nil"/>
-          <w:insideH w:val="single" w:sz="4" w:space="0" w:color="276A7C" w:themeColor="accent5" w:themeShade="99"/>
+          <w:insideH w:val="single" w:color="276A7C" w:themeColor="accent5" w:themeShade="99" w:sz="4" w:space="0"/>
           <w:insideV w:val="nil"/>
         </w:tcBorders>
         <w:shd w:val="clear" w:color="auto" w:fill="276A7C" w:themeFill="accent5" w:themeFillShade="99"/>
@@ -12969,12 +14722,12 @@
       <w:tblStyleColBandSize w:val="1"/>
       <w:tblInd w:w="0" w:type="dxa"/>
       <w:tblBorders>
-        <w:top w:val="single" w:sz="24" w:space="0" w:color="4BACC6" w:themeColor="accent5"/>
-        <w:left w:val="single" w:sz="4" w:space="0" w:color="F79646" w:themeColor="accent6"/>
-        <w:bottom w:val="single" w:sz="4" w:space="0" w:color="F79646" w:themeColor="accent6"/>
-        <w:right w:val="single" w:sz="4" w:space="0" w:color="F79646" w:themeColor="accent6"/>
-        <w:insideH w:val="single" w:sz="4" w:space="0" w:color="FFFFFF" w:themeColor="background1"/>
-        <w:insideV w:val="single" w:sz="4" w:space="0" w:color="FFFFFF" w:themeColor="background1"/>
+        <w:top w:val="single" w:color="4BACC6" w:themeColor="accent5" w:sz="24" w:space="0"/>
+        <w:left w:val="single" w:color="F79646" w:themeColor="accent6" w:sz="4" w:space="0"/>
+        <w:bottom w:val="single" w:color="F79646" w:themeColor="accent6" w:sz="4" w:space="0"/>
+        <w:right w:val="single" w:color="F79646" w:themeColor="accent6" w:sz="4" w:space="0"/>
+        <w:insideH w:val="single" w:color="FFFFFF" w:themeColor="background1" w:sz="4" w:space="0"/>
+        <w:insideV w:val="single" w:color="FFFFFF" w:themeColor="background1" w:sz="4" w:space="0"/>
       </w:tblBorders>
       <w:tblCellMar>
         <w:top w:w="0" w:type="dxa"/>
@@ -12996,7 +14749,7 @@
         <w:tcBorders>
           <w:top w:val="nil"/>
           <w:left w:val="nil"/>
-          <w:bottom w:val="single" w:sz="24" w:space="0" w:color="4BACC6" w:themeColor="accent5"/>
+          <w:bottom w:val="single" w:color="4BACC6" w:themeColor="accent5" w:sz="24" w:space="0"/>
           <w:right w:val="nil"/>
           <w:insideH w:val="nil"/>
           <w:insideV w:val="nil"/>
@@ -13013,7 +14766,7 @@
       <w:tblPr/>
       <w:tcPr>
         <w:tcBorders>
-          <w:top w:val="single" w:sz="6" w:space="0" w:color="FFFFFF" w:themeColor="background1"/>
+          <w:top w:val="single" w:color="FFFFFF" w:themeColor="background1" w:sz="6" w:space="0"/>
         </w:tcBorders>
         <w:shd w:val="clear" w:color="auto" w:fill="B65608" w:themeFill="accent6" w:themeFillShade="99"/>
       </w:tcPr>
@@ -13029,7 +14782,7 @@
           <w:left w:val="nil"/>
           <w:bottom w:val="nil"/>
           <w:right w:val="nil"/>
-          <w:insideH w:val="single" w:sz="4" w:space="0" w:color="B65608" w:themeColor="accent6" w:themeShade="99"/>
+          <w:insideH w:val="single" w:color="B65608" w:themeColor="accent6" w:themeShade="99" w:sz="4" w:space="0"/>
           <w:insideV w:val="nil"/>
         </w:tcBorders>
         <w:shd w:val="clear" w:color="auto" w:fill="B65608" w:themeFill="accent6" w:themeFillShade="99"/>
@@ -13109,7 +14862,7 @@
       <w:tblPr/>
       <w:tcPr>
         <w:tcBorders>
-          <w:bottom w:val="single" w:sz="12" w:space="0" w:color="FFFFFF" w:themeColor="background1"/>
+          <w:bottom w:val="single" w:color="FFFFFF" w:themeColor="background1" w:sz="12" w:space="0"/>
         </w:tcBorders>
         <w:shd w:val="clear" w:color="auto" w:fill="9E3A38" w:themeFill="accent2" w:themeFillShade="CC"/>
       </w:tcPr>
@@ -13123,7 +14876,7 @@
       <w:tblPr/>
       <w:tcPr>
         <w:tcBorders>
-          <w:top w:val="single" w:sz="12" w:space="0" w:color="000000" w:themeColor="text1"/>
+          <w:top w:val="single" w:color="000000" w:themeColor="text1" w:sz="12" w:space="0"/>
         </w:tcBorders>
         <w:shd w:val="clear" w:color="auto" w:fill="FFFFFF" w:themeFill="background1"/>
       </w:tcPr>
@@ -13195,7 +14948,7 @@
       <w:tblPr/>
       <w:tcPr>
         <w:tcBorders>
-          <w:bottom w:val="single" w:sz="12" w:space="0" w:color="FFFFFF" w:themeColor="background1"/>
+          <w:bottom w:val="single" w:color="FFFFFF" w:themeColor="background1" w:sz="12" w:space="0"/>
         </w:tcBorders>
         <w:shd w:val="clear" w:color="auto" w:fill="9E3A38" w:themeFill="accent2" w:themeFillShade="CC"/>
       </w:tcPr>
@@ -13209,7 +14962,7 @@
       <w:tblPr/>
       <w:tcPr>
         <w:tcBorders>
-          <w:top w:val="single" w:sz="12" w:space="0" w:color="000000" w:themeColor="text1"/>
+          <w:top w:val="single" w:color="000000" w:themeColor="text1" w:sz="12" w:space="0"/>
         </w:tcBorders>
         <w:shd w:val="clear" w:color="auto" w:fill="FFFFFF" w:themeFill="background1"/>
       </w:tcPr>
@@ -13281,7 +15034,7 @@
       <w:tblPr/>
       <w:tcPr>
         <w:tcBorders>
-          <w:bottom w:val="single" w:sz="12" w:space="0" w:color="FFFFFF" w:themeColor="background1"/>
+          <w:bottom w:val="single" w:color="FFFFFF" w:themeColor="background1" w:sz="12" w:space="0"/>
         </w:tcBorders>
         <w:shd w:val="clear" w:color="auto" w:fill="9E3A38" w:themeFill="accent2" w:themeFillShade="CC"/>
       </w:tcPr>
@@ -13295,7 +15048,7 @@
       <w:tblPr/>
       <w:tcPr>
         <w:tcBorders>
-          <w:top w:val="single" w:sz="12" w:space="0" w:color="000000" w:themeColor="text1"/>
+          <w:top w:val="single" w:color="000000" w:themeColor="text1" w:sz="12" w:space="0"/>
         </w:tcBorders>
         <w:shd w:val="clear" w:color="auto" w:fill="FFFFFF" w:themeFill="background1"/>
       </w:tcPr>
@@ -13367,7 +15120,7 @@
       <w:tblPr/>
       <w:tcPr>
         <w:tcBorders>
-          <w:bottom w:val="single" w:sz="12" w:space="0" w:color="FFFFFF" w:themeColor="background1"/>
+          <w:bottom w:val="single" w:color="FFFFFF" w:themeColor="background1" w:sz="12" w:space="0"/>
         </w:tcBorders>
         <w:shd w:val="clear" w:color="auto" w:fill="664E82" w:themeFill="accent4" w:themeFillShade="CC"/>
       </w:tcPr>
@@ -13381,7 +15134,7 @@
       <w:tblPr/>
       <w:tcPr>
         <w:tcBorders>
-          <w:top w:val="single" w:sz="12" w:space="0" w:color="000000" w:themeColor="text1"/>
+          <w:top w:val="single" w:color="000000" w:themeColor="text1" w:sz="12" w:space="0"/>
         </w:tcBorders>
         <w:shd w:val="clear" w:color="auto" w:fill="FFFFFF" w:themeFill="background1"/>
       </w:tcPr>
@@ -13453,7 +15206,7 @@
       <w:tblPr/>
       <w:tcPr>
         <w:tcBorders>
-          <w:bottom w:val="single" w:sz="12" w:space="0" w:color="FFFFFF" w:themeColor="background1"/>
+          <w:bottom w:val="single" w:color="FFFFFF" w:themeColor="background1" w:sz="12" w:space="0"/>
         </w:tcBorders>
         <w:shd w:val="clear" w:color="auto" w:fill="7E9C40" w:themeFill="accent3" w:themeFillShade="CC"/>
       </w:tcPr>
@@ -13467,7 +15220,7 @@
       <w:tblPr/>
       <w:tcPr>
         <w:tcBorders>
-          <w:top w:val="single" w:sz="12" w:space="0" w:color="000000" w:themeColor="text1"/>
+          <w:top w:val="single" w:color="000000" w:themeColor="text1" w:sz="12" w:space="0"/>
         </w:tcBorders>
         <w:shd w:val="clear" w:color="auto" w:fill="FFFFFF" w:themeFill="background1"/>
       </w:tcPr>
@@ -13539,7 +15292,7 @@
       <w:tblPr/>
       <w:tcPr>
         <w:tcBorders>
-          <w:bottom w:val="single" w:sz="12" w:space="0" w:color="FFFFFF" w:themeColor="background1"/>
+          <w:bottom w:val="single" w:color="FFFFFF" w:themeColor="background1" w:sz="12" w:space="0"/>
         </w:tcBorders>
         <w:shd w:val="clear" w:color="auto" w:fill="F2730A" w:themeFill="accent6" w:themeFillShade="CC"/>
       </w:tcPr>
@@ -13553,7 +15306,7 @@
       <w:tblPr/>
       <w:tcPr>
         <w:tcBorders>
-          <w:top w:val="single" w:sz="12" w:space="0" w:color="000000" w:themeColor="text1"/>
+          <w:top w:val="single" w:color="000000" w:themeColor="text1" w:sz="12" w:space="0"/>
         </w:tcBorders>
         <w:shd w:val="clear" w:color="auto" w:fill="FFFFFF" w:themeFill="background1"/>
       </w:tcPr>
@@ -13625,7 +15378,7 @@
       <w:tblPr/>
       <w:tcPr>
         <w:tcBorders>
-          <w:bottom w:val="single" w:sz="12" w:space="0" w:color="FFFFFF" w:themeColor="background1"/>
+          <w:bottom w:val="single" w:color="FFFFFF" w:themeColor="background1" w:sz="12" w:space="0"/>
         </w:tcBorders>
         <w:shd w:val="clear" w:color="auto" w:fill="348DA5" w:themeFill="accent5" w:themeFillShade="CC"/>
       </w:tcPr>
@@ -13639,7 +15392,7 @@
       <w:tblPr/>
       <w:tcPr>
         <w:tcBorders>
-          <w:top w:val="single" w:sz="12" w:space="0" w:color="000000" w:themeColor="text1"/>
+          <w:top w:val="single" w:color="000000" w:themeColor="text1" w:sz="12" w:space="0"/>
         </w:tcBorders>
         <w:shd w:val="clear" w:color="auto" w:fill="FFFFFF" w:themeFill="background1"/>
       </w:tcPr>
@@ -13693,7 +15446,7 @@
       <w:tblStyleColBandSize w:val="1"/>
       <w:tblInd w:w="0" w:type="dxa"/>
       <w:tblBorders>
-        <w:insideH w:val="single" w:sz="4" w:space="0" w:color="FFFFFF" w:themeColor="background1"/>
+        <w:insideH w:val="single" w:color="FFFFFF" w:themeColor="background1" w:sz="4" w:space="0"/>
       </w:tblBorders>
       <w:tblCellMar>
         <w:top w:w="0" w:type="dxa"/>
@@ -13773,7 +15526,7 @@
       <w:tblStyleColBandSize w:val="1"/>
       <w:tblInd w:w="0" w:type="dxa"/>
       <w:tblBorders>
-        <w:insideH w:val="single" w:sz="4" w:space="0" w:color="FFFFFF" w:themeColor="background1"/>
+        <w:insideH w:val="single" w:color="FFFFFF" w:themeColor="background1" w:sz="4" w:space="0"/>
       </w:tblBorders>
       <w:tblCellMar>
         <w:top w:w="0" w:type="dxa"/>
@@ -13853,7 +15606,7 @@
       <w:tblStyleColBandSize w:val="1"/>
       <w:tblInd w:w="0" w:type="dxa"/>
       <w:tblBorders>
-        <w:insideH w:val="single" w:sz="4" w:space="0" w:color="FFFFFF" w:themeColor="background1"/>
+        <w:insideH w:val="single" w:color="FFFFFF" w:themeColor="background1" w:sz="4" w:space="0"/>
       </w:tblBorders>
       <w:tblCellMar>
         <w:top w:w="0" w:type="dxa"/>
@@ -13933,7 +15686,7 @@
       <w:tblStyleColBandSize w:val="1"/>
       <w:tblInd w:w="0" w:type="dxa"/>
       <w:tblBorders>
-        <w:insideH w:val="single" w:sz="4" w:space="0" w:color="FFFFFF" w:themeColor="background1"/>
+        <w:insideH w:val="single" w:color="FFFFFF" w:themeColor="background1" w:sz="4" w:space="0"/>
       </w:tblBorders>
       <w:tblCellMar>
         <w:top w:w="0" w:type="dxa"/>
@@ -14013,7 +15766,7 @@
       <w:tblStyleColBandSize w:val="1"/>
       <w:tblInd w:w="0" w:type="dxa"/>
       <w:tblBorders>
-        <w:insideH w:val="single" w:sz="4" w:space="0" w:color="FFFFFF" w:themeColor="background1"/>
+        <w:insideH w:val="single" w:color="FFFFFF" w:themeColor="background1" w:sz="4" w:space="0"/>
       </w:tblBorders>
       <w:tblCellMar>
         <w:top w:w="0" w:type="dxa"/>
@@ -14093,7 +15846,7 @@
       <w:tblStyleColBandSize w:val="1"/>
       <w:tblInd w:w="0" w:type="dxa"/>
       <w:tblBorders>
-        <w:insideH w:val="single" w:sz="4" w:space="0" w:color="FFFFFF" w:themeColor="background1"/>
+        <w:insideH w:val="single" w:color="FFFFFF" w:themeColor="background1" w:sz="4" w:space="0"/>
       </w:tblBorders>
       <w:tblCellMar>
         <w:top w:w="0" w:type="dxa"/>
@@ -14173,7 +15926,7 @@
       <w:tblStyleColBandSize w:val="1"/>
       <w:tblInd w:w="0" w:type="dxa"/>
       <w:tblBorders>
-        <w:insideH w:val="single" w:sz="4" w:space="0" w:color="FFFFFF" w:themeColor="background1"/>
+        <w:insideH w:val="single" w:color="FFFFFF" w:themeColor="background1" w:sz="4" w:space="0"/>
       </w:tblBorders>
       <w:tblCellMar>
         <w:top w:w="0" w:type="dxa"/>
@@ -14236,6 +15989,29 @@
         <w:shd w:val="clear" w:color="auto" w:fill="FBCAA2" w:themeFill="accent6" w:themeFillTint="7F"/>
       </w:tcPr>
     </w:tblStylePr>
+  </w:style>
+  <w:style xmlns:w14="http://schemas.microsoft.com/office/word/2010/wordml" xmlns:mc="http://schemas.openxmlformats.org/markup-compatibility/2006" xmlns:w="http://schemas.openxmlformats.org/wordprocessingml/2006/main" w:type="paragraph" w:styleId="TOC1" mc:Ignorable="w14">
+    <w:name xmlns:w="http://schemas.openxmlformats.org/wordprocessingml/2006/main" w:val="toc 1"/>
+    <w:basedOn xmlns:w="http://schemas.openxmlformats.org/wordprocessingml/2006/main" w:val="Normal"/>
+    <w:next xmlns:w="http://schemas.openxmlformats.org/wordprocessingml/2006/main" w:val="Normal"/>
+    <w:autoRedefine xmlns:w="http://schemas.openxmlformats.org/wordprocessingml/2006/main"/>
+    <w:uiPriority xmlns:w="http://schemas.openxmlformats.org/wordprocessingml/2006/main" w:val="39"/>
+    <w:unhideWhenUsed xmlns:w="http://schemas.openxmlformats.org/wordprocessingml/2006/main"/>
+    <w:pPr xmlns:w="http://schemas.openxmlformats.org/wordprocessingml/2006/main">
+      <w:spacing xmlns:w="http://schemas.openxmlformats.org/wordprocessingml/2006/main" w:after="100"/>
+    </w:pPr>
+  </w:style>
+  <w:style xmlns:w14="http://schemas.microsoft.com/office/word/2010/wordml" xmlns:mc="http://schemas.openxmlformats.org/markup-compatibility/2006" xmlns:w="http://schemas.openxmlformats.org/wordprocessingml/2006/main" w:type="paragraph" w:styleId="TOC2" mc:Ignorable="w14">
+    <w:name xmlns:w="http://schemas.openxmlformats.org/wordprocessingml/2006/main" w:val="toc 2"/>
+    <w:basedOn xmlns:w="http://schemas.openxmlformats.org/wordprocessingml/2006/main" w:val="Normal"/>
+    <w:next xmlns:w="http://schemas.openxmlformats.org/wordprocessingml/2006/main" w:val="Normal"/>
+    <w:autoRedefine xmlns:w="http://schemas.openxmlformats.org/wordprocessingml/2006/main"/>
+    <w:uiPriority xmlns:w="http://schemas.openxmlformats.org/wordprocessingml/2006/main" w:val="39"/>
+    <w:unhideWhenUsed xmlns:w="http://schemas.openxmlformats.org/wordprocessingml/2006/main"/>
+    <w:pPr xmlns:w="http://schemas.openxmlformats.org/wordprocessingml/2006/main">
+      <w:spacing xmlns:w="http://schemas.openxmlformats.org/wordprocessingml/2006/main" w:after="100"/>
+      <w:ind xmlns:w="http://schemas.openxmlformats.org/wordprocessingml/2006/main" w:left="220"/>
+    </w:pPr>
   </w:style>
 </w:styles>
 </file>

--- a/relatorio/Relatorio_Projeto_Final.docx
+++ b/relatorio/Relatorio_Projeto_Final.docx
@@ -1576,43 +1576,38 @@
         <w:rPr>
           <w:lang w:val="pt-BR"/>
         </w:rPr>
-        <w:t xml:space="preserve"> que encadeia as etapas na ordem: ingestão, processamento/atributos, treino e avaliação do modelo, carga no </w:t>
+        <w:t xml:space="preserve"> com nove tarefas, na ordem: ingestão, processamento/atributos, treino e avaliação do modelo, carga no warehouse, build do dbt (modelos mais testes), export do dashboard, publicação da camada analítica no Postgres, provisionamento do dashboard no Metabase e upload das camadas para o S3. A última execução completou as nove tarefas com sucesso (9/9), registrada em evidencias/airflow_dag_run.log.</w:t>
       </w:r>
       <w:r>
         <w:rPr>
           <w:lang w:val="pt-BR"/>
         </w:rPr>
-        <w:t>warehouse</w:t>
       </w:r>
       <w:r>
         <w:rPr>
           <w:lang w:val="pt-BR"/>
         </w:rPr>
-        <w:t xml:space="preserve">, build do </w:t>
       </w:r>
       <w:r>
         <w:rPr>
           <w:lang w:val="pt-BR"/>
         </w:rPr>
-        <w:t>dbt</w:t>
       </w:r>
       <w:r>
         <w:rPr>
           <w:lang w:val="pt-BR"/>
         </w:rPr>
-        <w:t xml:space="preserve"> (modelos mais testes) e </w:t>
       </w:r>
       <w:r>
         <w:rPr>
           <w:lang w:val="pt-BR"/>
         </w:rPr>
-        <w:t>export</w:t>
       </w:r>
       <w:r>
         <w:rPr>
           <w:lang w:val="pt-BR"/>
         </w:rPr>
-        <w:t xml:space="preserve"> do dashboard. Para facilitar a execução local, também fornecemos um run_pipeline.py que roda exatamente a mesma sequência</w:t>
+        <w:t xml:space="preserve"> Para facilitar a execução local, também fornecemos um run_pipeline.py que roda exatamente a mesma sequência</w:t>
       </w:r>
       <w:r>
         <w:rPr>
@@ -1658,7 +1653,7 @@
         <w:jc w:val="both"/>
       </w:pPr>
       <w:r>
-        <w:t>Implementamos 10 testes de qualidade de dados no dbt (acima do mínimo de 2 pedido), incluindo not_null e unique em chaves, accepted_values em prioridade e no alvo, e um teste de relationships entre as predições e o fato de chamados. Na última execução, todos os testes passaram (PASS=22, 0 erros). A documentação dos modelos está nos arquivos .yml do projeto dbt e pode ser publicada com dbt docs.</w:t>
+        <w:t>Implementamos 10 testes de qualidade de dados no dbt (acima do mínimo de 2 pedido), incluindo not_null e unique em chaves, accepted_values em prioridade e no alvo, e um teste de relationships entre as predições e o fato de chamados. Na última execução, todos os testes passaram (PASS=22, 0 erros). A documentação dos modelos está nos arquivos .yml do projeto dbt e pode ser publicada com dbt docs. A mesma modelagem é executada em dois warehouses sem alteração de SQL — DuckDB (arquivo) e Postgres (cliente-servidor, em contêiner) —, trocando apenas o target do dbt. O Postgres é a fonte lida pelo Metabase, que não possui driver nativo para DuckDB, e essa dupla execução é a evidência prática de que a modelagem é portável para o Snowflake.</w:t>
       </w:r>
     </w:p>
     <w:p xmlns:wp14="http://schemas.microsoft.com/office/word/2010/wordml" wp14:textId="77777777">
@@ -1908,6 +1903,38 @@
         <w:jc w:val="both"/>
       </w:pPr>
     </w:p>
+    <w:p>
+      <w:pPr>
+        <w:pStyle w:val="ListBullet"/>
+      </w:pPr>
+      <w:r>
+        <w:t>três buckets S3, um por camada (raw, processed e curated), com criptografia SSE-S3 e bloqueio de acesso público;</w:t>
+      </w:r>
+    </w:p>
+    <w:p>
+      <w:pPr>
+        <w:pStyle w:val="ListBullet"/>
+      </w:pPr>
+      <w:r>
+        <w:t>um papel IAM com permissão restrita às operações de leitura e escrita nesses buckets;</w:t>
+      </w:r>
+    </w:p>
+    <w:p>
+      <w:pPr>
+        <w:pStyle w:val="ListBullet"/>
+      </w:pPr>
+      <w:r>
+        <w:t>um log group no Amazon CloudWatch para o monitoramento básico do pipeline;</w:t>
+      </w:r>
+    </w:p>
+    <w:p>
+      <w:pPr>
+        <w:pStyle w:val="ListBullet"/>
+      </w:pPr>
+      <w:r>
+        <w:t>uma função AWS Lambda de ingestão, agendada por uma regra do Amazon EventBridge.</w:t>
+      </w:r>
+    </w:p>
     <w:p xmlns:wp14="http://schemas.microsoft.com/office/word/2010/wordml" wp14:textId="251ADEF4">
       <w:pPr>
         <w:jc w:val="both"/>
@@ -1979,19 +2006,17 @@
         <w:rPr>
           <w:lang w:val="pt-BR"/>
         </w:rPr>
-        <w:t xml:space="preserve"> quando as credenciais AWS e a variável S3_BUCKET estão definidas. Validamos a lógica de upload com um S3 </w:t>
+        <w:t xml:space="preserve"> quando as credenciais AWS e a variável S3_BUCKET estão definidas. Na execução local usamos o template enxuto infra/cloudformation-s3-pipeline.yaml, que cria apenas o bucket: a cada execução o pipeline provisiona a stack via CloudFormation e envia as três camadas para o S3 — na última execução, 11 arquivos.</w:t>
       </w:r>
       <w:r>
         <w:rPr>
           <w:lang w:val="pt-BR"/>
         </w:rPr>
-        <w:t>usando uma de nossas contas</w:t>
       </w:r>
       <w:r>
         <w:rPr>
           <w:lang w:val="pt-BR"/>
         </w:rPr>
-        <w:t>, confirmando o envio das três camadas.</w:t>
       </w:r>
     </w:p>
     <w:p xmlns:wp14="http://schemas.microsoft.com/office/word/2010/wordml" wp14:textId="516C72B5">
@@ -3572,7 +3597,7 @@
         <w:jc w:val="both"/>
       </w:pPr>
       <w:r>
-        <w:t>O dashboard foi construído no Metabase sobre as tabelas do schema analytics. Ele reúne os indicadores principais (volume de chamados, taxa de violação de SLA, tempo médio de resolução e CSAT), a visualização dos dados tratados (violação por prioridade, categoria, canal e mês), os resultados do modelo (matriz de confusão e distribuição de risco) e uma fila priorizada pelos chamados de maior risco. Há filtros por prioridade, categoria, canal e mês.</w:t>
+        <w:t>O dashboard foi construído no Metabase sobre as tabelas do schema analytics. Ele reúne os indicadores principais (volume de chamados, taxa de violação de SLA, tempo médio de resolução e CSAT), a visualização dos dados tratados (violação por prioridade, categoria, canal e mês), os resultados do modelo (matriz de confusão e distribuição de risco) e uma fila priorizada pelos chamados de maior risco. O painel tem três filtros — prioridade, categoria e canal — ligados às colunas reais das tabelas (field filters), e não a texto livre. Eles recortam o painel inteiro: aplicando Prioridade = Crítica, por exemplo, a taxa de violação de SLA sai de 22,8% para 60,4%. O painel é provisionado por script, via API do Metabase, junto com o pipeline.</w:t>
       </w:r>
     </w:p>
     <w:p xmlns:wp14="http://schemas.microsoft.com/office/word/2010/wordml" wp14:textId="77777777">
@@ -3582,7 +3607,7 @@
       <w:r>
         <w:drawing>
           <wp:inline xmlns:a="http://schemas.openxmlformats.org/drawingml/2006/main" xmlns:pic="http://schemas.openxmlformats.org/drawingml/2006/picture" xmlns:wp14="http://schemas.microsoft.com/office/word/2010/wordprocessingDrawing" wp14:anchorId="4064160C" wp14:editId="7777777">
-            <wp:extent cx="6035040" cy="4499068"/>
+            <wp:extent cx="5724000" cy="4223843"/>
             <wp:docPr id="4" name="Picture 4"/>
             <wp:cNvGraphicFramePr>
               <a:graphicFrameLocks noChangeAspect="1"/>
@@ -3603,7 +3628,7 @@
                   <pic:spPr>
                     <a:xfrm>
                       <a:off x="0" y="0"/>
-                      <a:ext cx="6035040" cy="4499068"/>
+                      <a:ext cx="5724000" cy="4223843"/>
                     </a:xfrm>
                     <a:prstGeom prst="rect"/>
                   </pic:spPr>
@@ -3624,7 +3649,54 @@
           <w:color w:val="555555"/>
           <w:sz w:val="18"/>
         </w:rPr>
-        <w:t>Figura 3. Painel de apoio à decisão (visão consolidada).</w:t>
+        <w:t>Figura 3a. Painel no Metabase: indicadores e violação de SLA por prioridade, categoria, canal e mês.</w:t>
+      </w:r>
+    </w:p>
+    <w:p>
+      <w:pPr>
+        <w:jc w:val="center"/>
+      </w:pPr>
+      <w:r>
+        <w:drawing>
+          <wp:inline>
+            <wp:extent cx="5724000" cy="3457807"/>
+            <wp:docPr id="545828973" name="Picture 545828973"/>
+            <wp:cNvGraphicFramePr>
+              <a:graphicFrameLocks noChangeAspect="1"/>
+            </wp:cNvGraphicFramePr>
+            <a:graphic>
+              <a:graphicData uri="http://schemas.openxmlformats.org/drawingml/2006/picture">
+                <pic:pic>
+                  <pic:nvPicPr>
+                    <pic:cNvPr id="0" name="meia_base.png"/>
+                    <pic:cNvPicPr/>
+                  </pic:nvPicPr>
+                  <pic:blipFill>
+                    <a:blip r:embed="rId9"/>
+                    <a:stretch>
+                      <a:fillRect/>
+                    </a:stretch>
+                  </pic:blipFill>
+                  <pic:spPr>
+                    <a:xfrm>
+                      <a:off x="0" y="0"/>
+                      <a:ext cx="5724000" cy="3457807"/>
+                    </a:xfrm>
+                    <a:prstGeom prst="rect"/>
+                  </pic:spPr>
+                </pic:pic>
+              </a:graphicData>
+            </a:graphic>
+          </wp:inline>
+        </w:drawing>
+      </w:r>
+    </w:p>
+    <w:p>
+      <w:pPr>
+        <w:jc w:val="center"/>
+      </w:pPr>
+      <w:r>
+        <w:t>Figura 3b. Painel no Metabase: fila priorizada por risco previsto, distribuição da fila por faixa de risco e matriz de confusão do modelo.</w:t>
       </w:r>
     </w:p>
     <w:p xmlns:wp14="http://schemas.microsoft.com/office/word/2010/wordml" wp14:textId="77777777">
@@ -3759,43 +3831,38 @@
         <w:rPr>
           <w:lang w:val="pt-BR"/>
         </w:rPr>
-        <w:t xml:space="preserve">, o </w:t>
+        <w:t>, o dbt possui profiles para DuckDB, Postgres e Snowflake, e a orquestração roda em uma DAG de Airflow em contêiner, com execução registrada de nove tarefas em nove.</w:t>
       </w:r>
       <w:r>
         <w:rPr>
           <w:lang w:val="pt-BR"/>
         </w:rPr>
-        <w:t>dbt</w:t>
       </w:r>
       <w:r>
         <w:rPr>
           <w:lang w:val="pt-BR"/>
         </w:rPr>
-        <w:t xml:space="preserve"> possui profile para </w:t>
       </w:r>
       <w:r>
         <w:rPr>
           <w:lang w:val="pt-BR"/>
         </w:rPr>
-        <w:t>Snowflake</w:t>
       </w:r>
       <w:r>
         <w:rPr>
           <w:lang w:val="pt-BR"/>
         </w:rPr>
-        <w:t xml:space="preserve"> e a orquestração tem uma DAG de </w:t>
       </w:r>
       <w:r>
         <w:rPr>
           <w:lang w:val="pt-BR"/>
         </w:rPr>
-        <w:t>Airflow</w:t>
       </w:r>
       <w:r>
         <w:rPr>
           <w:lang w:val="pt-BR"/>
         </w:rPr>
-        <w:t xml:space="preserve">. Como </w:t>
+        <w:t xml:space="preserve"> Como </w:t>
       </w:r>
       <w:r>
         <w:rPr>
